--- a/docs/Evidence_use_systematic_map_MS_final.docx
+++ b/docs/Evidence_use_systematic_map_MS_final.docx
@@ -1411,6 +1411,9 @@
       <w:r>
         <w:t xml:space="preserve"> studies were retained for synthesis (Figure S1).</w:t>
       </w:r>
+      <w:r>
+        <w:t xml:space="preserve"> A list of the studies used in the systematic map are provided in the Data sources section.</w:t>
+      </w:r>
     </w:p>
     <w:p>
       <w:pPr>
@@ -1467,78 +1470,6 @@
     <w:p>
       <w:pPr>
         <w:spacing w:line="480" w:lineRule="auto"/>
-      </w:pPr>
-      <w:r>
-        <w:t xml:space="preserve">To categorise the factors influencing the use of scientific evidence in conservation we adapted the typology of Walsh et al </w:t>
-      </w:r>
-      <w:r>
-        <w:fldChar w:fldCharType="begin" w:fldLock="1"/>
-      </w:r>
-      <w:r>
-        <w:instrText>ADDIN paperpile_citation &lt;clusterId&gt;B835I282E673B386&lt;/clusterId&gt;&lt;metadata&gt;&lt;citation&gt;&lt;id&gt;f49745df-1f14-42ee-a9ad-d1faf114f2e4&lt;/id&gt;&lt;no_author&gt;true&lt;/no_author&gt;&lt;/citation&gt;&lt;/metadata&gt;&lt;data&gt;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&lt;/data&gt; \* MERGEFORMAT</w:instrText>
-      </w:r>
-      <w:r>
-        <w:fldChar w:fldCharType="separate"/>
-      </w:r>
-      <w:r>
-        <w:rPr>
-          <w:noProof/>
-        </w:rPr>
-        <w:t>(2019)</w:t>
-      </w:r>
-      <w:r>
-        <w:fldChar w:fldCharType="end"/>
-      </w:r>
-      <w:r>
-        <w:t>. This typology groups factors influencing the use of scientific evidence into: (</w:t>
-      </w:r>
-      <w:proofErr w:type="spellStart"/>
-      <w:r>
-        <w:t>i</w:t>
-      </w:r>
-      <w:proofErr w:type="spellEnd"/>
-      <w:r>
-        <w:t xml:space="preserve">) the nature of the evidence itself, (ii) research-practice links; (iii) decision contexts; (iv) researchers and research organisations; (v) practitioners; (vi) </w:t>
-      </w:r>
-      <w:r>
-        <w:lastRenderedPageBreak/>
-        <w:t>management organisations; (vii) other stakeholders; and (viii) the wider community. To aid with communication, we simplified this to four categories (see Table 1): (</w:t>
-      </w:r>
-      <w:proofErr w:type="spellStart"/>
-      <w:r>
-        <w:t>i</w:t>
-      </w:r>
-      <w:proofErr w:type="spellEnd"/>
-      <w:r>
-        <w:t xml:space="preserve">) evidence characteristics, including factors such as the existence of evidence, how accessible the evidence is, how relevant the evidence is; (ii) relationships, such as those between scientists and practitioners/policymakers or those between colleagues; (iii) researchers and research organisations, including academic demands on researchers or their skills and awareness of practice and policy; and (iv) practitioners/policymakers, organisations, and decision contexts, such as capacity and resources of organisations such as staff, time, and funding, the research skills of practitioners/policymakers, and their attitude towards evidence use. We also reduced the 230 factors identified by </w:t>
-      </w:r>
-      <w:r>
-        <w:t xml:space="preserve">Walsh et al </w:t>
-      </w:r>
-      <w:r>
-        <w:fldChar w:fldCharType="begin" w:fldLock="1"/>
-      </w:r>
-      <w:r>
-        <w:instrText>ADDIN paperpile_citation &lt;clusterId&gt;P187D264S854X558&lt;/clusterId&gt;&lt;metadata&gt;&lt;citation&gt;&lt;id&gt;f49745df-1f14-42ee-a9ad-d1faf114f2e4&lt;/id&gt;&lt;no_author&gt;true&lt;/no_author&gt;&lt;/citation&gt;&lt;/metadata&gt;&lt;data&gt;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&lt;/data&gt; \* MERGEFORMAT</w:instrText>
-      </w:r>
-      <w:r>
-        <w:fldChar w:fldCharType="separate"/>
-      </w:r>
-      <w:r>
-        <w:rPr>
-          <w:noProof/>
-        </w:rPr>
-        <w:t>(2019)</w:t>
-      </w:r>
-      <w:r>
-        <w:fldChar w:fldCharType="end"/>
-      </w:r>
-      <w:r>
-        <w:t xml:space="preserve">, to 35 more broadly-defined factors. This involved rephrasing the factors so that they were neutral, rather than identified as barriers or facilitators. This aided more reproducible identification and classification of factors identified in primary studies by members of the review team. </w:t>
-      </w:r>
-    </w:p>
-    <w:p>
-      <w:pPr>
         <w:sectPr>
           <w:headerReference w:type="default" r:id="rId9"/>
           <w:pgSz w:w="11909" w:h="16834"/>
@@ -1549,6 +1480,77 @@
           <w:titlePg/>
         </w:sectPr>
       </w:pPr>
+      <w:r>
+        <w:t xml:space="preserve">To categorise the factors influencing the use of scientific evidence in conservation we adapted the typology of Walsh et al </w:t>
+      </w:r>
+      <w:r>
+        <w:fldChar w:fldCharType="begin" w:fldLock="1"/>
+      </w:r>
+      <w:r>
+        <w:instrText>ADDIN paperpile_citation &lt;clusterId&gt;B835I282E673B386&lt;/clusterId&gt;&lt;metadata&gt;&lt;citation&gt;&lt;id&gt;f49745df-1f14-42ee-a9ad-d1faf114f2e4&lt;/id&gt;&lt;no_author&gt;true&lt;/no_author&gt;&lt;/citation&gt;&lt;/metadata&gt;&lt;data&gt;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&lt;/data&gt; \* MERGEFORMAT</w:instrText>
+      </w:r>
+      <w:r>
+        <w:fldChar w:fldCharType="separate"/>
+      </w:r>
+      <w:r>
+        <w:rPr>
+          <w:noProof/>
+        </w:rPr>
+        <w:t>(2019)</w:t>
+      </w:r>
+      <w:r>
+        <w:fldChar w:fldCharType="end"/>
+      </w:r>
+      <w:r>
+        <w:t>. This typology groups factors influencing the use of scientific evidence into: (</w:t>
+      </w:r>
+      <w:proofErr w:type="spellStart"/>
+      <w:r>
+        <w:t>i</w:t>
+      </w:r>
+      <w:proofErr w:type="spellEnd"/>
+      <w:r>
+        <w:t xml:space="preserve">) the nature of the evidence itself, (ii) research-practice links; (iii) </w:t>
+      </w:r>
+      <w:r>
+        <w:lastRenderedPageBreak/>
+        <w:t>decision contexts; (iv) researchers and research organisations; (v) practitioners; (vi) management organisations; (vii) other stakeholders; and (viii) the wider community. To aid with communication, we simplified this to four categories (see Table 1): (</w:t>
+      </w:r>
+      <w:proofErr w:type="spellStart"/>
+      <w:r>
+        <w:t>i</w:t>
+      </w:r>
+      <w:proofErr w:type="spellEnd"/>
+      <w:r>
+        <w:t xml:space="preserve">) evidence characteristics, including factors such as the existence of evidence, how accessible the evidence is, how relevant the evidence is; (ii) relationships, such as those between scientists and practitioners/policymakers or those between colleagues; (iii) researchers and research organisations, including academic demands on researchers or their skills and awareness of practice and policy; and (iv) practitioners/policymakers, organisations, and decision contexts, such as capacity and resources of organisations such as staff, time, and funding, the research skills of practitioners/policymakers, and their attitude towards evidence use. We also reduced the 230 factors identified by </w:t>
+      </w:r>
+      <w:r>
+        <w:t xml:space="preserve">Walsh et al </w:t>
+      </w:r>
+      <w:r>
+        <w:fldChar w:fldCharType="begin" w:fldLock="1"/>
+      </w:r>
+      <w:r>
+        <w:instrText>ADDIN paperpile_citation &lt;clusterId&gt;P187D264S854X558&lt;/clusterId&gt;&lt;metadata&gt;&lt;citation&gt;&lt;id&gt;f49745df-1f14-42ee-a9ad-d1faf114f2e4&lt;/id&gt;&lt;no_author&gt;true&lt;/no_author&gt;&lt;/citation&gt;&lt;/metadata&gt;&lt;data&gt;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&lt;/data&gt; \* MERGEFORMAT</w:instrText>
+      </w:r>
+      <w:r>
+        <w:fldChar w:fldCharType="separate"/>
+      </w:r>
+      <w:r>
+        <w:rPr>
+          <w:noProof/>
+        </w:rPr>
+        <w:t>(2019)</w:t>
+      </w:r>
+      <w:r>
+        <w:fldChar w:fldCharType="end"/>
+      </w:r>
+      <w:r>
+        <w:t>, to 35 more broadly-defined factors. This involved rephrasing the factors so that they were neutral, rather than identified as barriers or facilitators. This aided more reproducible identification and classification of factors identified in primary studies by members of the review team.</w:t>
+      </w:r>
+      <w:r>
+        <w:t xml:space="preserve"> Since we did not collect any new data for our study, or make use of personal data, we did not require any form of ethical approval.</w:t>
+      </w:r>
     </w:p>
     <w:p>
       <w:pPr>
@@ -12899,6 +12901,2179 @@
         <w:fldChar w:fldCharType="end"/>
       </w:r>
     </w:p>
+    <w:p>
+      <w:pPr>
+        <w:widowControl w:val="0"/>
+        <w:pBdr>
+          <w:top w:val="nil"/>
+          <w:left w:val="nil"/>
+          <w:bottom w:val="nil"/>
+          <w:right w:val="nil"/>
+          <w:between w:val="nil"/>
+        </w:pBdr>
+        <w:spacing w:line="480" w:lineRule="auto"/>
+      </w:pPr>
+    </w:p>
+    <w:p>
+      <w:pPr>
+        <w:widowControl w:val="0"/>
+        <w:pBdr>
+          <w:top w:val="nil"/>
+          <w:left w:val="nil"/>
+          <w:bottom w:val="nil"/>
+          <w:right w:val="nil"/>
+          <w:between w:val="nil"/>
+        </w:pBdr>
+        <w:spacing w:line="480" w:lineRule="auto"/>
+        <w:rPr>
+          <w:b/>
+          <w:bCs/>
+        </w:rPr>
+      </w:pPr>
+      <w:r>
+        <w:rPr>
+          <w:b/>
+          <w:bCs/>
+        </w:rPr>
+        <w:t>Data sources</w:t>
+      </w:r>
+    </w:p>
+    <w:p>
+      <w:pPr>
+        <w:spacing w:line="480" w:lineRule="auto"/>
+      </w:pPr>
+      <w:r>
+        <w:t xml:space="preserve">Ainsworth, G. B., Redpath, S. M., Wilson, M., </w:t>
+      </w:r>
+      <w:proofErr w:type="spellStart"/>
+      <w:r>
+        <w:t>Wernham</w:t>
+      </w:r>
+      <w:proofErr w:type="spellEnd"/>
+      <w:r>
+        <w:t xml:space="preserve">, C., &amp; Young, J. C. (2020). Integrating scientific and local knowledge to address conservation conflicts: Towards a practical framework based on lessons learned from a Scottish case study. </w:t>
+      </w:r>
+      <w:r>
+        <w:rPr>
+          <w:i/>
+          <w:iCs/>
+        </w:rPr>
+        <w:t>Environmental Science &amp; Policy</w:t>
+      </w:r>
+      <w:r>
+        <w:t xml:space="preserve">, </w:t>
+      </w:r>
+      <w:r>
+        <w:rPr>
+          <w:i/>
+          <w:iCs/>
+        </w:rPr>
+        <w:t>107</w:t>
+      </w:r>
+      <w:r>
+        <w:t>, 46–55. https://doi.org/10.1016/j.envsci.2020.02.017</w:t>
+      </w:r>
+      <w:r>
+        <w:br/>
+      </w:r>
+      <w:r>
+        <w:lastRenderedPageBreak/>
+        <w:t xml:space="preserve">Arias, M., </w:t>
+      </w:r>
+      <w:proofErr w:type="spellStart"/>
+      <w:r>
+        <w:t>Hinsley</w:t>
+      </w:r>
+      <w:proofErr w:type="spellEnd"/>
+      <w:r>
+        <w:t xml:space="preserve">, A., &amp; Milner-Gulland, E. J. (2021). Use of evidence for decision-making by conservation practitioners in the illegal wildlife trade. </w:t>
+      </w:r>
+      <w:r>
+        <w:rPr>
+          <w:i/>
+          <w:iCs/>
+        </w:rPr>
+        <w:t>People and Nature</w:t>
+      </w:r>
+      <w:r>
+        <w:t xml:space="preserve">, </w:t>
+      </w:r>
+      <w:r>
+        <w:rPr>
+          <w:i/>
+          <w:iCs/>
+        </w:rPr>
+        <w:t>3</w:t>
+      </w:r>
+      <w:r>
+        <w:t>(5), 1110–1126. https://doi.org/10.1002/pan3.10258</w:t>
+      </w:r>
+      <w:r>
+        <w:br/>
+        <w:t xml:space="preserve">Coll, M., </w:t>
+      </w:r>
+      <w:proofErr w:type="spellStart"/>
+      <w:r>
+        <w:t>Cury</w:t>
+      </w:r>
+      <w:proofErr w:type="spellEnd"/>
+      <w:r>
+        <w:t xml:space="preserve">, P., Azzurro, E., </w:t>
+      </w:r>
+      <w:proofErr w:type="spellStart"/>
+      <w:r>
+        <w:t>Bariche</w:t>
+      </w:r>
+      <w:proofErr w:type="spellEnd"/>
+      <w:r>
+        <w:t xml:space="preserve">, M., </w:t>
+      </w:r>
+      <w:proofErr w:type="spellStart"/>
+      <w:r>
+        <w:t>Bayadas</w:t>
+      </w:r>
+      <w:proofErr w:type="spellEnd"/>
+      <w:r>
+        <w:t xml:space="preserve">, G., </w:t>
+      </w:r>
+      <w:proofErr w:type="spellStart"/>
+      <w:r>
+        <w:t>Bellido</w:t>
+      </w:r>
+      <w:proofErr w:type="spellEnd"/>
+      <w:r>
+        <w:t xml:space="preserve">, J. M., </w:t>
+      </w:r>
+      <w:proofErr w:type="spellStart"/>
+      <w:r>
+        <w:t>Chaboud</w:t>
+      </w:r>
+      <w:proofErr w:type="spellEnd"/>
+      <w:r>
+        <w:t xml:space="preserve">, C., Claudet, J., El-Sayed, A.-F., </w:t>
+      </w:r>
+      <w:proofErr w:type="spellStart"/>
+      <w:r>
+        <w:t>Gascuel</w:t>
+      </w:r>
+      <w:proofErr w:type="spellEnd"/>
+      <w:r>
+        <w:t xml:space="preserve">, D., </w:t>
+      </w:r>
+      <w:proofErr w:type="spellStart"/>
+      <w:r>
+        <w:t>Knittweis</w:t>
+      </w:r>
+      <w:proofErr w:type="spellEnd"/>
+      <w:r>
+        <w:t xml:space="preserve">, L., </w:t>
+      </w:r>
+      <w:proofErr w:type="spellStart"/>
+      <w:r>
+        <w:t>Pipitone</w:t>
+      </w:r>
+      <w:proofErr w:type="spellEnd"/>
+      <w:r>
+        <w:t xml:space="preserve">, C., Samuel-Rhoads, Y., </w:t>
+      </w:r>
+      <w:proofErr w:type="spellStart"/>
+      <w:r>
+        <w:t>Taleb</w:t>
+      </w:r>
+      <w:proofErr w:type="spellEnd"/>
+      <w:r>
+        <w:t xml:space="preserve">, S., </w:t>
+      </w:r>
+      <w:proofErr w:type="spellStart"/>
+      <w:r>
+        <w:t>Tudela</w:t>
+      </w:r>
+      <w:proofErr w:type="spellEnd"/>
+      <w:r>
+        <w:t xml:space="preserve">, S., &amp; Valls, A. (2013). The scientific strategy needed to promote a regional ecosystem-based approach to fisheries in the Mediterranean and Black Seas. </w:t>
+      </w:r>
+      <w:r>
+        <w:rPr>
+          <w:i/>
+          <w:iCs/>
+        </w:rPr>
+        <w:t>Reviews in Fish Biology and Fisheries</w:t>
+      </w:r>
+      <w:r>
+        <w:t xml:space="preserve">, </w:t>
+      </w:r>
+      <w:r>
+        <w:rPr>
+          <w:i/>
+          <w:iCs/>
+        </w:rPr>
+        <w:t>23</w:t>
+      </w:r>
+      <w:r>
+        <w:t>(4), 415–434. https://doi.org/10.1007/s11160-013-9305-y</w:t>
+      </w:r>
+      <w:r>
+        <w:br/>
+        <w:t xml:space="preserve">Cook, C. N., &amp; </w:t>
+      </w:r>
+      <w:proofErr w:type="spellStart"/>
+      <w:r>
+        <w:t>Sgrò</w:t>
+      </w:r>
+      <w:proofErr w:type="spellEnd"/>
+      <w:r>
+        <w:t xml:space="preserve">, C. M. (2019). Poor understanding of evolutionary theory is a barrier to effective conservation management. </w:t>
+      </w:r>
+      <w:r>
+        <w:rPr>
+          <w:i/>
+          <w:iCs/>
+        </w:rPr>
+        <w:t>Conservation Letters</w:t>
+      </w:r>
+      <w:r>
+        <w:t xml:space="preserve">, </w:t>
+      </w:r>
+      <w:r>
+        <w:rPr>
+          <w:i/>
+          <w:iCs/>
+        </w:rPr>
+        <w:t>12</w:t>
+      </w:r>
+      <w:r>
+        <w:t>(2). https://doi.org/10.1111/conl.12619</w:t>
+      </w:r>
+      <w:r>
+        <w:br/>
+        <w:t xml:space="preserve">Cooke, S. J., Nguyen, V. M., Wilson, A. D. M., Donaldson, M. R., Gallagher, A. J., </w:t>
+      </w:r>
+      <w:proofErr w:type="spellStart"/>
+      <w:r>
+        <w:t>Hammerschlag</w:t>
+      </w:r>
+      <w:proofErr w:type="spellEnd"/>
+      <w:r>
+        <w:t xml:space="preserve">, N., &amp; </w:t>
+      </w:r>
+      <w:proofErr w:type="spellStart"/>
+      <w:r>
+        <w:t>Haddaway</w:t>
+      </w:r>
+      <w:proofErr w:type="spellEnd"/>
+      <w:r>
+        <w:t xml:space="preserve">, N. R. (2016). The need for speed in a crisis discipline: perspectives on peer-review duration and implications for conservation science. </w:t>
+      </w:r>
+      <w:r>
+        <w:rPr>
+          <w:i/>
+          <w:iCs/>
+        </w:rPr>
+        <w:t>Endangered Species Research</w:t>
+      </w:r>
+      <w:r>
+        <w:t xml:space="preserve">, </w:t>
+      </w:r>
+      <w:r>
+        <w:rPr>
+          <w:i/>
+          <w:iCs/>
+        </w:rPr>
+        <w:t>30</w:t>
+      </w:r>
+      <w:r>
+        <w:t>, 43405. https://doi.org/10.3354/esr00721</w:t>
+      </w:r>
+      <w:r>
+        <w:br/>
+      </w:r>
+      <w:proofErr w:type="spellStart"/>
+      <w:r>
+        <w:t>Cvitanovic</w:t>
+      </w:r>
+      <w:proofErr w:type="spellEnd"/>
+      <w:r>
+        <w:t xml:space="preserve">, C., Mackay, M., </w:t>
+      </w:r>
+      <w:proofErr w:type="spellStart"/>
+      <w:r>
+        <w:t>Shellock</w:t>
+      </w:r>
+      <w:proofErr w:type="spellEnd"/>
+      <w:r>
+        <w:t xml:space="preserve">, R. J., van </w:t>
+      </w:r>
+      <w:proofErr w:type="spellStart"/>
+      <w:r>
+        <w:t>Putten</w:t>
+      </w:r>
+      <w:proofErr w:type="spellEnd"/>
+      <w:r>
+        <w:t xml:space="preserve">, E. I., </w:t>
+      </w:r>
+      <w:proofErr w:type="spellStart"/>
+      <w:r>
+        <w:t>Karcher</w:t>
+      </w:r>
+      <w:proofErr w:type="spellEnd"/>
+      <w:r>
+        <w:t>, D. B., &amp; Dickey-</w:t>
+      </w:r>
+      <w:proofErr w:type="spellStart"/>
+      <w:r>
+        <w:t>Collas</w:t>
+      </w:r>
+      <w:proofErr w:type="spellEnd"/>
+      <w:r>
+        <w:t xml:space="preserve">, M. (2021). Understanding and evidencing a broader range of successes that can occur at the interface of marine science and policy. </w:t>
+      </w:r>
+      <w:r>
+        <w:rPr>
+          <w:i/>
+          <w:iCs/>
+        </w:rPr>
+        <w:t>Marine Policy</w:t>
+      </w:r>
+      <w:r>
+        <w:t xml:space="preserve">, </w:t>
+      </w:r>
+      <w:r>
+        <w:rPr>
+          <w:i/>
+          <w:iCs/>
+        </w:rPr>
+        <w:t>134</w:t>
+      </w:r>
+      <w:r>
+        <w:t>. https://doi.org/10.1016/j.marpol.2021.104802</w:t>
+      </w:r>
+      <w:r>
+        <w:br/>
+      </w:r>
+      <w:proofErr w:type="spellStart"/>
+      <w:r>
+        <w:t>Cvitanovic</w:t>
+      </w:r>
+      <w:proofErr w:type="spellEnd"/>
+      <w:r>
+        <w:t xml:space="preserve">, C., </w:t>
+      </w:r>
+      <w:proofErr w:type="spellStart"/>
+      <w:r>
+        <w:t>Shellock</w:t>
+      </w:r>
+      <w:proofErr w:type="spellEnd"/>
+      <w:r>
+        <w:t xml:space="preserve">, R. J., Mackay, M., Van, P. E. I., </w:t>
+      </w:r>
+      <w:proofErr w:type="spellStart"/>
+      <w:r>
+        <w:t>Karcher</w:t>
+      </w:r>
+      <w:proofErr w:type="spellEnd"/>
+      <w:r>
+        <w:t>, D. B., Dickey-</w:t>
+      </w:r>
+      <w:proofErr w:type="spellStart"/>
+      <w:r>
+        <w:t>Collas</w:t>
+      </w:r>
+      <w:proofErr w:type="spellEnd"/>
+      <w:r>
+        <w:t xml:space="preserve">, M., &amp; Ballesteros, M. (2021). Strategies for building and managing “trust” to enable knowledge exchange at the interface of environmental science and policy. </w:t>
+      </w:r>
+      <w:r>
+        <w:rPr>
+          <w:i/>
+          <w:iCs/>
+        </w:rPr>
+        <w:t>Environmental Science &amp; Policy</w:t>
+      </w:r>
+      <w:r>
+        <w:t xml:space="preserve">, </w:t>
+      </w:r>
+      <w:r>
+        <w:rPr>
+          <w:i/>
+          <w:iCs/>
+        </w:rPr>
+        <w:t>123</w:t>
+      </w:r>
+      <w:r>
+        <w:t>, 179–189.</w:t>
+      </w:r>
+      <w:r>
+        <w:br/>
+        <w:t xml:space="preserve">Davies, A. L., Colombo, S., &amp; Hanley, N. (2014). Improving the application of long-term ecology in conservation and land management. </w:t>
+      </w:r>
+      <w:r>
+        <w:rPr>
+          <w:i/>
+          <w:iCs/>
+        </w:rPr>
+        <w:t>The Journal of Applied Ecology</w:t>
+      </w:r>
+      <w:r>
+        <w:t xml:space="preserve">, </w:t>
+      </w:r>
+      <w:r>
+        <w:rPr>
+          <w:i/>
+          <w:iCs/>
+        </w:rPr>
+        <w:t>51</w:t>
+      </w:r>
+      <w:r>
+        <w:t>(1), 63–70. https://doi.org/10.1111/1365-2664.12163</w:t>
+      </w:r>
+      <w:r>
+        <w:br/>
+        <w:t xml:space="preserve">Denny, S., &amp; Fanning, L. (2016). Balancing community autonomy with collective identity: Mi’kmaq decision-making in Nova Scotia. </w:t>
+      </w:r>
+      <w:r>
+        <w:rPr>
+          <w:i/>
+          <w:iCs/>
+        </w:rPr>
+        <w:t>The Canadian Journal of Native Studies</w:t>
+      </w:r>
+      <w:r>
+        <w:t xml:space="preserve">, </w:t>
+      </w:r>
+      <w:r>
+        <w:rPr>
+          <w:i/>
+          <w:iCs/>
+        </w:rPr>
+        <w:t>36</w:t>
+      </w:r>
+      <w:r>
+        <w:t xml:space="preserve">(2), </w:t>
+      </w:r>
+      <w:r>
+        <w:lastRenderedPageBreak/>
+        <w:t>81–106.</w:t>
+      </w:r>
+      <w:r>
+        <w:br/>
+      </w:r>
+      <w:proofErr w:type="spellStart"/>
+      <w:r>
+        <w:t>Dharmawan</w:t>
+      </w:r>
+      <w:proofErr w:type="spellEnd"/>
+      <w:r>
+        <w:t xml:space="preserve">, B., </w:t>
+      </w:r>
+      <w:proofErr w:type="spellStart"/>
+      <w:r>
+        <w:t>Böcher</w:t>
+      </w:r>
+      <w:proofErr w:type="spellEnd"/>
+      <w:r>
+        <w:t xml:space="preserve">, M., &amp; </w:t>
+      </w:r>
+      <w:proofErr w:type="spellStart"/>
+      <w:r>
+        <w:t>Krott</w:t>
+      </w:r>
+      <w:proofErr w:type="spellEnd"/>
+      <w:r>
+        <w:t xml:space="preserve">, M. (2017). Endangered Mangroves in </w:t>
+      </w:r>
+      <w:proofErr w:type="spellStart"/>
+      <w:r>
+        <w:t>Segara</w:t>
+      </w:r>
+      <w:proofErr w:type="spellEnd"/>
+      <w:r>
+        <w:t xml:space="preserve"> </w:t>
+      </w:r>
+      <w:proofErr w:type="spellStart"/>
+      <w:r>
+        <w:t>Anakan</w:t>
+      </w:r>
+      <w:proofErr w:type="spellEnd"/>
+      <w:r>
+        <w:t xml:space="preserve">, Indonesia: Effective and Failed Problem-Solving Policy Advice. </w:t>
+      </w:r>
+      <w:r>
+        <w:rPr>
+          <w:i/>
+          <w:iCs/>
+        </w:rPr>
+        <w:t>Environmental Management</w:t>
+      </w:r>
+      <w:r>
+        <w:t xml:space="preserve">, </w:t>
+      </w:r>
+      <w:r>
+        <w:rPr>
+          <w:i/>
+          <w:iCs/>
+        </w:rPr>
+        <w:t>60</w:t>
+      </w:r>
+      <w:r>
+        <w:t>(3), 409–421. https://doi.org/10.1007/s00267-017-0868-6</w:t>
+      </w:r>
+      <w:r>
+        <w:br/>
+      </w:r>
+      <w:proofErr w:type="spellStart"/>
+      <w:r>
+        <w:t>Eschen</w:t>
+      </w:r>
+      <w:proofErr w:type="spellEnd"/>
+      <w:r>
+        <w:t xml:space="preserve">, R., </w:t>
+      </w:r>
+      <w:proofErr w:type="spellStart"/>
+      <w:r>
+        <w:t>Mbaabu</w:t>
+      </w:r>
+      <w:proofErr w:type="spellEnd"/>
+      <w:r>
+        <w:t xml:space="preserve">, P. R., </w:t>
+      </w:r>
+      <w:proofErr w:type="spellStart"/>
+      <w:r>
+        <w:t>Ramamonjisoa</w:t>
+      </w:r>
+      <w:proofErr w:type="spellEnd"/>
+      <w:r>
+        <w:t xml:space="preserve">, B. S., &amp; Robledo-Abad, C. (2021). Factors enhancing the level of utilisation of research knowledge on ecosystems. </w:t>
+      </w:r>
+      <w:proofErr w:type="spellStart"/>
+      <w:r>
+        <w:rPr>
+          <w:i/>
+          <w:iCs/>
+        </w:rPr>
+        <w:t>PloS</w:t>
+      </w:r>
+      <w:proofErr w:type="spellEnd"/>
+      <w:r>
+        <w:rPr>
+          <w:i/>
+          <w:iCs/>
+        </w:rPr>
+        <w:t xml:space="preserve"> One</w:t>
+      </w:r>
+      <w:r>
+        <w:t xml:space="preserve">, </w:t>
+      </w:r>
+      <w:r>
+        <w:rPr>
+          <w:i/>
+          <w:iCs/>
+        </w:rPr>
+        <w:t>16</w:t>
+      </w:r>
+      <w:r>
+        <w:t>(7). https://doi.org/10.1371/journal.pone.0254752</w:t>
+      </w:r>
+      <w:r>
+        <w:br/>
+        <w:t xml:space="preserve">Ferré, M., Martin-Ortega, J., Di Gregorio, M., &amp; </w:t>
+      </w:r>
+      <w:proofErr w:type="spellStart"/>
+      <w:r>
+        <w:t>Dallimer</w:t>
+      </w:r>
+      <w:proofErr w:type="spellEnd"/>
+      <w:r>
+        <w:t xml:space="preserve">, M. (2022). How do information flows affect impact from environmental research?-An analysis of a science-policy network. </w:t>
+      </w:r>
+      <w:r>
+        <w:rPr>
+          <w:i/>
+          <w:iCs/>
+        </w:rPr>
+        <w:t>Journal of Environmental Management</w:t>
+      </w:r>
+      <w:r>
+        <w:t xml:space="preserve">, </w:t>
+      </w:r>
+      <w:r>
+        <w:rPr>
+          <w:i/>
+          <w:iCs/>
+        </w:rPr>
+        <w:t>321</w:t>
+      </w:r>
+      <w:r>
+        <w:t>. https://doi.org/10.1016/j.jenvman.2022.115828</w:t>
+      </w:r>
+      <w:r>
+        <w:br/>
+        <w:t xml:space="preserve">Foster, C. N., O’Loughlin, L. S., Sato, C. F., Westgate, M. J., Barton, P. S., Pierson, J. C., Balmer, J. M., Catt, G., Chapman, J., </w:t>
+      </w:r>
+      <w:proofErr w:type="spellStart"/>
+      <w:r>
+        <w:t>Detto</w:t>
+      </w:r>
+      <w:proofErr w:type="spellEnd"/>
+      <w:r>
+        <w:t xml:space="preserve">, T., </w:t>
+      </w:r>
+      <w:proofErr w:type="spellStart"/>
+      <w:r>
+        <w:t>Hawcroft</w:t>
+      </w:r>
+      <w:proofErr w:type="spellEnd"/>
+      <w:r>
+        <w:t xml:space="preserve">, A., Jones, G., Kavanagh, R. P., McKay, M., Marshall, D., </w:t>
+      </w:r>
+      <w:proofErr w:type="spellStart"/>
+      <w:r>
+        <w:t>Moseby</w:t>
+      </w:r>
+      <w:proofErr w:type="spellEnd"/>
+      <w:r>
+        <w:t xml:space="preserve">, K. E., Perry, M., Robinson, D., Seddon, J. A., … </w:t>
+      </w:r>
+      <w:proofErr w:type="spellStart"/>
+      <w:r>
+        <w:t>Lindenmayer</w:t>
+      </w:r>
+      <w:proofErr w:type="spellEnd"/>
+      <w:r>
+        <w:t xml:space="preserve">, D. B. (2019). How practitioners integrate decision triggers with existing metrics in conservation monitoring. </w:t>
+      </w:r>
+      <w:r>
+        <w:rPr>
+          <w:i/>
+          <w:iCs/>
+        </w:rPr>
+        <w:t>Journal of Environmental Management</w:t>
+      </w:r>
+      <w:r>
+        <w:t xml:space="preserve">, </w:t>
+      </w:r>
+      <w:r>
+        <w:rPr>
+          <w:i/>
+          <w:iCs/>
+        </w:rPr>
+        <w:t>230</w:t>
+      </w:r>
+      <w:r>
+        <w:t>, 94–101. https://doi.org/10.1016/j.jenvman.2018.09.067</w:t>
+      </w:r>
+      <w:r>
+        <w:br/>
+      </w:r>
+      <w:proofErr w:type="spellStart"/>
+      <w:r>
+        <w:t>Gagné</w:t>
+      </w:r>
+      <w:proofErr w:type="spellEnd"/>
+      <w:r>
+        <w:t>, S. A., Bryan-</w:t>
+      </w:r>
+      <w:proofErr w:type="spellStart"/>
+      <w:r>
+        <w:t>Scaggs</w:t>
+      </w:r>
+      <w:proofErr w:type="spellEnd"/>
+      <w:r>
+        <w:t xml:space="preserve">, K., Boyer, R. H. W., &amp; Xiang, W. N. (2020). Conserving biodiversity takes a plan: How planners implement ecological information for biodiversity conservation. </w:t>
+      </w:r>
+      <w:proofErr w:type="spellStart"/>
+      <w:r>
+        <w:rPr>
+          <w:i/>
+          <w:iCs/>
+        </w:rPr>
+        <w:t>Ambio</w:t>
+      </w:r>
+      <w:proofErr w:type="spellEnd"/>
+      <w:r>
+        <w:t xml:space="preserve">, </w:t>
+      </w:r>
+      <w:r>
+        <w:rPr>
+          <w:i/>
+          <w:iCs/>
+        </w:rPr>
+        <w:t>49</w:t>
+      </w:r>
+      <w:r>
+        <w:t>(9), 1490–1505. https://doi.org/10.1007/s13280-019-01281-z</w:t>
+      </w:r>
+      <w:r>
+        <w:br/>
+        <w:t xml:space="preserve">Gardiner, N. B., Liggett, D., Gilbert, N., &amp; </w:t>
+      </w:r>
+      <w:proofErr w:type="spellStart"/>
+      <w:r>
+        <w:t>Cvitanovic</w:t>
+      </w:r>
+      <w:proofErr w:type="spellEnd"/>
+      <w:r>
+        <w:t xml:space="preserve">, C. (2024). Practitioners’ perspectives on the enablers and barriers to successful Antarctic science-policy knowledge exchange. </w:t>
+      </w:r>
+      <w:r>
+        <w:rPr>
+          <w:i/>
+          <w:iCs/>
+        </w:rPr>
+        <w:t>Environmental Policy and Governance</w:t>
+      </w:r>
+      <w:r>
+        <w:t>. https://doi.org/10.1002/eet.2143</w:t>
+      </w:r>
+      <w:r>
+        <w:br/>
+      </w:r>
+      <w:proofErr w:type="spellStart"/>
+      <w:r>
+        <w:t>Giebels</w:t>
+      </w:r>
+      <w:proofErr w:type="spellEnd"/>
+      <w:r>
+        <w:t xml:space="preserve">, D., van </w:t>
+      </w:r>
+      <w:proofErr w:type="spellStart"/>
+      <w:r>
+        <w:t>Buuren</w:t>
+      </w:r>
+      <w:proofErr w:type="spellEnd"/>
+      <w:r>
+        <w:t xml:space="preserve">, A., &amp; </w:t>
+      </w:r>
+      <w:proofErr w:type="spellStart"/>
+      <w:r>
+        <w:t>Edelenbos</w:t>
+      </w:r>
+      <w:proofErr w:type="spellEnd"/>
+      <w:r>
+        <w:t xml:space="preserve">, J. (2015). Using knowledge in a complex decision-making process - Evidence and principles from the Danish Houting project’s ecosystem-based management approach. </w:t>
+      </w:r>
+      <w:r>
+        <w:rPr>
+          <w:i/>
+          <w:iCs/>
+        </w:rPr>
+        <w:t>Environmental Science &amp; Policy</w:t>
+      </w:r>
+      <w:r>
+        <w:t xml:space="preserve">, </w:t>
+      </w:r>
+      <w:r>
+        <w:rPr>
+          <w:i/>
+          <w:iCs/>
+        </w:rPr>
+        <w:t>47</w:t>
+      </w:r>
+      <w:r>
+        <w:t>, 53–67. https://doi.org/10.1016/j.envsci.2014.10.015</w:t>
+      </w:r>
+      <w:r>
+        <w:br/>
+      </w:r>
+      <w:proofErr w:type="spellStart"/>
+      <w:r>
+        <w:t>Giehl</w:t>
+      </w:r>
+      <w:proofErr w:type="spellEnd"/>
+      <w:r>
+        <w:t xml:space="preserve">, E. L. H., Moretti, M., Walsh, J. C., </w:t>
+      </w:r>
+      <w:proofErr w:type="spellStart"/>
+      <w:r>
+        <w:t>Batalha</w:t>
+      </w:r>
+      <w:proofErr w:type="spellEnd"/>
+      <w:r>
+        <w:t xml:space="preserve">, M. A., &amp; Cook, C. N. (2017). Scientific evidence and potential barriers in the management of Brazilian protected areas. </w:t>
+      </w:r>
+      <w:proofErr w:type="spellStart"/>
+      <w:r>
+        <w:rPr>
+          <w:i/>
+          <w:iCs/>
+        </w:rPr>
+        <w:t>PloS</w:t>
+      </w:r>
+      <w:proofErr w:type="spellEnd"/>
+      <w:r>
+        <w:rPr>
+          <w:i/>
+          <w:iCs/>
+        </w:rPr>
+        <w:t xml:space="preserve"> One</w:t>
+      </w:r>
+      <w:r>
+        <w:t xml:space="preserve">, </w:t>
+      </w:r>
+      <w:r>
+        <w:rPr>
+          <w:i/>
+          <w:iCs/>
+        </w:rPr>
+        <w:lastRenderedPageBreak/>
+        <w:t>12</w:t>
+      </w:r>
+      <w:r>
+        <w:t>(1). https://doi.org/10.1371/journal.pone.0169917</w:t>
+      </w:r>
+      <w:r>
+        <w:br/>
+        <w:t xml:space="preserve">Goggin, C. L., Barrett, T., Leys, J., </w:t>
+      </w:r>
+      <w:proofErr w:type="spellStart"/>
+      <w:r>
+        <w:t>Summerell</w:t>
+      </w:r>
+      <w:proofErr w:type="spellEnd"/>
+      <w:r>
+        <w:t xml:space="preserve">, G., </w:t>
+      </w:r>
+      <w:proofErr w:type="spellStart"/>
+      <w:r>
+        <w:t>Gorrod</w:t>
+      </w:r>
+      <w:proofErr w:type="spellEnd"/>
+      <w:r>
+        <w:t xml:space="preserve">, E., Waters, S., </w:t>
+      </w:r>
+      <w:proofErr w:type="spellStart"/>
+      <w:r>
+        <w:t>Littleboy</w:t>
+      </w:r>
+      <w:proofErr w:type="spellEnd"/>
+      <w:r>
+        <w:t xml:space="preserve">, M., Auld, T. D., </w:t>
+      </w:r>
+      <w:proofErr w:type="spellStart"/>
+      <w:r>
+        <w:t>Drielsma</w:t>
+      </w:r>
+      <w:proofErr w:type="spellEnd"/>
+      <w:r>
+        <w:t xml:space="preserve">, M. J., &amp; Jenkins, B. R. (2019). Incorporating social dimensions in planning, managing and evaluating environmental projects. </w:t>
+      </w:r>
+      <w:r>
+        <w:rPr>
+          <w:i/>
+          <w:iCs/>
+        </w:rPr>
+        <w:t>Environmental Management</w:t>
+      </w:r>
+      <w:r>
+        <w:t xml:space="preserve">, </w:t>
+      </w:r>
+      <w:r>
+        <w:rPr>
+          <w:i/>
+          <w:iCs/>
+        </w:rPr>
+        <w:t>63</w:t>
+      </w:r>
+      <w:r>
+        <w:t>(2), 215–232. https://doi.org/10.1007/s00267-018-01131-w</w:t>
+      </w:r>
+      <w:r>
+        <w:br/>
+        <w:t xml:space="preserve">González, A., </w:t>
+      </w:r>
+      <w:proofErr w:type="spellStart"/>
+      <w:r>
+        <w:t>Keneghan</w:t>
+      </w:r>
+      <w:proofErr w:type="spellEnd"/>
+      <w:r>
+        <w:t xml:space="preserve">, D., Fry, J., &amp; Hochstrasser, T. (2014). Current practice in biodiversity impact assessment and prospects for developing an integrated process. </w:t>
+      </w:r>
+      <w:r>
+        <w:rPr>
+          <w:i/>
+          <w:iCs/>
+        </w:rPr>
+        <w:t>Impact Assessment and Project Appraisal</w:t>
+      </w:r>
+      <w:r>
+        <w:t xml:space="preserve">, </w:t>
+      </w:r>
+      <w:r>
+        <w:rPr>
+          <w:i/>
+          <w:iCs/>
+        </w:rPr>
+        <w:t>32</w:t>
+      </w:r>
+      <w:r>
+        <w:t>(1), 31–42. https://doi.org/10.1080/14615517.2013.850839</w:t>
+      </w:r>
+      <w:r>
+        <w:br/>
+      </w:r>
+      <w:proofErr w:type="spellStart"/>
+      <w:r>
+        <w:t>Gootee</w:t>
+      </w:r>
+      <w:proofErr w:type="spellEnd"/>
+      <w:r>
+        <w:t xml:space="preserve">, R. S., </w:t>
+      </w:r>
+      <w:proofErr w:type="spellStart"/>
+      <w:r>
+        <w:t>Blatner</w:t>
+      </w:r>
+      <w:proofErr w:type="spellEnd"/>
+      <w:r>
+        <w:t xml:space="preserve">, K. A., Baumgartner, D. M., Carroll, M. S., &amp; Weber, E. P. (2010). Choosing What to Believe About Forests: Differences Between Professional and Non-Professional Evaluative Criteria. </w:t>
+      </w:r>
+      <w:r>
+        <w:rPr>
+          <w:i/>
+          <w:iCs/>
+        </w:rPr>
+        <w:t>Small Scale Forestry</w:t>
+      </w:r>
+      <w:r>
+        <w:t xml:space="preserve">, </w:t>
+      </w:r>
+      <w:r>
+        <w:rPr>
+          <w:i/>
+          <w:iCs/>
+        </w:rPr>
+        <w:t>9</w:t>
+      </w:r>
+      <w:r>
+        <w:t>(2), 137–152. https://doi.org/10.1007/s11842-010-9113-3</w:t>
+      </w:r>
+      <w:r>
+        <w:br/>
+      </w:r>
+      <w:proofErr w:type="spellStart"/>
+      <w:r>
+        <w:t>Gossa</w:t>
+      </w:r>
+      <w:proofErr w:type="spellEnd"/>
+      <w:r>
+        <w:t xml:space="preserve">, C., Fisher, M., &amp; Milner-Gulland, E. J. (2015). The research-implementation gap: How practitioners and researchers from developing countries perceive the role of peer-reviewed literature in conservation science. </w:t>
+      </w:r>
+      <w:r>
+        <w:rPr>
+          <w:i/>
+          <w:iCs/>
+        </w:rPr>
+        <w:t>Oryx: The Journal of the Fauna Preservation Society</w:t>
+      </w:r>
+      <w:r>
+        <w:t xml:space="preserve">, </w:t>
+      </w:r>
+      <w:r>
+        <w:rPr>
+          <w:i/>
+          <w:iCs/>
+        </w:rPr>
+        <w:t>49</w:t>
+      </w:r>
+      <w:r>
+        <w:t>(1), 80–87. https://doi.org/10.1017/S0030605313001634</w:t>
+      </w:r>
+      <w:r>
+        <w:br/>
+        <w:t xml:space="preserve">Grand, L., Messer, K. D., &amp; Allen, W. (2017). Understanding and Overcoming the Barriers for Cost-effective Conservation. </w:t>
+      </w:r>
+      <w:r>
+        <w:rPr>
+          <w:i/>
+          <w:iCs/>
+        </w:rPr>
+        <w:t>Ecological Economics</w:t>
+      </w:r>
+      <w:r>
+        <w:t xml:space="preserve">, </w:t>
+      </w:r>
+      <w:r>
+        <w:rPr>
+          <w:i/>
+          <w:iCs/>
+        </w:rPr>
+        <w:t>138</w:t>
+      </w:r>
+      <w:r>
+        <w:t>, 139–144. https://doi.org/10.1016/j.ecolecon.2017.03.027</w:t>
+      </w:r>
+      <w:r>
+        <w:br/>
+        <w:t xml:space="preserve">Greggor, A. L., Berger-Tal, O., </w:t>
+      </w:r>
+      <w:proofErr w:type="spellStart"/>
+      <w:r>
+        <w:t>Swaisgood</w:t>
+      </w:r>
+      <w:proofErr w:type="spellEnd"/>
+      <w:r>
+        <w:t xml:space="preserve">, R. R., Cooke, S. J., </w:t>
+      </w:r>
+      <w:proofErr w:type="spellStart"/>
+      <w:r>
+        <w:t>DeVault</w:t>
+      </w:r>
+      <w:proofErr w:type="spellEnd"/>
+      <w:r>
+        <w:t>, T. L., Fernández-</w:t>
+      </w:r>
+      <w:proofErr w:type="spellStart"/>
+      <w:r>
+        <w:t>Juricic</w:t>
+      </w:r>
+      <w:proofErr w:type="spellEnd"/>
+      <w:r>
+        <w:t xml:space="preserve">, E., Gienapp, A., Hall, S., Hostetter, C., Owen, M. A., Rankin, S., Ruppert, K. A., Swaddle, J. P., &amp; Blumstein, D. T. (2021). Using Change Models to Envision Better Applications of Animal </w:t>
+      </w:r>
+      <w:proofErr w:type="spellStart"/>
+      <w:r>
+        <w:t>Behavior</w:t>
+      </w:r>
+      <w:proofErr w:type="spellEnd"/>
+      <w:r>
+        <w:t xml:space="preserve"> Research in Conservation Management and Beyond. </w:t>
+      </w:r>
+      <w:r>
+        <w:rPr>
+          <w:i/>
+          <w:iCs/>
+        </w:rPr>
+        <w:t>Frontiers in Conservation Science</w:t>
+      </w:r>
+      <w:r>
+        <w:t xml:space="preserve">, </w:t>
+      </w:r>
+      <w:r>
+        <w:rPr>
+          <w:i/>
+          <w:iCs/>
+        </w:rPr>
+        <w:t>2</w:t>
+      </w:r>
+      <w:r>
+        <w:t>. https://doi.org/10.3389/fcosc.2021.653056</w:t>
+      </w:r>
+      <w:r>
+        <w:br/>
+      </w:r>
+      <w:proofErr w:type="spellStart"/>
+      <w:r>
+        <w:t>Juhola</w:t>
+      </w:r>
+      <w:proofErr w:type="spellEnd"/>
+      <w:r>
+        <w:t xml:space="preserve">, S., </w:t>
+      </w:r>
+      <w:proofErr w:type="spellStart"/>
+      <w:r>
+        <w:t>Huotari</w:t>
+      </w:r>
+      <w:proofErr w:type="spellEnd"/>
+      <w:r>
+        <w:t xml:space="preserve">, E., </w:t>
+      </w:r>
+      <w:proofErr w:type="spellStart"/>
+      <w:r>
+        <w:t>Kolehmainen</w:t>
+      </w:r>
+      <w:proofErr w:type="spellEnd"/>
+      <w:r>
+        <w:t>, L., Silfverberg, O., &amp; Korhonen-</w:t>
+      </w:r>
+      <w:proofErr w:type="spellStart"/>
+      <w:r>
+        <w:t>Kurki</w:t>
+      </w:r>
+      <w:proofErr w:type="spellEnd"/>
+      <w:r>
+        <w:t xml:space="preserve">, K. (2024). Knowledge brokering at the environmental science-policy interface - examining structure and activity. </w:t>
+      </w:r>
+      <w:r>
+        <w:rPr>
+          <w:i/>
+          <w:iCs/>
+        </w:rPr>
+        <w:t>Environmental Science &amp; Policy</w:t>
+      </w:r>
+      <w:r>
+        <w:t xml:space="preserve">, </w:t>
+      </w:r>
+      <w:r>
+        <w:rPr>
+          <w:i/>
+          <w:iCs/>
+        </w:rPr>
+        <w:t>153</w:t>
+      </w:r>
+      <w:r>
+        <w:t>. https://doi.org/10.1016/j.envsci.2024.103672</w:t>
+      </w:r>
+      <w:r>
+        <w:br/>
+      </w:r>
+      <w:r>
+        <w:lastRenderedPageBreak/>
+        <w:t>Karam-</w:t>
+      </w:r>
+      <w:proofErr w:type="spellStart"/>
+      <w:r>
+        <w:t>Gemael</w:t>
+      </w:r>
+      <w:proofErr w:type="spellEnd"/>
+      <w:r>
+        <w:t xml:space="preserve">, M., Loyola, R., Penha, J., &amp; Izzo, T. (2018). Poor alignment of priorities between scientists and policymakers highlights the need for evidence-informed conservation in Brazil. </w:t>
+      </w:r>
+      <w:r>
+        <w:rPr>
+          <w:i/>
+          <w:iCs/>
+        </w:rPr>
+        <w:t>Perspectives in Ecology and Conservation</w:t>
+      </w:r>
+      <w:r>
+        <w:t xml:space="preserve">, </w:t>
+      </w:r>
+      <w:r>
+        <w:rPr>
+          <w:i/>
+          <w:iCs/>
+        </w:rPr>
+        <w:t>16</w:t>
+      </w:r>
+      <w:r>
+        <w:t>(3), 125–132. https://doi.org/10.1016/j.pecon.2018.06.002</w:t>
+      </w:r>
+      <w:r>
+        <w:br/>
+      </w:r>
+      <w:proofErr w:type="spellStart"/>
+      <w:r>
+        <w:t>Karcher</w:t>
+      </w:r>
+      <w:proofErr w:type="spellEnd"/>
+      <w:r>
+        <w:t xml:space="preserve">, D. B., </w:t>
+      </w:r>
+      <w:proofErr w:type="spellStart"/>
+      <w:r>
+        <w:t>Cvitanovic</w:t>
+      </w:r>
+      <w:proofErr w:type="spellEnd"/>
+      <w:r>
+        <w:t xml:space="preserve">, C., Colvin, R. M., van </w:t>
+      </w:r>
+      <w:proofErr w:type="spellStart"/>
+      <w:r>
+        <w:t>Putten</w:t>
+      </w:r>
+      <w:proofErr w:type="spellEnd"/>
+      <w:r>
+        <w:t xml:space="preserve">, I., </w:t>
+      </w:r>
+      <w:proofErr w:type="spellStart"/>
+      <w:r>
+        <w:t>Pozza</w:t>
+      </w:r>
+      <w:proofErr w:type="spellEnd"/>
+      <w:r>
+        <w:t xml:space="preserve">, R. D., &amp; Posner, S. (2025). Key attributes for effective knowledge brokering at the interface of environmental science and management. </w:t>
+      </w:r>
+      <w:r>
+        <w:rPr>
+          <w:i/>
+          <w:iCs/>
+        </w:rPr>
+        <w:t>Sustainability Science</w:t>
+      </w:r>
+      <w:r>
+        <w:t xml:space="preserve">, </w:t>
+      </w:r>
+      <w:r>
+        <w:rPr>
+          <w:i/>
+          <w:iCs/>
+        </w:rPr>
+        <w:t>20</w:t>
+      </w:r>
+      <w:r>
+        <w:t>(1), 117–133. https://doi.org/10.1007/s11625-024-01575-6</w:t>
+      </w:r>
+      <w:r>
+        <w:br/>
+      </w:r>
+      <w:proofErr w:type="spellStart"/>
+      <w:r>
+        <w:t>Kartez</w:t>
+      </w:r>
+      <w:proofErr w:type="spellEnd"/>
+      <w:r>
+        <w:t xml:space="preserve">, J. D., &amp; </w:t>
+      </w:r>
+      <w:proofErr w:type="spellStart"/>
+      <w:r>
+        <w:t>Casto</w:t>
+      </w:r>
+      <w:proofErr w:type="spellEnd"/>
+      <w:r>
+        <w:t xml:space="preserve">, M. P. (2008). Information Into Action Biodiversity Data Outreach and Municipal Land Conservation. </w:t>
+      </w:r>
+      <w:r>
+        <w:rPr>
+          <w:i/>
+          <w:iCs/>
+        </w:rPr>
+        <w:t>Journal of the American Planning Association. American Planning Association</w:t>
+      </w:r>
+      <w:r>
+        <w:t xml:space="preserve">, </w:t>
+      </w:r>
+      <w:r>
+        <w:rPr>
+          <w:i/>
+          <w:iCs/>
+        </w:rPr>
+        <w:t>74</w:t>
+      </w:r>
+      <w:r>
+        <w:t>(4), 467–480. https://doi.org/10.1080/01944360802378096</w:t>
+      </w:r>
+      <w:r>
+        <w:br/>
+        <w:t xml:space="preserve">Koehn, J. D., Balcombe, S. R., &amp; </w:t>
+      </w:r>
+      <w:proofErr w:type="spellStart"/>
+      <w:r>
+        <w:t>Zampatti</w:t>
+      </w:r>
+      <w:proofErr w:type="spellEnd"/>
+      <w:r>
+        <w:t xml:space="preserve">, B. P. (2019). Fish and flow management in the Murray-Darling Basin: Directions for research. </w:t>
+      </w:r>
+      <w:r>
+        <w:rPr>
+          <w:i/>
+          <w:iCs/>
+        </w:rPr>
+        <w:t>Ecological Management &amp; Restoration</w:t>
+      </w:r>
+      <w:r>
+        <w:t xml:space="preserve">, </w:t>
+      </w:r>
+      <w:r>
+        <w:rPr>
+          <w:i/>
+          <w:iCs/>
+        </w:rPr>
+        <w:t>20</w:t>
+      </w:r>
+      <w:r>
+        <w:t>(2), 142–150. https://doi.org/10.1111/emr.12358</w:t>
+      </w:r>
+      <w:r>
+        <w:br/>
+        <w:t xml:space="preserve">Kuiper, T., Ngwenya, N., </w:t>
+      </w:r>
+      <w:proofErr w:type="spellStart"/>
+      <w:r>
+        <w:t>Kavhu</w:t>
+      </w:r>
+      <w:proofErr w:type="spellEnd"/>
+      <w:r>
+        <w:t xml:space="preserve">, B., </w:t>
+      </w:r>
+      <w:proofErr w:type="spellStart"/>
+      <w:r>
+        <w:t>Mandisodza-Chikerema</w:t>
+      </w:r>
+      <w:proofErr w:type="spellEnd"/>
+      <w:r>
+        <w:t xml:space="preserve">, R., &amp; Milner-Gulland, E. J. (2023). Making adaptive management more user friendly to encourage manager buy-in. </w:t>
+      </w:r>
+      <w:r>
+        <w:rPr>
+          <w:i/>
+          <w:iCs/>
+        </w:rPr>
+        <w:t>People and Nature</w:t>
+      </w:r>
+      <w:r>
+        <w:t xml:space="preserve">, </w:t>
+      </w:r>
+      <w:r>
+        <w:rPr>
+          <w:i/>
+          <w:iCs/>
+        </w:rPr>
+        <w:t>5</w:t>
+      </w:r>
+      <w:r>
+        <w:t>(2), 684–698. https://doi.org/10.1002/pan3.10440</w:t>
+      </w:r>
+      <w:r>
+        <w:br/>
+        <w:t xml:space="preserve">Lalor, B. M., &amp; Hickey, G. M. (2014). Strengthening the Role of Science in the Environmental Decision-Making Processes of Executive Government. </w:t>
+      </w:r>
+      <w:r>
+        <w:rPr>
+          <w:i/>
+          <w:iCs/>
+        </w:rPr>
+        <w:t>Organization &amp; Environment</w:t>
+      </w:r>
+      <w:r>
+        <w:t xml:space="preserve">, </w:t>
+      </w:r>
+      <w:r>
+        <w:rPr>
+          <w:i/>
+          <w:iCs/>
+        </w:rPr>
+        <w:t>27</w:t>
+      </w:r>
+      <w:r>
+        <w:t>(2), 161–180. https://doi.org/10.1177/1086026614525641</w:t>
+      </w:r>
+      <w:r>
+        <w:br/>
+        <w:t xml:space="preserve">Lapointe, N. W. R., Tremblay, M. A., &amp; </w:t>
+      </w:r>
+      <w:proofErr w:type="spellStart"/>
+      <w:r>
+        <w:t>Barna</w:t>
+      </w:r>
+      <w:proofErr w:type="spellEnd"/>
+      <w:r>
+        <w:t xml:space="preserve">, H. (2016). Tools for Improving the Effectiveness of Academic Partnerships in Informing Conservation Practices. </w:t>
+      </w:r>
+      <w:r>
+        <w:rPr>
+          <w:i/>
+          <w:iCs/>
+        </w:rPr>
+        <w:t>Natural Areas Journal</w:t>
+      </w:r>
+      <w:r>
+        <w:t xml:space="preserve">, </w:t>
+      </w:r>
+      <w:r>
+        <w:rPr>
+          <w:i/>
+          <w:iCs/>
+        </w:rPr>
+        <w:t>36</w:t>
+      </w:r>
+      <w:r>
+        <w:t>(1), 93–100. https://doi.org/10.3375/043.036.0116</w:t>
+      </w:r>
+      <w:r>
+        <w:br/>
+        <w:t xml:space="preserve">Lonsdale, J. A., Gill, A. B., </w:t>
+      </w:r>
+      <w:proofErr w:type="spellStart"/>
+      <w:r>
+        <w:t>Alliji</w:t>
+      </w:r>
+      <w:proofErr w:type="spellEnd"/>
+      <w:r>
+        <w:t xml:space="preserve">, K., </w:t>
+      </w:r>
+      <w:proofErr w:type="spellStart"/>
+      <w:r>
+        <w:t>Birchenough</w:t>
+      </w:r>
+      <w:proofErr w:type="spellEnd"/>
+      <w:r>
+        <w:t xml:space="preserve">, S. N. R., Blake, S., Buckley, H., Clarke, C., Clarke, S., Edmonds, N., Fonseca, L., </w:t>
+      </w:r>
+      <w:proofErr w:type="spellStart"/>
+      <w:r>
+        <w:t>Goodsir</w:t>
+      </w:r>
+      <w:proofErr w:type="spellEnd"/>
+      <w:r>
+        <w:t xml:space="preserve">, F., Griffith, A., Judd, A., Mulholland, R., Perry, J., Randall, K., &amp; Wood, D. (2022). It Is a Balancing Act: The Interface of Scientific Evidence and Policy in Support of Effective Marine Environmental Management. </w:t>
+      </w:r>
+      <w:r>
+        <w:rPr>
+          <w:i/>
+          <w:iCs/>
+        </w:rPr>
+        <w:t>Sustainability</w:t>
+      </w:r>
+      <w:r>
+        <w:t xml:space="preserve">, </w:t>
+      </w:r>
+      <w:r>
+        <w:rPr>
+          <w:i/>
+          <w:iCs/>
+        </w:rPr>
+        <w:t>14</w:t>
+      </w:r>
+      <w:r>
+        <w:t>(3). https://doi.org/10.3390/su14031650</w:t>
+      </w:r>
+      <w:r>
+        <w:br/>
+      </w:r>
+      <w:proofErr w:type="spellStart"/>
+      <w:r>
+        <w:lastRenderedPageBreak/>
+        <w:t>McConney</w:t>
+      </w:r>
+      <w:proofErr w:type="spellEnd"/>
+      <w:r>
+        <w:t xml:space="preserve">, P., Fanning, L., Mahon, R., &amp; Simmons, B. (2016). A first look at the science-policy interface for ocean governance in the Wider Caribbean Region. </w:t>
+      </w:r>
+      <w:r>
+        <w:rPr>
+          <w:i/>
+          <w:iCs/>
+        </w:rPr>
+        <w:t>Frontiers in Marine Science</w:t>
+      </w:r>
+      <w:r>
+        <w:t xml:space="preserve">, </w:t>
+      </w:r>
+      <w:r>
+        <w:rPr>
+          <w:i/>
+          <w:iCs/>
+        </w:rPr>
+        <w:t>2</w:t>
+      </w:r>
+      <w:r>
+        <w:t>. https://doi.org/10.3389/fmars.2015.00119</w:t>
+      </w:r>
+      <w:r>
+        <w:br/>
+        <w:t xml:space="preserve">Messmer, T. A., </w:t>
+      </w:r>
+      <w:proofErr w:type="spellStart"/>
+      <w:r>
+        <w:t>Hasenyager</w:t>
+      </w:r>
+      <w:proofErr w:type="spellEnd"/>
+      <w:r>
+        <w:t xml:space="preserve">, R., </w:t>
+      </w:r>
+      <w:proofErr w:type="spellStart"/>
+      <w:r>
+        <w:t>Burruss</w:t>
+      </w:r>
+      <w:proofErr w:type="spellEnd"/>
+      <w:r>
+        <w:t xml:space="preserve">, J., &amp; Liguori, S. (2013). Stakeholder contemporary knowledge needs regarding the potential effects of tall structures on sage-grouse. </w:t>
+      </w:r>
+      <w:r>
+        <w:rPr>
+          <w:i/>
+          <w:iCs/>
+        </w:rPr>
+        <w:t>Human-Wildlife Interactions</w:t>
+      </w:r>
+      <w:r>
+        <w:t xml:space="preserve">, </w:t>
+      </w:r>
+      <w:r>
+        <w:rPr>
+          <w:i/>
+          <w:iCs/>
+        </w:rPr>
+        <w:t>7</w:t>
+      </w:r>
+      <w:r>
+        <w:t>(2), 273–298.</w:t>
+      </w:r>
+      <w:r>
+        <w:br/>
+        <w:t xml:space="preserve">Murray, G., Randall, C., &amp; Rollins, R. (2020). Informing Protected Area Decision Making through Academic-Practitioner Collaborations. </w:t>
+      </w:r>
+      <w:r>
+        <w:rPr>
+          <w:i/>
+          <w:iCs/>
+        </w:rPr>
+        <w:t>The Land</w:t>
+      </w:r>
+      <w:r>
+        <w:t xml:space="preserve">, </w:t>
+      </w:r>
+      <w:r>
+        <w:rPr>
+          <w:i/>
+          <w:iCs/>
+        </w:rPr>
+        <w:t>9</w:t>
+      </w:r>
+      <w:r>
+        <w:t>(10). https://doi.org/10.3390/land9100375</w:t>
+      </w:r>
+      <w:r>
+        <w:br/>
+      </w:r>
+      <w:proofErr w:type="spellStart"/>
+      <w:r>
+        <w:t>Neeff</w:t>
+      </w:r>
+      <w:proofErr w:type="spellEnd"/>
+      <w:r>
+        <w:t xml:space="preserve">, T., &amp; Piazza, M. (2020). How countries link forest monitoring into policy-making. </w:t>
+      </w:r>
+      <w:r>
+        <w:rPr>
+          <w:i/>
+          <w:iCs/>
+        </w:rPr>
+        <w:t>Forest Policy and Economics</w:t>
+      </w:r>
+      <w:r>
+        <w:t xml:space="preserve">, </w:t>
+      </w:r>
+      <w:r>
+        <w:rPr>
+          <w:i/>
+          <w:iCs/>
+        </w:rPr>
+        <w:t>118</w:t>
+      </w:r>
+      <w:r>
+        <w:t>. https://doi.org/10.1016/j.forpol.2020.102248</w:t>
+      </w:r>
+      <w:r>
+        <w:br/>
+        <w:t xml:space="preserve">Ormerod, S. J., Barlow, N. D., Marshall, E. J. P., &amp; Kerby, G. (2002). The uptake of applied ecology. </w:t>
+      </w:r>
+      <w:r>
+        <w:rPr>
+          <w:i/>
+          <w:iCs/>
+        </w:rPr>
+        <w:t>The Journal of Applied Ecology</w:t>
+      </w:r>
+      <w:r>
+        <w:t xml:space="preserve">, </w:t>
+      </w:r>
+      <w:r>
+        <w:rPr>
+          <w:i/>
+          <w:iCs/>
+        </w:rPr>
+        <w:t>39</w:t>
+      </w:r>
+      <w:r>
+        <w:t>(1), 46204. https://doi.org/10.1046/j.0021-8901.2001.00705.x</w:t>
+      </w:r>
+      <w:r>
+        <w:br/>
+        <w:t xml:space="preserve">Pelletier, D. (2020). Assessing the Effectiveness of Coastal Marine Protected Area Management: Four Learned Lessons for Science Uptake and Upscaling. </w:t>
+      </w:r>
+      <w:r>
+        <w:rPr>
+          <w:i/>
+          <w:iCs/>
+        </w:rPr>
+        <w:t>Frontiers in Marine Science</w:t>
+      </w:r>
+      <w:r>
+        <w:t xml:space="preserve">, </w:t>
+      </w:r>
+      <w:r>
+        <w:rPr>
+          <w:i/>
+          <w:iCs/>
+        </w:rPr>
+        <w:t>7</w:t>
+      </w:r>
+      <w:r>
+        <w:t>. https://doi.org/10.3389/fmars.2020.545930</w:t>
+      </w:r>
+      <w:r>
+        <w:br/>
+      </w:r>
+      <w:proofErr w:type="spellStart"/>
+      <w:r>
+        <w:t>Petheram</w:t>
+      </w:r>
+      <w:proofErr w:type="spellEnd"/>
+      <w:r>
+        <w:t xml:space="preserve">, L., Stacey, N., Campbell, B. M., &amp; High, C. (2012). Using visual products derived from community research to inform natural resource management policy. </w:t>
+      </w:r>
+      <w:r>
+        <w:rPr>
+          <w:i/>
+          <w:iCs/>
+        </w:rPr>
+        <w:t>Land Use Policy</w:t>
+      </w:r>
+      <w:r>
+        <w:t xml:space="preserve">, </w:t>
+      </w:r>
+      <w:r>
+        <w:rPr>
+          <w:i/>
+          <w:iCs/>
+        </w:rPr>
+        <w:t>29</w:t>
+      </w:r>
+      <w:r>
+        <w:t>(1), 46296. https://doi.org/10.1016/j.landusepol.2011.04.002</w:t>
+      </w:r>
+      <w:r>
+        <w:br/>
+      </w:r>
+      <w:proofErr w:type="spellStart"/>
+      <w:r>
+        <w:t>Pfaeffle</w:t>
+      </w:r>
+      <w:proofErr w:type="spellEnd"/>
+      <w:r>
+        <w:t xml:space="preserve">, T., Moore, M. A., Cravens, A. E., McEvoy, J., &amp; Bamzai-Dodson, A. (2022). Murky waters: divergent ways scientists, practitioners, and landowners evaluate beaver mimicry. </w:t>
+      </w:r>
+      <w:r>
+        <w:rPr>
+          <w:i/>
+          <w:iCs/>
+        </w:rPr>
+        <w:t>ECOLOGY AND SOCIETY</w:t>
+      </w:r>
+      <w:r>
+        <w:t xml:space="preserve">, </w:t>
+      </w:r>
+      <w:r>
+        <w:rPr>
+          <w:i/>
+          <w:iCs/>
+        </w:rPr>
+        <w:t>27</w:t>
+      </w:r>
+      <w:r>
+        <w:t>(1). https://doi.org/10.5751/ES-13006-270141</w:t>
+      </w:r>
+      <w:r>
+        <w:br/>
+      </w:r>
+      <w:proofErr w:type="spellStart"/>
+      <w:r>
+        <w:t>Polejack</w:t>
+      </w:r>
+      <w:proofErr w:type="spellEnd"/>
+      <w:r>
+        <w:t xml:space="preserve">, A., Ramírez-Monsalve, P., &amp; </w:t>
+      </w:r>
+      <w:proofErr w:type="spellStart"/>
+      <w:r>
+        <w:t>Wisz</w:t>
+      </w:r>
+      <w:proofErr w:type="spellEnd"/>
+      <w:r>
+        <w:t xml:space="preserve">, M. S. (2023). What does </w:t>
+      </w:r>
+      <w:proofErr w:type="gramStart"/>
+      <w:r>
+        <w:t>integrated</w:t>
+      </w:r>
+      <w:proofErr w:type="gramEnd"/>
+      <w:r>
+        <w:t xml:space="preserve"> ecosystem assessment mean to policy-makers and scientists working in the Atlantic? Implications for ocean science diplomacy. </w:t>
+      </w:r>
+      <w:r>
+        <w:rPr>
+          <w:i/>
+          <w:iCs/>
+        </w:rPr>
+        <w:t>Frontiers in Marine Science</w:t>
+      </w:r>
+      <w:r>
+        <w:t xml:space="preserve">, </w:t>
+      </w:r>
+      <w:r>
+        <w:rPr>
+          <w:i/>
+          <w:iCs/>
+        </w:rPr>
+        <w:t>10</w:t>
+      </w:r>
+      <w:r>
+        <w:t>. https://doi.org/10.3389/fmars.2023.1004740</w:t>
+      </w:r>
+      <w:r>
+        <w:br/>
+        <w:t xml:space="preserve">Ramirez, L. F., &amp; Belcher, B. M. (2019). Stakeholder perceptions of scientific knowledge in </w:t>
+      </w:r>
+      <w:r>
+        <w:lastRenderedPageBreak/>
+        <w:t xml:space="preserve">policy processes: A Peruvian case-study of forestry policy development. </w:t>
+      </w:r>
+      <w:r>
+        <w:rPr>
+          <w:i/>
+          <w:iCs/>
+        </w:rPr>
+        <w:t>Science &amp; Public Policy</w:t>
+      </w:r>
+      <w:r>
+        <w:t xml:space="preserve">, </w:t>
+      </w:r>
+      <w:r>
+        <w:rPr>
+          <w:i/>
+          <w:iCs/>
+        </w:rPr>
+        <w:t>46</w:t>
+      </w:r>
+      <w:r>
+        <w:t>(4), 504–517. https://doi.org/10.1093/scipol/scz003</w:t>
+      </w:r>
+      <w:r>
+        <w:br/>
+        <w:t xml:space="preserve">Rittenhouse, J., </w:t>
+      </w:r>
+      <w:proofErr w:type="spellStart"/>
+      <w:r>
+        <w:t>Leites</w:t>
+      </w:r>
+      <w:proofErr w:type="spellEnd"/>
+      <w:r>
+        <w:t xml:space="preserve">, L., </w:t>
+      </w:r>
+      <w:proofErr w:type="spellStart"/>
+      <w:r>
+        <w:t>Derham</w:t>
+      </w:r>
+      <w:proofErr w:type="spellEnd"/>
+      <w:r>
+        <w:t xml:space="preserve">, K., &amp; Miller, S. (2018). Insights on the use of decision-support tools to sustain forest ecosystems from a case study in Pennsylvania, USA. </w:t>
+      </w:r>
+      <w:r>
+        <w:rPr>
+          <w:i/>
+          <w:iCs/>
+        </w:rPr>
+        <w:t>Journal of Forestry</w:t>
+      </w:r>
+      <w:r>
+        <w:t xml:space="preserve">, </w:t>
+      </w:r>
+      <w:r>
+        <w:rPr>
+          <w:i/>
+          <w:iCs/>
+        </w:rPr>
+        <w:t>116</w:t>
+      </w:r>
+      <w:r>
+        <w:t>(4), 391–395. https://doi.org/10.1093/jofore/fvy016</w:t>
+      </w:r>
+      <w:r>
+        <w:br/>
+      </w:r>
+      <w:proofErr w:type="spellStart"/>
+      <w:r>
+        <w:t>Siggery</w:t>
+      </w:r>
+      <w:proofErr w:type="spellEnd"/>
+      <w:r>
+        <w:t xml:space="preserve">, B., </w:t>
+      </w:r>
+      <w:proofErr w:type="spellStart"/>
+      <w:r>
+        <w:t>Bennion</w:t>
+      </w:r>
+      <w:proofErr w:type="spellEnd"/>
+      <w:r>
+        <w:t xml:space="preserve">, H., Morse, S., Murphy, R., &amp; Waite, M. (2023). Practitioner perspectives on the application of palaeoecology in nature conservation. </w:t>
+      </w:r>
+      <w:r>
+        <w:rPr>
+          <w:i/>
+          <w:iCs/>
+        </w:rPr>
+        <w:t>Frontiers in Ecology and Evolution</w:t>
+      </w:r>
+      <w:r>
+        <w:t xml:space="preserve">, </w:t>
+      </w:r>
+      <w:r>
+        <w:rPr>
+          <w:i/>
+          <w:iCs/>
+        </w:rPr>
+        <w:t>11</w:t>
+      </w:r>
+      <w:r>
+        <w:t>. https://doi.org/10.3389/fevo.2023.1304510</w:t>
+      </w:r>
+      <w:r>
+        <w:br/>
+        <w:t xml:space="preserve">Stevens, M., &amp; Norris, D. R. (2022). A mixed methodology for evaluating use of evidence in conservation planning. </w:t>
+      </w:r>
+      <w:r>
+        <w:rPr>
+          <w:i/>
+          <w:iCs/>
+        </w:rPr>
+        <w:t>Conservation Biology</w:t>
+      </w:r>
+      <w:r>
+        <w:t xml:space="preserve">, </w:t>
+      </w:r>
+      <w:r>
+        <w:rPr>
+          <w:i/>
+          <w:iCs/>
+        </w:rPr>
+        <w:t>36</w:t>
+      </w:r>
+      <w:r>
+        <w:t>(4). https://doi.org/10.1111/cobi.13876</w:t>
+      </w:r>
+      <w:r>
+        <w:br/>
+        <w:t xml:space="preserve">Tambe, S., Rawat, G. S., Bhutia, N. T., Sherpa, P. N., </w:t>
+      </w:r>
+      <w:proofErr w:type="spellStart"/>
+      <w:r>
+        <w:t>Dhakal</w:t>
+      </w:r>
+      <w:proofErr w:type="spellEnd"/>
+      <w:r>
+        <w:t xml:space="preserve">, S., Pradhan, S., Kulkarni, H., &amp; </w:t>
+      </w:r>
+      <w:proofErr w:type="spellStart"/>
+      <w:r>
+        <w:t>Arrawatia</w:t>
+      </w:r>
+      <w:proofErr w:type="spellEnd"/>
+      <w:r>
+        <w:t xml:space="preserve">, M. L. (2020). Building sustainability in the Eastern Himalaya: linking evidence to action. </w:t>
+      </w:r>
+      <w:proofErr w:type="spellStart"/>
+      <w:r>
+        <w:rPr>
+          <w:i/>
+          <w:iCs/>
+          <w:lang w:val="es-ES"/>
+        </w:rPr>
+        <w:t>Environment</w:t>
+      </w:r>
+      <w:proofErr w:type="spellEnd"/>
+      <w:r>
+        <w:rPr>
+          <w:i/>
+          <w:iCs/>
+          <w:lang w:val="es-ES"/>
+        </w:rPr>
+        <w:t xml:space="preserve"> </w:t>
+      </w:r>
+      <w:proofErr w:type="spellStart"/>
+      <w:r>
+        <w:rPr>
+          <w:i/>
+          <w:iCs/>
+          <w:lang w:val="es-ES"/>
+        </w:rPr>
+        <w:t>Development</w:t>
+      </w:r>
+      <w:proofErr w:type="spellEnd"/>
+      <w:r>
+        <w:rPr>
+          <w:i/>
+          <w:iCs/>
+          <w:lang w:val="es-ES"/>
+        </w:rPr>
+        <w:t xml:space="preserve"> and </w:t>
+      </w:r>
+      <w:proofErr w:type="spellStart"/>
+      <w:r>
+        <w:rPr>
+          <w:i/>
+          <w:iCs/>
+          <w:lang w:val="es-ES"/>
+        </w:rPr>
+        <w:t>Sustainability</w:t>
+      </w:r>
+      <w:proofErr w:type="spellEnd"/>
+      <w:r>
+        <w:rPr>
+          <w:lang w:val="es-ES"/>
+        </w:rPr>
+        <w:t xml:space="preserve">, </w:t>
+      </w:r>
+      <w:r>
+        <w:rPr>
+          <w:i/>
+          <w:iCs/>
+          <w:lang w:val="es-ES"/>
+        </w:rPr>
+        <w:t>22</w:t>
+      </w:r>
+      <w:r>
+        <w:rPr>
+          <w:lang w:val="es-ES"/>
+        </w:rPr>
+        <w:t>(6), 5887–5903. https://doi.org/10.1007/s10668-019-00456-8</w:t>
+      </w:r>
+      <w:r>
+        <w:rPr>
+          <w:lang w:val="es-ES"/>
+        </w:rPr>
+        <w:br/>
+        <w:t xml:space="preserve">Valdez, J. W., Pereira, H. M., Morejón, G. F., Acosta-Muñoz, C., Bonet </w:t>
+      </w:r>
+      <w:proofErr w:type="spellStart"/>
+      <w:r>
+        <w:rPr>
+          <w:lang w:val="es-ES"/>
+        </w:rPr>
+        <w:t>Garcia</w:t>
+      </w:r>
+      <w:proofErr w:type="spellEnd"/>
+      <w:r>
+        <w:rPr>
+          <w:lang w:val="es-ES"/>
+        </w:rPr>
+        <w:t xml:space="preserve">, F. J., Castro Vergara, L., Claros, X. R., Gill, M. J., </w:t>
+      </w:r>
+      <w:proofErr w:type="spellStart"/>
+      <w:r>
+        <w:rPr>
+          <w:lang w:val="es-ES"/>
+        </w:rPr>
+        <w:t>Josse</w:t>
+      </w:r>
+      <w:proofErr w:type="spellEnd"/>
+      <w:r>
+        <w:rPr>
+          <w:lang w:val="es-ES"/>
+        </w:rPr>
+        <w:t xml:space="preserve">, C., Lafuente-Cartagena, I., </w:t>
+      </w:r>
+      <w:proofErr w:type="spellStart"/>
+      <w:r>
+        <w:rPr>
+          <w:lang w:val="es-ES"/>
+        </w:rPr>
+        <w:t>Langstroth</w:t>
+      </w:r>
+      <w:proofErr w:type="spellEnd"/>
+      <w:r>
+        <w:rPr>
+          <w:lang w:val="es-ES"/>
+        </w:rPr>
+        <w:t xml:space="preserve">, R., Sheppard, S. N., Orihuela, G., Prieto-Albuja, F. J., </w:t>
+      </w:r>
+      <w:proofErr w:type="spellStart"/>
+      <w:r>
+        <w:rPr>
+          <w:lang w:val="es-ES"/>
+        </w:rPr>
+        <w:t>Quillahuaman</w:t>
+      </w:r>
+      <w:proofErr w:type="spellEnd"/>
+      <w:r>
+        <w:rPr>
+          <w:lang w:val="es-ES"/>
+        </w:rPr>
+        <w:t>, N., Terán, M. F., Zambrana-</w:t>
+      </w:r>
+      <w:proofErr w:type="spellStart"/>
+      <w:r>
+        <w:rPr>
+          <w:lang w:val="es-ES"/>
+        </w:rPr>
+        <w:t>Torrelio</w:t>
+      </w:r>
+      <w:proofErr w:type="spellEnd"/>
+      <w:r>
+        <w:rPr>
+          <w:lang w:val="es-ES"/>
+        </w:rPr>
+        <w:t xml:space="preserve">, C. M., Navarro, L. M., &amp; </w:t>
+      </w:r>
+      <w:proofErr w:type="spellStart"/>
+      <w:r>
+        <w:rPr>
+          <w:lang w:val="es-ES"/>
+        </w:rPr>
+        <w:t>Fernandez</w:t>
+      </w:r>
+      <w:proofErr w:type="spellEnd"/>
+      <w:r>
+        <w:rPr>
+          <w:lang w:val="es-ES"/>
+        </w:rPr>
+        <w:t xml:space="preserve">, M. (2023). </w:t>
+      </w:r>
+      <w:r>
+        <w:t xml:space="preserve">Tailoring evidence into action: Using a co-design approach for biodiversity information in the Tropical Andes. </w:t>
+      </w:r>
+      <w:r>
+        <w:rPr>
+          <w:i/>
+          <w:iCs/>
+        </w:rPr>
+        <w:t>Conservation Science and Practice</w:t>
+      </w:r>
+      <w:r>
+        <w:t xml:space="preserve">, </w:t>
+      </w:r>
+      <w:r>
+        <w:rPr>
+          <w:i/>
+          <w:iCs/>
+        </w:rPr>
+        <w:t>5</w:t>
+      </w:r>
+      <w:r>
+        <w:t>(12). https://doi.org/10.1111/csp2.13035</w:t>
+      </w:r>
+      <w:r>
+        <w:br/>
+        <w:t xml:space="preserve">Vimal, R., </w:t>
+      </w:r>
+      <w:proofErr w:type="spellStart"/>
+      <w:r>
+        <w:t>Gatiso</w:t>
+      </w:r>
+      <w:proofErr w:type="spellEnd"/>
+      <w:r>
+        <w:t xml:space="preserve">, T., &amp; </w:t>
+      </w:r>
+      <w:proofErr w:type="spellStart"/>
+      <w:r>
+        <w:t>Mathevet</w:t>
+      </w:r>
+      <w:proofErr w:type="spellEnd"/>
+      <w:r>
+        <w:t xml:space="preserve">, R. (2018). Monitoring in Tropical National Parks: The Power of Knowledge. </w:t>
+      </w:r>
+      <w:r>
+        <w:rPr>
+          <w:i/>
+          <w:iCs/>
+        </w:rPr>
+        <w:t>Conservation &amp; Society</w:t>
+      </w:r>
+      <w:r>
+        <w:t xml:space="preserve">, </w:t>
+      </w:r>
+      <w:r>
+        <w:rPr>
+          <w:i/>
+          <w:iCs/>
+        </w:rPr>
+        <w:t>16</w:t>
+      </w:r>
+      <w:r>
+        <w:t>(1), 76–90. https://doi.org/10.4103/cs.cs_17_12</w:t>
+      </w:r>
+      <w:r>
+        <w:br/>
+        <w:t xml:space="preserve">Young, K. D., &amp; Van </w:t>
+      </w:r>
+      <w:proofErr w:type="spellStart"/>
+      <w:r>
+        <w:t>Aarde</w:t>
+      </w:r>
+      <w:proofErr w:type="spellEnd"/>
+      <w:r>
+        <w:t xml:space="preserve">, R. J. (2011). Science and elephant management decisions in South Africa. </w:t>
+      </w:r>
+      <w:r>
+        <w:rPr>
+          <w:i/>
+          <w:iCs/>
+        </w:rPr>
+        <w:t>Biological Conservation</w:t>
+      </w:r>
+      <w:r>
+        <w:t xml:space="preserve">, </w:t>
+      </w:r>
+      <w:r>
+        <w:rPr>
+          <w:i/>
+          <w:iCs/>
+        </w:rPr>
+        <w:t>144</w:t>
+      </w:r>
+      <w:r>
+        <w:t>(2), 876–885. https://doi.org/10.1016/j.biocon.2010.11.023</w:t>
+      </w:r>
+      <w:r>
+        <w:br/>
+      </w:r>
+      <w:proofErr w:type="spellStart"/>
+      <w:r>
+        <w:t>Zavaleta</w:t>
+      </w:r>
+      <w:proofErr w:type="spellEnd"/>
+      <w:r>
+        <w:t xml:space="preserve">, E., Miller, D. C., </w:t>
+      </w:r>
+      <w:proofErr w:type="spellStart"/>
+      <w:r>
+        <w:t>Salafsky</w:t>
+      </w:r>
+      <w:proofErr w:type="spellEnd"/>
+      <w:r>
+        <w:t xml:space="preserve">, N., Fleishman, E., Webster, M., Gold, B., Hulse, D., Rowen, M., Tabor, G., &amp; </w:t>
+      </w:r>
+      <w:proofErr w:type="spellStart"/>
+      <w:r>
+        <w:t>Vanderryn</w:t>
+      </w:r>
+      <w:proofErr w:type="spellEnd"/>
+      <w:r>
+        <w:t xml:space="preserve">, J. (2008). Enhancing the engagement of U.S. private </w:t>
+      </w:r>
+      <w:r>
+        <w:lastRenderedPageBreak/>
+        <w:t xml:space="preserve">foundations with conservation science. </w:t>
+      </w:r>
+      <w:r>
+        <w:rPr>
+          <w:i/>
+          <w:iCs/>
+        </w:rPr>
+        <w:t>Conservation Biology</w:t>
+      </w:r>
+      <w:r>
+        <w:t xml:space="preserve">, </w:t>
+      </w:r>
+      <w:r>
+        <w:rPr>
+          <w:i/>
+          <w:iCs/>
+        </w:rPr>
+        <w:t>22</w:t>
+      </w:r>
+      <w:r>
+        <w:t>(6), 1477–1484. https://doi.org/10.1111/j.1523-1739.2008.01046.x</w:t>
+      </w:r>
+    </w:p>
+    <w:p>
+      <w:pPr>
+        <w:widowControl w:val="0"/>
+        <w:pBdr>
+          <w:top w:val="nil"/>
+          <w:left w:val="nil"/>
+          <w:bottom w:val="nil"/>
+          <w:right w:val="nil"/>
+          <w:between w:val="nil"/>
+        </w:pBdr>
+        <w:spacing w:line="480" w:lineRule="auto"/>
+        <w:rPr>
+          <w:b/>
+          <w:bCs/>
+        </w:rPr>
+      </w:pPr>
+    </w:p>
     <w:sectPr>
       <w:pgSz w:w="11909" w:h="16834"/>
       <w:pgMar w:top="1440" w:right="1440" w:bottom="1440" w:left="1440" w:header="720" w:footer="720" w:gutter="0"/>

--- a/docs/Evidence_use_systematic_map_MS_final.docx
+++ b/docs/Evidence_use_systematic_map_MS_final.docx
@@ -65,15 +65,7 @@
         <w:spacing w:line="480" w:lineRule="auto"/>
       </w:pPr>
       <w:r>
-        <w:t xml:space="preserve">To fill this knowledge gap, we conducted a systematic map to synthesise the literature on factors that impact evidence </w:t>
-      </w:r>
-      <w:proofErr w:type="gramStart"/>
-      <w:r>
-        <w:t>use</w:t>
-      </w:r>
-      <w:proofErr w:type="gramEnd"/>
-      <w:r>
-        <w:t xml:space="preserve"> in conservation decision-making, including identifying where research has been conducted and which actors have been studied. Our searches and screening identified 16</w:t>
+        <w:t>To fill this knowledge gap, we conducted a systematic map to synthesise the literature on factors that impact evidence use in conservation decision-making, including identifying where research has been conducted and which actors have been studied. Our searches and screening identified 16</w:t>
       </w:r>
       <w:r>
         <w:t>9</w:t>
@@ -238,20 +230,1029 @@
       <w:pPr>
         <w:spacing w:line="480" w:lineRule="auto"/>
         <w:rPr>
+          <w:u w:val="single"/>
+        </w:rPr>
+      </w:pPr>
+    </w:p>
+    <w:p>
+      <w:pPr>
+        <w:spacing w:line="480" w:lineRule="auto"/>
+        <w:rPr>
           <w:b/>
           <w:bCs/>
         </w:rPr>
       </w:pPr>
-    </w:p>
-    <w:p>
-      <w:pPr>
-        <w:spacing w:line="480" w:lineRule="auto"/>
-      </w:pPr>
       <w:r>
         <w:rPr>
           <w:b/>
           <w:bCs/>
         </w:rPr>
+        <w:t>Spanish abstract</w:t>
+      </w:r>
+    </w:p>
+    <w:p>
+      <w:pPr>
+        <w:numPr>
+          <w:ilvl w:val="0"/>
+          <w:numId w:val="3"/>
+        </w:numPr>
+        <w:spacing w:line="480" w:lineRule="auto"/>
+        <w:rPr>
+          <w:lang w:val="es-ES"/>
+        </w:rPr>
+      </w:pPr>
+      <w:r>
+        <w:rPr>
+          <w:lang w:val="es-ES"/>
+        </w:rPr>
+        <w:t>Las prácticas de conservación basadas en la evidencia científica tienen el potencial de mejorar los resultados en materia de biodiversidad. Sin embargo, gran parte de la toma de decisiones sobre conservación aún no incorpora explícitamente el uso de esta evidencia a pesar de los esfuerzos por promover su uso. Por ello,  es fundamental comprender qué factores influyen en el uso  del conocimiento científico para la toma de decisiones. Aunque existen numerosos estudios al respecto, hasta ahora no se había realizado ningún esfuerzo exhaustivo para categorizar dicha bibliografía.</w:t>
+      </w:r>
+    </w:p>
+    <w:p>
+      <w:pPr>
+        <w:numPr>
+          <w:ilvl w:val="0"/>
+          <w:numId w:val="3"/>
+        </w:numPr>
+        <w:spacing w:line="480" w:lineRule="auto"/>
+        <w:rPr>
+          <w:lang w:val="es-ES"/>
+        </w:rPr>
+      </w:pPr>
+      <w:r>
+        <w:rPr>
+          <w:lang w:val="es-ES"/>
+        </w:rPr>
+        <w:t>Para solventar esta brecha de conocimiento, realizamos un mapeo sistemático de literatura para caracterizar los factores que influyen en el uso de la evidencia científica en la toma de decisiones en conservación, incluyendo asimismo detalles de  dónde se ha investigado el uso de esta evidencia científica y qué agentes han participado en dichos  estudios. La  búsqueda bibliográfica y posterior selección permitió identificar 169 estudios relevantes.</w:t>
+      </w:r>
+    </w:p>
+    <w:p>
+      <w:pPr>
+        <w:numPr>
+          <w:ilvl w:val="0"/>
+          <w:numId w:val="3"/>
+        </w:numPr>
+        <w:spacing w:line="480" w:lineRule="auto"/>
+        <w:rPr>
+          <w:lang w:val="es-ES"/>
+        </w:rPr>
+      </w:pPr>
+      <w:r>
+        <w:rPr>
+          <w:lang w:val="es-ES"/>
+        </w:rPr>
+        <w:t xml:space="preserve">Identificamos un marcado sesgo en la bibliografía analizada en favor de países anglófonos del Norte Global. Pocos estudios detallaban el tipo de ecosistema estudiado, el grupo taxonómico o amenazas concretas, y aquellos que lo hacían se enfocaban en sistemas marinos, forestales o de agua dulce. Respecto a los agentes </w:t>
+      </w:r>
+      <w:r>
+        <w:rPr>
+          <w:lang w:val="es-ES"/>
+        </w:rPr>
+        <w:lastRenderedPageBreak/>
+        <w:t>implicados, la mayoría de los estudios se centraron en gestores e investigadores, mientras que fueron relativamente pocos los que incluyeron a responsables políticos u otros agentes. </w:t>
+      </w:r>
+    </w:p>
+    <w:p>
+      <w:pPr>
+        <w:numPr>
+          <w:ilvl w:val="0"/>
+          <w:numId w:val="3"/>
+        </w:numPr>
+        <w:spacing w:line="480" w:lineRule="auto"/>
+        <w:rPr>
+          <w:lang w:val="es-ES"/>
+        </w:rPr>
+      </w:pPr>
+      <w:r>
+        <w:rPr>
+          <w:lang w:val="es-ES"/>
+        </w:rPr>
+        <w:t>En cuanto a los factores que influyen en el uso de evidencia, los más citados fueron las relaciones entre científicos y responsables de la toma de decisiones, la relevancia de la evidencia, así como la capacidad y los recursos de las organizaciones de conservación. Además, se mencionaron con frecuencia factores relacionados con las características de la propia evidencia así como de los gestores y responsables de formular políticas, sus organizaciones y los contextos de toma de decisiones. Pocos estudios abordaron los factores relacionados con los investigadores y las instituciones de investigación. </w:t>
+      </w:r>
+    </w:p>
+    <w:p>
+      <w:pPr>
+        <w:numPr>
+          <w:ilvl w:val="0"/>
+          <w:numId w:val="3"/>
+        </w:numPr>
+        <w:spacing w:line="480" w:lineRule="auto"/>
+        <w:rPr>
+          <w:lang w:val="es-ES"/>
+        </w:rPr>
+      </w:pPr>
+      <w:r>
+        <w:rPr>
+          <w:lang w:val="es-ES"/>
+        </w:rPr>
+        <w:t>Síntesis y aplicaciones. Los investigadores deben pasar de caracterizar los factores que influyen en el uso de la evidencia científica, a identificar y evaluar las  acciones que pueden facilitar el uso de la evidencia científica en conservación. Dado que los factores de uso de evidencia están interrelacionados, se sugiere priorizar las medidas de implementación y evaluación que aborden varios retos simultáneamente. Para que el uso de evidencia en conservación sea más efectivo, investigadores y responsables de la toma de decisiones deberían colaborar desde el inicio a la hora de definir las cuestiones de investigación y posibles acciones de gestión. Para ello, los responsables de la toma de decisiones podrían definir con claridad sus necesidades de conocimiento y, cuando sea posible, invertir en mecanismos que faciliten el diálogo con los investigadores y la interpretación de la evidencia científica para su uso en acciones de gestión. En conjunto, estos enfoques tienen el potencial de promover prácticas y políticas de conservación basadas en la evidencia que se traduzcan en mejores resultados en la conservación de la biodiversidad.</w:t>
+      </w:r>
+    </w:p>
+    <w:p>
+      <w:pPr>
+        <w:rPr>
+          <w:u w:val="single"/>
+          <w:lang w:val="es-ES"/>
+        </w:rPr>
+      </w:pPr>
+      <w:r>
+        <w:rPr>
+          <w:u w:val="single"/>
+          <w:lang w:val="es-ES"/>
+        </w:rPr>
+        <w:br w:type="page"/>
+      </w:r>
+    </w:p>
+    <w:p>
+      <w:pPr>
+        <w:spacing w:line="480" w:lineRule="auto"/>
+        <w:rPr>
+          <w:b/>
+          <w:bCs/>
+        </w:rPr>
+      </w:pPr>
+      <w:r>
+        <w:rPr>
+          <w:b/>
+          <w:bCs/>
+        </w:rPr>
+        <w:lastRenderedPageBreak/>
+        <w:t>Portuguese abstract</w:t>
+      </w:r>
+    </w:p>
+    <w:p>
+      <w:pPr>
+        <w:numPr>
+          <w:ilvl w:val="0"/>
+          <w:numId w:val="4"/>
+        </w:numPr>
+        <w:spacing w:line="480" w:lineRule="auto"/>
+        <w:rPr>
+          <w:lang w:val="es-ES"/>
+        </w:rPr>
+      </w:pPr>
+      <w:r>
+        <w:rPr>
+          <w:lang w:val="es-ES"/>
+        </w:rPr>
+        <w:t> A conservação baseada em evidência tem o potencial de melhorar os resultados para a biodiversidade. No entanto, apesar dos esforços para promover o uso de evidência científica na conservação, muitas decisões para a conservação ainda não são suportadas desta forma. Para fortalecer o uso de evidência na tomada de decisões em conservação, é fundamental compreender quais os fatores que influenciam o seu uso nos processos de tomada de decisão. Embora existam muitos estudos sobre o uso de evidências científicas na tomada de decisões em conservação, ainda não houve uma tentativa abrangente para caracterizar essa literatura.</w:t>
+      </w:r>
+    </w:p>
+    <w:p>
+      <w:pPr>
+        <w:numPr>
+          <w:ilvl w:val="0"/>
+          <w:numId w:val="4"/>
+        </w:numPr>
+        <w:spacing w:line="480" w:lineRule="auto"/>
+      </w:pPr>
+      <w:r>
+        <w:rPr>
+          <w:lang w:val="es-ES"/>
+        </w:rPr>
+        <w:t xml:space="preserve">Para preencher essa lacuna de conhecimento, realizamos um mapeamento sistemático da literatura para sintetizar a literatura sobre os fatores que afetam o uso de evidência na tomada de decisões em conservação. Identificar onde as pesquisas foram conduzidas, quais os atores que foram o foco dos estudos e quais fatores influenciam o uso de evidência científica. </w:t>
+      </w:r>
+      <w:r>
+        <w:t>Esta pesquisa identificou 169 estudos primários relevantes.</w:t>
+      </w:r>
+    </w:p>
+    <w:p>
+      <w:pPr>
+        <w:numPr>
+          <w:ilvl w:val="0"/>
+          <w:numId w:val="4"/>
+        </w:numPr>
+        <w:spacing w:line="480" w:lineRule="auto"/>
+        <w:rPr>
+          <w:lang w:val="es-ES"/>
+        </w:rPr>
+      </w:pPr>
+      <w:r>
+        <w:rPr>
+          <w:lang w:val="es-ES"/>
+        </w:rPr>
+        <w:t>Identificamos um viés importante da literatura sobre evidência, com forte predominância de estudos realizados em países de língua inglesa. Poucos estudos relataram os ecossistemas, grupos taxonômicos ou ameaças analisados, mas aqueles que o fizeram concentraram-se, em geral, em sistemas marinhos, florestas ou sistemas de água doce. A maioria dos estudos investigou profissionais da conservação e pesquisadores como atores principais, enquanto relativamente poucos incluíram formuladores de políticas públicas ou outros atores.</w:t>
+      </w:r>
+    </w:p>
+    <w:p>
+      <w:pPr>
+        <w:numPr>
+          <w:ilvl w:val="0"/>
+          <w:numId w:val="4"/>
+        </w:numPr>
+        <w:spacing w:line="480" w:lineRule="auto"/>
+        <w:rPr>
+          <w:lang w:val="es-ES"/>
+        </w:rPr>
+      </w:pPr>
+      <w:r>
+        <w:rPr>
+          <w:lang w:val="es-ES"/>
+        </w:rPr>
+        <w:t xml:space="preserve">Em relação aos fatores que influenciam o uso de evidência, os mais frequentemente relatados foram as relações entre cientistas e tomadores de decisão, relevância da evidência, assim comocapacidade e recursos das organizações de conservação. Fatores relacionados às características da própria evidência, às características dos profissionais e formuladores de políticas públicas e de suas organizações, e aos </w:t>
+      </w:r>
+      <w:r>
+        <w:rPr>
+          <w:lang w:val="es-ES"/>
+        </w:rPr>
+        <w:lastRenderedPageBreak/>
+        <w:t>contextos de decisão também foram mencionados com frequência. Em contraste, poucos estudos abordaram fatores relacionados aos pesquisadores e às organizações de pesquisa.  </w:t>
+      </w:r>
+    </w:p>
+    <w:p>
+      <w:pPr>
+        <w:numPr>
+          <w:ilvl w:val="0"/>
+          <w:numId w:val="4"/>
+        </w:numPr>
+        <w:spacing w:line="480" w:lineRule="auto"/>
+        <w:rPr>
+          <w:lang w:val="es-ES"/>
+        </w:rPr>
+      </w:pPr>
+      <w:r>
+        <w:rPr>
+          <w:i/>
+          <w:iCs/>
+          <w:lang w:val="es-ES"/>
+        </w:rPr>
+        <w:t>Síntese e aplicações</w:t>
+      </w:r>
+      <w:r>
+        <w:rPr>
+          <w:lang w:val="es-ES"/>
+        </w:rPr>
+        <w:t xml:space="preserve">. Pesquisadores devem identificar e avaliar intervenções, em vez de apenas caracterizar os fatores que afetam o uso de evidência científica nas decisões de conservação. Como esses fatores estão interligados, deve-se priorizar a implementação e a avaliação de ações que enfrentem múltiplas barreiras simultaneamente. Os tomadores de decisão, por sua vez, devem buscar envolver pesquisadores desde as etapas iniciais da definição de questões de manejo e políticas públicas, expressar claramente suas necessidades de conhecimento e, sempre que possível, investir em mecanismos que facilitem o diálogo e a interpretação de evidência. Em conjunto, essas abordagens têm o potencial de promover práticas e políticas de conservação baseadas em evidência, resultando em melhores resultados para a biodiversidade. </w:t>
+      </w:r>
+    </w:p>
+    <w:p>
+      <w:pPr>
+        <w:spacing w:line="480" w:lineRule="auto"/>
+        <w:rPr>
+          <w:u w:val="single"/>
+          <w:lang w:val="es-ES"/>
+        </w:rPr>
+      </w:pPr>
+    </w:p>
+    <w:p>
+      <w:pPr>
+        <w:spacing w:line="480" w:lineRule="auto"/>
+        <w:rPr>
+          <w:b/>
+          <w:bCs/>
+        </w:rPr>
+      </w:pPr>
+      <w:r>
+        <w:rPr>
+          <w:b/>
+          <w:bCs/>
+        </w:rPr>
+        <w:t>German abstract</w:t>
+      </w:r>
+    </w:p>
+    <w:p>
+      <w:pPr>
+        <w:spacing w:line="480" w:lineRule="auto"/>
+      </w:pPr>
+      <w:r>
+        <w:t>1. Evidenzbasierter Naturschutz hat das Potenzial, Ergebnisse im Bereich der Biodiversität zu verbessern. Trotz den Bemühungen, die Nutzung wissenschaftlicher Erkenntnisse im Naturschutz zu fördern, werden bei vielen Naturschutzentscheidungen wissenschaftliche Erkenntnisse nicht explizit einbezogen. Um die Nutzung von Evidenz im Naturschutz zu stärken, ist es von entscheidender Bedeutung zu verstehen, welche Faktoren die Nutzung wissenschaftlicher Erkenntnisse bei der Entscheidungsfindung beeinflussen. Bislang gab es jedoch keinen umfassenden Versuch, die wissenschaftliche Literatur zu diesem Thema zu charakterisieren.</w:t>
+      </w:r>
+    </w:p>
+    <w:p>
+      <w:pPr>
+        <w:spacing w:line="480" w:lineRule="auto"/>
+      </w:pPr>
+      <w:r>
+        <w:t xml:space="preserve">2. Um diese Wissenslücke zu schliessen, führten wir eine systematische Literaturübersicht durch, um die Literatur zu Faktoren zu charakterisieren, welche die Nutzung von Erkenntnissen bei Naturschutzentscheidungen beeinflussen. </w:t>
+      </w:r>
+      <w:r>
+        <w:t xml:space="preserve">Damit konnten wir feststellen, </w:t>
+      </w:r>
+      <w:r>
+        <w:lastRenderedPageBreak/>
+        <w:t>wo Forschung betrieben wurde und welche Akteure im Fokus der Studien standen. Unsere Suche und das Auswahlverfahren ergaben 169 relevante Primärstudien.</w:t>
+      </w:r>
+    </w:p>
+    <w:p>
+      <w:pPr>
+        <w:spacing w:line="480" w:lineRule="auto"/>
+      </w:pPr>
+      <w:r>
+        <w:t>3. Wir stellten eine scheinbare Verzerrung in der Evidenzliteratur zugunsten englischsprachiger Länder im globalen Norden fest. Nur wenige Studien berichteten über bestimmte Ökosysteme oder Bedrohungen, wenn sie dies taten, standen häufig Meeres-, Wald- oder Süsswassersysteme im Fokus. Die Mehrheit der Studien untersuchte Akteure aus Praxis und Forschung, während politische Entscheidungstragende und andere Akteursgruppen deutlich seltener im Fokus standen.</w:t>
+      </w:r>
+    </w:p>
+    <w:p>
+      <w:pPr>
+        <w:spacing w:line="480" w:lineRule="auto"/>
+      </w:pPr>
+      <w:r>
+        <w:t>4. Die am häufigsten genannten Faktoren, welche die Nutzung wissenschaftlicher Erkenntnisse beeinflussen, waren die Beziehungen zwischen Forschenden und Entscheidungstragenden, die Relevanz der Evidenz sowie die Kapazitäten und Ressourcen von Naturschutzorganisationen. Häufig wurde auf Faktoren Bezug genommen, die mit den Eigenschaften der Evidenz selbst sowie mit den Eigenschaften von Fachpersonen aus der Praxis und Entscheidungstragenden, ihrer Organisationen und der Entscheidungskontexte zusammenhängen. Nur wenige Studien identifizierten jedoch Faktoren, die Forschende und Forschungseinrichtungen betreffen.</w:t>
+      </w:r>
+    </w:p>
+    <w:p>
+      <w:pPr>
+        <w:spacing w:line="480" w:lineRule="auto"/>
+      </w:pPr>
+      <w:r>
+        <w:t>5. Zusammenfassung und Anwendungen. Forschende sollten den Schwerpunkt von der Charakterisierung der Faktoren, welche die Nutzung wissenschaftlicher Erkenntnisse bei Naturschutzentscheidungen beeinflussen, auf die Identifizierung und Erprobung von Massnahmen verlagern, welche deren Nutzung durch Entscheidungstragende im Naturschutz fördern. Da diese Faktoren miteinander verknüpft sind, sollte der Umsetzung und Erprobung von Massnahmen, die mehrere Nutzungshindernisse angehen, Vorrang eingeräumt werden. Entscheidungstragende und Forschende sollten bereits bei der Definition von Management-, Politik- und Forschungssynthesefragen frühzeitig miteinander in Dialog treten, ihren Wissensbedarf klar definieren und, wo möglich, in Mechanismen investieren, die den Dialog und die Interpretation von Erkenntnissen erleichtern. Zusammen haben diese Ansätze das Potenzial, evidenzbasierte Naturschutzpraxis und -politik zu fördern und dadurch zu besseren Ergebnissen für die Biodiversität beizutragen.</w:t>
+      </w:r>
+    </w:p>
+    <w:p>
+      <w:pPr>
+        <w:spacing w:line="480" w:lineRule="auto"/>
+        <w:rPr>
+          <w:b/>
+          <w:bCs/>
+          <w:lang w:val="es-ES"/>
+        </w:rPr>
+      </w:pPr>
+      <w:r>
+        <w:rPr>
+          <w:b/>
+          <w:bCs/>
+          <w:lang w:val="es-ES"/>
+        </w:rPr>
+        <w:lastRenderedPageBreak/>
+        <w:t>French abstract</w:t>
+      </w:r>
+    </w:p>
+    <w:p>
+      <w:pPr>
+        <w:spacing w:line="480" w:lineRule="auto"/>
+        <w:rPr>
+          <w:lang w:val="es-ES"/>
+        </w:rPr>
+      </w:pPr>
+      <w:r>
+        <w:rPr>
+          <w:lang w:val="es-ES"/>
+        </w:rPr>
+        <w:t xml:space="preserve">1. </w:t>
+      </w:r>
+      <w:r>
+        <w:rPr>
+          <w:lang w:val="es-ES"/>
+        </w:rPr>
+        <w:tab/>
+        <w:t>La conservation fondée sur des données scientifiques peut contribuer  à améliorer les résultats en matière de biodiversité. Cependant, de nombreuses décisions de conservation n'intègrent pas explicitement les données scientifiques,  malgré les efforts visant à favoriser leur utilisation. Afin de renforcer le rôle des données scientifiques dans l’orientation des décisions de conservation,  il est essentiel de comprendre les facteurs qui influencent leur utilisation par des décideurs. Toutefois, à ce jour, aucune tentative exhaustive n'a été menée pour caractériser la littérature scientifique consacrée à cette question.</w:t>
+      </w:r>
+    </w:p>
+    <w:p>
+      <w:pPr>
+        <w:spacing w:line="480" w:lineRule="auto"/>
+        <w:rPr>
+          <w:lang w:val="es-ES"/>
+        </w:rPr>
+      </w:pPr>
+      <w:r>
+        <w:rPr>
+          <w:lang w:val="es-ES"/>
+        </w:rPr>
+        <w:t xml:space="preserve">2. </w:t>
+      </w:r>
+      <w:r>
+        <w:rPr>
+          <w:lang w:val="es-ES"/>
+        </w:rPr>
+        <w:tab/>
+        <w:t>Pour combler ce manque de connaissances, nous avons réalisé une cartographie systématique de la littérature visant à synthétiser les travaux portant sur les facteurs qui influencent l'utilisation des données scientifiques dans la prise de décision en matière de conservation. Cette analyse visait notamment à identifier les contextes géographiques dans lesquels les recherches ont été menées ainsi que  les acteurs ayant fait l’objet de ces études.  Nos recherches et le processus de sélection ont permis d’identifier 169 études primaires pertinentes.</w:t>
+      </w:r>
+    </w:p>
+    <w:p>
+      <w:pPr>
+        <w:spacing w:line="480" w:lineRule="auto"/>
+        <w:rPr>
+          <w:lang w:val="es-ES"/>
+        </w:rPr>
+      </w:pPr>
+      <w:r>
+        <w:rPr>
+          <w:lang w:val="es-ES"/>
+        </w:rPr>
+        <w:t xml:space="preserve">3. </w:t>
+      </w:r>
+      <w:r>
+        <w:rPr>
+          <w:lang w:val="es-ES"/>
+        </w:rPr>
+        <w:tab/>
+        <w:t>Nous avons mis en évidence  un biais apparent de la littérature sur l’utilisation des données scientifiques  en faveur des pays anglophones du Nord global. Peu d'études précisaient les écosystèmes ou les menaces ciblés ,  mais parmi celles qui le faisaient, une attention particulière était souvent accordée aux systèmes marins, forestiers ou d'eau douce. La majorité des études ont examiné les praticiens et chercheurs en tant qu'acteurs, tandis que relativement peu d'études s'intéressaient  aux décideurs politiques ou à d'autres catégories d’acteurs.</w:t>
+      </w:r>
+    </w:p>
+    <w:p>
+      <w:pPr>
+        <w:spacing w:line="480" w:lineRule="auto"/>
+      </w:pPr>
+      <w:r>
+        <w:rPr>
+          <w:lang w:val="es-ES"/>
+        </w:rPr>
+        <w:t xml:space="preserve">4. </w:t>
+      </w:r>
+      <w:r>
+        <w:rPr>
+          <w:lang w:val="es-ES"/>
+        </w:rPr>
+        <w:tab/>
+        <w:t xml:space="preserve">Les facteurs les plus fréquemment cités comme influençant l'utilisation des données scientifiques  étaient les relations entre les scientifiques et les décideurs, la pertinence des données disponibles, ainsi que la capacité et les ressources des organisations de conservation. Les facteurs liés aux caractéristiques des données scientifiques et à celles des praticiens/décideurs - notamment leurs organisations et les contextes décisionnels </w:t>
+      </w:r>
+      <w:r>
+        <w:rPr>
+          <w:lang w:val="es-ES"/>
+        </w:rPr>
+        <w:lastRenderedPageBreak/>
+        <w:t xml:space="preserve">étaient également fréquemment mentionnés. </w:t>
+      </w:r>
+      <w:r>
+        <w:t>En revanche, peu d'études ont identifié les facteurs liés aux chercheurs et aux organisations de recherche.</w:t>
+      </w:r>
+    </w:p>
+    <w:p>
+      <w:pPr>
+        <w:spacing w:line="480" w:lineRule="auto"/>
+        <w:rPr>
+          <w:lang w:val="es-ES"/>
+        </w:rPr>
+      </w:pPr>
+      <w:r>
+        <w:t xml:space="preserve">5. </w:t>
+      </w:r>
+      <w:r>
+        <w:tab/>
+      </w:r>
+      <w:r>
+        <w:rPr>
+          <w:i/>
+          <w:iCs/>
+        </w:rPr>
+        <w:t>Synthèse et applications</w:t>
+      </w:r>
+      <w:r>
+        <w:t xml:space="preserve">. Les chercheurs devraient aller au-delà de la simple caractérisation des facteurs influençant l'utilisation des données scientifiques et s’attacher à identifier et à tester des  interventions visant à faciliter leur utilisation par les décideurs en matière de conservation. Étant donné que ces différents facteurs sont interdépendants, la mise en œuvre et l'évaluation d’actions permettant de s’attaquer simultanément à plusieurs obstacles devraient être prioritaires.  </w:t>
+      </w:r>
+      <w:r>
+        <w:rPr>
+          <w:lang w:val="es-ES"/>
+        </w:rPr>
+        <w:t>Les décideurs et  les chercheurs devraient collaborer dès les premières étapes de la définition des questions de gestion et de politique publique et de synthèse des  connaissances scientifiques, définir clairement les besoins en matière de connaissance et, dans la mesure  du possible, investir dans des mécanismes facilitant le dialogue et l’interprétation des données scientifiques. Ensemble, ces approches offrent le potentiel de promouvoir des pratiques et des politiques de conservation fondées sur des données scientifiques et ainsi à améliorer les  résultats en matière de biodiversité.</w:t>
+      </w:r>
+    </w:p>
+    <w:p>
+      <w:pPr>
+        <w:spacing w:line="480" w:lineRule="auto"/>
+        <w:rPr>
+          <w:lang w:val="es-ES"/>
+        </w:rPr>
+      </w:pPr>
+    </w:p>
+    <w:p>
+      <w:pPr>
+        <w:spacing w:line="480" w:lineRule="auto"/>
+        <w:rPr>
+          <w:b/>
+          <w:bCs/>
+        </w:rPr>
+      </w:pPr>
+      <w:r>
+        <w:rPr>
+          <w:b/>
+          <w:bCs/>
+        </w:rPr>
+        <w:t>Mauritian Creole</w:t>
+      </w:r>
+      <w:r>
+        <w:rPr>
+          <w:b/>
+          <w:bCs/>
+        </w:rPr>
+        <w:t xml:space="preserve"> abstract</w:t>
+      </w:r>
+    </w:p>
+    <w:p>
+      <w:pPr>
+        <w:spacing w:line="480" w:lineRule="auto"/>
+      </w:pPr>
+      <w:r>
+        <w:t>1.     Konservasyon ki baze lor prev  et konesans syantifik (evidence-based conservation) ena potansyel pou amelyor rezilta an term biodiversite. Me, boukou bann desizion ki konsern konservasyon pa pran bann prev syantifik an konsiderasion dan enn fason explicite, malgre bann zefor ki’nn fer pou ankouraz zot itilizasion. Pou ranforsi rol bann prev syantifik dan desizion ki konsern konservasyon, li inportan konpran bann fakter ki ena enn linfliyans lor fason bann dimounn ki pran  desizion servi sa bann prev la. Ziska ler pena okenn analiz konpreansif lor bann literatir syantifik ki koz lor sa size la. </w:t>
+      </w:r>
+    </w:p>
+    <w:p>
+      <w:pPr>
+        <w:spacing w:line="480" w:lineRule="auto"/>
+        <w:rPr>
+          <w:lang w:val="es-ES"/>
+        </w:rPr>
+      </w:pPr>
+      <w:r>
+        <w:t xml:space="preserve">2.     Pou ranpli sa mank konesans-la, nou finn fer enn kartografi sistematik bann  literatir syantifik pou fer enn sintez bann resers lor bann fakter ki ena ene linflians lor itilizasyon bann prev syantifik dan bann desizion ki konsern konservasyon. </w:t>
+      </w:r>
+      <w:r>
+        <w:rPr>
+          <w:lang w:val="es-ES"/>
+        </w:rPr>
+        <w:t>Sa ti inklir idantifie dan ki landrwa  bann resers la finn fer ek  ki bann akter finn etidie. Apre nou bann resers ek prosesis seleksion, nou’nn idantifie 169 letid prinsipal  pertinan.</w:t>
+      </w:r>
+    </w:p>
+    <w:p>
+      <w:pPr>
+        <w:spacing w:line="480" w:lineRule="auto"/>
+        <w:rPr>
+          <w:lang w:val="es-ES"/>
+        </w:rPr>
+      </w:pPr>
+      <w:r>
+        <w:rPr>
+          <w:lang w:val="es-ES"/>
+        </w:rPr>
+        <w:lastRenderedPageBreak/>
+        <w:t>3.     Nou finn trouv enn dezekilib evidan dan bann resers lor itilizasion banne prev, avek enn gran parti bann letid ki sorti dans bann pei anglofón dans Global North. Bien tigit letid ti finn raporte ki kalite ekosistem ouswa menas ki zot ti pe etidie. Me parmi bann letid ki finn donn sa linformasion la, boukou ti konsantre lor bann ekosistem maren, bann laforer ouswa sistem delo dou. Laplipar bann letid ti etidie bannpratisien dan domenn konservasyon ek resers,  alor ki bien tigit letid ti konsantre lor bann desider politik ouswa lezot kategori akter.</w:t>
+      </w:r>
+    </w:p>
+    <w:p>
+      <w:pPr>
+        <w:spacing w:line="480" w:lineRule="auto"/>
+      </w:pPr>
+      <w:r>
+        <w:rPr>
+          <w:lang w:val="es-ES"/>
+        </w:rPr>
+        <w:t xml:space="preserve">4.     Bann fakter ki’nn plis souvan mansione kouma ena enn linfliyans lor itilizasyon bann prev ti relasion ant bann syantifik ek bann dimounn ki pran desizion, pertinans bann prev ek  kapasite ek resours bann lorganizasion konservasyon. Bann fakter ki relye ar karakteristik bann prev, bann pratisien ek desider politik, inklir zot lorganizasion ek konteks kot zot pran desizion, ti osi souvan mansione. </w:t>
+      </w:r>
+      <w:r>
+        <w:t>Par kont, bien tigit letid finn idantifie  bann fakter ki konsern bann serser ek bann lorganizasion ki fer resers.</w:t>
+      </w:r>
+    </w:p>
+    <w:p>
+      <w:pPr>
+        <w:spacing w:line="480" w:lineRule="auto"/>
+      </w:pPr>
+      <w:r>
+        <w:t>5.     Sintez ek aplikasyon. Bann resers bizin al pli lwin ki  zis idantifie bann fakter ki ena enn linfliyans lor itilizasyon bann prev syantifik. Zot bizin osi idantifie ek teste bann mezir ouswa intervansion konkre ki fasilit itilizasion sa bann prev la par bann dimounn ki pran desizion ki konsern konservasyon. Parski sa bann fakter-la tous relye ant zot, bizin donn priorite bann aksion ki adres plizier baryer anmemtan. Bann desider ek bann serser bizin travay ansam depi boner kan zot pe definir bann kestyon lor zetion, politik piblik ek sintez bann konesans. Zot bizin osi defini klerment ki bann konesans ki neseser, ek , kot posib, investi dan mekanism ki fasilit dialog ek interpretasion bann prev syantifik. Ansam, sa bann lapros-la kav ed pou ankouraz bann pratik ek bann politik konservasyon baze lor bann prev syantifik, ek finalman permet gagn bann meyer rezilta pou biodiversite.</w:t>
+      </w:r>
+    </w:p>
+    <w:p>
+      <w:pPr>
+        <w:spacing w:line="480" w:lineRule="auto"/>
+        <w:rPr>
+          <w:u w:val="single"/>
+        </w:rPr>
+      </w:pPr>
+    </w:p>
+    <w:p>
+      <w:pPr>
+        <w:spacing w:line="480" w:lineRule="auto"/>
+        <w:rPr>
+          <w:b/>
+          <w:bCs/>
+        </w:rPr>
+      </w:pPr>
+      <w:r>
+        <w:rPr>
+          <w:b/>
+          <w:bCs/>
+        </w:rPr>
+        <w:t>Basque abstract</w:t>
+      </w:r>
+    </w:p>
+    <w:p>
+      <w:pPr>
+        <w:numPr>
+          <w:ilvl w:val="0"/>
+          <w:numId w:val="5"/>
+        </w:numPr>
+        <w:spacing w:line="480" w:lineRule="auto"/>
+        <w:rPr>
+          <w:lang w:val="es-ES"/>
+        </w:rPr>
+      </w:pPr>
+      <w:r>
+        <w:t xml:space="preserve">Ebidentzian oinarrituriko kontserbazioak biodibertsitate emaitzak hobetzeko potentziala du. Kontserbazioan ebidentzia zientifikoaren erabilera emendatzeko ahaleginak gorabehera, kontserbazio erabaki askok ez dute oraindik ere kontuan hartzen. Kontserbazio erabakietan ebidentzia zientifikoaren rola indartzeko, </w:t>
+      </w:r>
+      <w:r>
+        <w:lastRenderedPageBreak/>
+        <w:t xml:space="preserve">ezinbestekoa da erabaki hartzean zein faktorek eragiten duten ulertzea. </w:t>
+      </w:r>
+      <w:r>
+        <w:rPr>
+          <w:lang w:val="es-ES"/>
+        </w:rPr>
+        <w:t>Halere, gaurdaino, ez da saiakera sakonik egin gaiaren inguruko literatura zientifikoa ezaugarritzeko.</w:t>
+      </w:r>
+    </w:p>
+    <w:p>
+      <w:pPr>
+        <w:numPr>
+          <w:ilvl w:val="0"/>
+          <w:numId w:val="5"/>
+        </w:numPr>
+        <w:spacing w:line="480" w:lineRule="auto"/>
+      </w:pPr>
+      <w:r>
+        <w:rPr>
+          <w:lang w:val="es-ES"/>
+        </w:rPr>
+        <w:t xml:space="preserve">Ezagutza hutsune hori betetzeko, mapa sistematiko bat burutu genuen kontserbaziorako erabaki hartzean ebidentziaren erabileran eragiten duten faktoreen inguruko literatura sintetizatuz, tartean, ikerketak non gauzatu diren eta zein aktore ikertu diren identifikatuz. </w:t>
+      </w:r>
+      <w:r>
+        <w:t>Gure bilaketak eta miaketak 169 ikerketa esanguratsu identifikatu zituen.</w:t>
+      </w:r>
+    </w:p>
+    <w:p>
+      <w:pPr>
+        <w:numPr>
+          <w:ilvl w:val="0"/>
+          <w:numId w:val="5"/>
+        </w:numPr>
+        <w:spacing w:line="480" w:lineRule="auto"/>
+        <w:rPr>
+          <w:lang w:val="es-ES"/>
+        </w:rPr>
+      </w:pPr>
+      <w:r>
+        <w:rPr>
+          <w:lang w:val="es-ES"/>
+        </w:rPr>
+        <w:t>Iparralde Globalean herrialde ingeles-hiztunetarako joera sendoa identifikatu genuen ebidentzien literaturan. Ikerketa gutxik aurkezten zituzten ikerturiko ekosistema motaedo mehatxuak eta egiten zutenak itsas, baso edo ur-gezako sistemetan egiten zuten. Ikerketa gehienek azterturiko aktoreak ikertzaileak eta profesionalak izan ziren, legegileak edo bestelako aktoreak aztertzen zituzten ikerketa kopurua erlatiboki murritza zen bitartean.</w:t>
+      </w:r>
+    </w:p>
+    <w:p>
+      <w:pPr>
+        <w:numPr>
+          <w:ilvl w:val="0"/>
+          <w:numId w:val="5"/>
+        </w:numPr>
+        <w:spacing w:line="480" w:lineRule="auto"/>
+        <w:rPr>
+          <w:lang w:val="es-ES"/>
+        </w:rPr>
+      </w:pPr>
+      <w:r>
+        <w:rPr>
+          <w:lang w:val="es-ES"/>
+        </w:rPr>
+        <w:t>Ebidentziaren erabileran eragiten duten faktore aipatuenak, erabaki hartzaileen eta zientzialarien arteko harremana, ebidentziaren adierazgarritasuna eta kontserbazio erakundeen gaitasun zein baliabideak izan ziren. Ebidentziaren ezaugarriei eta profesional/legegileei zegozkien faktoreak, euren erakundeen eta erabakien testuingurua barne, maiz aipatuak ziren. Kontrara,ikerketa gutxik heltzen zieten ikertzaileei zein ikerketa erakundeei loturiko faktoreei. </w:t>
+      </w:r>
+    </w:p>
+    <w:p>
+      <w:pPr>
+        <w:numPr>
+          <w:ilvl w:val="0"/>
+          <w:numId w:val="5"/>
+        </w:numPr>
+        <w:spacing w:line="480" w:lineRule="auto"/>
+        <w:rPr>
+          <w:lang w:val="es-ES"/>
+        </w:rPr>
+      </w:pPr>
+      <w:r>
+        <w:rPr>
+          <w:i/>
+          <w:iCs/>
+          <w:lang w:val="es-ES"/>
+        </w:rPr>
+        <w:t>Sintesia eta aplikazioak.</w:t>
+      </w:r>
+      <w:r>
+        <w:rPr>
+          <w:lang w:val="es-ES"/>
+        </w:rPr>
+        <w:t xml:space="preserve"> Ikertzaileek igaro beharko lukete ebidentzia zientifikoaren erabileran eragiten duten faktoreak ezaugarritzetik, kontserbazio erabaki hartzaileek bere erabilera errazteko interbentzioak identifikatu eta probatzera. Faktore horiek elkarlotuta egonda, askotariko oztopoei aurre egingo lioketen ekintzen inplementazioa eta probatzea lehenetsi beharko litzateke. Erabaki hartzaileek ikertzaileekin ahal eta arinen egin beharko lukete bat kudeaketa, politika eta ikerketa sintesien inguruko galderak definitzerakoan, ezagutza beharrak argi definitu, eta, posible denean, elkarrizketa eta ebidentziaren interpretazioa erraztuko dituen </w:t>
+      </w:r>
+      <w:r>
+        <w:rPr>
+          <w:lang w:val="es-ES"/>
+        </w:rPr>
+        <w:lastRenderedPageBreak/>
+        <w:t>mekanismoetan inbertitu. Hurbiltze horiek, batera, ebidentzian oinarrituriko kontserbazio praktikak eta politikak sustatzeko potentziala dute, biodibertsitate emaitzak hobetuz.</w:t>
+      </w:r>
+    </w:p>
+    <w:p>
+      <w:pPr>
+        <w:spacing w:line="480" w:lineRule="auto"/>
+        <w:rPr>
+          <w:lang w:val="es-ES"/>
+        </w:rPr>
+      </w:pPr>
+    </w:p>
+    <w:p>
+      <w:pPr>
+        <w:spacing w:line="480" w:lineRule="auto"/>
+        <w:rPr>
+          <w:b/>
+          <w:bCs/>
+          <w:lang w:val="es-ES"/>
+        </w:rPr>
+      </w:pPr>
+      <w:r>
+        <w:rPr>
+          <w:b/>
+          <w:bCs/>
+          <w:lang w:val="es-ES"/>
+        </w:rPr>
+        <w:t xml:space="preserve">Farsi </w:t>
+      </w:r>
+      <w:r>
+        <w:rPr>
+          <w:b/>
+          <w:bCs/>
+          <w:lang w:val="es-ES"/>
+        </w:rPr>
+        <w:t xml:space="preserve">abstract </w:t>
+      </w:r>
+    </w:p>
+    <w:p>
+      <w:pPr>
+        <w:spacing w:line="480" w:lineRule="auto"/>
+        <w:rPr>
+          <w:lang w:val="es-ES"/>
+        </w:rPr>
+      </w:pPr>
+      <w:r>
+        <w:t>نسخه</w:t>
+      </w:r>
+      <w:r>
+        <w:rPr>
+          <w:lang w:val="es-ES"/>
+        </w:rPr>
+        <w:t xml:space="preserve"> </w:t>
+      </w:r>
+      <w:r>
+        <w:t>فارسی</w:t>
+      </w:r>
+    </w:p>
+    <w:p>
+      <w:pPr>
+        <w:spacing w:line="480" w:lineRule="auto"/>
+        <w:rPr>
+          <w:lang w:val="es-ES"/>
+        </w:rPr>
+      </w:pPr>
+      <w:r>
+        <w:t>۱</w:t>
+      </w:r>
+      <w:r>
+        <w:rPr>
+          <w:lang w:val="es-ES"/>
+        </w:rPr>
+        <w:t>. </w:t>
+      </w:r>
+    </w:p>
+    <w:p>
+      <w:pPr>
+        <w:spacing w:line="480" w:lineRule="auto"/>
+        <w:rPr>
+          <w:lang w:val="es-ES"/>
+        </w:rPr>
+      </w:pPr>
+      <w:r>
+        <w:rPr>
+          <w:rtl/>
+          <w:lang w:bidi="fa-IR"/>
+        </w:rPr>
+        <w:t xml:space="preserve">۱. </w:t>
+      </w:r>
+      <w:r>
+        <w:rPr>
+          <w:rtl/>
+        </w:rPr>
+        <w:t>حفاظت مبتنی بر شواهد پتانسیل بهبود نتایج تنوع زیستی را دارد. با این حال، بسیاری از تصمیمات حفاظتی، علیرغم تلاش‌ها برای ترویج استفاده از شواهد علمی، به صراحت شواهد علمی را در بر نمی‌گیرند. برای تقویت نقش شواهد علمی در اطلاع‌رسانی جهت تصمیمات حفاظتی، درک عوامل مؤثر بر استفاده از آن توسط تصمیم‌گیرندگان بسیار حیاتی است. با این حال، تا به امروز، هیچ تلاش جامعی برای توصیف ادبیات علمی در مورد این موضوع صورت نگرفته است..</w:t>
+      </w:r>
+    </w:p>
+    <w:p>
+      <w:pPr>
+        <w:spacing w:line="480" w:lineRule="auto"/>
+        <w:rPr>
+          <w:rtl/>
+        </w:rPr>
+      </w:pPr>
+    </w:p>
+    <w:p>
+      <w:pPr>
+        <w:spacing w:line="480" w:lineRule="auto"/>
+      </w:pPr>
+      <w:r>
+        <w:rPr>
+          <w:rtl/>
+          <w:lang w:bidi="fa-IR"/>
+        </w:rPr>
+        <w:t xml:space="preserve">۲. </w:t>
+      </w:r>
+      <w:r>
+        <w:rPr>
+          <w:rtl/>
+        </w:rPr>
+        <w:t xml:space="preserve">برای پر کردن این شکاف دانش، ما یک نقشه سیستماتیک برای ترکیب منابع در مورد عواملی که بر استفاده از شواهد در تصمیم‌گیری‌های حفاظت تأثیر می‌گذارند، از جمله شناسایی محل انجام تحقیقات و بازیگران مورد مطالعه، تهیه کردیم. جستجوها و غربالگری‌های ما </w:t>
+      </w:r>
+      <w:r>
+        <w:rPr>
+          <w:rtl/>
+          <w:lang w:bidi="fa-IR"/>
+        </w:rPr>
+        <w:t>۱۶۹</w:t>
+      </w:r>
+      <w:r>
+        <w:rPr>
+          <w:rtl/>
+        </w:rPr>
+        <w:t xml:space="preserve"> مطالعه اولیه مرتبط را شناسایی کرد.</w:t>
+      </w:r>
+    </w:p>
+    <w:p>
+      <w:pPr>
+        <w:spacing w:line="480" w:lineRule="auto"/>
+        <w:rPr>
+          <w:rtl/>
+        </w:rPr>
+      </w:pPr>
+      <w:r>
+        <w:t>ن</w:t>
+      </w:r>
+    </w:p>
+    <w:p>
+      <w:pPr>
+        <w:spacing w:line="480" w:lineRule="auto"/>
+      </w:pPr>
+      <w:r>
+        <w:rPr>
+          <w:rtl/>
+          <w:lang w:bidi="fa-IR"/>
+        </w:rPr>
+        <w:t xml:space="preserve">۳. </w:t>
+      </w:r>
+      <w:r>
+        <w:rPr>
+          <w:rtl/>
+        </w:rPr>
+        <w:t>ما یک سوگیری آشکار در منابع مربوط به  استفاده از شواهد به سمت کشورهای انگلیسی زبان در شمال جهان شناسایی کردیم. مطالعات کمی اکوسیستم‌های کانونی یا تهدیدها را گزارش کرده‌اند، اما آن‌هایی که این کار را کرده‌اند اغلب بر سیستم‌های دریایی، جنگلی یا آب شیرین متمرکز بوده‌اند. اکثر مطالعات، متخصصان و محققان را به عنوان بازیگران بررسی کرده‌اند و مطالعات نسبتاً کمی بر سیاست‌گذاران یا سایر بازیگران متمرکز بوده‌اند..</w:t>
+      </w:r>
+    </w:p>
+    <w:p>
+      <w:pPr>
+        <w:spacing w:line="480" w:lineRule="auto"/>
+        <w:rPr>
+          <w:rtl/>
+        </w:rPr>
+      </w:pPr>
+    </w:p>
+    <w:p>
+      <w:pPr>
+        <w:spacing w:line="480" w:lineRule="auto"/>
+      </w:pPr>
+      <w:r>
+        <w:rPr>
+          <w:rtl/>
+          <w:lang w:bidi="fa-IR"/>
+        </w:rPr>
+        <w:t xml:space="preserve">۴. </w:t>
+      </w:r>
+      <w:r>
+        <w:rPr>
+          <w:rtl/>
+        </w:rPr>
+        <w:t>رایج‌ترین عوامل گزارش‌شده مؤثر بر استفاده از شواهد، روابط بین دانشمندان و تصمیم‌گیرندگان، مرتبط بودن شواهد و ظرفیت و منابع سازمان‌های حفاظت از محیط زیست بود. عواملی که مربوط به ویژگی‌های شواهد و متخصصان/سیاست‌گذاران، از جمله سازمان‌های آنها و زمینه‌های تصمیم‌گیری بودند، مکرراً مورد اشاره قرار گرفتند. با این حال، مطالعات کمی عوامل مربوط به محققان و سازمان‌های تحقیقاتی را شناسایی کردند..</w:t>
+      </w:r>
+    </w:p>
+    <w:p>
+      <w:pPr>
+        <w:spacing w:line="480" w:lineRule="auto"/>
+        <w:rPr>
+          <w:rtl/>
+        </w:rPr>
+      </w:pPr>
+    </w:p>
+    <w:p>
+      <w:pPr>
+        <w:spacing w:line="480" w:lineRule="auto"/>
+      </w:pPr>
+      <w:r>
+        <w:rPr>
+          <w:rtl/>
+          <w:lang w:bidi="fa-IR"/>
+        </w:rPr>
+        <w:t xml:space="preserve">۵. </w:t>
+      </w:r>
+      <w:r>
+        <w:rPr>
+          <w:rtl/>
+        </w:rPr>
+        <w:t xml:space="preserve">سنتز و کاربردها. محققان باید از توصیف عوامل مؤثر بر استفاده از شواهد علمی، به شناسایی و آزمایش مداخلات برای تسهیل استفاده از آن توسط تصمیم‌گیرندگان حفاظت از محیط زیست روی آورند. از آنجایی که این عوامل به هم پیوسته هستند، </w:t>
+      </w:r>
+      <w:r>
+        <w:rPr>
+          <w:rtl/>
+        </w:rPr>
+        <w:lastRenderedPageBreak/>
+        <w:t>اجرا و آزمایش اقداماتی که موانع متعدد را برطرف می‌کنند باید در اولویت قرار گیرند. تصمیم‌گیرندگان و محققان باید هنگام تعریف سوالات مربوط به مدیریت، سیاست‌گذاری و سنتز تحقیقات، از همان ابتدا با یکدیگر تعامل داشته باشند، نیازهای دانش را به روشنی تعریف کنند و در صورت امکان، در سازوکارهایی برای تسهیل گفتگو و تفسیر شواهد سرمایه‌گذاری کنند. این رویکردها در کنار هم، پتانسیل ارتقای رویه‌ها و سیاست‌های حفاظت مبتنی بر شواهد را ارائه می‌دهند که منجر به بهبود نتایج تنوع زیستی می‌شود.</w:t>
+      </w:r>
+    </w:p>
+    <w:p>
+      <w:pPr>
+        <w:spacing w:line="480" w:lineRule="auto"/>
+      </w:pPr>
+    </w:p>
+    <w:p>
+      <w:pPr>
+        <w:spacing w:line="480" w:lineRule="auto"/>
+        <w:rPr>
+          <w:b/>
+          <w:bCs/>
+          <w:rtl/>
+        </w:rPr>
+      </w:pPr>
+      <w:r>
+        <w:rPr>
+          <w:b/>
+          <w:bCs/>
+        </w:rPr>
+        <w:t>Greek abstract</w:t>
+      </w:r>
+    </w:p>
+    <w:p>
+      <w:pPr>
+        <w:spacing w:line="480" w:lineRule="auto"/>
+      </w:pPr>
+      <w:r>
+        <w:t>Περίληψη</w:t>
+      </w:r>
+    </w:p>
+    <w:p>
+      <w:pPr>
+        <w:spacing w:line="480" w:lineRule="auto"/>
+      </w:pPr>
+      <w:r>
+        <w:t xml:space="preserve">1.  </w:t>
+      </w:r>
+      <w:r>
+        <w:tab/>
+        <w:t>Η τεκμηριωμένη διατήρηση της φύσης μπορεί να επιφέρει αποτελέσματα για τη βιοποικιλότητα, ωστόσο πολλές αποφάσεις εξακολουθούν να μην αξιοποιούν πλήρως τα επιστημονικά δεδομένα. Για να ενισχυθεί ο ρόλος τους, είναι κρίσιμο να κατανοήσουμε ποιοι παράγοντες επηρεάζουν τη χρήση τους από τους λήπτες αποφάσεων· κάτι που έως τώρα δεν έχει αποτυπωθεί συστηματικά.</w:t>
+      </w:r>
+    </w:p>
+    <w:p>
+      <w:pPr>
+        <w:spacing w:line="480" w:lineRule="auto"/>
+      </w:pPr>
+      <w:r>
+        <w:t xml:space="preserve">2.  </w:t>
+      </w:r>
+      <w:r>
+        <w:tab/>
+        <w:t>Πραγματοποιήσαμε συστηματική χαρτογράφηση της σχετικής βιβλιογραφίας, καταγράφοντας τον τόπου που διεξήχθη η έρευνα και ποιοι δρώντες μελετήθηκαν. Εντοπίσαμε 169 συναφείς πρωτογενείς μελέτες.</w:t>
+      </w:r>
+    </w:p>
+    <w:p>
+      <w:pPr>
+        <w:spacing w:line="480" w:lineRule="auto"/>
+      </w:pPr>
+      <w:r>
+        <w:t xml:space="preserve">3.  </w:t>
+      </w:r>
+      <w:r>
+        <w:tab/>
+        <w:t>Η βιβλιογραφία εμφανίζει έντονη μεροληψία προς αγγλόφωνες χώρες του Παγκόσμιου Βορρά. Λίγες μελέτες ανέφεραν συγκεκριμένα οικοσύστημα ή συγκεκριμένο παράγοντα απειλής. Όσες το έκαναν, αφορούσαν κυρίως θαλάσσια, δασικά οικοσυστήματα ή συστήματα γλυκέων υδάτων. Οι περισσότερες πραγματοποιήθηκαν με επαγγελματίες του πεδίου και ερευνητές, ενώ ελάχιστες εστίασαν σε φορείς χάραξης πολιτικής.</w:t>
+      </w:r>
+    </w:p>
+    <w:p>
+      <w:pPr>
+        <w:spacing w:line="480" w:lineRule="auto"/>
+      </w:pPr>
+      <w:r>
+        <w:t xml:space="preserve">4.  </w:t>
+      </w:r>
+      <w:r>
+        <w:tab/>
+        <w:t>Οι συχνότερα αναφερόμενοι παράγοντες που επιδρούν στη χρήση τεκμηρίων για τη διατήρηση της φύσης ήταν οι σχέσεις επιστημόνων και ληπτών αποφάσεων, η συνάφεια των τεκμηρίων και η επάρκεια πόρων των φορέων διατήρησης. Συχνές ήταν επίσης οι αναφορές στα χαρακτηριστικά των τεκμηρίων, των επαγγελματιών και των φορέων χάραξης πολιτικής, καθώς και στους οργανισμούς και τα πλαίσια λήψης αποφάσεων. Αντίθετα, ελάχιστες μελέτες εντόπισαν παράγοντες σχετικούς με τους ερευνητές και τους ερευνητικούς οργανισμούς.</w:t>
+      </w:r>
+    </w:p>
+    <w:p>
+      <w:pPr>
+        <w:spacing w:line="480" w:lineRule="auto"/>
+      </w:pPr>
+      <w:r>
+        <w:lastRenderedPageBreak/>
+        <w:t xml:space="preserve">5.  </w:t>
+      </w:r>
+      <w:r>
+        <w:tab/>
+        <w:t>Σύνθεση και εφαρμογές. Η έρευνα πρέπει να προχωρήσει από την καταγραφή των παραγόντων σε παρεμβάσεις που διευκολύνουν τη χρήση τεκμηρίων. Καθώς οι παράγοντες είναι αλληλένδετοι, προτεραιότητα πρέπει να δοθεί σε δράσεις που αντιμετωπίζουν ταυτόχρονα πολλαπλά εμπόδια. Λήπτες αποφάσεων και ερευνητές οφείλουν να συνεργάζονται κατά τη διατύπωση των ερωτημάτων διαχείρισης, να ορίζουν με σαφήνεια τις γνωστικές ανάγκες και να επενδύουν σε μηχανισμούς διαλόγου και ερμηνείας, ενισχύοντας την τεκμηριωμένη πρακτική και πολιτική και, τελικά, τη βιοποικιλότητα.</w:t>
+      </w:r>
+    </w:p>
+    <w:p>
+      <w:pPr>
+        <w:spacing w:line="480" w:lineRule="auto"/>
+        <w:rPr>
+          <w:b/>
+          <w:bCs/>
+        </w:rPr>
+      </w:pPr>
+    </w:p>
+    <w:p>
+      <w:pPr>
+        <w:spacing w:line="480" w:lineRule="auto"/>
+      </w:pPr>
+      <w:r>
+        <w:rPr>
+          <w:b/>
+          <w:bCs/>
+        </w:rPr>
         <w:t>Introduction</w:t>
       </w:r>
     </w:p>
@@ -467,14 +1468,41 @@
         <w:ind w:firstLine="720"/>
       </w:pPr>
       <w:r>
+        <w:t xml:space="preserve">This persistent gap between research and practice is known as a ‘science-practice gap’, ‘knowing-doing gap’, or ‘research-implementation gap/space’ </w:t>
+      </w:r>
+      <w:r>
+        <w:fldChar w:fldCharType="begin" w:fldLock="1"/>
+      </w:r>
+      <w:r>
+        <w:instrText>ADDIN paperpile_citation &lt;clusterId&gt;H123V491R861O574&lt;/clusterId&gt;&lt;metadata&gt;&lt;citation&gt;&lt;id&gt;6ad448be-2333-4961-9a48-d1dd4f4094b4&lt;/id&gt;&lt;/citation&gt;&lt;citation&gt;&lt;id&gt;123e7676-ce27-485c-a36a-3603a223ad6d&lt;/id&gt;&lt;/citation&gt;&lt;citation&gt;&lt;id&gt;4d28c031-44b3-43e0-b710-ddb4e1e45277&lt;/id&gt;&lt;/citation&gt;&lt;/metadata&gt;&lt;data&gt;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&lt;/data&gt; \* MERGEFORMAT</w:instrText>
+      </w:r>
+      <w:r>
+        <w:fldChar w:fldCharType="separate"/>
+      </w:r>
+      <w:r>
+        <w:rPr>
+          <w:noProof/>
+        </w:rPr>
+        <w:t xml:space="preserve">(Hulme, 2014; Knight et </w:t>
+      </w:r>
+      <w:r>
+        <w:rPr>
+          <w:noProof/>
+        </w:rPr>
         <w:lastRenderedPageBreak/>
-        <w:t xml:space="preserve">This persistent gap between research and practice is known as a ‘science-practice gap’, ‘knowing-doing gap’, or ‘research-implementation gap/space’ </w:t>
+        <w:t>al., 2008; Toomey et al., 2017)</w:t>
+      </w:r>
+      <w:r>
+        <w:fldChar w:fldCharType="end"/>
+      </w:r>
+      <w:r>
+        <w:t xml:space="preserve">. Natural scientists have tended to assume linearity in how evidence and practice interact, where knowledge is generated through research and then passed on to decision-makers, either in the form of scientific publications or by translating information into non-technical language </w:t>
       </w:r>
       <w:r>
         <w:fldChar w:fldCharType="begin" w:fldLock="1"/>
       </w:r>
       <w:r>
-        <w:instrText>ADDIN paperpile_citation &lt;clusterId&gt;H123V491R861O574&lt;/clusterId&gt;&lt;metadata&gt;&lt;citation&gt;&lt;id&gt;6ad448be-2333-4961-9a48-d1dd4f4094b4&lt;/id&gt;&lt;/citation&gt;&lt;citation&gt;&lt;id&gt;123e7676-ce27-485c-a36a-3603a223ad6d&lt;/id&gt;&lt;/citation&gt;&lt;citation&gt;&lt;id&gt;4d28c031-44b3-43e0-b710-ddb4e1e45277&lt;/id&gt;&lt;/citation&gt;&lt;/metadata&gt;&lt;data&gt;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&lt;/data&gt; \* MERGEFORMAT</w:instrText>
+        <w:instrText>ADDIN paperpile_citation &lt;clusterId&gt;Q581X848T238Q852&lt;/clusterId&gt;&lt;metadata&gt;&lt;citation&gt;&lt;id&gt;053fc58a-8edd-4978-83b2-b014beb581c5&lt;/id&gt;&lt;/citation&gt;&lt;/metadata&gt;&lt;data&gt;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&lt;/data&gt; \* MERGEFORMAT</w:instrText>
       </w:r>
       <w:r>
         <w:fldChar w:fldCharType="separate"/>
@@ -483,19 +1511,19 @@
         <w:rPr>
           <w:noProof/>
         </w:rPr>
-        <w:t>(Hulme, 2014; Knight et al., 2008; Toomey et al., 2017)</w:t>
+        <w:t>(Bertuol-Garcia et al., 2018)</w:t>
       </w:r>
       <w:r>
         <w:fldChar w:fldCharType="end"/>
       </w:r>
       <w:r>
-        <w:t xml:space="preserve">. Natural scientists have tended to assume linearity in how evidence and practice interact, where knowledge is generated through research and then passed on to decision-makers, either in the form of scientific publications or by translating information into non-technical language </w:t>
+        <w:t xml:space="preserve">. In reality, however, the process by which evidence informs decision making is complex and messy, as are the factors that influence whether scientific evidence is used and applied </w:t>
       </w:r>
       <w:r>
         <w:fldChar w:fldCharType="begin" w:fldLock="1"/>
       </w:r>
       <w:r>
-        <w:instrText>ADDIN paperpile_citation &lt;clusterId&gt;Q581X848T238Q852&lt;/clusterId&gt;&lt;metadata&gt;&lt;citation&gt;&lt;id&gt;053fc58a-8edd-4978-83b2-b014beb581c5&lt;/id&gt;&lt;/citation&gt;&lt;/metadata&gt;&lt;data&gt;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&lt;/data&gt; \* MERGEFORMAT</w:instrText>
+        <w:instrText>ADDIN paperpile_citation &lt;clusterId&gt;T962H328W619U333&lt;/clusterId&gt;&lt;metadata&gt;&lt;citation&gt;&lt;id&gt;e702ada8-631a-4f09-b496-4b28cf4ee001&lt;/id&gt;&lt;/citation&gt;&lt;citation&gt;&lt;id&gt;99933fd9-399d-4036-8867-b2dd8cb0330a&lt;/id&gt;&lt;/citation&gt;&lt;citation&gt;&lt;id&gt;ac7fc9da-cb29-4572-acee-2608f2a1ac30&lt;/id&gt;&lt;/citation&gt;&lt;/metadata&gt;&lt;data&gt;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&lt;/data&gt; \* MERGEFORMAT</w:instrText>
       </w:r>
       <w:r>
         <w:fldChar w:fldCharType="separate"/>
@@ -504,19 +1532,70 @@
         <w:rPr>
           <w:noProof/>
         </w:rPr>
+        <w:t>(Adams &amp; Sandbrook, 2013; Cairney, 2015; Kadykalo, Buxton, et al., 2021)</w:t>
+      </w:r>
+      <w:r>
+        <w:fldChar w:fldCharType="end"/>
+      </w:r>
+      <w:r>
+        <w:t xml:space="preserve">. Recognition of this complexity has led to the increasing popularity of strategies to facilitate the use of scientific evidence in conservation, such as knowledge co-production. In this collaborative process, scientists and practitioners jointly decide about the relevant questions to be investigated as research partners, and then integrate plural knowledge into the investigation and decision-making process to tackle conservation problems </w:t>
+      </w:r>
+      <w:r>
+        <w:fldChar w:fldCharType="begin" w:fldLock="1"/>
+      </w:r>
+      <w:r>
+        <w:instrText>ADDIN paperpile_citation &lt;clusterId&gt;N976B153Q744U447&lt;/clusterId&gt;&lt;metadata&gt;&lt;citation&gt;&lt;id&gt;0673e746-5c7e-4820-bf40-0b3e774cc139&lt;/id&gt;&lt;/citation&gt;&lt;/metadata&gt;&lt;data&gt;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&lt;/data&gt; \* MERGEFORMAT</w:instrText>
+      </w:r>
+      <w:r>
+        <w:fldChar w:fldCharType="separate"/>
+      </w:r>
+      <w:r>
+        <w:rPr>
+          <w:noProof/>
+        </w:rPr>
+        <w:t>(Nel et al., 2016)</w:t>
+      </w:r>
+      <w:r>
+        <w:fldChar w:fldCharType="end"/>
+      </w:r>
+      <w:r>
+        <w:t xml:space="preserve">. However, the linear model persists as the predominant way in which this problem is viewed </w:t>
+      </w:r>
+      <w:r>
+        <w:fldChar w:fldCharType="begin" w:fldLock="1"/>
+      </w:r>
+      <w:r>
+        <w:instrText>ADDIN paperpile_citation &lt;clusterId&gt;E919S169O759M261&lt;/clusterId&gt;&lt;metadata&gt;&lt;citation&gt;&lt;id&gt;053fc58a-8edd-4978-83b2-b014beb581c5&lt;/id&gt;&lt;/citation&gt;&lt;/metadata&gt;&lt;data&gt;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&lt;/data&gt; \* MERGEFORMAT</w:instrText>
+      </w:r>
+      <w:r>
+        <w:fldChar w:fldCharType="separate"/>
+      </w:r>
+      <w:r>
+        <w:rPr>
+          <w:noProof/>
+        </w:rPr>
         <w:t>(Bertuol-Garcia et al., 2018)</w:t>
       </w:r>
       <w:r>
         <w:fldChar w:fldCharType="end"/>
       </w:r>
       <w:r>
-        <w:t xml:space="preserve">. In reality, however, the process by which evidence informs decision making is complex and messy, as are the factors that influence whether scientific evidence is used and applied </w:t>
+        <w:t>.</w:t>
+      </w:r>
+    </w:p>
+    <w:p>
+      <w:pPr>
+        <w:spacing w:line="480" w:lineRule="auto"/>
+        <w:ind w:firstLine="720"/>
+      </w:pPr>
+      <w:r>
+        <w:t xml:space="preserve">The research community’s response to the science-practice gap reflects this linear thinking </w:t>
       </w:r>
       <w:r>
         <w:fldChar w:fldCharType="begin" w:fldLock="1"/>
       </w:r>
       <w:r>
-        <w:instrText>ADDIN paperpile_citation &lt;clusterId&gt;T962H328W619U333&lt;/clusterId&gt;&lt;metadata&gt;&lt;citation&gt;&lt;id&gt;e702ada8-631a-4f09-b496-4b28cf4ee001&lt;/id&gt;&lt;/citation&gt;&lt;citation&gt;&lt;id&gt;99933fd9-399d-4036-8867-b2dd8cb0330a&lt;/id&gt;&lt;/citation&gt;&lt;citation&gt;&lt;id&gt;ac7fc9da-cb29-4572-acee-2608f2a1ac30&lt;/id&gt;&lt;/citation&gt;&lt;/metadata&gt;&lt;data&gt;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&lt;/data&gt; \* MERGEFORMAT</w:instrText>
+        <w:instrText>ADDIN paperpile_citation &lt;clusterId&gt;U935I982E673B196&lt;/clusterId&gt;&lt;metadata&gt;&lt;citation&gt;&lt;id&gt;8c23baa9-f08f-4a50-8509-8a32a51b4a13&lt;/id&gt;&lt;/citation&gt;&lt;/metadata&gt;&lt;data&gt;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&lt;/data&gt; \* MERGEFORMAT</w:instrText>
       </w:r>
       <w:r>
         <w:fldChar w:fldCharType="separate"/>
@@ -525,19 +1604,19 @@
         <w:rPr>
           <w:noProof/>
         </w:rPr>
-        <w:t>(Adams &amp; Sandbrook, 2013; Cairney, 2015; Kadykalo, Buxton, et al., 2021)</w:t>
+        <w:t>(Oliver et al., 2022)</w:t>
       </w:r>
       <w:r>
         <w:fldChar w:fldCharType="end"/>
       </w:r>
       <w:r>
-        <w:t xml:space="preserve">. Recognition of this complexity has led to the increasing popularity of strategies to facilitate the use of scientific evidence in conservation, such as knowledge co-production. In this collaborative process, scientists and practitioners jointly decide about the relevant questions to be investigated as research partners, and then integrate plural knowledge into the investigation and decision-making process to tackle conservation problems </w:t>
+        <w:t xml:space="preserve">. Past research has investigated the barriers and solutions to improve evidence use in conservation </w:t>
       </w:r>
       <w:r>
         <w:fldChar w:fldCharType="begin" w:fldLock="1"/>
       </w:r>
       <w:r>
-        <w:instrText>ADDIN paperpile_citation &lt;clusterId&gt;N976B153Q744U447&lt;/clusterId&gt;&lt;metadata&gt;&lt;citation&gt;&lt;id&gt;0673e746-5c7e-4820-bf40-0b3e774cc139&lt;/id&gt;&lt;/citation&gt;&lt;/metadata&gt;&lt;data&gt;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&lt;/data&gt; \* MERGEFORMAT</w:instrText>
+        <w:instrText>ADDIN paperpile_citation &lt;clusterId&gt;Q151E239A521X212&lt;/clusterId&gt;&lt;metadata&gt;&lt;citation&gt;&lt;id&gt;243a9ce8-0cf8-4d13-a3a1-6461679b3729&lt;/id&gt;&lt;/citation&gt;&lt;citation&gt;&lt;id&gt;f49745df-1f14-42ee-a9ad-d1faf114f2e4&lt;/id&gt;&lt;/citation&gt;&lt;/metadata&gt;&lt;data&gt;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&lt;/data&gt; \* MERGEFORMAT</w:instrText>
       </w:r>
       <w:r>
         <w:fldChar w:fldCharType="separate"/>
@@ -546,19 +1625,19 @@
         <w:rPr>
           <w:noProof/>
         </w:rPr>
-        <w:t>(Nel et al., 2016)</w:t>
+        <w:t>(Rose et al., 2018; Walsh et al., 2019)</w:t>
       </w:r>
       <w:r>
         <w:fldChar w:fldCharType="end"/>
       </w:r>
       <w:r>
-        <w:t xml:space="preserve">. However, the linear model persists as the predominant way in which this problem is viewed </w:t>
+        <w:t xml:space="preserve">. These include availability and accessibility of the evidence </w:t>
       </w:r>
       <w:r>
         <w:fldChar w:fldCharType="begin" w:fldLock="1"/>
       </w:r>
       <w:r>
-        <w:instrText>ADDIN paperpile_citation &lt;clusterId&gt;E919S169O759M261&lt;/clusterId&gt;&lt;metadata&gt;&lt;citation&gt;&lt;id&gt;053fc58a-8edd-4978-83b2-b014beb581c5&lt;/id&gt;&lt;/citation&gt;&lt;/metadata&gt;&lt;data&gt;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&lt;/data&gt; \* MERGEFORMAT</w:instrText>
+        <w:instrText>ADDIN paperpile_citation &lt;clusterId&gt;F743T799I281F814&lt;/clusterId&gt;&lt;metadata&gt;&lt;citation&gt;&lt;id&gt;48669709-d0d3-4199-bd64-f2dc8bab6777&lt;/id&gt;&lt;/citation&gt;&lt;citation&gt;&lt;id&gt;da7a8f57-d55a-4b55-aba2-d46620feba46&lt;/id&gt;&lt;/citation&gt;&lt;/metadata&gt;&lt;data&gt;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&lt;/data&gt; \* MERGEFORMAT</w:instrText>
       </w:r>
       <w:r>
         <w:fldChar w:fldCharType="separate"/>
@@ -567,13 +1646,142 @@
         <w:rPr>
           <w:noProof/>
         </w:rPr>
-        <w:t>(Bertuol-Garcia et al., 2018)</w:t>
+        <w:t>(Cook et al., 2012; Taft et al., 2020)</w:t>
       </w:r>
       <w:r>
         <w:fldChar w:fldCharType="end"/>
       </w:r>
       <w:r>
-        <w:t>.</w:t>
+        <w:t xml:space="preserve">, language barriers </w:t>
+      </w:r>
+      <w:r>
+        <w:fldChar w:fldCharType="begin" w:fldLock="1"/>
+      </w:r>
+      <w:r>
+        <w:instrText>ADDIN paperpile_citation &lt;clusterId&gt;V665I623Y113C737&lt;/clusterId&gt;&lt;metadata&gt;&lt;citation&gt;&lt;id&gt;228c0e9f-2a7d-4a68-a209-dddc414cf1d5&lt;/id&gt;&lt;/citation&gt;&lt;/metadata&gt;&lt;data&gt;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&lt;/data&gt; \* MERGEFORMAT</w:instrText>
+      </w:r>
+      <w:r>
+        <w:fldChar w:fldCharType="separate"/>
+      </w:r>
+      <w:r>
+        <w:rPr>
+          <w:noProof/>
+        </w:rPr>
+        <w:t>(Fabian et al., 2019)</w:t>
+      </w:r>
+      <w:r>
+        <w:fldChar w:fldCharType="end"/>
+      </w:r>
+      <w:r>
+        <w:t xml:space="preserve">, difference in time frames and priorities </w:t>
+      </w:r>
+      <w:r>
+        <w:fldChar w:fldCharType="begin" w:fldLock="1"/>
+      </w:r>
+      <w:r>
+        <w:instrText>ADDIN paperpile_citation &lt;clusterId&gt;B257P315E695I398&lt;/clusterId&gt;&lt;metadata&gt;&lt;citation&gt;&lt;id&gt;302f1667-f480-407b-aef5-1db1fe14f5d8&lt;/id&gt;&lt;/citation&gt;&lt;/metadata&gt;&lt;data&gt;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&lt;/data&gt; \* MERGEFORMAT</w:instrText>
+      </w:r>
+      <w:r>
+        <w:fldChar w:fldCharType="separate"/>
+      </w:r>
+      <w:r>
+        <w:rPr>
+          <w:noProof/>
+        </w:rPr>
+        <w:t>(Rose et al., 2020)</w:t>
+      </w:r>
+      <w:r>
+        <w:fldChar w:fldCharType="end"/>
+      </w:r>
+      <w:r>
+        <w:t xml:space="preserve">, and lack of political will </w:t>
+      </w:r>
+      <w:r>
+        <w:fldChar w:fldCharType="begin" w:fldLock="1"/>
+      </w:r>
+      <w:r>
+        <w:instrText>ADDIN paperpile_citation &lt;clusterId&gt;P949D197Z587W211&lt;/clusterId&gt;&lt;metadata&gt;&lt;citation&gt;&lt;id&gt;0a0b47f7-bf5a-493e-b993-9051fde2fa21&lt;/id&gt;&lt;/citation&gt;&lt;citation&gt;&lt;id&gt;2befc36f-d56d-4900-b5b1-2b0461406b4a&lt;/id&gt;&lt;/citation&gt;&lt;/metadata&gt;&lt;data&gt;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&lt;/data&gt; \* MERGEFORMAT</w:instrText>
+      </w:r>
+      <w:r>
+        <w:fldChar w:fldCharType="separate"/>
+      </w:r>
+      <w:r>
+        <w:rPr>
+          <w:noProof/>
+        </w:rPr>
+        <w:t>(Kadykalo, Cooke, et al., 2021; Smith et al., 2017)</w:t>
+      </w:r>
+      <w:r>
+        <w:fldChar w:fldCharType="end"/>
+      </w:r>
+      <w:r>
+        <w:t xml:space="preserve">, among others. In addition, there is good evidence from fields such as policy studies, health, and education that scientific evidence use also depends on the capacities, cultures, and incentives of the individuals and organisations involved and the relationships between them </w:t>
+      </w:r>
+      <w:r>
+        <w:fldChar w:fldCharType="begin" w:fldLock="1"/>
+      </w:r>
+      <w:r>
+        <w:instrText>ADDIN paperpile_citation &lt;clusterId&gt;L295Z355V645S356&lt;/clusterId&gt;&lt;metadata&gt;&lt;citation&gt;&lt;id&gt;1ad73b22-20ed-4cbb-aecd-bad576a68ada&lt;/id&gt;&lt;/citation&gt;&lt;/metadata&gt;&lt;data&gt;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&lt;/data&gt; \* MERGEFORMAT</w:instrText>
+      </w:r>
+      <w:r>
+        <w:fldChar w:fldCharType="separate"/>
+      </w:r>
+      <w:r>
+        <w:rPr>
+          <w:noProof/>
+        </w:rPr>
+        <w:t>(Boaz et al., 2019)</w:t>
+      </w:r>
+      <w:r>
+        <w:fldChar w:fldCharType="end"/>
+      </w:r>
+      <w:r>
+        <w:t xml:space="preserve">. For example, practitioners may lack the training or technical capacity to interpret or apply scientific evidence </w:t>
+      </w:r>
+      <w:r>
+        <w:fldChar w:fldCharType="begin" w:fldLock="1"/>
+      </w:r>
+      <w:r>
+        <w:instrText>ADDIN paperpile_citation &lt;clusterId&gt;T565A622W913T796&lt;/clusterId&gt;&lt;metadata&gt;&lt;citation&gt;&lt;id&gt;ac9baf20-ff1d-4e9b-8f3e-820013776ed9&lt;/id&gt;&lt;/citation&gt;&lt;citation&gt;&lt;id&gt;887e5451-1f32-4a73-ab5d-486152b11cdb&lt;/id&gt;&lt;/citation&gt;&lt;citation&gt;&lt;id&gt;9d0f685c-52d8-449a-9207-43fbbcafab4e&lt;/id&gt;&lt;/citation&gt;&lt;/metadata&gt;&lt;data&gt;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&lt;/data&gt; \* MERGEFORMAT</w:instrText>
+      </w:r>
+      <w:r>
+        <w:fldChar w:fldCharType="separate"/>
+      </w:r>
+      <w:r>
+        <w:rPr>
+          <w:noProof/>
+        </w:rPr>
+        <w:t>(Busbridge et al., 2021; Cook et al., 2010; Sunderland et al., 2009)</w:t>
+      </w:r>
+      <w:r>
+        <w:fldChar w:fldCharType="end"/>
+      </w:r>
+      <w:r>
+        <w:t xml:space="preserve"> </w:t>
+      </w:r>
+      <w:r>
+        <w:t xml:space="preserve">and institutions may lack the staff or time to integrate scientific evidence into decision making </w:t>
+      </w:r>
+      <w:r>
+        <w:fldChar w:fldCharType="begin" w:fldLock="1"/>
+      </w:r>
+      <w:r>
+        <w:instrText>ADDIN paperpile_citation &lt;clusterId&gt;Q581E841T231X852&lt;/clusterId&gt;&lt;metadata&gt;&lt;citation&gt;&lt;id&gt;228c0e9f-2a7d-4a68-a209-dddc414cf1d5&lt;/id&gt;&lt;/citation&gt;&lt;citation&gt;&lt;id&gt;dcc92ff5-0396-46ea-b7bd-6a28d59e4174&lt;/id&gt;&lt;/citation&gt;&lt;/metadata&gt;&lt;data&gt;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&lt;/data&gt; \* MERGEFORMAT</w:instrText>
+      </w:r>
+      <w:r>
+        <w:fldChar w:fldCharType="separate"/>
+      </w:r>
+      <w:r>
+        <w:rPr>
+          <w:noProof/>
+        </w:rPr>
+        <w:t>(Fabian et al., 2019; Pullin et al., 2004)</w:t>
+      </w:r>
+      <w:r>
+        <w:fldChar w:fldCharType="end"/>
+      </w:r>
+      <w:r>
+        <w:t xml:space="preserve">. </w:t>
       </w:r>
     </w:p>
     <w:p>
@@ -582,208 +1790,7 @@
         <w:ind w:firstLine="720"/>
       </w:pPr>
       <w:r>
-        <w:t xml:space="preserve">The research community’s response to the science-practice gap reflects this linear thinking </w:t>
-      </w:r>
-      <w:r>
-        <w:fldChar w:fldCharType="begin" w:fldLock="1"/>
-      </w:r>
-      <w:r>
-        <w:instrText>ADDIN paperpile_citation &lt;clusterId&gt;U935I982E673B196&lt;/clusterId&gt;&lt;metadata&gt;&lt;citation&gt;&lt;id&gt;8c23baa9-f08f-4a50-8509-8a32a51b4a13&lt;/id&gt;&lt;/citation&gt;&lt;/metadata&gt;&lt;data&gt;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&lt;/data&gt; \* MERGEFORMAT</w:instrText>
-      </w:r>
-      <w:r>
-        <w:fldChar w:fldCharType="separate"/>
-      </w:r>
-      <w:r>
-        <w:rPr>
-          <w:noProof/>
-        </w:rPr>
-        <w:t>(Oliver et al., 2022)</w:t>
-      </w:r>
-      <w:r>
-        <w:fldChar w:fldCharType="end"/>
-      </w:r>
-      <w:r>
-        <w:t xml:space="preserve">. Past research has investigated the barriers and solutions to improve evidence use in conservation </w:t>
-      </w:r>
-      <w:r>
-        <w:fldChar w:fldCharType="begin" w:fldLock="1"/>
-      </w:r>
-      <w:r>
-        <w:instrText>ADDIN paperpile_citation &lt;clusterId&gt;Q151E239A521X212&lt;/clusterId&gt;&lt;metadata&gt;&lt;citation&gt;&lt;id&gt;243a9ce8-0cf8-4d13-a3a1-6461679b3729&lt;/id&gt;&lt;/citation&gt;&lt;citation&gt;&lt;id&gt;f49745df-1f14-42ee-a9ad-d1faf114f2e4&lt;/id&gt;&lt;/citation&gt;&lt;/metadata&gt;&lt;data&gt;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&lt;/data&gt; \* MERGEFORMAT</w:instrText>
-      </w:r>
-      <w:r>
-        <w:fldChar w:fldCharType="separate"/>
-      </w:r>
-      <w:r>
-        <w:rPr>
-          <w:noProof/>
-        </w:rPr>
-        <w:t>(Rose et al., 2018; Walsh et al., 2019)</w:t>
-      </w:r>
-      <w:r>
-        <w:fldChar w:fldCharType="end"/>
-      </w:r>
-      <w:r>
-        <w:t xml:space="preserve">. These include availability and accessibility of the evidence </w:t>
-      </w:r>
-      <w:r>
-        <w:fldChar w:fldCharType="begin" w:fldLock="1"/>
-      </w:r>
-      <w:r>
-        <w:instrText>ADDIN paperpile_citation &lt;clusterId&gt;F743T799I281F814&lt;/clusterId&gt;&lt;metadata&gt;&lt;citation&gt;&lt;id&gt;48669709-d0d3-4199-bd64-f2dc8bab6777&lt;/id&gt;&lt;/citation&gt;&lt;citation&gt;&lt;id&gt;da7a8f57-d55a-4b55-aba2-d46620feba46&lt;/id&gt;&lt;/citation&gt;&lt;/metadata&gt;&lt;data&gt;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&lt;/data&gt; \* MERGEFORMAT</w:instrText>
-      </w:r>
-      <w:r>
-        <w:fldChar w:fldCharType="separate"/>
-      </w:r>
-      <w:r>
-        <w:rPr>
-          <w:noProof/>
-        </w:rPr>
-        <w:t>(Cook et al., 2012; Taft et al., 2020)</w:t>
-      </w:r>
-      <w:r>
-        <w:fldChar w:fldCharType="end"/>
-      </w:r>
-      <w:r>
-        <w:t xml:space="preserve">, language barriers </w:t>
-      </w:r>
-      <w:r>
-        <w:fldChar w:fldCharType="begin" w:fldLock="1"/>
-      </w:r>
-      <w:r>
-        <w:instrText>ADDIN paperpile_citation &lt;clusterId&gt;V665I623Y113C737&lt;/clusterId&gt;&lt;metadata&gt;&lt;citation&gt;&lt;id&gt;228c0e9f-2a7d-4a68-a209-dddc414cf1d5&lt;/id&gt;&lt;/citation&gt;&lt;/metadata&gt;&lt;data&gt;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&lt;/data&gt; \* MERGEFORMAT</w:instrText>
-      </w:r>
-      <w:r>
-        <w:fldChar w:fldCharType="separate"/>
-      </w:r>
-      <w:r>
-        <w:rPr>
-          <w:noProof/>
-        </w:rPr>
-        <w:t>(Fabian et al., 2019)</w:t>
-      </w:r>
-      <w:r>
-        <w:fldChar w:fldCharType="end"/>
-      </w:r>
-      <w:r>
-        <w:t xml:space="preserve">, difference in time frames and priorities </w:t>
-      </w:r>
-      <w:r>
-        <w:fldChar w:fldCharType="begin" w:fldLock="1"/>
-      </w:r>
-      <w:r>
-        <w:instrText>ADDIN paperpile_citation &lt;clusterId&gt;B257P315E695I398&lt;/clusterId&gt;&lt;metadata&gt;&lt;citation&gt;&lt;id&gt;302f1667-f480-407b-aef5-1db1fe14f5d8&lt;/id&gt;&lt;/citation&gt;&lt;/metadata&gt;&lt;data&gt;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&lt;/data&gt; \* MERGEFORMAT</w:instrText>
-      </w:r>
-      <w:r>
-        <w:fldChar w:fldCharType="separate"/>
-      </w:r>
-      <w:r>
-        <w:rPr>
-          <w:noProof/>
-        </w:rPr>
-        <w:t>(Rose et al., 2020)</w:t>
-      </w:r>
-      <w:r>
-        <w:fldChar w:fldCharType="end"/>
-      </w:r>
-      <w:r>
-        <w:t xml:space="preserve">, and lack of political will </w:t>
-      </w:r>
-      <w:r>
-        <w:fldChar w:fldCharType="begin" w:fldLock="1"/>
-      </w:r>
-      <w:r>
-        <w:instrText>ADDIN paperpile_citation &lt;clusterId&gt;P949D197Z587W211&lt;/clusterId&gt;&lt;metadata&gt;&lt;citation&gt;&lt;id&gt;0a0b47f7-bf5a-493e-b993-9051fde2fa21&lt;/id&gt;&lt;/citation&gt;&lt;citation&gt;&lt;id&gt;2befc36f-d56d-4900-b5b1-2b0461406b4a&lt;/id&gt;&lt;/citation&gt;&lt;/metadata&gt;&lt;data&gt;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&lt;/data&gt; \* MERGEFORMAT</w:instrText>
-      </w:r>
-      <w:r>
-        <w:fldChar w:fldCharType="separate"/>
-      </w:r>
-      <w:r>
-        <w:rPr>
-          <w:noProof/>
-        </w:rPr>
-        <w:t>(Kadykalo, Cooke, et al., 2021; Smith et al., 2017)</w:t>
-      </w:r>
-      <w:r>
-        <w:fldChar w:fldCharType="end"/>
-      </w:r>
-      <w:r>
-        <w:t xml:space="preserve">, among others. In addition, there is good evidence from fields such as policy studies, health, and education that scientific evidence use also depends on the capacities, cultures, and incentives of the individuals and organisations involved and the relationships between them </w:t>
-      </w:r>
-      <w:r>
-        <w:fldChar w:fldCharType="begin" w:fldLock="1"/>
-      </w:r>
-      <w:r>
-        <w:instrText>ADDIN paperpile_citation &lt;clusterId&gt;L295Z355V645S356&lt;/clusterId&gt;&lt;metadata&gt;&lt;citation&gt;&lt;id&gt;1ad73b22-20ed-4cbb-aecd-bad576a68ada&lt;/id&gt;&lt;/citation&gt;&lt;/metadata&gt;&lt;data&gt;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&lt;/data&gt; \* MERGEFORMAT</w:instrText>
-      </w:r>
-      <w:r>
-        <w:fldChar w:fldCharType="separate"/>
-      </w:r>
-      <w:r>
-        <w:rPr>
-          <w:noProof/>
-        </w:rPr>
-        <w:t>(Boaz et al., 2019)</w:t>
-      </w:r>
-      <w:r>
-        <w:fldChar w:fldCharType="end"/>
-      </w:r>
-      <w:r>
-        <w:t xml:space="preserve">. For example, practitioners may lack the training or technical capacity to interpret or apply scientific evidence </w:t>
-      </w:r>
-      <w:r>
-        <w:fldChar w:fldCharType="begin" w:fldLock="1"/>
-      </w:r>
-      <w:r>
-        <w:instrText>ADDIN paperpile_citation &lt;clusterId&gt;T565A622W913T796&lt;/clusterId&gt;&lt;metadata&gt;&lt;citation&gt;&lt;id&gt;ac9baf20-ff1d-4e9b-8f3e-820013776ed9&lt;/id&gt;&lt;/citation&gt;&lt;citation&gt;&lt;id&gt;887e5451-1f32-4a73-ab5d-486152b11cdb&lt;/id&gt;&lt;/citation&gt;&lt;citation&gt;&lt;id&gt;9d0f685c-52d8-449a-9207-43fbbcafab4e&lt;/id&gt;&lt;/citation&gt;&lt;/metadata&gt;&lt;data&gt;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&lt;/data&gt; \* MERGEFORMAT</w:instrText>
-      </w:r>
-      <w:r>
-        <w:fldChar w:fldCharType="separate"/>
-      </w:r>
-      <w:r>
-        <w:rPr>
-          <w:noProof/>
-        </w:rPr>
-        <w:t>(Busbridge et al., 2021; Cook et al., 2010; Sunderland et al., 2009)</w:t>
-      </w:r>
-      <w:r>
-        <w:fldChar w:fldCharType="end"/>
-      </w:r>
-      <w:r>
-        <w:t xml:space="preserve"> </w:t>
-      </w:r>
-      <w:r>
         <w:lastRenderedPageBreak/>
-        <w:t xml:space="preserve">and institutions may lack the staff or time to integrate scientific evidence into decision making </w:t>
-      </w:r>
-      <w:r>
-        <w:fldChar w:fldCharType="begin" w:fldLock="1"/>
-      </w:r>
-      <w:r>
-        <w:instrText>ADDIN paperpile_citation &lt;clusterId&gt;Q581E841T231X852&lt;/clusterId&gt;&lt;metadata&gt;&lt;citation&gt;&lt;id&gt;228c0e9f-2a7d-4a68-a209-dddc414cf1d5&lt;/id&gt;&lt;/citation&gt;&lt;citation&gt;&lt;id&gt;dcc92ff5-0396-46ea-b7bd-6a28d59e4174&lt;/id&gt;&lt;/citation&gt;&lt;/metadata&gt;&lt;data&gt;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&lt;/data&gt; \* MERGEFORMAT</w:instrText>
-      </w:r>
-      <w:r>
-        <w:fldChar w:fldCharType="separate"/>
-      </w:r>
-      <w:r>
-        <w:rPr>
-          <w:noProof/>
-        </w:rPr>
-        <w:t>(Fabian et al., 2019; Pullin et al., 2004)</w:t>
-      </w:r>
-      <w:r>
-        <w:fldChar w:fldCharType="end"/>
-      </w:r>
-      <w:r>
-        <w:t xml:space="preserve">. </w:t>
-      </w:r>
-    </w:p>
-    <w:p>
-      <w:pPr>
-        <w:spacing w:line="480" w:lineRule="auto"/>
-        <w:ind w:firstLine="720"/>
-      </w:pPr>
-      <w:r>
         <w:t xml:space="preserve">A substantial body of research now examines the factors that influence the use of scientific evidence in biodiversity conservation, yet this literature remains fragmented. Existing syntheses focus on specific aspects of the problem, such as: the role of knowledge brokers </w:t>
       </w:r>
       <w:r>
@@ -952,7 +1959,6 @@
           <w:b/>
           <w:bCs/>
         </w:rPr>
-        <w:lastRenderedPageBreak/>
         <w:t>Methods</w:t>
       </w:r>
     </w:p>
@@ -970,6 +1976,7 @@
           <w:b/>
           <w:bCs/>
         </w:rPr>
+        <w:lastRenderedPageBreak/>
         <w:t>Searches and screening</w:t>
       </w:r>
     </w:p>
@@ -1023,15 +2030,7 @@
         <w:t xml:space="preserve"> </w:t>
       </w:r>
       <w:r>
-        <w:t>by using a broad definition of what constitutes the ‘use’ of scientific evidence, including: (</w:t>
-      </w:r>
-      <w:proofErr w:type="spellStart"/>
-      <w:r>
-        <w:t>i</w:t>
-      </w:r>
-      <w:proofErr w:type="spellEnd"/>
-      <w:r>
-        <w:t xml:space="preserve">) instrumental - the direct application of information to help make a specific decision or solve a problem; (ii) conceptual - influencing thinking, perspectives, or the understanding of an issue; and (iii) symbolic - the use of evidence to provide credibility to a predetermined position </w:t>
+        <w:t xml:space="preserve">by using a broad definition of what constitutes the ‘use’ of scientific evidence, including: (i) instrumental - the direct application of information to help make a specific decision or solve a problem; (ii) conceptual - influencing thinking, perspectives, or the understanding of an issue; and (iii) symbolic - the use of evidence to provide credibility to a predetermined position </w:t>
       </w:r>
       <w:r>
         <w:fldChar w:fldCharType="begin" w:fldLock="1"/>
@@ -1109,14 +2108,17 @@
         <w:ind w:firstLine="720"/>
       </w:pPr>
       <w:r>
+        <w:t xml:space="preserve">To identify search terms, we created an initial search and then refined it using a benchmark list of ten studies deemed essential to be included in our searches (Table S1). </w:t>
+      </w:r>
+      <w:r>
         <w:lastRenderedPageBreak/>
-        <w:t xml:space="preserve">To identify search terms, we created an initial search and then refined it using a benchmark list of ten studies deemed essential to be included in our searches (Table S1). Refinement continued until all benchmark studies were returned by our searches to improve the comprehensiveness of our search </w:t>
+        <w:t xml:space="preserve">Refinement continued until all benchmark studies were returned by our searches to improve the comprehensiveness of our search </w:t>
       </w:r>
       <w:r>
         <w:fldChar w:fldCharType="begin" w:fldLock="1"/>
       </w:r>
       <w:r>
-        <w:instrText>ADDIN paperpile_citation &lt;clusterId&gt;N976B133Q423N247&lt;/clusterId&gt;&lt;metadata&gt;&lt;citation&gt;&lt;id&gt;24d5473f-1858-4ac4-bd41-54eda34dc55a&lt;/id&gt;&lt;/citation&gt;&lt;citation&gt;&lt;id&gt;6e4651dd-126c-43b1-82e8-e89ffd55d055&lt;/id&gt;&lt;/citation&gt;&lt;/metadata&gt;&lt;data&gt;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&lt;/data&gt; \* MERGEFORMAT</w:instrText>
+        <w:instrText>ADDIN paperpile_citation &lt;clusterId&gt;N976B133Q423N247&lt;/clusterId&gt;&lt;metadata&gt;&lt;citation&gt;&lt;id&gt;24d5473f-1858-4ac4-bd41-54eda34dc55a&lt;/id&gt;&lt;/citation&gt;&lt;citation&gt;&lt;id&gt;6e4651dd-126c-43b1-82e8-e89ffd55d055&lt;/id&gt;&lt;/citation&gt;&lt;/metadata&gt;&lt;data&gt;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&lt;/data&gt; \* MERGEFORMAT</w:instrText>
       </w:r>
       <w:r>
         <w:fldChar w:fldCharType="separate"/>
@@ -1197,7 +2199,7 @@
         <w:fldChar w:fldCharType="begin" w:fldLock="1"/>
       </w:r>
       <w:r>
-        <w:instrText>ADDIN paperpile_citation &lt;clusterId&gt;T261G228C618A323&lt;/clusterId&gt;&lt;metadata&gt;&lt;citation&gt;&lt;id&gt;16949498-db89-4360-ba65-e0683b977d3f&lt;/id&gt;&lt;suffix&gt;; Figure S1&lt;/suffix&gt;&lt;/citation&gt;&lt;/metadata&gt;&lt;data&gt;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&lt;/data&gt; \* MERGEFORMAT</w:instrText>
+        <w:instrText>ADDIN paperpile_citation &lt;clusterId&gt;T261G228C618A323&lt;/clusterId&gt;&lt;metadata&gt;&lt;citation&gt;&lt;id&gt;16949498-db89-4360-ba65-e0683b977d3f&lt;/id&gt;&lt;suffix&gt;; Figure S1&lt;/suffix&gt;&lt;/citation&gt;&lt;/metadata&gt;&lt;data&gt;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&lt;/data&gt; \* MERGEFORMAT</w:instrText>
       </w:r>
       <w:r>
         <w:fldChar w:fldCharType="separate"/>
@@ -1218,7 +2220,7 @@
         <w:fldChar w:fldCharType="begin" w:fldLock="1"/>
       </w:r>
       <w:r>
-        <w:instrText>ADDIN paperpile_citation &lt;clusterId&gt;D862R922N313K133&lt;/clusterId&gt;&lt;metadata&gt;&lt;citation&gt;&lt;id&gt;f277f440-0db7-46cd-8c4d-a1b5b470aa57&lt;/id&gt;&lt;/citation&gt;&lt;citation&gt;&lt;id&gt;62f48fc1-8ee3-4418-8b27-60758febee53&lt;/id&gt;&lt;/citation&gt;&lt;/metadata&gt;&lt;data&gt;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&lt;/data&gt; \* MERGEFORMAT</w:instrText>
+        <w:instrText>ADDIN paperpile_citation &lt;clusterId&gt;D862R922N313K133&lt;/clusterId&gt;&lt;metadata&gt;&lt;citation&gt;&lt;id&gt;f277f440-0db7-46cd-8c4d-a1b5b470aa57&lt;/id&gt;&lt;/citation&gt;&lt;citation&gt;&lt;id&gt;62f48fc1-8ee3-4418-8b27-60758febee53&lt;/id&gt;&lt;/citation&gt;&lt;/metadata&gt;&lt;data&gt;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&lt;/data&gt; \* MERGEFORMAT</w:instrText>
       </w:r>
       <w:r>
         <w:fldChar w:fldCharType="separate"/>
@@ -1242,14 +2244,17 @@
         <w:ind w:firstLine="720"/>
       </w:pPr>
       <w:r>
+        <w:t xml:space="preserve">To ensure consistency at the screening stage, all reviewers first screened the titles and abstracts of 100 randomly selected studies using the inclusion criteria. All decisions </w:t>
+      </w:r>
+      <w:r>
         <w:lastRenderedPageBreak/>
-        <w:t xml:space="preserve">To ensure consistency at the screening stage, all reviewers first screened the titles and abstracts of 100 randomly selected studies using the inclusion criteria. All decisions were compared to those of the lead researcher. Any disagreements between the two people were discussed, and eligibility criteria were revised where appropriate. Cohen’s Kappa scores were calculated to test the agreement between the two people </w:t>
+        <w:t xml:space="preserve">were compared to those of the lead researcher. Any disagreements between the two people were discussed, and eligibility criteria were revised where appropriate. Cohen’s Kappa scores were calculated to test the agreement between the two people </w:t>
       </w:r>
       <w:r>
         <w:fldChar w:fldCharType="begin" w:fldLock="1"/>
       </w:r>
       <w:r>
-        <w:instrText>ADDIN paperpile_citation &lt;clusterId&gt;G119M167I557G241&lt;/clusterId&gt;&lt;metadata&gt;&lt;citation&gt;&lt;id&gt;3066a08b-f772-45df-9dc4-238bee23b57f&lt;/id&gt;&lt;/citation&gt;&lt;/metadata&gt;&lt;data&gt;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&lt;/data&gt; \* MERGEFORMAT</w:instrText>
+        <w:instrText>ADDIN paperpile_citation &lt;clusterId&gt;G119M167I557G241&lt;/clusterId&gt;&lt;metadata&gt;&lt;citation&gt;&lt;id&gt;3066a08b-f772-45df-9dc4-238bee23b57f&lt;/id&gt;&lt;/citation&gt;&lt;/metadata&gt;&lt;data&gt;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&lt;/data&gt; \* MERGEFORMAT</w:instrText>
       </w:r>
       <w:r>
         <w:fldChar w:fldCharType="separate"/>
@@ -1393,11 +2398,11 @@
         <w:t xml:space="preserve">Extrapolated to all automatically excluded records, </w:t>
       </w:r>
       <w:r>
-        <w:t xml:space="preserve">likely led to around 20 potentially </w:t>
+        <w:t xml:space="preserve">likely led to around 20 potentially relevant studies being excluded at the title and abstract screening stage. Given that 23% of studies considered relevant at the title and abstract stage were included after reading their </w:t>
       </w:r>
       <w:r>
         <w:lastRenderedPageBreak/>
-        <w:t>relevant studies being excluded at the title and abstract screening stage. Given that 23% of studies considered relevant at the title and abstract stage were included after reading their full texts, we estimate that our automatic exclusion may have led to the erroneous exclusion of 4-5 primary studies, representing around 3% of all studies. The remaining 16,498 titles and abstracts were screened manually, with 15,762 of these excluded and 7</w:t>
+        <w:t>full texts, we estimate that our automatic exclusion may have led to the erroneous exclusion of 4-5 primary studies, representing around 3% of all studies. The remaining 16,498 titles and abstracts were screened manually, with 15,762 of these excluded and 7</w:t>
       </w:r>
       <w:r>
         <w:t>3</w:t>
@@ -1502,27 +2507,11 @@
         <w:fldChar w:fldCharType="end"/>
       </w:r>
       <w:r>
-        <w:t>. This typology groups factors influencing the use of scientific evidence into: (</w:t>
-      </w:r>
-      <w:proofErr w:type="spellStart"/>
-      <w:r>
-        <w:t>i</w:t>
-      </w:r>
-      <w:proofErr w:type="spellEnd"/>
-      <w:r>
-        <w:t xml:space="preserve">) the nature of the evidence itself, (ii) research-practice links; (iii) </w:t>
+        <w:t xml:space="preserve">. This typology groups factors influencing the use of scientific evidence into: (i) the nature of the evidence itself, (ii) research-practice links; (iii) decision contexts; (iv) researchers and research organisations; (v) practitioners; (vi) management organisations; (vii) other stakeholders; and (viii) the wider community. To aid </w:t>
       </w:r>
       <w:r>
         <w:lastRenderedPageBreak/>
-        <w:t>decision contexts; (iv) researchers and research organisations; (v) practitioners; (vi) management organisations; (vii) other stakeholders; and (viii) the wider community. To aid with communication, we simplified this to four categories (see Table 1): (</w:t>
-      </w:r>
-      <w:proofErr w:type="spellStart"/>
-      <w:r>
-        <w:t>i</w:t>
-      </w:r>
-      <w:proofErr w:type="spellEnd"/>
-      <w:r>
-        <w:t xml:space="preserve">) evidence characteristics, including factors such as the existence of evidence, how accessible the evidence is, how relevant the evidence is; (ii) relationships, such as those between scientists and practitioners/policymakers or those between colleagues; (iii) researchers and research organisations, including academic demands on researchers or their skills and awareness of practice and policy; and (iv) practitioners/policymakers, organisations, and decision contexts, such as capacity and resources of organisations such as staff, time, and funding, the research skills of practitioners/policymakers, and their attitude towards evidence use. We also reduced the 230 factors identified by </w:t>
+        <w:t xml:space="preserve">with communication, we simplified this to four categories (see Table 1): (i) evidence characteristics, including factors such as the existence of evidence, how accessible the evidence is, how relevant the evidence is; (ii) relationships, such as those between scientists and practitioners/policymakers or those between colleagues; (iii) researchers and research organisations, including academic demands on researchers or their skills and awareness of practice and policy; and (iv) practitioners/policymakers, organisations, and decision contexts, such as capacity and resources of organisations such as staff, time, and funding, the research skills of practitioners/policymakers, and their attitude towards evidence use. We also reduced the 230 factors identified by </w:t>
       </w:r>
       <w:r>
         <w:t xml:space="preserve">Walsh et al </w:t>
@@ -3616,15 +4605,7 @@
               <w:spacing w:line="240" w:lineRule="auto"/>
             </w:pPr>
             <w:r>
-              <w:t xml:space="preserve">Other </w:t>
-            </w:r>
-            <w:proofErr w:type="gramStart"/>
-            <w:r>
-              <w:t>stakeholders</w:t>
-            </w:r>
-            <w:proofErr w:type="gramEnd"/>
-            <w:r>
-              <w:t xml:space="preserve"> values and beliefs</w:t>
+              <w:t>Other stakeholders values and beliefs</w:t>
             </w:r>
           </w:p>
         </w:tc>
@@ -4281,21 +5262,13 @@
         <w:jc w:val="both"/>
       </w:pPr>
       <w:r>
-        <w:t>Our analyses had two major aims: (</w:t>
-      </w:r>
-      <w:proofErr w:type="spellStart"/>
-      <w:r>
-        <w:t>i</w:t>
-      </w:r>
-      <w:proofErr w:type="spellEnd"/>
-      <w:r>
-        <w:t xml:space="preserve">) the identification of themes that have been well-studied, those that have been studied rarely, and any biases present in the literature on the factors influencing the use of scientific evidence in conservation policy and practice, and (ii) the quantification of the factors most frequently cited in studies. Themes that have been well-studied, referred to as knowledge clusters, represent opportunities for in-depth synthesis, such as systematic review and meta-analysis. Those that have been studied relatively rarely, referred to as knowledge gaps, represent potentially useful topics for future primary research </w:t>
+        <w:t xml:space="preserve">Our analyses had two major aims: (i) the identification of themes that have been well-studied, those that have been studied rarely, and any biases present in the literature on the factors influencing the use of scientific evidence in conservation policy and practice, and (ii) the quantification of the factors most frequently cited in studies. Themes that have been well-studied, referred to as knowledge clusters, represent opportunities for in-depth synthesis, such as systematic review and meta-analysis. Those that have been studied relatively rarely, referred to as knowledge gaps, represent potentially useful topics for future primary research </w:t>
       </w:r>
       <w:r>
         <w:fldChar w:fldCharType="begin" w:fldLock="1"/>
       </w:r>
       <w:r>
-        <w:instrText>ADDIN paperpile_citation &lt;clusterId&gt;Q751E117T597Q212&lt;/clusterId&gt;&lt;metadata&gt;&lt;citation&gt;&lt;id&gt;c4dd05ab-7018-445e-b309-39db4f8381ea&lt;/id&gt;&lt;/citation&gt;&lt;/metadata&gt;&lt;data&gt;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&lt;/data&gt; \* MERGEFORMAT</w:instrText>
+        <w:instrText>ADDIN paperpile_citation &lt;clusterId&gt;Q751E117T597Q212&lt;/clusterId&gt;&lt;metadata&gt;&lt;citation&gt;&lt;id&gt;c4dd05ab-7018-445e-b309-39db4f8381ea&lt;/id&gt;&lt;/citation&gt;&lt;/metadata&gt;&lt;data&gt;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&lt;/data&gt; \* MERGEFORMAT</w:instrText>
       </w:r>
       <w:r>
         <w:fldChar w:fldCharType="separate"/>
@@ -4341,15 +5314,7 @@
         <w:fldChar w:fldCharType="end"/>
       </w:r>
       <w:r>
-        <w:t xml:space="preserve">. Data were cleaned and formatted using </w:t>
-      </w:r>
-      <w:proofErr w:type="spellStart"/>
-      <w:r>
-        <w:t>tidyverse</w:t>
-      </w:r>
-      <w:proofErr w:type="spellEnd"/>
-      <w:r>
-        <w:t xml:space="preserve"> R packages</w:t>
+        <w:t>. Data were cleaned and formatted using tidyverse R packages</w:t>
       </w:r>
       <w:r>
         <w:t xml:space="preserve"> </w:t>
@@ -4358,7 +5323,7 @@
         <w:fldChar w:fldCharType="begin" w:fldLock="1"/>
       </w:r>
       <w:r>
-        <w:instrText>ADDIN paperpile_citation &lt;clusterId&gt;S824F872B562Z985&lt;/clusterId&gt;&lt;metadata&gt;&lt;citation&gt;&lt;id&gt;7a441580-b0b6-4416-8054-eb5d5c2aa259&lt;/id&gt;&lt;/citation&gt;&lt;/metadata&gt;&lt;data&gt;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&lt;/data&gt; \* MERGEFORMAT</w:instrText>
+        <w:instrText>ADDIN paperpile_citation &lt;clusterId&gt;S824F872B562Z985&lt;/clusterId&gt;&lt;metadata&gt;&lt;citation&gt;&lt;id&gt;7a441580-b0b6-4416-8054-eb5d5c2aa259&lt;/id&gt;&lt;/citation&gt;&lt;/metadata&gt;&lt;data&gt;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&lt;/data&gt; \* MERGEFORMAT</w:instrText>
       </w:r>
       <w:r>
         <w:fldChar w:fldCharType="separate"/>
@@ -4376,15 +5341,7 @@
         <w:t xml:space="preserve"> </w:t>
       </w:r>
       <w:r>
-        <w:t xml:space="preserve">, and the packages </w:t>
-      </w:r>
-      <w:proofErr w:type="spellStart"/>
-      <w:r>
-        <w:t>rnaturalearth</w:t>
-      </w:r>
-      <w:proofErr w:type="spellEnd"/>
-      <w:r>
-        <w:t xml:space="preserve"> </w:t>
+        <w:t xml:space="preserve">, and the packages rnaturalearth </w:t>
       </w:r>
       <w:r>
         <w:fldChar w:fldCharType="begin" w:fldLock="1"/>
@@ -4405,15 +5362,7 @@
         <w:fldChar w:fldCharType="end"/>
       </w:r>
       <w:r>
-        <w:t xml:space="preserve">, </w:t>
-      </w:r>
-      <w:proofErr w:type="spellStart"/>
-      <w:r>
-        <w:t>countrycode</w:t>
-      </w:r>
-      <w:proofErr w:type="spellEnd"/>
-      <w:r>
-        <w:t xml:space="preserve"> </w:t>
+        <w:t xml:space="preserve">, countrycode </w:t>
       </w:r>
       <w:r>
         <w:fldChar w:fldCharType="begin" w:fldLock="1"/>
@@ -4455,15 +5404,7 @@
         <w:fldChar w:fldCharType="end"/>
       </w:r>
       <w:r>
-        <w:t xml:space="preserve">, </w:t>
-      </w:r>
-      <w:proofErr w:type="spellStart"/>
-      <w:r>
-        <w:t>ComplexUpset</w:t>
-      </w:r>
-      <w:proofErr w:type="spellEnd"/>
-      <w:r>
-        <w:t xml:space="preserve"> </w:t>
+        <w:t xml:space="preserve">, ComplexUpset </w:t>
       </w:r>
       <w:r>
         <w:fldChar w:fldCharType="begin" w:fldLock="1"/>
@@ -4484,21 +5425,13 @@
         <w:fldChar w:fldCharType="end"/>
       </w:r>
       <w:r>
-        <w:t xml:space="preserve">, </w:t>
-      </w:r>
-      <w:proofErr w:type="spellStart"/>
-      <w:r>
-        <w:t>cowplot</w:t>
-      </w:r>
-      <w:proofErr w:type="spellEnd"/>
-      <w:r>
-        <w:t xml:space="preserve"> </w:t>
+        <w:t xml:space="preserve">, cowplot </w:t>
       </w:r>
       <w:r>
         <w:fldChar w:fldCharType="begin" w:fldLock="1"/>
       </w:r>
       <w:r>
-        <w:instrText>ADDIN paperpile_citation &lt;clusterId&gt;M948A996W476U199&lt;/clusterId&gt;&lt;metadata&gt;&lt;citation&gt;&lt;id&gt;0bd20435-94e6-40f4-a160-c096b40f7f07&lt;/id&gt;&lt;/citation&gt;&lt;/metadata&gt;&lt;data&gt;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&lt;/data&gt; \* MERGEFORMAT</w:instrText>
+        <w:instrText>ADDIN paperpile_citation &lt;clusterId&gt;M948A996W476U199&lt;/clusterId&gt;&lt;metadata&gt;&lt;citation&gt;&lt;id&gt;0bd20435-94e6-40f4-a160-c096b40f7f07&lt;/id&gt;&lt;/citation&gt;&lt;/metadata&gt;&lt;data&gt;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&lt;/data&gt; \* MERGEFORMAT</w:instrText>
       </w:r>
       <w:r>
         <w:fldChar w:fldCharType="separate"/>
@@ -4583,1182 +5516,842 @@
     <w:p>
       <w:pPr>
         <w:spacing w:before="240" w:after="240" w:line="480" w:lineRule="auto"/>
+      </w:pPr>
+      <w:r>
+        <w:t>Our searches identified a total of 29,585 studies, of which 736 were retained after screening of titles and abstracts, with 16,498 studies excluded manually at this stage and 13,</w:t>
+      </w:r>
+      <w:r>
+        <w:t>08</w:t>
+      </w:r>
+      <w:r>
+        <w:t>7 excluded using automated methods (Figure S1). At the full-text screening stage, 54</w:t>
+      </w:r>
+      <w:r>
+        <w:t>7</w:t>
+      </w:r>
+      <w:r>
+        <w:t xml:space="preserve"> studies were excluded. The most common reasons for exclusion were that they: (1) were not primary studies (282 studies, Figure S1); (2) included study designs other than interviews, questionnaires, workshops, or documentary analysis (70 studies); and (3) were on topics other than biodiversity conservation (79 studies). After screening, 16</w:t>
+      </w:r>
+      <w:r>
+        <w:t>9</w:t>
+      </w:r>
+      <w:r>
+        <w:t xml:space="preserve"> studies were retained for synthesis.</w:t>
+      </w:r>
+    </w:p>
+    <w:p>
+      <w:pPr>
+        <w:spacing w:before="240" w:after="240" w:line="480" w:lineRule="auto"/>
+      </w:pPr>
+      <w:r>
+        <w:t>For the 16</w:t>
+      </w:r>
+      <w:r>
+        <w:t>9</w:t>
+      </w:r>
+      <w:r>
+        <w:t xml:space="preserve"> studies included in our systematic map, 474 different countries </w:t>
+      </w:r>
+      <w:r>
+        <w:t>mentions were recorded</w:t>
+      </w:r>
+      <w:r>
+        <w:t xml:space="preserve"> (studies could include more than one focal country). The mean number of focal countries per study was 3.2 (SD=6.7). There was a</w:t>
+      </w:r>
+      <w:r>
+        <w:t>n</w:t>
+      </w:r>
+      <w:r>
+        <w:t xml:space="preserve"> </w:t>
+      </w:r>
+      <w:r>
+        <w:t xml:space="preserve">apparent </w:t>
+      </w:r>
+      <w:r>
+        <w:t xml:space="preserve">bias towards </w:t>
+      </w:r>
+      <w:r>
+        <w:t xml:space="preserve">Global North </w:t>
+      </w:r>
+      <w:r>
+        <w:t xml:space="preserve">English-speaking countries, with the USA, Australia, Canada, and the UK representing 26.5% (n=126) of </w:t>
+      </w:r>
+      <w:r>
+        <w:t xml:space="preserve">all country mentions </w:t>
+      </w:r>
+      <w:r>
+        <w:t xml:space="preserve">(Figure 1a). </w:t>
+      </w:r>
+      <w:r>
+        <w:t xml:space="preserve">It should be noted that we only searched for literature in English. </w:t>
+      </w:r>
+      <w:r>
+        <w:t>The Americas (150 country mentions, 31.6%) were the most studied continent, closely followed by Europe (148 mentions, 31.2%). Oceania and Africa were equally studied with 58 country mentions each (12.2%), while Asia was marginally less studied (56 mentions, 11.8%). Regarding the scale at which studies were undertaken, the largest group was represented by those that focused on multiple organisations within the same sub-national region (30.8%</w:t>
+      </w:r>
+      <w:r>
+        <w:t>, n=52</w:t>
+      </w:r>
+      <w:r>
+        <w:t>), while a similar number of studies focused on organisations in multiple countries (30.2%</w:t>
+      </w:r>
+      <w:r>
+        <w:t>, n=51</w:t>
+      </w:r>
+      <w:r>
+        <w:t>). Fewer studies focused on multiple regions within a single country (21.3%</w:t>
+      </w:r>
+      <w:r>
+        <w:t>, n=36</w:t>
+      </w:r>
+      <w:r>
+        <w:t>) and on single organisations (13.0%</w:t>
+      </w:r>
+      <w:r>
+        <w:t>, n=22</w:t>
+      </w:r>
+      <w:r>
+        <w:t>). Many studies did not report the spatial scale at which decisions were being made (</w:t>
+      </w:r>
+      <w:r>
+        <w:t>30</w:t>
+      </w:r>
+      <w:r>
+        <w:t>.</w:t>
+      </w:r>
+      <w:r>
+        <w:t>8</w:t>
+      </w:r>
+      <w:r>
+        <w:t>%), with a similar number reporting regional-scale decision making (27.2%), fewer at local and national scales (18.9% and 15.4% respectively) and even fewer at an international scale (7.1%).</w:t>
+      </w:r>
+    </w:p>
+    <w:p>
+      <w:pPr>
+        <w:spacing w:before="240" w:after="240" w:line="480" w:lineRule="auto"/>
+      </w:pPr>
+      <w:r>
+        <w:lastRenderedPageBreak/>
+        <w:t>Many studies (4</w:t>
+      </w:r>
+      <w:r>
+        <w:t>6.7</w:t>
+      </w:r>
+      <w:r>
+        <w:t>%, n=7</w:t>
+      </w:r>
+      <w:r>
+        <w:t>9</w:t>
+      </w:r>
+      <w:r>
+        <w:t>) did not report a focal ecosystem type (Figure 1b), with the most studied ecosystems being marine (</w:t>
+      </w:r>
+      <w:r>
+        <w:t>30.2</w:t>
+      </w:r>
+      <w:r>
+        <w:t>%, n=</w:t>
+      </w:r>
+      <w:r>
+        <w:t>51</w:t>
+      </w:r>
+      <w:r>
+        <w:t xml:space="preserve">), </w:t>
+      </w:r>
+      <w:r>
+        <w:t>freshwater (</w:t>
+      </w:r>
+      <w:r>
+        <w:t>20.1</w:t>
+      </w:r>
+      <w:r>
+        <w:t>%, n=</w:t>
+      </w:r>
+      <w:r>
+        <w:t>34</w:t>
+      </w:r>
+      <w:r>
+        <w:t>)</w:t>
+      </w:r>
+      <w:r>
+        <w:t xml:space="preserve">, and </w:t>
+      </w:r>
+      <w:r>
+        <w:t xml:space="preserve">forest </w:t>
+      </w:r>
+      <w:r>
+        <w:t xml:space="preserve">systems </w:t>
+      </w:r>
+      <w:r>
+        <w:t>(1</w:t>
+      </w:r>
+      <w:r>
+        <w:t>9.5</w:t>
+      </w:r>
+      <w:r>
+        <w:t>%, n=</w:t>
+      </w:r>
+      <w:r>
+        <w:t>33</w:t>
+      </w:r>
+      <w:r>
+        <w:t>). All other ecosystems - such as agroecosystems, grasslands, and shrublands - were represented by 1</w:t>
+      </w:r>
+      <w:r>
+        <w:t>7.7</w:t>
+      </w:r>
+      <w:r>
+        <w:t>% of studies (n=</w:t>
+      </w:r>
+      <w:r>
+        <w:t>30</w:t>
+      </w:r>
+      <w:r>
+        <w:t>). Numerous studies focused on more than one biome type, and so percentages do not sum to 100%. Similarly, most studies (</w:t>
+      </w:r>
+      <w:r>
+        <w:t>75</w:t>
+      </w:r>
+      <w:r>
+        <w:t>.</w:t>
+      </w:r>
+      <w:r>
+        <w:t>7</w:t>
+      </w:r>
+      <w:r>
+        <w:t>%, n=</w:t>
+      </w:r>
+      <w:r>
+        <w:t>1</w:t>
+      </w:r>
+      <w:r>
+        <w:t>28</w:t>
+      </w:r>
+      <w:r>
+        <w:t>) did not focus on a particular threat to biodiversity (Figure 1c), while overexploitation (2</w:t>
+      </w:r>
+      <w:r>
+        <w:t>1</w:t>
+      </w:r>
+      <w:r>
+        <w:t>.</w:t>
+      </w:r>
+      <w:r>
+        <w:t>9</w:t>
+      </w:r>
+      <w:r>
+        <w:t>%, n=3</w:t>
+      </w:r>
+      <w:r>
+        <w:t>7</w:t>
+      </w:r>
+      <w:r>
+        <w:t>), land use change (1</w:t>
+      </w:r>
+      <w:r>
+        <w:t>3.0</w:t>
+      </w:r>
+      <w:r>
+        <w:t>%, n=2</w:t>
+      </w:r>
+      <w:r>
+        <w:t>2</w:t>
+      </w:r>
+      <w:r>
+        <w:t>), and climate change (</w:t>
+      </w:r>
+      <w:r>
+        <w:t>11.8</w:t>
+      </w:r>
+      <w:r>
+        <w:t>%, n=</w:t>
+      </w:r>
+      <w:r>
+        <w:t>20</w:t>
+      </w:r>
+      <w:r>
+        <w:t xml:space="preserve">) were the most commonly studied threats. </w:t>
+      </w:r>
+    </w:p>
+    <w:p>
+      <w:pPr>
+        <w:spacing w:before="240" w:after="240" w:line="480" w:lineRule="auto"/>
+      </w:pPr>
+      <w:r>
+        <w:t>The vast majority of studies included practitioners as actors (8</w:t>
+      </w:r>
+      <w:r>
+        <w:t>4.</w:t>
+      </w:r>
+      <w:r>
+        <w:t>0%, n=142), with a majority of studies also including researchers (5</w:t>
+      </w:r>
+      <w:r>
+        <w:t>7</w:t>
+      </w:r>
+      <w:r>
+        <w:t>.</w:t>
+      </w:r>
+      <w:r>
+        <w:t>4</w:t>
+      </w:r>
+      <w:r>
+        <w:t>%, n=97). Relatively few studies included policymakers (27.</w:t>
+      </w:r>
+      <w:r>
+        <w:t>2</w:t>
+      </w:r>
+      <w:r>
+        <w:t>%, n=46) and other actors, such as research funders or citizens (5.</w:t>
+      </w:r>
+      <w:r>
+        <w:t>3</w:t>
+      </w:r>
+      <w:r>
+        <w:t>%, n=9). Most studies included more than one category of actor (55.</w:t>
+      </w:r>
+      <w:r>
+        <w:t>0</w:t>
+      </w:r>
+      <w:r>
+        <w:t>%), typically both practitioners and researchers (27.</w:t>
+      </w:r>
+      <w:r>
+        <w:t>2</w:t>
+      </w:r>
+      <w:r>
+        <w:t>%, n=46, figure 2a) - and less so practitioners, policymakers, and researchers (1</w:t>
+      </w:r>
+      <w:r>
+        <w:t>4</w:t>
+      </w:r>
+      <w:r>
+        <w:t>.</w:t>
+      </w:r>
+      <w:r>
+        <w:t>8</w:t>
+      </w:r>
+      <w:r>
+        <w:t>%, n=25) and policymakers and researchers (4.</w:t>
+      </w:r>
+      <w:r>
+        <w:t>1</w:t>
+      </w:r>
+      <w:r>
+        <w:t xml:space="preserve">%, n=7). </w:t>
+      </w:r>
+    </w:p>
+    <w:p>
+      <w:pPr>
+        <w:spacing w:before="240" w:after="240" w:line="480" w:lineRule="auto"/>
+      </w:pPr>
+      <w:r>
+        <w:t>Government and statutory bodies were the most studied organisation type (</w:t>
+      </w:r>
+      <w:r>
+        <w:t>7</w:t>
+      </w:r>
+      <w:r>
+        <w:t>1</w:t>
+      </w:r>
+      <w:r>
+        <w:t>.</w:t>
+      </w:r>
+      <w:r>
+        <w:t>5</w:t>
+      </w:r>
+      <w:r>
+        <w:t xml:space="preserve">%, n=121, </w:t>
+      </w:r>
+      <w:r>
+        <w:t>Figure 2b), with academic institutions</w:t>
+      </w:r>
+      <w:r>
+        <w:t xml:space="preserve"> (44.</w:t>
+      </w:r>
+      <w:r>
+        <w:t>4</w:t>
+      </w:r>
+      <w:r>
+        <w:t>%, n=75)</w:t>
+      </w:r>
+      <w:r>
+        <w:t xml:space="preserve">, </w:t>
+      </w:r>
+      <w:r>
+        <w:t xml:space="preserve">and </w:t>
+      </w:r>
+      <w:r>
+        <w:t xml:space="preserve">NGOs and non-profits </w:t>
+      </w:r>
+      <w:r>
+        <w:t>(3</w:t>
+      </w:r>
+      <w:r>
+        <w:t>7</w:t>
+      </w:r>
+      <w:r>
+        <w:t>.</w:t>
+      </w:r>
+      <w:r>
+        <w:t>9</w:t>
+      </w:r>
+      <w:r>
+        <w:t xml:space="preserve">%, n=64) </w:t>
+      </w:r>
+      <w:r>
+        <w:t xml:space="preserve">also frequently studied, while </w:t>
+      </w:r>
+      <w:r>
+        <w:t xml:space="preserve">other types of </w:t>
+      </w:r>
+      <w:r>
+        <w:t>organisations</w:t>
+      </w:r>
+      <w:r>
+        <w:t>, such as Indigenous organisations, community groups, and private companies,</w:t>
+      </w:r>
+      <w:r>
+        <w:t xml:space="preserve"> were studied less regularly</w:t>
+      </w:r>
+      <w:r>
+        <w:t xml:space="preserve"> (34.</w:t>
+      </w:r>
+      <w:r>
+        <w:t>3</w:t>
+      </w:r>
+      <w:r>
+        <w:t>% for all other organisations combined, n=58)</w:t>
+      </w:r>
+      <w:r>
+        <w:t>. Similar to the results for actors, most organisation types were typically studied in conjunction with other organisations</w:t>
+      </w:r>
+      <w:r>
+        <w:t xml:space="preserve"> such as; academic institutions, NGOs and non-profit organisations, and other groups</w:t>
+      </w:r>
+      <w:r>
+        <w:t xml:space="preserve"> (Figure 2b</w:t>
+      </w:r>
+      <w:r>
+        <w:t>).</w:t>
+      </w:r>
+    </w:p>
+    <w:p>
+      <w:pPr>
+        <w:spacing w:before="240" w:after="240" w:line="480" w:lineRule="auto"/>
+      </w:pPr>
+      <w:r>
+        <w:t xml:space="preserve">Most studies (52.1%) did not provide details of </w:t>
+      </w:r>
+      <w:r>
+        <w:t>the format of the</w:t>
+      </w:r>
+      <w:r>
+        <w:t xml:space="preserve"> scientific evidence they considered. The most commonly mentioned types of scientific evidence related to peer reviewed studies (16.0%), decision-making tools (5.9%) and research data (5.9%). </w:t>
+      </w:r>
+      <w:r>
+        <w:t xml:space="preserve">Many </w:t>
+      </w:r>
+      <w:r>
+        <w:t xml:space="preserve">studies focused on evidence from the natural sciences (48.5%, Figure S2) while in 36.1% of </w:t>
+      </w:r>
+      <w:r>
+        <w:lastRenderedPageBreak/>
+        <w:t>studies it was unclear what discipline the scientific evidence used in decision making was drawn from. Relatively few studies explicitly considered the use of both natural and social science evidence in conservation decision making (14.2%) and studies that focused exclusively on the use of evidence generated by the social sciences were very rare (1.2%).</w:t>
+      </w:r>
+    </w:p>
+    <w:p>
+      <w:r>
+        <w:rPr>
+          <w:rFonts w:eastAsia="Arimo"/>
+        </w:rPr>
+        <w:t>The most commonly reported factor affecting evidence use was scientist-acto</w:t>
+      </w:r>
+      <w:r>
+        <w:rPr>
+          <w:rFonts w:eastAsia="Arimo"/>
+        </w:rPr>
+        <w:t xml:space="preserve">r </w:t>
+      </w:r>
+      <w:r>
+        <w:rPr>
+          <w:rFonts w:eastAsia="Arial Unicode MS"/>
+        </w:rPr>
+        <w:t>relationships, which were mentioned in around half of studies (49.7%, n=84, Figure 3d), closely followed by the relevance of the scientific evidence (47.9%, n=81, Figure 3b) and the capacity and resources of policy or practice organisations (34.9%, n=59, Figure 3a). The mean number of factors identified per study was 5.</w:t>
+      </w:r>
+      <w:r>
+        <w:rPr>
+          <w:rFonts w:eastAsia="Arial Unicode MS"/>
+        </w:rPr>
+        <w:t>1</w:t>
+      </w:r>
+      <w:r>
+        <w:rPr>
+          <w:rFonts w:eastAsia="Arial Unicode MS"/>
+        </w:rPr>
+        <w:t xml:space="preserve"> (S</w:t>
+      </w:r>
+      <w:r>
+        <w:rPr>
+          <w:rFonts w:eastAsia="Arial Unicode MS"/>
+        </w:rPr>
+        <w:t>E</w:t>
+      </w:r>
+      <w:r>
+        <w:rPr>
+          <w:rFonts w:eastAsia="Arial Unicode MS"/>
+        </w:rPr>
+        <w:t>=</w:t>
+      </w:r>
+      <w:r>
+        <w:rPr>
+          <w:rFonts w:eastAsia="Arial Unicode MS"/>
+        </w:rPr>
+        <w:t>0</w:t>
+      </w:r>
+      <w:r>
+        <w:rPr>
+          <w:rFonts w:eastAsia="Arial Unicode MS"/>
+        </w:rPr>
+        <w:t>.</w:t>
+      </w:r>
+      <w:r>
+        <w:rPr>
+          <w:rFonts w:eastAsia="Arial Unicode MS"/>
+        </w:rPr>
+        <w:t>3</w:t>
+      </w:r>
+      <w:r>
+        <w:rPr>
+          <w:rFonts w:eastAsia="Arial Unicode MS"/>
+        </w:rPr>
+        <w:t>), with 2</w:t>
+      </w:r>
+      <w:r>
+        <w:rPr>
+          <w:rFonts w:eastAsia="Arial Unicode MS"/>
+        </w:rPr>
+        <w:t>0.4</w:t>
+      </w:r>
+      <w:r>
+        <w:rPr>
+          <w:rFonts w:eastAsia="Arial Unicode MS"/>
+        </w:rPr>
+        <w:t xml:space="preserve">% of studies identifying ≤2 factors and </w:t>
+      </w:r>
+      <w:r>
+        <w:rPr>
+          <w:rFonts w:eastAsia="Arial Unicode MS"/>
+        </w:rPr>
+        <w:t>9.0</w:t>
+      </w:r>
+      <w:r>
+        <w:rPr>
+          <w:rFonts w:eastAsia="Arial Unicode MS"/>
+        </w:rPr>
+        <w:t>% of studies identifying ≥10 factors</w:t>
+      </w:r>
+    </w:p>
+    <w:p>
+      <w:pPr>
+        <w:spacing w:before="240" w:after="240" w:line="480" w:lineRule="auto"/>
+      </w:pPr>
+      <w:r>
+        <w:t>In addition to capacity and resources, the social, economic, and political context (33.1%, n=56</w:t>
+      </w:r>
+      <w:r>
+        <w:t>, Figure 3a</w:t>
+      </w:r>
+      <w:r>
+        <w:t xml:space="preserve">), practitioner/policymaker research skills (26%, n=44), the attitude of practitioners and policymakers to the use of scientific evidence (21.3%, n=36), and the timeliness of the evidence (19.5% n=33) were all commonly reported factors influencing evidence use of policy or practice organisations. </w:t>
+      </w:r>
+    </w:p>
+    <w:p>
+      <w:pPr>
+        <w:spacing w:before="240" w:after="240" w:line="480" w:lineRule="auto"/>
+      </w:pPr>
+      <w:r>
+        <w:t>Factors relating to the characteristics of scientific evidence were the most commonly studied, compared to other thematic categories. Approximately half of studies identified relevance of the evidence as important (47.9%, n=81</w:t>
+      </w:r>
+      <w:r>
+        <w:t xml:space="preserve"> </w:t>
+      </w:r>
+      <w:r>
+        <w:t>studies, Figure 3b). The format and language (i.e. the format - such as peer-reviewed studies, reports, or presentations - and style of language in which evidence is presented, 31.4%, n=53), rigour (29.6%, n=50), the accessibility of evidence (29.0%, n=49), and uncertainty (21.9%, n=37) were also frequently mentioned in studies. Factors such as the existence of evidence, the source of the evidence, the spatial or temporal scale of the evidence and time lags associated with evidence production were mentioned with moderate frequency, with 10-20% studies citing them as factors influencing evidence use (Figure 3b). Meanwhile, the quantity of information, language barriers, conclusiveness, and difficulty in finding the evidence were mentioned in fewer than 10% of studies (Figure 3b).</w:t>
+      </w:r>
+    </w:p>
+    <w:p>
+      <w:pPr>
+        <w:spacing w:before="240" w:after="240" w:line="480" w:lineRule="auto"/>
+      </w:pPr>
+      <w:r>
+        <w:lastRenderedPageBreak/>
+        <w:t>Factors associated with the characteristics of researchers were rarely identified in studies (Figure 3c), with the skills and awareness of researchers related to policy and practice receiving most attention (</w:t>
+      </w:r>
+      <w:r>
+        <w:t>8.3</w:t>
+      </w:r>
+      <w:r>
+        <w:t>%, n=1</w:t>
+      </w:r>
+      <w:r>
+        <w:t>4</w:t>
+      </w:r>
+      <w:r>
+        <w:t>) while the other factors in this category were identified in fewer than 5% of studies. Regarding relationships, scientist-other actor relationships were the most commonly cited factor (Figure 3d, 49</w:t>
+      </w:r>
+      <w:r>
+        <w:t>.7</w:t>
+      </w:r>
+      <w:r>
+        <w:t>%, n=</w:t>
+      </w:r>
+      <w:r>
+        <w:t>8</w:t>
+      </w:r>
+      <w:r>
+        <w:t>4), whilst relationships that practitioners and policymakers have with their colleagues (1</w:t>
+      </w:r>
+      <w:r>
+        <w:t>1.8</w:t>
+      </w:r>
+      <w:r>
+        <w:t>%, n=</w:t>
+      </w:r>
+      <w:r>
+        <w:t>20</w:t>
+      </w:r>
+      <w:r>
+        <w:t>), and relationships between practitioners/policymakers and other actor groups (1</w:t>
+      </w:r>
+      <w:r>
+        <w:t>1.2</w:t>
+      </w:r>
+      <w:r>
+        <w:t>%, n=1</w:t>
+      </w:r>
+      <w:r>
+        <w:t>9</w:t>
+      </w:r>
+      <w:r>
+        <w:t>) were identified less frequently.</w:t>
+      </w:r>
+    </w:p>
+    <w:p>
+      <w:pPr>
+        <w:spacing w:before="240" w:after="240" w:line="480" w:lineRule="auto"/>
+      </w:pPr>
+      <w:r>
+        <w:t>We did not find any studies on the factors influencing scientific evidence use in conservation prior to the early 2000’s (Figure 4). The relative attention paid to the four broad categories of factor impacting evidence use has remained consistent since the mid 2010’s (Figure 4), with characteristics relating to evidence the most commonly identified (mean = 7.1 studies per year), followed by the characteristics of decision-makers, their organisations, and decisions (6.1 studies per year), relationships (4.5 studies per year), and researcher and research organisations (1.1 studies per year). There was a noticeable increase in the number of studies from 2015 onwards.</w:t>
+      </w:r>
+    </w:p>
+    <w:p>
+      <w:pPr>
+        <w:spacing w:line="480" w:lineRule="auto"/>
+        <w:rPr>
+          <w:shd w:val="clear" w:color="auto" w:fill="F6B26B"/>
+        </w:rPr>
+      </w:pPr>
+      <w:r>
         <w:rPr>
           <w:b/>
           <w:bCs/>
         </w:rPr>
-      </w:pPr>
-      <w:r>
-        <w:rPr>
-          <w:b/>
-          <w:bCs/>
-          <w:noProof/>
-        </w:rPr>
-        <w:drawing>
-          <wp:inline distT="0" distB="0" distL="0" distR="0" wp14:anchorId="7D6C44E6" wp14:editId="5E7CF525">
-            <wp:extent cx="5733415" cy="4298950"/>
-            <wp:effectExtent l="0" t="0" r="635" b="0"/>
-            <wp:docPr id="1" name="Picture 1"/>
-            <wp:cNvGraphicFramePr>
-              <a:graphicFrameLocks xmlns:a="http://schemas.openxmlformats.org/drawingml/2006/main" noChangeAspect="1"/>
-            </wp:cNvGraphicFramePr>
-            <a:graphic xmlns:a="http://schemas.openxmlformats.org/drawingml/2006/main">
-              <a:graphicData uri="http://schemas.openxmlformats.org/drawingml/2006/picture">
-                <pic:pic xmlns:pic="http://schemas.openxmlformats.org/drawingml/2006/picture">
-                  <pic:nvPicPr>
-                    <pic:cNvPr id="1" name="Picture 1"/>
-                    <pic:cNvPicPr/>
-                  </pic:nvPicPr>
-                  <pic:blipFill>
-                    <a:blip r:embed="rId10" cstate="print">
-                      <a:extLst>
-                        <a:ext uri="{28A0092B-C50C-407E-A947-70E740481C1C}">
-                          <a14:useLocalDpi xmlns:a14="http://schemas.microsoft.com/office/drawing/2010/main" val="0"/>
-                        </a:ext>
-                      </a:extLst>
-                    </a:blip>
-                    <a:stretch>
-                      <a:fillRect/>
-                    </a:stretch>
-                  </pic:blipFill>
-                  <pic:spPr>
-                    <a:xfrm>
-                      <a:off x="0" y="0"/>
-                      <a:ext cx="5733415" cy="4298950"/>
-                    </a:xfrm>
-                    <a:prstGeom prst="rect">
-                      <a:avLst/>
-                    </a:prstGeom>
-                  </pic:spPr>
-                </pic:pic>
-              </a:graphicData>
-            </a:graphic>
-          </wp:inline>
-        </w:drawing>
-      </w:r>
-    </w:p>
-    <w:p>
-      <w:pPr>
-        <w:spacing w:before="240" w:after="240" w:line="480" w:lineRule="auto"/>
-      </w:pPr>
-      <w:r>
-        <w:rPr>
-          <w:b/>
-          <w:bCs/>
-        </w:rPr>
-        <w:t>Figure 1</w:t>
-      </w:r>
-      <w:r>
-        <w:t xml:space="preserve"> – The country, ecosystem type, and conservation threat of the synthesised studies:</w:t>
-      </w:r>
-      <w:r>
-        <w:rPr>
-          <w:b/>
-          <w:bCs/>
-        </w:rPr>
+        <w:t>Discussion</w:t>
+      </w:r>
+    </w:p>
+    <w:p>
+      <w:pPr>
+        <w:spacing w:line="480" w:lineRule="auto"/>
+      </w:pPr>
+      <w:r>
+        <w:t xml:space="preserve">Our results show that the most frequently identified factors impacting the use of scientific evidence in conservation practice and policy are relationships between scientists and practitioners/policymakers, the relevance of scientific evidence, and the capacity and resources of policy or practice organisations users of the evidence - each mentioned in ≥35% of studies. </w:t>
+      </w:r>
+      <w:r>
+        <w:t xml:space="preserve">Beyond this top three, studies often noted the importance of practitioner and policymaker characteristics, such as their technical skills and attitude towards evidence use, as well as factors associated with the broader </w:t>
+      </w:r>
+      <w:r>
+        <w:t>decision-making</w:t>
+      </w:r>
+      <w:r>
+        <w:t xml:space="preserve"> context, such as social, economic, and political conditions. Evidence-related factors were also commonly reported, particularly accessibility, rigour, and the format and style of language in which the </w:t>
+      </w:r>
+      <w:r>
+        <w:lastRenderedPageBreak/>
+        <w:t xml:space="preserve">information is communicated. In contrast, relatively few studies identified factors associated with researchers as impacting the use of scientific evidence. </w:t>
+      </w:r>
+    </w:p>
+    <w:p>
+      <w:pPr>
+        <w:spacing w:line="480" w:lineRule="auto"/>
+      </w:pPr>
+    </w:p>
+    <w:p>
+      <w:pPr>
+        <w:spacing w:line="480" w:lineRule="auto"/>
+      </w:pPr>
+      <w:r>
+        <w:t xml:space="preserve">These results are remarkably consistent with those of the larger review of Oliver et al </w:t>
+      </w:r>
+      <w:r>
+        <w:fldChar w:fldCharType="begin" w:fldLock="1"/>
+      </w:r>
+      <w:r>
+        <w:instrText>ADDIN paperpile_citation &lt;clusterId&gt;E919L166H457E147&lt;/clusterId&gt;&lt;metadata&gt;&lt;citation&gt;&lt;id&gt;f1e603c3-64c9-4aa9-962d-fd26495c17e5&lt;/id&gt;&lt;no_author&gt;true&lt;/no_author&gt;&lt;/citation&gt;&lt;/metadata&gt;&lt;data&gt;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&lt;/data&gt; \* MERGEFORMAT</w:instrText>
+      </w:r>
+      <w:r>
+        <w:fldChar w:fldCharType="separate"/>
+      </w:r>
+      <w:r>
+        <w:rPr>
+          <w:noProof/>
+        </w:rPr>
+        <w:t>(2026)</w:t>
+      </w:r>
+      <w:r>
+        <w:fldChar w:fldCharType="end"/>
+      </w:r>
+      <w:r>
+        <w:t xml:space="preserve">, who synthesised factors influencing evidence use from 2199 studies across a broad range of fields such as public health, health care, climate change policy, and education. </w:t>
+      </w:r>
+      <w:r>
+        <w:t>Consistent with our findings</w:t>
+      </w:r>
+      <w:r>
+        <w:t xml:space="preserve">, </w:t>
+      </w:r>
+      <w:r>
+        <w:t xml:space="preserve">Oliver et al </w:t>
+      </w:r>
+      <w:r>
+        <w:fldChar w:fldCharType="begin" w:fldLock="1"/>
+      </w:r>
+      <w:r>
+        <w:instrText>ADDIN paperpile_citation &lt;clusterId&gt;I527W874L265P988&lt;/clusterId&gt;&lt;metadata&gt;&lt;citation&gt;&lt;id&gt;f1e603c3-64c9-4aa9-962d-fd26495c17e5&lt;/id&gt;&lt;no_author&gt;true&lt;/no_author&gt;&lt;/citation&gt;&lt;/metadata&gt;&lt;data&gt;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&lt;/data&gt; \* MERGEFORMAT</w:instrText>
+      </w:r>
+      <w:r>
+        <w:fldChar w:fldCharType="separate"/>
+      </w:r>
+      <w:r>
+        <w:rPr>
+          <w:noProof/>
+        </w:rPr>
+        <w:t>(2026)</w:t>
+      </w:r>
+      <w:r>
+        <w:fldChar w:fldCharType="end"/>
+      </w:r>
+      <w:r>
+        <w:t xml:space="preserve"> identified relevance, staff and resources, communication and relations between practitioners and scientists, and accessibility of evidence as key to evidence being used to inform policy and practice. Together, these patterns suggest that evidence use is shaped less by the availability of scientific knowledge than by how evidence is embedded within organisational settings, decision processes, and professional relationships. The results of our study are also similar to those of the smaller review of Kadykalo et al </w:t>
+      </w:r>
+      <w:r>
+        <w:fldChar w:fldCharType="begin" w:fldLock="1"/>
+      </w:r>
+      <w:r>
+        <w:instrText>ADDIN paperpile_citation &lt;clusterId&gt;C935Q385F676K496&lt;/clusterId&gt;&lt;metadata&gt;&lt;citation&gt;&lt;id&gt;ac7fc9da-cb29-4572-acee-2608f2a1ac30&lt;/id&gt;&lt;no_author&gt;true&lt;/no_author&gt;&lt;/citation&gt;&lt;/metadata&gt;&lt;data&gt;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&lt;/data&gt; \* MERGEFORMAT</w:instrText>
+      </w:r>
+      <w:r>
+        <w:fldChar w:fldCharType="separate"/>
+      </w:r>
+      <w:r>
+        <w:rPr>
+          <w:noProof/>
+        </w:rPr>
+        <w:t>(2021)</w:t>
+      </w:r>
+      <w:r>
+        <w:fldChar w:fldCharType="end"/>
+      </w:r>
+      <w:r>
         <w:t xml:space="preserve"> </w:t>
       </w:r>
       <w:r>
-        <w:t>(a) the number of studies on factors influencing evidence use found in each country (light grey indicates countries with no studies); (b) the percentage of studies related to different ecosystem types; (c) the percentage of studies addressing particular threats to biodiversity.</w:t>
-      </w:r>
-    </w:p>
-    <w:p>
-      <w:pPr>
-        <w:spacing w:before="240" w:after="240" w:line="480" w:lineRule="auto"/>
-      </w:pPr>
-      <w:r>
-        <w:t>Our searches identified a total of 29,585 studies, of which 736 were retained after screening of titles and abstracts, with 16,498 studies excluded manually at this stage and 13,</w:t>
-      </w:r>
-      <w:r>
-        <w:t>08</w:t>
-      </w:r>
-      <w:r>
-        <w:t>7 excluded using automated methods (Figure S1). At the full-text screening stage, 54</w:t>
-      </w:r>
-      <w:r>
-        <w:t>7</w:t>
-      </w:r>
-      <w:r>
-        <w:t xml:space="preserve"> studies were excluded. The most common reasons for exclusion were that they: (1) were not primary studies (282 studies, Figure S1); (2) included study designs other than interviews, questionnaires, workshops, or documentary analysis (70 studies); and (3) were on topics </w:t>
+        <w:t>who found that evidence relevance, accessibility, organisational capacity and resources, time limitations, and researchers' communication skills were all common barriers to the use of evidence in conservation.</w:t>
+      </w:r>
+      <w:r>
+        <w:t xml:space="preserve"> </w:t>
+      </w:r>
+      <w:r>
+        <w:t xml:space="preserve">Our findings also broadly align with the framework of Cash et al. </w:t>
+      </w:r>
+      <w:r>
+        <w:fldChar w:fldCharType="begin" w:fldLock="1"/>
+      </w:r>
+      <w:r>
+        <w:instrText>ADDIN paperpile_citation &lt;clusterId&gt;E615S663O153L767&lt;/clusterId&gt;&lt;metadata&gt;&lt;citation&gt;&lt;id&gt;d9422278-0384-4d67-8064-a21c51f2d05b&lt;/id&gt;&lt;no_author&gt;true&lt;/no_author&gt;&lt;/citation&gt;&lt;/metadata&gt;&lt;data&gt;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&lt;/data&gt; \* MERGEFORMAT</w:instrText>
+      </w:r>
+      <w:r>
+        <w:fldChar w:fldCharType="separate"/>
+      </w:r>
+      <w:r>
+        <w:rPr>
+          <w:noProof/>
+        </w:rPr>
+        <w:t>(2003)</w:t>
+      </w:r>
+      <w:r>
+        <w:fldChar w:fldCharType="end"/>
+      </w:r>
+      <w:r>
+        <w:t xml:space="preserve">, which argues that in order to be successful, interfaces between science, practice, and policy critically depend on salience, credibility, and legitimacy. Relevance emerged as one of the most frequently reported factors in our synthesis and closely corresponds to salience, while perceptions of rigour and evidence quality contribute to credibility. </w:t>
+      </w:r>
+      <w:r>
+        <w:t>O</w:t>
+      </w:r>
+      <w:r>
+        <w:t xml:space="preserve">ur findings also suggest that </w:t>
+      </w:r>
+      <w:r>
+        <w:t xml:space="preserve">relationships between researchers and decision-makers, together with broader organisational and political contexts, are central to establishing the legitimacy of evidence. Consistent with Cash et al. </w:t>
+      </w:r>
+      <w:r>
+        <w:fldChar w:fldCharType="begin" w:fldLock="1"/>
+      </w:r>
+      <w:r>
+        <w:instrText>ADDIN paperpile_citation &lt;clusterId&gt;H184V144R756V567&lt;/clusterId&gt;&lt;metadata&gt;&lt;citation&gt;&lt;id&gt;d9422278-0384-4d67-8064-a21c51f2d05b&lt;/id&gt;&lt;no_author&gt;true&lt;/no_author&gt;&lt;/citation&gt;&lt;/metadata&gt;&lt;data&gt;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&lt;/data&gt; \* MERGEFORMAT</w:instrText>
+      </w:r>
+      <w:r>
+        <w:fldChar w:fldCharType="separate"/>
+      </w:r>
+      <w:r>
+        <w:rPr>
+          <w:noProof/>
+        </w:rPr>
+        <w:t>(2003)</w:t>
+      </w:r>
+      <w:r>
+        <w:fldChar w:fldCharType="end"/>
+      </w:r>
+      <w:r>
+        <w:t xml:space="preserve">, this highlights that barriers to evidence use often arise not simply because evidence lacks these attributes, but because different actors </w:t>
+      </w:r>
+      <w:r>
+        <w:t xml:space="preserve">often </w:t>
+      </w:r>
+      <w:r>
+        <w:t>value and perceive salience, credibility, and legitimacy differently.</w:t>
+      </w:r>
+    </w:p>
+    <w:p>
+      <w:pPr>
+        <w:spacing w:line="480" w:lineRule="auto"/>
+      </w:pPr>
+    </w:p>
+    <w:p>
+      <w:pPr>
+        <w:spacing w:line="480" w:lineRule="auto"/>
+      </w:pPr>
+      <w:r>
+        <w:t>Our results also indicate biases in the evidence-use literature, with a</w:t>
+      </w:r>
+      <w:r>
+        <w:t>n apparent</w:t>
+      </w:r>
+      <w:r>
+        <w:t xml:space="preserve"> focus on Global North English-speaking countries such as the USA, Australia, and Canada; a </w:t>
       </w:r>
       <w:r>
         <w:lastRenderedPageBreak/>
-        <w:t>other than biodiversity conservation (79 studies). After screening, 16</w:t>
-      </w:r>
-      <w:r>
-        <w:t>9</w:t>
-      </w:r>
-      <w:r>
-        <w:t xml:space="preserve"> studies were retained for synthesis.</w:t>
-      </w:r>
-    </w:p>
-    <w:p>
-      <w:pPr>
-        <w:spacing w:before="240" w:after="240" w:line="480" w:lineRule="auto"/>
-      </w:pPr>
-      <w:r>
-        <w:t>For the 16</w:t>
-      </w:r>
-      <w:r>
-        <w:t>9</w:t>
-      </w:r>
-      <w:r>
-        <w:t xml:space="preserve"> studies included in our systematic map, 474 different countries </w:t>
-      </w:r>
-      <w:proofErr w:type="gramStart"/>
-      <w:r>
-        <w:t>mentions</w:t>
-      </w:r>
-      <w:proofErr w:type="gramEnd"/>
-      <w:r>
-        <w:t xml:space="preserve"> were recorded</w:t>
-      </w:r>
-      <w:r>
-        <w:t xml:space="preserve"> (studies could include more than one focal country). The mean number of focal countries per study was 3.2 (SD=6.7). There was a</w:t>
-      </w:r>
-      <w:r>
-        <w:t>n</w:t>
-      </w:r>
-      <w:r>
-        <w:t xml:space="preserve"> </w:t>
-      </w:r>
-      <w:r>
-        <w:t xml:space="preserve">apparent </w:t>
-      </w:r>
-      <w:r>
-        <w:t xml:space="preserve">bias towards </w:t>
-      </w:r>
-      <w:r>
-        <w:t xml:space="preserve">Global North </w:t>
-      </w:r>
-      <w:r>
-        <w:t xml:space="preserve">English-speaking countries, with the USA, Australia, Canada, and the UK representing 26.5% (n=126) of </w:t>
-      </w:r>
-      <w:r>
-        <w:t xml:space="preserve">all country mentions </w:t>
-      </w:r>
-      <w:r>
-        <w:t xml:space="preserve">(Figure 1a). </w:t>
-      </w:r>
-      <w:r>
-        <w:t xml:space="preserve">It should be noted that we only searched for literature in English. </w:t>
-      </w:r>
-      <w:r>
-        <w:t>The Americas (150 country mentions, 31.6%) were the most studied continent, closely followed by Europe (148 mentions, 31.2%). Oceania and Africa were equally studied with 58 country mentions each (12.2%), while Asia was marginally less studied (56 mentions, 11.8%). Regarding the scale at which studies were undertaken, the largest group was represented by those that focused on multiple organisations within the same sub-national region (30.8%</w:t>
-      </w:r>
-      <w:r>
-        <w:t>, n=52</w:t>
-      </w:r>
-      <w:r>
-        <w:t>), while a similar number of studies focused on organisations in multiple countries (30.2%</w:t>
-      </w:r>
-      <w:r>
-        <w:t>, n=51</w:t>
-      </w:r>
-      <w:r>
-        <w:t>). Fewer studies focused on multiple regions within a single country (21.3%</w:t>
-      </w:r>
-      <w:r>
-        <w:t>, n=36</w:t>
-      </w:r>
-      <w:r>
-        <w:t>) and on single organisations (13.0%</w:t>
-      </w:r>
-      <w:r>
-        <w:t>, n=22</w:t>
-      </w:r>
-      <w:r>
-        <w:t>). Many studies did not report the spatial scale at which decisions were being made (</w:t>
-      </w:r>
-      <w:r>
-        <w:t>30</w:t>
-      </w:r>
-      <w:r>
-        <w:t>.</w:t>
-      </w:r>
-      <w:r>
-        <w:t>8</w:t>
-      </w:r>
-      <w:r>
-        <w:t>%), with a similar number reporting regional-scale decision making (27.2%), fewer at local and national scales (18.9% and 15.4% respectively) and even fewer at an international scale (7.1%).</w:t>
-      </w:r>
-    </w:p>
-    <w:p>
-      <w:pPr>
-        <w:spacing w:before="240" w:after="240" w:line="480" w:lineRule="auto"/>
-      </w:pPr>
-      <w:r>
-        <w:t>Many studies (4</w:t>
-      </w:r>
-      <w:r>
-        <w:t>6.7</w:t>
-      </w:r>
-      <w:r>
-        <w:t>%, n=7</w:t>
-      </w:r>
-      <w:r>
-        <w:t>9</w:t>
-      </w:r>
-      <w:r>
-        <w:t>) did not report a focal ecosystem type (Figure 1b), with the most studied ecosystems being marine (</w:t>
-      </w:r>
-      <w:r>
-        <w:t>30.2</w:t>
-      </w:r>
-      <w:r>
-        <w:t>%, n=</w:t>
-      </w:r>
-      <w:r>
-        <w:t>51</w:t>
-      </w:r>
-      <w:r>
-        <w:t xml:space="preserve">), </w:t>
-      </w:r>
-      <w:r>
-        <w:t>freshwater (</w:t>
-      </w:r>
-      <w:r>
-        <w:t>20.1</w:t>
-      </w:r>
-      <w:r>
-        <w:t>%, n=</w:t>
-      </w:r>
-      <w:r>
-        <w:t>34</w:t>
-      </w:r>
-      <w:r>
-        <w:t>)</w:t>
-      </w:r>
-      <w:r>
-        <w:t xml:space="preserve">, and </w:t>
-      </w:r>
-      <w:r>
-        <w:t xml:space="preserve">forest </w:t>
-      </w:r>
-      <w:r>
-        <w:t xml:space="preserve">systems </w:t>
-      </w:r>
-      <w:r>
-        <w:t>(1</w:t>
-      </w:r>
-      <w:r>
-        <w:t>9.5</w:t>
-      </w:r>
-      <w:r>
-        <w:t>%, n=</w:t>
-      </w:r>
-      <w:r>
-        <w:t>33</w:t>
-      </w:r>
-      <w:r>
-        <w:t>). All other ecosystems - such as agroecosystems, grasslands, and shrublands - were represented by 1</w:t>
-      </w:r>
-      <w:r>
-        <w:t>7.7</w:t>
-      </w:r>
-      <w:r>
-        <w:t>% of studies (n=</w:t>
-      </w:r>
-      <w:r>
-        <w:t>30</w:t>
-      </w:r>
-      <w:r>
-        <w:t>). Numerous studies focused on more than one biome type, and so percentages do not sum to 100%. Similarly, most studies (</w:t>
-      </w:r>
-      <w:r>
-        <w:t>75</w:t>
-      </w:r>
-      <w:r>
-        <w:t>.</w:t>
-      </w:r>
-      <w:r>
-        <w:t>7</w:t>
-      </w:r>
-      <w:r>
-        <w:t>%, n=</w:t>
-      </w:r>
-      <w:r>
-        <w:t>1</w:t>
-      </w:r>
-      <w:r>
-        <w:t>28</w:t>
-      </w:r>
-      <w:r>
-        <w:t>) did not focus on a particular threat to biodiversity (Figure 1c), while overexploitation (2</w:t>
-      </w:r>
-      <w:r>
-        <w:t>1</w:t>
-      </w:r>
-      <w:r>
-        <w:t>.</w:t>
-      </w:r>
-      <w:r>
-        <w:t>9</w:t>
-      </w:r>
-      <w:r>
-        <w:t>%, n=3</w:t>
-      </w:r>
-      <w:r>
-        <w:t>7</w:t>
-      </w:r>
-      <w:r>
-        <w:t>), land use change (1</w:t>
-      </w:r>
-      <w:r>
-        <w:t>3.0</w:t>
-      </w:r>
-      <w:r>
-        <w:t>%, n=2</w:t>
-      </w:r>
-      <w:r>
-        <w:t>2</w:t>
-      </w:r>
-      <w:r>
-        <w:t>), and climate change (</w:t>
-      </w:r>
-      <w:r>
-        <w:t>11.8</w:t>
-      </w:r>
-      <w:r>
-        <w:t>%, n=</w:t>
-      </w:r>
-      <w:r>
-        <w:t>20</w:t>
-      </w:r>
-      <w:r>
-        <w:t xml:space="preserve">) were the most commonly studied threats. </w:t>
-      </w:r>
-    </w:p>
-    <w:p>
-      <w:pPr>
-        <w:spacing w:before="240" w:after="240" w:line="480" w:lineRule="auto"/>
-        <w:rPr>
-          <w:b/>
-          <w:bCs/>
-        </w:rPr>
-      </w:pPr>
-      <w:r>
-        <w:rPr>
-          <w:b/>
-          <w:bCs/>
-          <w:noProof/>
-        </w:rPr>
-        <w:lastRenderedPageBreak/>
-        <w:drawing>
-          <wp:inline distT="0" distB="0" distL="0" distR="0" wp14:anchorId="494F86E2" wp14:editId="03E0C21E">
-            <wp:extent cx="5733415" cy="3439160"/>
-            <wp:effectExtent l="0" t="0" r="635" b="8890"/>
-            <wp:docPr id="6" name="Picture 6"/>
-            <wp:cNvGraphicFramePr>
-              <a:graphicFrameLocks xmlns:a="http://schemas.openxmlformats.org/drawingml/2006/main" noChangeAspect="1"/>
-            </wp:cNvGraphicFramePr>
-            <a:graphic xmlns:a="http://schemas.openxmlformats.org/drawingml/2006/main">
-              <a:graphicData uri="http://schemas.openxmlformats.org/drawingml/2006/picture">
-                <pic:pic xmlns:pic="http://schemas.openxmlformats.org/drawingml/2006/picture">
-                  <pic:nvPicPr>
-                    <pic:cNvPr id="6" name="Picture 6"/>
-                    <pic:cNvPicPr/>
-                  </pic:nvPicPr>
-                  <pic:blipFill>
-                    <a:blip r:embed="rId11" cstate="print">
-                      <a:extLst>
-                        <a:ext uri="{28A0092B-C50C-407E-A947-70E740481C1C}">
-                          <a14:useLocalDpi xmlns:a14="http://schemas.microsoft.com/office/drawing/2010/main" val="0"/>
-                        </a:ext>
-                      </a:extLst>
-                    </a:blip>
-                    <a:stretch>
-                      <a:fillRect/>
-                    </a:stretch>
-                  </pic:blipFill>
-                  <pic:spPr>
-                    <a:xfrm>
-                      <a:off x="0" y="0"/>
-                      <a:ext cx="5733415" cy="3439160"/>
-                    </a:xfrm>
-                    <a:prstGeom prst="rect">
-                      <a:avLst/>
-                    </a:prstGeom>
-                  </pic:spPr>
-                </pic:pic>
-              </a:graphicData>
-            </a:graphic>
-          </wp:inline>
-        </w:drawing>
-      </w:r>
-    </w:p>
-    <w:p>
-      <w:pPr>
-        <w:spacing w:before="240" w:after="240" w:line="480" w:lineRule="auto"/>
-      </w:pPr>
-      <w:r>
-        <w:rPr>
-          <w:b/>
-          <w:bCs/>
-        </w:rPr>
-        <w:t xml:space="preserve">Figure 2 </w:t>
-      </w:r>
-      <w:r>
-        <w:t xml:space="preserve">– The mix of (a) actors and </w:t>
-      </w:r>
-      <w:sdt>
-        <w:sdtPr>
-          <w:tag w:val="goog_rdk_3"/>
-          <w:id w:val="-1482759266"/>
-        </w:sdtPr>
-        <w:sdtContent/>
-      </w:sdt>
-      <w:sdt>
-        <w:sdtPr>
-          <w:tag w:val="goog_rdk_4"/>
-          <w:id w:val="1346554693"/>
-        </w:sdtPr>
-        <w:sdtContent/>
-      </w:sdt>
-      <w:r>
-        <w:t>(b) related organisations investigated in each study. In each figure, the lower part represents the different mixes of actors/organisations studied, with a dark dot representing occasions where they have been studied, and grey dots those where they have not, lines indicate the combinations of these different mixes. The bars above each combination indicate the number of studies represented by each mix.</w:t>
-      </w:r>
-    </w:p>
-    <w:p>
-      <w:pPr>
-        <w:spacing w:before="240" w:after="240" w:line="480" w:lineRule="auto"/>
-      </w:pPr>
-      <w:r>
-        <w:t>The vast majority of studies included practitioners as actors (8</w:t>
-      </w:r>
-      <w:r>
-        <w:t>4.</w:t>
-      </w:r>
-      <w:r>
-        <w:t>0%, n=142), with a majority of studies also including researchers (5</w:t>
-      </w:r>
-      <w:r>
-        <w:t>7</w:t>
-      </w:r>
-      <w:r>
-        <w:t>.</w:t>
-      </w:r>
-      <w:r>
-        <w:t>4</w:t>
-      </w:r>
-      <w:r>
-        <w:t>%, n=97). Relatively few studies included policymakers (27.</w:t>
-      </w:r>
-      <w:r>
-        <w:t>2</w:t>
-      </w:r>
-      <w:r>
-        <w:t>%, n=46) and other actors, such as research funders or citizens (5.</w:t>
-      </w:r>
-      <w:r>
-        <w:t>3</w:t>
-      </w:r>
-      <w:r>
-        <w:t>%, n=9). Most studies included more than one category of actor (55.</w:t>
-      </w:r>
-      <w:r>
-        <w:t>0</w:t>
-      </w:r>
-      <w:r>
-        <w:t>%), typically both practitioners and researchers (27.</w:t>
-      </w:r>
-      <w:r>
-        <w:t>2</w:t>
-      </w:r>
-      <w:r>
-        <w:t>%, n=46, figure 2a) - and less so practitioners, policymakers, and researchers (1</w:t>
-      </w:r>
-      <w:r>
-        <w:t>4</w:t>
-      </w:r>
-      <w:r>
-        <w:t>.</w:t>
-      </w:r>
-      <w:r>
-        <w:t>8</w:t>
-      </w:r>
-      <w:r>
-        <w:t>%, n=25) and policymakers and researchers (4.</w:t>
-      </w:r>
-      <w:r>
-        <w:t>1</w:t>
-      </w:r>
-      <w:r>
-        <w:t xml:space="preserve">%, n=7). </w:t>
-      </w:r>
-    </w:p>
-    <w:p>
-      <w:pPr>
-        <w:spacing w:before="240" w:after="240" w:line="480" w:lineRule="auto"/>
-      </w:pPr>
-      <w:r>
-        <w:t>Government and statutory bodies were the most studied organisation type (</w:t>
-      </w:r>
-      <w:r>
-        <w:t>7</w:t>
-      </w:r>
-      <w:r>
-        <w:t>1</w:t>
-      </w:r>
-      <w:r>
-        <w:t>.</w:t>
-      </w:r>
-      <w:r>
-        <w:t>5</w:t>
-      </w:r>
-      <w:r>
-        <w:t xml:space="preserve">%, n=121, </w:t>
-      </w:r>
-      <w:r>
-        <w:t>Figure 2b), with academic institutions</w:t>
-      </w:r>
-      <w:r>
-        <w:t xml:space="preserve"> (44.</w:t>
-      </w:r>
-      <w:r>
-        <w:t>4</w:t>
-      </w:r>
-      <w:r>
-        <w:t>%, n=75)</w:t>
-      </w:r>
-      <w:r>
-        <w:t xml:space="preserve">, </w:t>
-      </w:r>
-      <w:r>
-        <w:t xml:space="preserve">and </w:t>
-      </w:r>
-      <w:r>
-        <w:t xml:space="preserve">NGOs and non-profits </w:t>
-      </w:r>
-      <w:r>
-        <w:t>(3</w:t>
-      </w:r>
-      <w:r>
-        <w:t>7</w:t>
-      </w:r>
-      <w:r>
-        <w:t>.</w:t>
-      </w:r>
-      <w:r>
-        <w:t>9</w:t>
-      </w:r>
-      <w:r>
-        <w:t xml:space="preserve">%, n=64) </w:t>
-      </w:r>
-      <w:r>
-        <w:t xml:space="preserve">also frequently studied, while </w:t>
-      </w:r>
-      <w:r>
-        <w:t xml:space="preserve">other types of </w:t>
-      </w:r>
-      <w:r>
-        <w:t>organisations</w:t>
-      </w:r>
-      <w:r>
-        <w:t xml:space="preserve">, such as Indigenous </w:t>
-      </w:r>
-      <w:r>
-        <w:lastRenderedPageBreak/>
-        <w:t>organisations, community groups, and private companies,</w:t>
-      </w:r>
-      <w:r>
-        <w:t xml:space="preserve"> were studied less regularly</w:t>
-      </w:r>
-      <w:r>
-        <w:t xml:space="preserve"> (34.</w:t>
-      </w:r>
-      <w:r>
-        <w:t>3</w:t>
-      </w:r>
-      <w:r>
-        <w:t>% for all other organisations combined, n=58)</w:t>
-      </w:r>
-      <w:r>
-        <w:t>. Similar to the results for actors, most organisation types were typically studied in conjunction with other organisations</w:t>
-      </w:r>
-      <w:r>
-        <w:t xml:space="preserve"> such as; academic institutions, NGOs and non-profit organisations, and other groups</w:t>
-      </w:r>
-      <w:r>
-        <w:t xml:space="preserve"> (Figure 2b</w:t>
-      </w:r>
-      <w:r>
-        <w:t>).</w:t>
-      </w:r>
-    </w:p>
-    <w:p>
-      <w:pPr>
-        <w:spacing w:before="240" w:after="240" w:line="480" w:lineRule="auto"/>
-      </w:pPr>
-      <w:r>
-        <w:t xml:space="preserve">Most studies (52.1%) did not provide details of </w:t>
-      </w:r>
-      <w:r>
-        <w:t>the format of the</w:t>
-      </w:r>
-      <w:r>
-        <w:t xml:space="preserve"> scientific evidence they considered. The most commonly mentioned types of scientific evidence related to peer reviewed studies (16.0%), decision-making tools (5.9%) and research data (5.9%). </w:t>
-      </w:r>
-      <w:r>
-        <w:t xml:space="preserve">Many </w:t>
-      </w:r>
-      <w:r>
-        <w:t>studies focused on evidence from the natural sciences (48.5%, Figure S2) while in 36.1% of studies it was unclear what discipline the scientific evidence used in decision making was drawn from. Relatively few studies explicitly considered the use of both natural and social science evidence in conservation decision making (14.2%) and studies that focused exclusively on the use of evidence generated by the social sciences were very rare (1.2%).</w:t>
-      </w:r>
-    </w:p>
-    <w:p>
-      <w:r>
-        <w:br w:type="page"/>
-      </w:r>
-    </w:p>
-    <w:p>
-      <w:pPr>
-        <w:spacing w:before="240" w:after="240" w:line="480" w:lineRule="auto"/>
-      </w:pPr>
-    </w:p>
-    <w:p>
-      <w:pPr>
-        <w:spacing w:before="240" w:after="240" w:line="480" w:lineRule="auto"/>
-        <w:rPr>
-          <w:b/>
-          <w:bCs/>
-        </w:rPr>
-      </w:pPr>
-      <w:r>
-        <w:rPr>
-          <w:b/>
-          <w:bCs/>
-          <w:noProof/>
-        </w:rPr>
-        <w:drawing>
-          <wp:inline distT="114300" distB="114300" distL="114300" distR="114300" wp14:anchorId="1A22B5FD" wp14:editId="40AC6222">
-            <wp:extent cx="5731200" cy="4013200"/>
-            <wp:effectExtent l="0" t="0" r="0" b="0"/>
-            <wp:docPr id="2" name="image2.png"/>
-            <wp:cNvGraphicFramePr/>
-            <a:graphic xmlns:a="http://schemas.openxmlformats.org/drawingml/2006/main">
-              <a:graphicData uri="http://schemas.openxmlformats.org/drawingml/2006/picture">
-                <pic:pic xmlns:pic="http://schemas.openxmlformats.org/drawingml/2006/picture">
-                  <pic:nvPicPr>
-                    <pic:cNvPr id="0" name="image2.png"/>
-                    <pic:cNvPicPr preferRelativeResize="0"/>
-                  </pic:nvPicPr>
-                  <pic:blipFill>
-                    <a:blip r:embed="rId12"/>
-                    <a:srcRect/>
-                    <a:stretch>
-                      <a:fillRect/>
-                    </a:stretch>
-                  </pic:blipFill>
-                  <pic:spPr>
-                    <a:xfrm>
-                      <a:off x="0" y="0"/>
-                      <a:ext cx="5731200" cy="4013200"/>
-                    </a:xfrm>
-                    <a:prstGeom prst="rect">
-                      <a:avLst/>
-                    </a:prstGeom>
-                    <a:ln/>
-                  </pic:spPr>
-                </pic:pic>
-              </a:graphicData>
-            </a:graphic>
-          </wp:inline>
-        </w:drawing>
-      </w:r>
-    </w:p>
-    <w:p>
-      <w:pPr>
-        <w:spacing w:before="240" w:after="240" w:line="480" w:lineRule="auto"/>
-      </w:pPr>
-      <w:r>
-        <w:rPr>
-          <w:b/>
-          <w:bCs/>
-        </w:rPr>
-        <w:t>Figure 3</w:t>
-      </w:r>
-      <w:r>
-        <w:t xml:space="preserve"> – The percentage of studies (n=16</w:t>
-      </w:r>
-      <w:r>
-        <w:t>9</w:t>
-      </w:r>
-      <w:r>
-        <w:t>) that mention individual factors that influence scientific evidence use in biodiversity conservation. Factors are divided into broad thematic categories to facilitate interpretation: (a) characteristics of practitioners and policymakers, organisations, and decision contexts, (b) characteristics of scientific evidence, (c) characteristics of researchers and research organisations, and (d) relationships.</w:t>
-      </w:r>
-    </w:p>
-    <w:p>
-      <w:pPr>
-        <w:spacing w:before="240" w:after="240" w:line="480" w:lineRule="auto"/>
-        <w:rPr>
-          <w:rFonts w:eastAsia="Arial Unicode MS"/>
-        </w:rPr>
-      </w:pPr>
-      <w:r>
-        <w:rPr>
-          <w:rFonts w:eastAsia="Arimo"/>
-        </w:rPr>
-        <w:t>The most commonly reported factor affecting evidence use was scientist-acto</w:t>
-      </w:r>
-      <w:r>
-        <w:rPr>
-          <w:rFonts w:eastAsia="Arimo"/>
-        </w:rPr>
-        <w:t xml:space="preserve">r </w:t>
-      </w:r>
-      <w:r>
-        <w:rPr>
-          <w:rFonts w:eastAsia="Arial Unicode MS"/>
-        </w:rPr>
-        <w:t>relationships, which were mentioned in around half of studies (49.7%, n=84, Figure 3d), closely followed by the relevance of the scientific evidence (47.9%, n=81, Figure 3b) and the capacity and resources of policy or practice organisations (34.9%, n=59, Figure 3a). The mean number of factors identified per study was 5.</w:t>
-      </w:r>
-      <w:r>
-        <w:rPr>
-          <w:rFonts w:eastAsia="Arial Unicode MS"/>
-        </w:rPr>
-        <w:t>1</w:t>
-      </w:r>
-      <w:r>
-        <w:rPr>
-          <w:rFonts w:eastAsia="Arial Unicode MS"/>
-        </w:rPr>
-        <w:t xml:space="preserve"> (S</w:t>
-      </w:r>
-      <w:r>
-        <w:rPr>
-          <w:rFonts w:eastAsia="Arial Unicode MS"/>
-        </w:rPr>
-        <w:t>E</w:t>
-      </w:r>
-      <w:r>
-        <w:rPr>
-          <w:rFonts w:eastAsia="Arial Unicode MS"/>
-        </w:rPr>
-        <w:t>=</w:t>
-      </w:r>
-      <w:r>
-        <w:rPr>
-          <w:rFonts w:eastAsia="Arial Unicode MS"/>
-        </w:rPr>
-        <w:t>0</w:t>
-      </w:r>
-      <w:r>
-        <w:rPr>
-          <w:rFonts w:eastAsia="Arial Unicode MS"/>
-        </w:rPr>
-        <w:t>.</w:t>
-      </w:r>
-      <w:r>
-        <w:rPr>
-          <w:rFonts w:eastAsia="Arial Unicode MS"/>
-        </w:rPr>
-        <w:t>3</w:t>
-      </w:r>
-      <w:r>
-        <w:rPr>
-          <w:rFonts w:eastAsia="Arial Unicode MS"/>
-        </w:rPr>
-        <w:t>), with 2</w:t>
-      </w:r>
-      <w:r>
-        <w:rPr>
-          <w:rFonts w:eastAsia="Arial Unicode MS"/>
-        </w:rPr>
-        <w:t>0.4</w:t>
-      </w:r>
-      <w:r>
-        <w:rPr>
-          <w:rFonts w:eastAsia="Arial Unicode MS"/>
-        </w:rPr>
-        <w:t xml:space="preserve">% of studies identifying ≤2 factors and </w:t>
-      </w:r>
-      <w:r>
-        <w:rPr>
-          <w:rFonts w:eastAsia="Arial Unicode MS"/>
-        </w:rPr>
-        <w:t>9.0</w:t>
-      </w:r>
-      <w:r>
-        <w:rPr>
-          <w:rFonts w:eastAsia="Arial Unicode MS"/>
-        </w:rPr>
-        <w:t>% of studies identifying ≥10 factors</w:t>
-      </w:r>
-    </w:p>
-    <w:p>
-      <w:pPr>
-        <w:spacing w:before="240" w:after="240" w:line="480" w:lineRule="auto"/>
-      </w:pPr>
-      <w:r>
-        <w:lastRenderedPageBreak/>
-        <w:t>In addition to capacity and resources, the social, economic, and political context (33.1%, n=56</w:t>
-      </w:r>
-      <w:r>
-        <w:t>, Figure 3a</w:t>
-      </w:r>
-      <w:r>
-        <w:t xml:space="preserve">), practitioner/policymaker research skills (26%, n=44), the attitude of practitioners and policymakers to the use of scientific evidence (21.3%, n=36), and the timeliness of the evidence (19.5% n=33) were all commonly reported factors influencing evidence use of policy or practice organisations. </w:t>
-      </w:r>
-    </w:p>
-    <w:p>
-      <w:pPr>
-        <w:spacing w:before="240" w:after="240" w:line="480" w:lineRule="auto"/>
-      </w:pPr>
-      <w:r>
-        <w:t>Factors relating to the characteristics of scientific evidence were the most commonly studied, compared to other thematic categories. Approximately half of studies identified relevance of the evidence as important (47.9%, n=81</w:t>
-      </w:r>
-      <w:r>
-        <w:t xml:space="preserve"> </w:t>
-      </w:r>
-      <w:r>
-        <w:t>studies, Figure 3b). The format and language (i.e. the format - such as peer-reviewed studies, reports, or presentations - and style of language in which evidence is presented, 31.4%, n=53), rigour (29.6%, n=50), the accessibility of evidence (29.0%, n=49), and uncertainty (21.9%, n=37) were also frequently mentioned in studies. Factors such as the existence of evidence, the source of the evidence, the spatial or temporal scale of the evidence and time lags associated with evidence production were mentioned with moderate frequency, with 10-20% studies citing them as factors influencing evidence use (Figure 3b). Meanwhile, the quantity of information, language barriers, conclusiveness, and difficulty in finding the evidence were mentioned in fewer than 10% of studies (Figure 3b).</w:t>
-      </w:r>
-    </w:p>
-    <w:p>
-      <w:pPr>
-        <w:spacing w:before="240" w:after="240" w:line="480" w:lineRule="auto"/>
-      </w:pPr>
-      <w:r>
-        <w:t>Factors associated with the characteristics of researchers were rarely identified in studies (Figure 3c), with the skills and awareness of researchers related to policy and practice receiving most attention (</w:t>
-      </w:r>
-      <w:r>
-        <w:t>8.3</w:t>
-      </w:r>
-      <w:r>
-        <w:t>%, n=1</w:t>
-      </w:r>
-      <w:r>
-        <w:t>4</w:t>
-      </w:r>
-      <w:r>
-        <w:t>) while the other factors in this category were identified in fewer than 5% of studies. Regarding relationships, scientist-other actor relationships were the most commonly cited factor (Figure 3d, 49</w:t>
-      </w:r>
-      <w:r>
-        <w:t>.7</w:t>
-      </w:r>
-      <w:r>
-        <w:t>%, n=</w:t>
-      </w:r>
-      <w:r>
-        <w:t>8</w:t>
-      </w:r>
-      <w:r>
-        <w:t>4), whilst relationships that practitioners and policymakers have with their colleagues (1</w:t>
-      </w:r>
-      <w:r>
-        <w:t>1.8</w:t>
-      </w:r>
-      <w:r>
-        <w:t>%, n=</w:t>
-      </w:r>
-      <w:r>
-        <w:t>20</w:t>
-      </w:r>
-      <w:r>
-        <w:t>), and relationships between practitioners/policymakers and other actor groups (1</w:t>
-      </w:r>
-      <w:r>
-        <w:t>1.2</w:t>
-      </w:r>
-      <w:r>
-        <w:t>%, n=1</w:t>
-      </w:r>
-      <w:r>
-        <w:t>9</w:t>
-      </w:r>
-      <w:r>
-        <w:t>) were identified less frequently.</w:t>
-      </w:r>
-    </w:p>
-    <w:p>
-      <w:pPr>
-        <w:spacing w:before="240" w:after="240" w:line="480" w:lineRule="auto"/>
-        <w:rPr>
-          <w:b/>
-          <w:bCs/>
-        </w:rPr>
-      </w:pPr>
-      <w:r>
-        <w:rPr>
-          <w:b/>
-          <w:bCs/>
-          <w:noProof/>
-        </w:rPr>
-        <w:lastRenderedPageBreak/>
-        <w:drawing>
-          <wp:inline distT="114300" distB="114300" distL="114300" distR="114300" wp14:anchorId="303D872C" wp14:editId="43776E23">
-            <wp:extent cx="5731200" cy="4305300"/>
-            <wp:effectExtent l="0" t="0" r="0" b="0"/>
-            <wp:docPr id="4" name="image3.png"/>
-            <wp:cNvGraphicFramePr/>
-            <a:graphic xmlns:a="http://schemas.openxmlformats.org/drawingml/2006/main">
-              <a:graphicData uri="http://schemas.openxmlformats.org/drawingml/2006/picture">
-                <pic:pic xmlns:pic="http://schemas.openxmlformats.org/drawingml/2006/picture">
-                  <pic:nvPicPr>
-                    <pic:cNvPr id="0" name="image3.png"/>
-                    <pic:cNvPicPr preferRelativeResize="0"/>
-                  </pic:nvPicPr>
-                  <pic:blipFill>
-                    <a:blip r:embed="rId13"/>
-                    <a:srcRect/>
-                    <a:stretch>
-                      <a:fillRect/>
-                    </a:stretch>
-                  </pic:blipFill>
-                  <pic:spPr>
-                    <a:xfrm>
-                      <a:off x="0" y="0"/>
-                      <a:ext cx="5731200" cy="4305300"/>
-                    </a:xfrm>
-                    <a:prstGeom prst="rect">
-                      <a:avLst/>
-                    </a:prstGeom>
-                    <a:ln/>
-                  </pic:spPr>
-                </pic:pic>
-              </a:graphicData>
-            </a:graphic>
-          </wp:inline>
-        </w:drawing>
-      </w:r>
-    </w:p>
-    <w:p>
-      <w:pPr>
-        <w:spacing w:before="240" w:after="240" w:line="480" w:lineRule="auto"/>
-      </w:pPr>
-      <w:r>
-        <w:rPr>
-          <w:b/>
-          <w:bCs/>
-        </w:rPr>
-        <w:t xml:space="preserve">Figure 4 </w:t>
-      </w:r>
-      <w:r>
-        <w:t xml:space="preserve">– Temporal changes in the cumulative number of studies that have addressed different broad categories of factors impacting scientific evidence use in conservation. Dots represent the cumulative total number of studies for each broad category of factors for a given year. Note that the data for 2025 is incomplete due to the date of the literature searches. </w:t>
-      </w:r>
-    </w:p>
-    <w:p>
-      <w:pPr>
-        <w:spacing w:before="240" w:after="240" w:line="480" w:lineRule="auto"/>
-      </w:pPr>
-      <w:r>
-        <w:t>We did not find any studies on the factors influencing scientific evidence use in conservation prior to the early 2000’s (Figure 4). The relative attention paid to the four broad categories of factor impacting evidence use has remained consistent since the mid 2010’s (Figure 4), with characteristics relating to evidence the most commonly identified (mean = 7.1 studies per year), followed by the characteristics of decision-makers, their organisations, and decisions (6.1 studies per year), relationships (4.5 studies per year), and researcher and research organisations (1.1 studies per year). There was a noticeable increase in the number of studies from 2015 onwards.</w:t>
-      </w:r>
-    </w:p>
-    <w:p>
-      <w:pPr>
-        <w:spacing w:line="480" w:lineRule="auto"/>
-        <w:rPr>
-          <w:shd w:val="clear" w:color="auto" w:fill="F6B26B"/>
-        </w:rPr>
-      </w:pPr>
-      <w:r>
-        <w:rPr>
-          <w:b/>
-          <w:bCs/>
-        </w:rPr>
-        <w:lastRenderedPageBreak/>
-        <w:t>Discussion</w:t>
-      </w:r>
-    </w:p>
-    <w:p>
-      <w:pPr>
-        <w:spacing w:line="480" w:lineRule="auto"/>
-      </w:pPr>
-      <w:r>
-        <w:t xml:space="preserve">Our results show that the most frequently identified factors impacting the use of scientific evidence in conservation practice and policy are relationships between scientists and practitioners/policymakers, the relevance of scientific evidence, and the capacity and resources of policy or practice organisations users of the evidence - each mentioned in ≥35% of studies. </w:t>
-      </w:r>
-      <w:r>
-        <w:t xml:space="preserve">Beyond this top three, studies often noted the importance of practitioner and policymaker characteristics, such as their technical skills and attitude towards evidence use, as well as factors associated with the broader </w:t>
-      </w:r>
-      <w:r>
-        <w:t>decision-making</w:t>
-      </w:r>
-      <w:r>
-        <w:t xml:space="preserve"> context, such as social, economic, and political conditions. Evidence-related factors were also commonly reported, particularly accessibility, rigour, and the format and style of language in which the information is communicated. In contrast, relatively few studies identified factors associated with researchers as impacting the use of scientific evidence. </w:t>
-      </w:r>
-    </w:p>
-    <w:p>
-      <w:pPr>
-        <w:spacing w:line="480" w:lineRule="auto"/>
-      </w:pPr>
-    </w:p>
-    <w:p>
-      <w:pPr>
-        <w:spacing w:line="480" w:lineRule="auto"/>
-      </w:pPr>
-      <w:r>
-        <w:t xml:space="preserve">These results are remarkably consistent with those of the larger review of Oliver et al </w:t>
-      </w:r>
-      <w:r>
-        <w:fldChar w:fldCharType="begin" w:fldLock="1"/>
-      </w:r>
-      <w:r>
-        <w:instrText>ADDIN paperpile_citation &lt;clusterId&gt;E919L166H457E147&lt;/clusterId&gt;&lt;metadata&gt;&lt;citation&gt;&lt;id&gt;f1e603c3-64c9-4aa9-962d-fd26495c17e5&lt;/id&gt;&lt;no_author&gt;true&lt;/no_author&gt;&lt;/citation&gt;&lt;/metadata&gt;&lt;data&gt;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&lt;/data&gt; \* MERGEFORMAT</w:instrText>
-      </w:r>
-      <w:r>
-        <w:fldChar w:fldCharType="separate"/>
-      </w:r>
-      <w:r>
-        <w:rPr>
-          <w:noProof/>
-        </w:rPr>
-        <w:t>(2026)</w:t>
-      </w:r>
-      <w:r>
-        <w:fldChar w:fldCharType="end"/>
-      </w:r>
-      <w:r>
-        <w:t xml:space="preserve">, who synthesised factors influencing evidence use from 2199 studies across a broad range of fields such as public health, health care, climate change policy, and education. </w:t>
-      </w:r>
-      <w:r>
-        <w:t>Consistent with our findings</w:t>
-      </w:r>
-      <w:r>
-        <w:t xml:space="preserve">, </w:t>
-      </w:r>
-      <w:r>
-        <w:t xml:space="preserve">Oliver et al </w:t>
-      </w:r>
-      <w:r>
-        <w:fldChar w:fldCharType="begin" w:fldLock="1"/>
-      </w:r>
-      <w:r>
-        <w:instrText>ADDIN paperpile_citation &lt;clusterId&gt;I527W874L265P988&lt;/clusterId&gt;&lt;metadata&gt;&lt;citation&gt;&lt;id&gt;f1e603c3-64c9-4aa9-962d-fd26495c17e5&lt;/id&gt;&lt;no_author&gt;true&lt;/no_author&gt;&lt;/citation&gt;&lt;/metadata&gt;&lt;data&gt;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&lt;/data&gt; \* MERGEFORMAT</w:instrText>
-      </w:r>
-      <w:r>
-        <w:fldChar w:fldCharType="separate"/>
-      </w:r>
-      <w:r>
-        <w:rPr>
-          <w:noProof/>
-        </w:rPr>
-        <w:t>(2026)</w:t>
-      </w:r>
-      <w:r>
-        <w:fldChar w:fldCharType="end"/>
-      </w:r>
-      <w:r>
-        <w:t xml:space="preserve"> identified relevance, staff and resources, communication and relations between practitioners and scientists, and accessibility of evidence as key to evidence being used to inform policy and practice. Together, these patterns suggest that evidence use is shaped less by the availability of scientific knowledge than by how evidence is embedded within organisational settings, decision processes, and professional relationships. The results of our study are also similar to those of the smaller review of </w:t>
-      </w:r>
-      <w:proofErr w:type="spellStart"/>
-      <w:r>
-        <w:t>Kadykalo</w:t>
-      </w:r>
-      <w:proofErr w:type="spellEnd"/>
-      <w:r>
-        <w:t xml:space="preserve"> et al </w:t>
-      </w:r>
-      <w:r>
-        <w:fldChar w:fldCharType="begin" w:fldLock="1"/>
-      </w:r>
-      <w:r>
-        <w:instrText>ADDIN paperpile_citation &lt;clusterId&gt;C935Q385F676K496&lt;/clusterId&gt;&lt;metadata&gt;&lt;citation&gt;&lt;id&gt;ac7fc9da-cb29-4572-acee-2608f2a1ac30&lt;/id&gt;&lt;no_author&gt;true&lt;/no_author&gt;&lt;/citation&gt;&lt;/metadata&gt;&lt;data&gt;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&lt;/data&gt; \* MERGEFORMAT</w:instrText>
-      </w:r>
-      <w:r>
-        <w:fldChar w:fldCharType="separate"/>
-      </w:r>
-      <w:r>
-        <w:rPr>
-          <w:noProof/>
-        </w:rPr>
-        <w:t>(2021)</w:t>
-      </w:r>
-      <w:r>
-        <w:fldChar w:fldCharType="end"/>
-      </w:r>
-      <w:r>
-        <w:t xml:space="preserve"> </w:t>
-      </w:r>
-      <w:r>
-        <w:t>who found that evidence relevance, accessibility, organisational capacity and resources, time limitations, and researchers' communication skills were all common barriers to the use of evidence in conservation.</w:t>
-      </w:r>
-      <w:r>
-        <w:t xml:space="preserve"> </w:t>
-      </w:r>
-      <w:r>
-        <w:t xml:space="preserve">Our findings also broadly align with the framework of Cash et al. </w:t>
-      </w:r>
-      <w:r>
-        <w:fldChar w:fldCharType="begin" w:fldLock="1"/>
-      </w:r>
-      <w:r>
-        <w:instrText>ADDIN paperpile_citation &lt;clusterId&gt;E615S663O153L767&lt;/clusterId&gt;&lt;metadata&gt;&lt;citation&gt;&lt;id&gt;d9422278-0384-4d67-8064-a21c51f2d05b&lt;/id&gt;&lt;no_author&gt;true&lt;/no_author&gt;&lt;/citation&gt;&lt;/metadata&gt;&lt;data&gt;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&lt;/data&gt; \* MERGEFORMAT</w:instrText>
-      </w:r>
-      <w:r>
-        <w:fldChar w:fldCharType="separate"/>
-      </w:r>
-      <w:r>
-        <w:rPr>
-          <w:noProof/>
-        </w:rPr>
-        <w:t>(2003)</w:t>
-      </w:r>
-      <w:r>
-        <w:fldChar w:fldCharType="end"/>
-      </w:r>
-      <w:r>
-        <w:t xml:space="preserve">, which argues that in order to be successful, interfaces between science, practice, and policy critically depend on salience, credibility, and legitimacy. Relevance emerged as one of the most frequently reported factors in our </w:t>
-      </w:r>
-      <w:r>
-        <w:lastRenderedPageBreak/>
-        <w:t xml:space="preserve">synthesis and closely corresponds to salience, while perceptions of rigour and evidence quality contribute to credibility. </w:t>
-      </w:r>
-      <w:r>
-        <w:t>O</w:t>
-      </w:r>
-      <w:r>
-        <w:t xml:space="preserve">ur findings also suggest that </w:t>
-      </w:r>
-      <w:r>
-        <w:t xml:space="preserve">relationships between researchers and decision-makers, together with broader organisational and political contexts, are central to establishing the legitimacy of evidence. Consistent with Cash et al. </w:t>
-      </w:r>
-      <w:r>
-        <w:fldChar w:fldCharType="begin" w:fldLock="1"/>
-      </w:r>
-      <w:r>
-        <w:instrText>ADDIN paperpile_citation &lt;clusterId&gt;H184V144R756V567&lt;/clusterId&gt;&lt;metadata&gt;&lt;citation&gt;&lt;id&gt;d9422278-0384-4d67-8064-a21c51f2d05b&lt;/id&gt;&lt;no_author&gt;true&lt;/no_author&gt;&lt;/citation&gt;&lt;/metadata&gt;&lt;data&gt;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&lt;/data&gt; \* MERGEFORMAT</w:instrText>
-      </w:r>
-      <w:r>
-        <w:fldChar w:fldCharType="separate"/>
-      </w:r>
-      <w:r>
-        <w:rPr>
-          <w:noProof/>
-        </w:rPr>
-        <w:t>(2003)</w:t>
-      </w:r>
-      <w:r>
-        <w:fldChar w:fldCharType="end"/>
-      </w:r>
-      <w:r>
-        <w:t xml:space="preserve">, this highlights that barriers to evidence use often arise not simply because evidence lacks these attributes, but because different actors </w:t>
-      </w:r>
-      <w:r>
-        <w:t xml:space="preserve">often </w:t>
-      </w:r>
-      <w:r>
-        <w:t>value and perceive salience, credibility, and legitimacy differently.</w:t>
-      </w:r>
-    </w:p>
-    <w:p>
-      <w:pPr>
-        <w:spacing w:line="480" w:lineRule="auto"/>
-      </w:pPr>
-    </w:p>
-    <w:p>
-      <w:pPr>
-        <w:spacing w:line="480" w:lineRule="auto"/>
-      </w:pPr>
-      <w:r>
-        <w:t>Our results also indicate biases in the evidence-use literature, with a</w:t>
-      </w:r>
-      <w:r>
-        <w:t>n apparent</w:t>
-      </w:r>
-      <w:r>
-        <w:t xml:space="preserve"> focus on Global North English-speaking countries such as the USA, Australia, and Canada; a tendency for studies to focus primarily on practitioners, with policymakers consulted relatively rarely; and a predominance of studies examining governmental and statutory bodies. However, we also acknowledge that the relative lack of studies in non-English speaking countries may be partially attributable to our study methods, which only searched for literature in English. In addition, Global North English-speaking countries include a large number of research-intensive universities and conservation organisations, which may partially explain the patterns </w:t>
+        <w:t xml:space="preserve">tendency for studies to focus primarily on practitioners, with policymakers consulted relatively rarely; and a predominance of studies examining governmental and statutory bodies. However, we also acknowledge that the relative lack of studies in non-English speaking countries may be partially attributable to our study methods, which only searched for literature in English. In addition, Global North English-speaking countries include a large number of research-intensive universities and conservation organisations, which may partially explain the patterns </w:t>
       </w:r>
       <w:sdt>
         <w:sdtPr>
@@ -5787,11 +6380,7 @@
         <w:spacing w:line="480" w:lineRule="auto"/>
       </w:pPr>
       <w:r>
-        <w:t xml:space="preserve">Many of the studies we identified did not report the ecosystem type or conservation threat that organisations focused on. Rather than purely being indicative of a lack of reporting by researchers, this likely reflects the breadth of most primary studies, which normally focused on multiple conservation organisations that worked in a wide range of different ecosystems and dealt with a variety of conservation threats. This is reflected by the large number of </w:t>
-      </w:r>
-      <w:r>
-        <w:lastRenderedPageBreak/>
-        <w:t>government and statutory bodies which were the focus of studies and that around 50% of decision contexts studied were related to regional to international scales. However, given the importance of context in how evidence is used, we urge researchers on this topic to provide more detailed descriptions of the contexts in which studies were undertaken. Doing this would allow for a comparison of how the factors impacting the use of scientific evidence vary across contexts and identification of topics for which more research is needed</w:t>
+        <w:t>Many of the studies we identified did not report the ecosystem type or conservation threat that organisations focused on. Rather than purely being indicative of a lack of reporting by researchers, this likely reflects the breadth of most primary studies, which normally focused on multiple conservation organisations that worked in a wide range of different ecosystems and dealt with a variety of conservation threats. This is reflected by the large number of government and statutory bodies which were the focus of studies and that around 50% of decision contexts studied were related to regional to international scales. However, given the importance of context in how evidence is used, we urge researchers on this topic to provide more detailed descriptions of the contexts in which studies were undertaken. Doing this would allow for a comparison of how the factors impacting the use of scientific evidence vary across contexts and identification of topics for which more research is needed</w:t>
       </w:r>
       <w:r>
         <w:t xml:space="preserve">, </w:t>
@@ -5809,7 +6398,7 @@
         <w:fldChar w:fldCharType="begin" w:fldLock="1"/>
       </w:r>
       <w:r>
-        <w:instrText>ADDIN paperpile_citation &lt;clusterId&gt;S227G575C865Z652&lt;/clusterId&gt;&lt;metadata&gt;&lt;citation&gt;&lt;id&gt;2c653562-aa8e-4185-b605-809581b3d045&lt;/id&gt;&lt;/citation&gt;&lt;citation&gt;&lt;id&gt;0a92df46-10c7-4d84-acb9-c3795d60b9ce&lt;/id&gt;&lt;/citation&gt;&lt;/metadata&gt;&lt;data&gt;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&lt;/data&gt; \* MERGEFORMAT</w:instrText>
+        <w:instrText>ADDIN paperpile_citation &lt;clusterId&gt;S227G575C865Z652&lt;/clusterId&gt;&lt;metadata&gt;&lt;citation&gt;&lt;id&gt;2c653562-aa8e-4185-b605-809581b3d045&lt;/id&gt;&lt;/citation&gt;&lt;citation&gt;&lt;id&gt;0a92df46-10c7-4d84-acb9-c3795d60b9ce&lt;/id&gt;&lt;/citation&gt;&lt;/metadata&gt;&lt;data&gt;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&lt;/data&gt; \* MERGEFORMAT</w:instrText>
       </w:r>
       <w:r>
         <w:fldChar w:fldCharType="separate"/>
@@ -5853,6 +6442,7 @@
         <w:spacing w:line="480" w:lineRule="auto"/>
       </w:pPr>
       <w:r>
+        <w:lastRenderedPageBreak/>
         <w:t xml:space="preserve">A large proportion of primary studies identified characteristics of scientific evidence itself as influencing its use. </w:t>
       </w:r>
       <w:sdt>
@@ -5903,7 +6493,7 @@
         <w:fldChar w:fldCharType="begin" w:fldLock="1"/>
       </w:r>
       <w:r>
-        <w:instrText>ADDIN paperpile_citation &lt;clusterId&gt;P186D264S854W548&lt;/clusterId&gt;&lt;metadata&gt;&lt;citation&gt;&lt;id&gt;2d600702-b0a6-484d-add5-0d595564f3b4&lt;/id&gt;&lt;/citation&gt;&lt;citation&gt;&lt;id&gt;c51c7950-1369-4fd1-be6e-db48af2f8a70&lt;/id&gt;&lt;/citation&gt;&lt;citation&gt;&lt;id&gt;37b49c02-700a-4d37-98fd-3a13a7696b2b&lt;/id&gt;&lt;/citation&gt;&lt;citation&gt;&lt;id&gt;4208f4a8-0907-4076-9876-e2682c4f7eae&lt;/id&gt;&lt;/citation&gt;&lt;/metadata&gt;&lt;data&gt;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&lt;/data&gt; \* MERGEFORMAT</w:instrText>
+        <w:instrText>ADDIN paperpile_citation &lt;clusterId&gt;P186D264S854W548&lt;/clusterId&gt;&lt;metadata&gt;&lt;citation&gt;&lt;id&gt;2d600702-b0a6-484d-add5-0d595564f3b4&lt;/id&gt;&lt;/citation&gt;&lt;citation&gt;&lt;id&gt;c51c7950-1369-4fd1-be6e-db48af2f8a70&lt;/id&gt;&lt;/citation&gt;&lt;citation&gt;&lt;id&gt;37b49c02-700a-4d37-98fd-3a13a7696b2b&lt;/id&gt;&lt;/citation&gt;&lt;citation&gt;&lt;id&gt;4208f4a8-0907-4076-9876-e2682c4f7eae&lt;/id&gt;&lt;/citation&gt;&lt;/metadata&gt;&lt;data&gt;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&lt;/data&gt; \* MERGEFORMAT</w:instrText>
       </w:r>
       <w:r>
         <w:fldChar w:fldCharType="separate"/>
@@ -6070,11 +6660,7 @@
         <w:t xml:space="preserve">. </w:t>
       </w:r>
       <w:r>
-        <w:t xml:space="preserve">However, in contrast, a number </w:t>
-      </w:r>
-      <w:r>
-        <w:lastRenderedPageBreak/>
-        <w:t xml:space="preserve">of studies highlighted the concerns of decision-makers that data generated by models </w:t>
+        <w:t xml:space="preserve">However, in contrast, a number of studies highlighted the concerns of decision-makers that data generated by models </w:t>
       </w:r>
       <w:r>
         <w:fldChar w:fldCharType="begin" w:fldLock="1"/>
@@ -6184,7 +6770,11 @@
         <w:fldChar w:fldCharType="end"/>
       </w:r>
       <w:r>
-        <w:t xml:space="preserve">. One key aspect of relationships between scientists and practitioners/policymakers was simply whether there was any contact and communication at all </w:t>
+        <w:t xml:space="preserve">. One key aspect of relationships </w:t>
+      </w:r>
+      <w:r>
+        <w:lastRenderedPageBreak/>
+        <w:t xml:space="preserve">between scientists and practitioners/policymakers was simply whether there was any contact and communication at all </w:t>
       </w:r>
       <w:r>
         <w:fldChar w:fldCharType="begin" w:fldLock="1"/>
@@ -6322,64 +6912,64 @@
         <w:fldChar w:fldCharType="end"/>
       </w:r>
       <w:r>
-        <w:t xml:space="preserve">. The social, political, and economic context was also frequently cited in studies we found, reflecting the </w:t>
+        <w:t xml:space="preserve">. The social, political, and economic context was also frequently cited in studies we found, reflecting the fact that the wider decision-context is important in determining whether scientific evidence informs practice and policy. Use of evidence on topics that are politically contentious in some contexts, such as the use of climate change data for conservation strategies in US states, highlight this issue </w:t>
+      </w:r>
+      <w:r>
+        <w:fldChar w:fldCharType="begin" w:fldLock="1"/>
+      </w:r>
+      <w:r>
+        <w:instrText>ADDIN paperpile_citation &lt;clusterId&gt;Q187D264S854X558&lt;/clusterId&gt;&lt;metadata&gt;&lt;citation&gt;&lt;id&gt;e6bf60a4-d670-4c00-a596-6a521e0113ae&lt;/id&gt;&lt;/citation&gt;&lt;citation&gt;&lt;id&gt;4208f4a8-0907-4076-9876-e2682c4f7eae&lt;/id&gt;&lt;/citation&gt;&lt;citation&gt;&lt;id&gt;27cf8011-7bf7-4c98-9580-df797407b947&lt;/id&gt;&lt;/citation&gt;&lt;/metadata&gt;&lt;data&gt;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&lt;/data&gt; \* MERGEFORMAT</w:instrText>
+      </w:r>
+      <w:r>
+        <w:fldChar w:fldCharType="separate"/>
+      </w:r>
+      <w:r>
+        <w:rPr>
+          <w:noProof/>
+        </w:rPr>
+        <w:t>(Peters et al., 2018; Rasmussen et al., 2017; Yocum et al., 2022)</w:t>
+      </w:r>
+      <w:r>
+        <w:fldChar w:fldCharType="end"/>
+      </w:r>
+      <w:r>
+        <w:t>.</w:t>
+      </w:r>
+    </w:p>
+    <w:p>
+      <w:pPr>
+        <w:spacing w:before="240" w:after="240" w:line="480" w:lineRule="auto"/>
+      </w:pPr>
+      <w:r>
+        <w:t xml:space="preserve">Relatively few studies identified factors associated with the characteristics of researchers and research organisations as influencing the use of scientific evidence. This is somewhat surprising given long-standing concerns that academic incentive structures prioritise novel findings and high-impact journals </w:t>
+      </w:r>
+      <w:r>
+        <w:fldChar w:fldCharType="begin" w:fldLock="1"/>
+      </w:r>
+      <w:r>
+        <w:instrText>ADDIN paperpile_citation &lt;clusterId&gt;N343A493W983U494&lt;/clusterId&gt;&lt;metadata&gt;&lt;citation&gt;&lt;id&gt;412c0bb8-313e-4a87-9771-84f4d8f4afc4&lt;/id&gt;&lt;/citation&gt;&lt;/metadata&gt;&lt;data&gt;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&lt;/data&gt; \* MERGEFORMAT</w:instrText>
+      </w:r>
+      <w:r>
+        <w:fldChar w:fldCharType="separate"/>
+      </w:r>
+      <w:r>
+        <w:rPr>
+          <w:noProof/>
+        </w:rPr>
+        <w:t>(Shanley &amp; López, 2009)</w:t>
+      </w:r>
+      <w:r>
+        <w:fldChar w:fldCharType="end"/>
+      </w:r>
+      <w:r>
+        <w:t xml:space="preserve"> </w:t>
+      </w:r>
+      <w:r>
+        <w:t xml:space="preserve">and disadvantage the production </w:t>
       </w:r>
       <w:r>
         <w:lastRenderedPageBreak/>
-        <w:t xml:space="preserve">fact that the wider decision-context is important in determining whether scientific evidence informs practice and policy. Use of evidence on topics that are politically contentious in some contexts, such as the use of climate change data for conservation strategies in US states, highlight this issue </w:t>
-      </w:r>
-      <w:r>
-        <w:fldChar w:fldCharType="begin" w:fldLock="1"/>
-      </w:r>
-      <w:r>
-        <w:instrText>ADDIN paperpile_citation &lt;clusterId&gt;Q187D264S854X558&lt;/clusterId&gt;&lt;metadata&gt;&lt;citation&gt;&lt;id&gt;e6bf60a4-d670-4c00-a596-6a521e0113ae&lt;/id&gt;&lt;/citation&gt;&lt;citation&gt;&lt;id&gt;4208f4a8-0907-4076-9876-e2682c4f7eae&lt;/id&gt;&lt;/citation&gt;&lt;citation&gt;&lt;id&gt;27cf8011-7bf7-4c98-9580-df797407b947&lt;/id&gt;&lt;/citation&gt;&lt;/metadata&gt;&lt;data&gt;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&lt;/data&gt; \* MERGEFORMAT</w:instrText>
-      </w:r>
-      <w:r>
-        <w:fldChar w:fldCharType="separate"/>
-      </w:r>
-      <w:r>
-        <w:rPr>
-          <w:noProof/>
-        </w:rPr>
-        <w:t>(Peters et al., 2018; Rasmussen et al., 2017; Yocum et al., 2022)</w:t>
-      </w:r>
-      <w:r>
-        <w:fldChar w:fldCharType="end"/>
-      </w:r>
-      <w:r>
-        <w:t>.</w:t>
-      </w:r>
-    </w:p>
-    <w:p>
-      <w:pPr>
-        <w:spacing w:before="240" w:after="240" w:line="480" w:lineRule="auto"/>
-      </w:pPr>
-      <w:r>
-        <w:t xml:space="preserve">Relatively few studies identified factors associated with the characteristics of researchers and research organisations as influencing the use of scientific evidence. This is somewhat surprising given long-standing concerns that academic incentive structures prioritise novel findings and high-impact journals </w:t>
-      </w:r>
-      <w:r>
-        <w:fldChar w:fldCharType="begin" w:fldLock="1"/>
-      </w:r>
-      <w:r>
-        <w:instrText>ADDIN paperpile_citation &lt;clusterId&gt;N343A493W983U494&lt;/clusterId&gt;&lt;metadata&gt;&lt;citation&gt;&lt;id&gt;412c0bb8-313e-4a87-9771-84f4d8f4afc4&lt;/id&gt;&lt;/citation&gt;&lt;/metadata&gt;&lt;data&gt;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&lt;/data&gt; \* MERGEFORMAT</w:instrText>
-      </w:r>
-      <w:r>
-        <w:fldChar w:fldCharType="separate"/>
-      </w:r>
-      <w:r>
-        <w:rPr>
-          <w:noProof/>
-        </w:rPr>
-        <w:t>(Shanley &amp; López, 2009)</w:t>
-      </w:r>
-      <w:r>
-        <w:fldChar w:fldCharType="end"/>
-      </w:r>
-      <w:r>
-        <w:t xml:space="preserve"> </w:t>
-      </w:r>
-      <w:r>
-        <w:t xml:space="preserve">and disadvantage the production of policy- or practice-relevant evidence </w:t>
+        <w:t xml:space="preserve">of policy- or practice-relevant evidence </w:t>
       </w:r>
       <w:r>
         <w:fldChar w:fldCharType="begin" w:fldLock="1"/>
@@ -6508,30 +7098,112 @@
         <w:fldChar w:fldCharType="end"/>
       </w:r>
       <w:r>
-        <w:t xml:space="preserve">. While addressing specific issues such as accessibility, resources and capacity, and scientist-other actor relationships (as discussed below) could be </w:t>
+        <w:t>. While addressing specific issues such as accessibility, resources and capacity, and scientist-other actor relationships (as discussed below) could be beneficial, ultimately, a systemic shift in how evidence is valued and applied in conservation decisions is required to overcome the underlying causes.</w:t>
+      </w:r>
+    </w:p>
+    <w:p>
+      <w:pPr>
+        <w:spacing w:line="480" w:lineRule="auto"/>
+      </w:pPr>
+    </w:p>
+    <w:p>
+      <w:pPr>
+        <w:spacing w:line="480" w:lineRule="auto"/>
+      </w:pPr>
+      <w:r>
+        <w:t xml:space="preserve">In the conservation literature there is a strong focus on initiating and improving relationships via bridging or connecting the research and practice/policy communities </w:t>
+      </w:r>
+      <w:r>
+        <w:fldChar w:fldCharType="begin" w:fldLock="1"/>
+      </w:r>
+      <w:r>
+        <w:instrText>ADDIN paperpile_citation &lt;clusterId&gt;Y146M294B584F287&lt;/clusterId&gt;&lt;metadata&gt;&lt;citation&gt;&lt;id&gt;ac7fc9da-cb29-4572-acee-2608f2a1ac30&lt;/id&gt;&lt;/citation&gt;&lt;citation&gt;&lt;id&gt;6ffb1b32-a8ac-45c1-9fe2-223d76a1514a&lt;/id&gt;&lt;/citation&gt;&lt;/metadata&gt;&lt;data&gt;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&lt;/data&gt; \* MERGEFORMAT</w:instrText>
+      </w:r>
+      <w:r>
+        <w:fldChar w:fldCharType="separate"/>
+      </w:r>
+      <w:r>
+        <w:rPr>
+          <w:noProof/>
+        </w:rPr>
+        <w:t>(Kadykalo, Buxton, et al., 2021; Wyborn, 2015)</w:t>
+      </w:r>
+      <w:r>
+        <w:fldChar w:fldCharType="end"/>
+      </w:r>
+      <w:r>
+        <w:t>,</w:t>
+      </w:r>
+      <w:r>
+        <w:t xml:space="preserve"> </w:t>
+      </w:r>
+      <w:r>
+        <w:t xml:space="preserve">the use of knowledge brokers </w:t>
+      </w:r>
+      <w:r>
+        <w:fldChar w:fldCharType="begin" w:fldLock="1"/>
+      </w:r>
+      <w:r>
+        <w:instrText>ADDIN paperpile_citation &lt;clusterId&gt;N949B196X487U191&lt;/clusterId&gt;&lt;metadata&gt;&lt;citation&gt;&lt;id&gt;f823edaf-7415-4106-8dab-bfa92b093ea0&lt;/id&gt;&lt;/citation&gt;&lt;/metadata&gt;&lt;data&gt;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&lt;/data&gt; \* MERGEFORMAT</w:instrText>
+      </w:r>
+      <w:r>
+        <w:fldChar w:fldCharType="separate"/>
+      </w:r>
+      <w:r>
+        <w:rPr>
+          <w:noProof/>
+        </w:rPr>
+        <w:t>(Duncan et al., 2020)</w:t>
+      </w:r>
+      <w:r>
+        <w:fldChar w:fldCharType="end"/>
+      </w:r>
+      <w:r>
+        <w:t xml:space="preserve">, or boundary spanners </w:t>
+      </w:r>
+      <w:r>
+        <w:fldChar w:fldCharType="begin" w:fldLock="1"/>
+      </w:r>
+      <w:r>
+        <w:instrText>ADDIN paperpile_citation &lt;clusterId&gt;G973U133Q424N245&lt;/clusterId&gt;&lt;metadata&gt;&lt;citation&gt;&lt;id&gt;dc356c81-8667-4089-a960-d579cbb2b379&lt;/id&gt;&lt;/citation&gt;&lt;/metadata&gt;&lt;data&gt;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&lt;/data&gt; \* MERGEFORMAT</w:instrText>
+      </w:r>
+      <w:r>
+        <w:fldChar w:fldCharType="separate"/>
+      </w:r>
+      <w:r>
+        <w:rPr>
+          <w:noProof/>
+        </w:rPr>
+        <w:t>(Posner &amp; Cvitanovic, 2019)</w:t>
+      </w:r>
+      <w:r>
+        <w:fldChar w:fldCharType="end"/>
+      </w:r>
+      <w:r>
+        <w:t xml:space="preserve">. At the same time, while interventions that aim to build strong relationships may facilitate communication and trust, they cannot on their </w:t>
       </w:r>
       <w:r>
         <w:lastRenderedPageBreak/>
-        <w:t>beneficial, ultimately, a systemic shift in how evidence is valued and applied in conservation decisions is required to overcome the underlying causes.</w:t>
-      </w:r>
-    </w:p>
-    <w:p>
-      <w:pPr>
-        <w:spacing w:line="480" w:lineRule="auto"/>
-      </w:pPr>
-    </w:p>
-    <w:p>
-      <w:pPr>
-        <w:spacing w:line="480" w:lineRule="auto"/>
-      </w:pPr>
-      <w:r>
-        <w:t xml:space="preserve">In the conservation literature there is a strong focus on initiating and improving relationships via bridging or connecting the research and practice/policy communities </w:t>
+        <w:t xml:space="preserve">own overcome structural constraints such as limited organisational capacity, misaligned incentives, or political and institutional pressures. As such, relationships should be understood as part of a wider system of conditions shaping evidence use, interacting with organisational, contextual, and evidentiary factors rather than operating independently. </w:t>
+      </w:r>
+    </w:p>
+    <w:p>
+      <w:pPr>
+        <w:spacing w:line="480" w:lineRule="auto"/>
+      </w:pPr>
+    </w:p>
+    <w:p>
+      <w:pPr>
+        <w:spacing w:line="480" w:lineRule="auto"/>
+      </w:pPr>
+      <w:r>
+        <w:t xml:space="preserve">Solutions relating to evidence characteristics are perhaps the most tractable of the issues we identified in this study, since they largely relate to how researchers produce research outputs. Attempts to improve relevance and accessibility include synthesising primary studies and making the resulting information freely available through initiatives such as Conservation Evidence </w:t>
       </w:r>
       <w:r>
         <w:fldChar w:fldCharType="begin" w:fldLock="1"/>
       </w:r>
       <w:r>
-        <w:instrText>ADDIN paperpile_citation &lt;clusterId&gt;Y146M294B584F287&lt;/clusterId&gt;&lt;metadata&gt;&lt;citation&gt;&lt;id&gt;ac7fc9da-cb29-4572-acee-2608f2a1ac30&lt;/id&gt;&lt;/citation&gt;&lt;citation&gt;&lt;id&gt;6ffb1b32-a8ac-45c1-9fe2-223d76a1514a&lt;/id&gt;&lt;/citation&gt;&lt;/metadata&gt;&lt;data&gt;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&lt;/data&gt; \* MERGEFORMAT</w:instrText>
+        <w:instrText>ADDIN paperpile_citation &lt;clusterId&gt;U665B623C235Z928&lt;/clusterId&gt;&lt;metadata&gt;&lt;citation&gt;&lt;id&gt;8bb5dcf6-3ea0-4e85-99b4-5784c61591de&lt;/id&gt;&lt;/citation&gt;&lt;/metadata&gt;&lt;data&gt;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&lt;/data&gt; \* MERGEFORMAT</w:instrText>
       </w:r>
       <w:r>
         <w:fldChar w:fldCharType="separate"/>
@@ -6540,25 +7212,32 @@
         <w:rPr>
           <w:noProof/>
         </w:rPr>
-        <w:t>(Kadykalo, Buxton, et al., 2021; Wyborn, 2015)</w:t>
+        <w:t>(Sutherland et al., 2019)</w:t>
       </w:r>
       <w:r>
         <w:fldChar w:fldCharType="end"/>
       </w:r>
       <w:r>
-        <w:t>,</w:t>
-      </w:r>
-      <w:r>
         <w:t xml:space="preserve"> </w:t>
       </w:r>
       <w:r>
-        <w:t xml:space="preserve">the use of knowledge brokers </w:t>
+        <w:t xml:space="preserve">and the Collaboration on Environmental Evidence. However, accessibility and relevance are insufficient, as evidence use is often impeded by the technical language and format used to communicate it. Conservation Evidence addresses this through structured, plain-language summaries of scientific publications on management effectiveness, while dedicated sections highlighting management implications in journals such as </w:t>
+      </w:r>
+      <w:r>
+        <w:rPr>
+          <w:i/>
+          <w:iCs/>
+        </w:rPr>
+        <w:t>Journal of Applied Ecology</w:t>
+      </w:r>
+      <w:r>
+        <w:t xml:space="preserve">, complement this approach </w:t>
       </w:r>
       <w:r>
         <w:fldChar w:fldCharType="begin" w:fldLock="1"/>
       </w:r>
       <w:r>
-        <w:instrText>ADDIN paperpile_citation &lt;clusterId&gt;N949B196X487U191&lt;/clusterId&gt;&lt;metadata&gt;&lt;citation&gt;&lt;id&gt;f823edaf-7415-4106-8dab-bfa92b093ea0&lt;/id&gt;&lt;/citation&gt;&lt;/metadata&gt;&lt;data&gt;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&lt;/data&gt; \* MERGEFORMAT</w:instrText>
+        <w:instrText>ADDIN paperpile_citation &lt;clusterId&gt;P481D741S231X852&lt;/clusterId&gt;&lt;metadata&gt;&lt;citation&gt;&lt;id&gt;f1015613-6a34-43f0-bf3f-1d1a8ece2992&lt;/id&gt;&lt;/citation&gt;&lt;/metadata&gt;&lt;data&gt;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&lt;/data&gt; \* MERGEFORMAT</w:instrText>
       </w:r>
       <w:r>
         <w:fldChar w:fldCharType="separate"/>
@@ -6567,19 +7246,19 @@
         <w:rPr>
           <w:noProof/>
         </w:rPr>
-        <w:t>(Duncan et al., 2020)</w:t>
+        <w:t>(Groves et al., 2024)</w:t>
       </w:r>
       <w:r>
         <w:fldChar w:fldCharType="end"/>
       </w:r>
       <w:r>
-        <w:t xml:space="preserve">, or boundary spanners </w:t>
+        <w:t xml:space="preserve">. We encourage more journals that publish applied biodiversity research to follow this example. Emerging tools such as generative artificial intelligence may further address problems of technical language by allowing more conversational, user-tailored access to evidence, although careful testing is required to manage risks related to bias and error </w:t>
       </w:r>
       <w:r>
         <w:fldChar w:fldCharType="begin" w:fldLock="1"/>
       </w:r>
       <w:r>
-        <w:instrText>ADDIN paperpile_citation &lt;clusterId&gt;G973U133Q424N245&lt;/clusterId&gt;&lt;metadata&gt;&lt;citation&gt;&lt;id&gt;dc356c81-8667-4089-a960-d579cbb2b379&lt;/id&gt;&lt;/citation&gt;&lt;/metadata&gt;&lt;data&gt;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&lt;/data&gt; \* MERGEFORMAT</w:instrText>
+        <w:instrText>ADDIN paperpile_citation &lt;clusterId&gt;V962I329X719C433&lt;/clusterId&gt;&lt;metadata&gt;&lt;citation&gt;&lt;id&gt;86b16398-23ea-40e1-84ef-6a80373c3dfa&lt;/id&gt;&lt;/citation&gt;&lt;/metadata&gt;&lt;data&gt;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&lt;/data&gt; \* MERGEFORMAT</w:instrText>
       </w:r>
       <w:r>
         <w:fldChar w:fldCharType="separate"/>
@@ -6588,32 +7267,35 @@
         <w:rPr>
           <w:noProof/>
         </w:rPr>
-        <w:t>(Posner &amp; Cvitanovic, 2019)</w:t>
+        <w:t>(Iyer et al., 2025)</w:t>
       </w:r>
       <w:r>
         <w:fldChar w:fldCharType="end"/>
       </w:r>
       <w:r>
-        <w:t xml:space="preserve">. At the same time, while interventions that aim to build strong relationships may facilitate communication and trust, they cannot on their own overcome structural constraints such as limited organisational capacity, misaligned incentives, or political and institutional pressures. As such, relationships should be understood as part of a wider system of conditions shaping evidence use, interacting with organisational, contextual, and evidentiary factors rather than operating independently. </w:t>
-      </w:r>
-    </w:p>
-    <w:p>
-      <w:pPr>
-        <w:spacing w:line="480" w:lineRule="auto"/>
-      </w:pPr>
-    </w:p>
-    <w:p>
-      <w:pPr>
-        <w:spacing w:line="480" w:lineRule="auto"/>
-      </w:pPr>
-      <w:r>
-        <w:t xml:space="preserve">Solutions relating to evidence characteristics are perhaps the most tractable of the issues we identified in this study, since they largely relate to how researchers produce research outputs. Attempts to improve relevance and accessibility include synthesising primary studies and making the resulting information freely available through initiatives such as Conservation Evidence </w:t>
+        <w:t>.</w:t>
+      </w:r>
+      <w:r>
+        <w:t xml:space="preserve"> </w:t>
+      </w:r>
+    </w:p>
+    <w:p>
+      <w:pPr>
+        <w:spacing w:line="480" w:lineRule="auto"/>
+      </w:pPr>
+    </w:p>
+    <w:p>
+      <w:pPr>
+        <w:spacing w:line="480" w:lineRule="auto"/>
+      </w:pPr>
+      <w:r>
+        <w:t xml:space="preserve">The importance of organisational factors such as capacity, leadership, incentives, and resourcing is well-established in the broader evidence use literature </w:t>
       </w:r>
       <w:r>
         <w:fldChar w:fldCharType="begin" w:fldLock="1"/>
       </w:r>
       <w:r>
-        <w:instrText>ADDIN paperpile_citation &lt;clusterId&gt;U665B623C235Z928&lt;/clusterId&gt;&lt;metadata&gt;&lt;citation&gt;&lt;id&gt;8bb5dcf6-3ea0-4e85-99b4-5784c61591de&lt;/id&gt;&lt;/citation&gt;&lt;/metadata&gt;&lt;data&gt;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&lt;/data&gt; \* MERGEFORMAT</w:instrText>
+        <w:instrText>ADDIN paperpile_citation &lt;clusterId&gt;Y449M797I287F872&lt;/clusterId&gt;&lt;metadata&gt;&lt;citation&gt;&lt;id&gt;0841ff46-b1fa-4d45-b57a-2eab11c75e93&lt;/id&gt;&lt;/citation&gt;&lt;citation&gt;&lt;id&gt;abbe4c8d-1643-4cc9-bebf-5cb430cefb4e&lt;/id&gt;&lt;/citation&gt;&lt;/metadata&gt;&lt;data&gt;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&lt;/data&gt; \* MERGEFORMAT</w:instrText>
       </w:r>
       <w:r>
         <w:fldChar w:fldCharType="separate"/>
@@ -6622,7 +7304,7 @@
         <w:rPr>
           <w:noProof/>
         </w:rPr>
-        <w:t>(Sutherland et al., 2019)</w:t>
+        <w:t>(Criado-Perez et al., 2020; Currie et al., 2020)</w:t>
       </w:r>
       <w:r>
         <w:fldChar w:fldCharType="end"/>
@@ -6631,23 +7313,13 @@
         <w:t xml:space="preserve"> </w:t>
       </w:r>
       <w:r>
-        <w:t xml:space="preserve">and the Collaboration on Environmental Evidence. However, accessibility and relevance are insufficient, as evidence use is often impeded by the technical language and format used to communicate it. Conservation Evidence addresses this through structured, plain-language summaries of scientific publications on management effectiveness, while dedicated sections highlighting management implications in journals such as </w:t>
-      </w:r>
-      <w:r>
-        <w:rPr>
-          <w:i/>
-          <w:iCs/>
-        </w:rPr>
-        <w:t>Journal of Applied Ecology</w:t>
-      </w:r>
-      <w:r>
-        <w:t xml:space="preserve">, complement this approach </w:t>
+        <w:t xml:space="preserve">and addressing these factors can improve both evidence use and societal benefits </w:t>
       </w:r>
       <w:r>
         <w:fldChar w:fldCharType="begin" w:fldLock="1"/>
       </w:r>
       <w:r>
-        <w:instrText>ADDIN paperpile_citation &lt;clusterId&gt;P481D741S231X852&lt;/clusterId&gt;&lt;metadata&gt;&lt;citation&gt;&lt;id&gt;f1015613-6a34-43f0-bf3f-1d1a8ece2992&lt;/id&gt;&lt;/citation&gt;&lt;/metadata&gt;&lt;data&gt;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&lt;/data&gt; \* MERGEFORMAT</w:instrText>
+        <w:instrText>ADDIN paperpile_citation &lt;clusterId&gt;M335A622W973T796&lt;/clusterId&gt;&lt;metadata&gt;&lt;citation&gt;&lt;id&gt;28151be7-4684-4903-9ee9-0aa9d71f7078&lt;/id&gt;&lt;/citation&gt;&lt;/metadata&gt;&lt;data&gt;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&lt;/data&gt; \* MERGEFORMAT</w:instrText>
       </w:r>
       <w:r>
         <w:fldChar w:fldCharType="separate"/>
@@ -6656,19 +7328,19 @@
         <w:rPr>
           <w:noProof/>
         </w:rPr>
-        <w:t>(Groves et al., 2024)</w:t>
+        <w:t>(Boaz et al., 2024)</w:t>
       </w:r>
       <w:r>
         <w:fldChar w:fldCharType="end"/>
       </w:r>
       <w:r>
-        <w:t xml:space="preserve">. We encourage more journals that publish applied biodiversity research to follow this example. Emerging tools such as generative artificial intelligence may further address problems of technical language by allowing more conversational, user-tailored access to evidence, although careful testing is required to manage risks related to bias and error </w:t>
+        <w:t xml:space="preserve">. Despite this, much of the conservation literature focuses on factors more amenable to alteration, such as the formatting or dissemination of evidence. However, there are important structural reasons for this. Biodiversity conservation is chronically underfunded </w:t>
       </w:r>
       <w:r>
         <w:fldChar w:fldCharType="begin" w:fldLock="1"/>
       </w:r>
       <w:r>
-        <w:instrText>ADDIN paperpile_citation &lt;clusterId&gt;V962I329X719C433&lt;/clusterId&gt;&lt;metadata&gt;&lt;citation&gt;&lt;id&gt;86b16398-23ea-40e1-84ef-6a80373c3dfa&lt;/id&gt;&lt;/citation&gt;&lt;/metadata&gt;&lt;data&gt;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&lt;/data&gt; \* MERGEFORMAT</w:instrText>
+        <w:instrText>ADDIN paperpile_citation &lt;clusterId&gt;J268Q525M916K629&lt;/clusterId&gt;&lt;metadata&gt;&lt;citation&gt;&lt;id&gt;537c06cf-6f90-451b-a9c5-1753a2aa41fa&lt;/id&gt;&lt;/citation&gt;&lt;citation&gt;&lt;id&gt;ec2b919e-908d-4a6c-9b29-046cd3493041&lt;/id&gt;&lt;/citation&gt;&lt;/metadata&gt;&lt;data&gt;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&lt;/data&gt; \* MERGEFORMAT</w:instrText>
       </w:r>
       <w:r>
         <w:fldChar w:fldCharType="separate"/>
@@ -6677,101 +7349,23 @@
         <w:rPr>
           <w:noProof/>
         </w:rPr>
-        <w:t>(Iyer et al., 2025)</w:t>
+        <w:t>(Guénard et al., 2025; Waldron et al., 2013)</w:t>
       </w:r>
       <w:r>
         <w:fldChar w:fldCharType="end"/>
       </w:r>
       <w:r>
-        <w:t>.</w:t>
-      </w:r>
-      <w:r>
-        <w:t xml:space="preserve"> </w:t>
-      </w:r>
-    </w:p>
-    <w:p>
-      <w:pPr>
-        <w:spacing w:line="480" w:lineRule="auto"/>
-      </w:pPr>
-    </w:p>
-    <w:p>
-      <w:pPr>
-        <w:spacing w:line="480" w:lineRule="auto"/>
-      </w:pPr>
-      <w:r>
-        <w:t xml:space="preserve">The importance of organisational factors such as capacity, leadership, incentives, and resourcing is well-established in the broader evidence use literature </w:t>
-      </w:r>
-      <w:r>
-        <w:fldChar w:fldCharType="begin" w:fldLock="1"/>
-      </w:r>
-      <w:r>
-        <w:instrText>ADDIN paperpile_citation &lt;clusterId&gt;Y449M797I287F872&lt;/clusterId&gt;&lt;metadata&gt;&lt;citation&gt;&lt;id&gt;0841ff46-b1fa-4d45-b57a-2eab11c75e93&lt;/id&gt;&lt;/citation&gt;&lt;citation&gt;&lt;id&gt;abbe4c8d-1643-4cc9-bebf-5cb430cefb4e&lt;/id&gt;&lt;/citation&gt;&lt;/metadata&gt;&lt;data&gt;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&lt;/data&gt; \* MERGEFORMAT</w:instrText>
-      </w:r>
-      <w:r>
-        <w:fldChar w:fldCharType="separate"/>
-      </w:r>
-      <w:r>
-        <w:rPr>
-          <w:noProof/>
-        </w:rPr>
-        <w:t>(Criado-Perez et al., 2020; Currie et al., 2020)</w:t>
-      </w:r>
-      <w:r>
-        <w:fldChar w:fldCharType="end"/>
-      </w:r>
-      <w:r>
-        <w:t xml:space="preserve"> </w:t>
-      </w:r>
-      <w:r>
-        <w:t xml:space="preserve">and addressing these factors can improve both evidence use and societal benefits </w:t>
-      </w:r>
-      <w:r>
-        <w:fldChar w:fldCharType="begin" w:fldLock="1"/>
-      </w:r>
-      <w:r>
-        <w:instrText>ADDIN paperpile_citation &lt;clusterId&gt;M335A622W973T796&lt;/clusterId&gt;&lt;metadata&gt;&lt;citation&gt;&lt;id&gt;28151be7-4684-4903-9ee9-0aa9d71f7078&lt;/id&gt;&lt;/citation&gt;&lt;/metadata&gt;&lt;data&gt;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&lt;/data&gt; \* MERGEFORMAT</w:instrText>
-      </w:r>
-      <w:r>
-        <w:fldChar w:fldCharType="separate"/>
-      </w:r>
-      <w:r>
-        <w:rPr>
-          <w:noProof/>
-        </w:rPr>
-        <w:t>(Boaz et al., 2024)</w:t>
-      </w:r>
-      <w:r>
-        <w:fldChar w:fldCharType="end"/>
-      </w:r>
-      <w:r>
-        <w:t xml:space="preserve">. Despite this, much of the conservation literature focuses on factors more amenable to alteration, such as the formatting or dissemination of evidence. However, there are important structural reasons for this. Biodiversity conservation is chronically underfunded </w:t>
-      </w:r>
-      <w:r>
-        <w:fldChar w:fldCharType="begin" w:fldLock="1"/>
-      </w:r>
-      <w:r>
-        <w:instrText>ADDIN paperpile_citation &lt;clusterId&gt;J268Q525M916K629&lt;/clusterId&gt;&lt;metadata&gt;&lt;citation&gt;&lt;id&gt;537c06cf-6f90-451b-a9c5-1753a2aa41fa&lt;/id&gt;&lt;/citation&gt;&lt;citation&gt;&lt;id&gt;ec2b919e-908d-4a6c-9b29-046cd3493041&lt;/id&gt;&lt;/citation&gt;&lt;/metadata&gt;&lt;data&gt;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&lt;/data&gt; \* MERGEFORMAT</w:instrText>
-      </w:r>
-      <w:r>
-        <w:fldChar w:fldCharType="separate"/>
-      </w:r>
-      <w:r>
-        <w:rPr>
-          <w:noProof/>
-        </w:rPr>
-        <w:t>(Guénard et al., 2025; Waldron et al., 2013)</w:t>
-      </w:r>
-      <w:r>
-        <w:fldChar w:fldCharType="end"/>
-      </w:r>
-      <w:r>
         <w:t>. As such</w:t>
       </w:r>
       <w:r>
         <w:t>, w</w:t>
       </w:r>
       <w:r>
-        <w:t xml:space="preserve">hile interventions that aim to increase capacity and resourcing are often desirable, in many cases they may be unrealistic. This is in contrast with fields such as public health or education where organisations are typically larger and better resourced. Additionally, the use of scientific evidence may impose further costs on organisations </w:t>
+        <w:t xml:space="preserve">hile </w:t>
+      </w:r>
+      <w:r>
+        <w:lastRenderedPageBreak/>
+        <w:t xml:space="preserve">interventions that aim to increase capacity and resourcing are often desirable, in many cases they may be unrealistic. This is in contrast with fields such as public health or education where organisations are typically larger and better resourced. Additionally, the use of scientific evidence may impose further costs on organisations </w:t>
       </w:r>
       <w:r>
         <w:fldChar w:fldCharType="begin" w:fldLock="1"/>
@@ -6883,84 +7477,84 @@
         <w:t>.</w:t>
       </w:r>
       <w:r>
-        <w:t xml:space="preserve"> Future studies could reduce the risk of such biases by combining open-ended questions with more structured prompts, asking about recent specific decisions, and using proven structured </w:t>
+        <w:t xml:space="preserve"> Future studies could reduce the risk of such biases by combining open-ended questions with more structured prompts, asking about recent specific decisions, and using proven structured expert elicitation methods such as the Delphi technique and IDEA protocol </w:t>
+      </w:r>
+      <w:r>
+        <w:fldChar w:fldCharType="begin" w:fldLock="1"/>
+      </w:r>
+      <w:r>
+        <w:instrText>ADDIN paperpile_citation &lt;clusterId&gt;H157V417K897O528&lt;/clusterId&gt;&lt;metadata&gt;&lt;citation&gt;&lt;id&gt;a1dd4abe-b624-4caf-ba8c-361d10c2fcc8&lt;/id&gt;&lt;/citation&gt;&lt;citation&gt;&lt;id&gt;fc47cd51-ee70-47ae-b9a2-230bef839029&lt;/id&gt;&lt;/citation&gt;&lt;/metadata&gt;&lt;data&gt;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&lt;/data&gt; \* MERGEFORMAT</w:instrText>
+      </w:r>
+      <w:r>
+        <w:fldChar w:fldCharType="separate"/>
+      </w:r>
+      <w:r>
+        <w:rPr>
+          <w:noProof/>
+        </w:rPr>
+        <w:t>(Hemming et al., 2018; T. G. Martin et al., 2012)</w:t>
+      </w:r>
+      <w:r>
+        <w:fldChar w:fldCharType="end"/>
+      </w:r>
+      <w:r>
+        <w:t>. Equally, the factors we identified are interlinked, not independent of each other meaning that once one barrier is overcome, other factors are likely to become more important.</w:t>
+      </w:r>
+    </w:p>
+    <w:p>
+      <w:pPr>
+        <w:spacing w:line="480" w:lineRule="auto"/>
+      </w:pPr>
+    </w:p>
+    <w:p>
+      <w:pPr>
+        <w:spacing w:line="480" w:lineRule="auto"/>
+      </w:pPr>
+      <w:r>
+        <w:t xml:space="preserve">While we largely followed best-practice guidelines for conducting systematic maps </w:t>
+      </w:r>
+      <w:r>
+        <w:fldChar w:fldCharType="begin" w:fldLock="1"/>
+      </w:r>
+      <w:r>
+        <w:instrText>ADDIN paperpile_citation &lt;clusterId&gt;K638Y985N376S989&lt;/clusterId&gt;&lt;metadata&gt;&lt;citation&gt;&lt;id&gt;24d5473f-1858-4ac4-bd41-54eda34dc55a&lt;/id&gt;&lt;/citation&gt;&lt;/metadata&gt;&lt;data&gt;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&lt;/data&gt; \* MERGEFORMAT</w:instrText>
+      </w:r>
+      <w:r>
+        <w:fldChar w:fldCharType="separate"/>
+      </w:r>
+      <w:r>
+        <w:rPr>
+          <w:noProof/>
+        </w:rPr>
+        <w:t>(Collaboration for Environmental Evidence, 2018)</w:t>
+      </w:r>
+      <w:r>
+        <w:fldChar w:fldCharType="end"/>
+      </w:r>
+      <w:r>
+        <w:t xml:space="preserve">, time and resource constraints to our project meant that it was necessary to drop some elements, such as a publicly available a </w:t>
       </w:r>
       <w:r>
         <w:lastRenderedPageBreak/>
-        <w:t xml:space="preserve">expert elicitation methods such as the Delphi technique and IDEA protocol </w:t>
+        <w:t xml:space="preserve">priori protocol. We did however share a </w:t>
+      </w:r>
+      <w:r>
+        <w:t xml:space="preserve">screening </w:t>
+      </w:r>
+      <w:r>
+        <w:t xml:space="preserve">protocol within the review team (see supplementary methods). We did not search for or include studies in non-English languages or grey literature and this likely magnified the bias towards studies being conducted in </w:t>
+      </w:r>
+      <w:r>
+        <w:t xml:space="preserve">Global North </w:t>
+      </w:r>
+      <w:r>
+        <w:t xml:space="preserve">English-speaking countries </w:t>
       </w:r>
       <w:r>
         <w:fldChar w:fldCharType="begin" w:fldLock="1"/>
       </w:r>
       <w:r>
-        <w:instrText>ADDIN paperpile_citation &lt;clusterId&gt;H157V417K897O528&lt;/clusterId&gt;&lt;metadata&gt;&lt;citation&gt;&lt;id&gt;a1dd4abe-b624-4caf-ba8c-361d10c2fcc8&lt;/id&gt;&lt;/citation&gt;&lt;citation&gt;&lt;id&gt;fc47cd51-ee70-47ae-b9a2-230bef839029&lt;/id&gt;&lt;/citation&gt;&lt;/metadata&gt;&lt;data&gt;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&lt;/data&gt; \* MERGEFORMAT</w:instrText>
-      </w:r>
-      <w:r>
-        <w:fldChar w:fldCharType="separate"/>
-      </w:r>
-      <w:r>
-        <w:rPr>
-          <w:noProof/>
-        </w:rPr>
-        <w:t>(Hemming et al., 2018; Martin et al., 2012)</w:t>
-      </w:r>
-      <w:r>
-        <w:fldChar w:fldCharType="end"/>
-      </w:r>
-      <w:r>
-        <w:t>. Equally, the factors we identified are interlinked, not independent of each other meaning that once one barrier is overcome, other factors are likely to become more important.</w:t>
-      </w:r>
-    </w:p>
-    <w:p>
-      <w:pPr>
-        <w:spacing w:line="480" w:lineRule="auto"/>
-      </w:pPr>
-    </w:p>
-    <w:p>
-      <w:pPr>
-        <w:spacing w:line="480" w:lineRule="auto"/>
-      </w:pPr>
-      <w:r>
-        <w:t xml:space="preserve">While we largely followed best-practice guidelines for conducting systematic maps </w:t>
-      </w:r>
-      <w:r>
-        <w:fldChar w:fldCharType="begin" w:fldLock="1"/>
-      </w:r>
-      <w:r>
-        <w:instrText>ADDIN paperpile_citation &lt;clusterId&gt;K638Y985N376S989&lt;/clusterId&gt;&lt;metadata&gt;&lt;citation&gt;&lt;id&gt;24d5473f-1858-4ac4-bd41-54eda34dc55a&lt;/id&gt;&lt;/citation&gt;&lt;/metadata&gt;&lt;data&gt;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&lt;/data&gt; \* MERGEFORMAT</w:instrText>
-      </w:r>
-      <w:r>
-        <w:fldChar w:fldCharType="separate"/>
-      </w:r>
-      <w:r>
-        <w:rPr>
-          <w:noProof/>
-        </w:rPr>
-        <w:t>(Collaboration for Environmental Evidence, 2018)</w:t>
-      </w:r>
-      <w:r>
-        <w:fldChar w:fldCharType="end"/>
-      </w:r>
-      <w:r>
-        <w:t xml:space="preserve">, time and resource constraints to our project meant that it was necessary to drop some elements, such as a publicly available a priori protocol. We did however share a </w:t>
-      </w:r>
-      <w:r>
-        <w:t xml:space="preserve">screening </w:t>
-      </w:r>
-      <w:r>
-        <w:t xml:space="preserve">protocol within the review team (see supplementary methods). We did not search for or include studies in non-English languages or grey literature and this likely magnified the bias towards studies being conducted in </w:t>
-      </w:r>
-      <w:r>
-        <w:t xml:space="preserve">Global North </w:t>
-      </w:r>
-      <w:r>
-        <w:t xml:space="preserve">English-speaking countries </w:t>
-      </w:r>
-      <w:r>
-        <w:fldChar w:fldCharType="begin" w:fldLock="1"/>
-      </w:r>
-      <w:r>
-        <w:instrText>ADDIN paperpile_citation &lt;clusterId&gt;H784V141R522O225&lt;/clusterId&gt;&lt;metadata&gt;&lt;citation&gt;&lt;id&gt;c10eba7f-58bc-47b1-ae32-20aefb2b7f8c&lt;/id&gt;&lt;/citation&gt;&lt;citation&gt;&lt;id&gt;e185d939-b722-4ace-8de2-19b4f52c52ed&lt;/id&gt;&lt;/citation&gt;&lt;/metadata&gt;&lt;data&gt;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&lt;/data&gt; \* MERGEFORMAT</w:instrText>
+        <w:instrText>ADDIN paperpile_citation &lt;clusterId&gt;H784V141R522O225&lt;/clusterId&gt;&lt;metadata&gt;&lt;citation&gt;&lt;id&gt;c10eba7f-58bc-47b1-ae32-20aefb2b7f8c&lt;/id&gt;&lt;/citation&gt;&lt;citation&gt;&lt;id&gt;e185d939-b722-4ace-8de2-19b4f52c52ed&lt;/id&gt;&lt;/citation&gt;&lt;/metadata&gt;&lt;data&gt;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&lt;/data&gt; \* MERGEFORMAT</w:instrText>
       </w:r>
       <w:r>
         <w:fldChar w:fldCharType="separate"/>
@@ -7082,26 +7676,172 @@
         <w:rPr>
           <w:noProof/>
         </w:rPr>
-        <w:t xml:space="preserve">(Cvitanovic et al., 2015; Norström et al., </w:t>
-      </w:r>
-      <w:r>
-        <w:rPr>
-          <w:noProof/>
-        </w:rPr>
+        <w:t>(Cvitanovic et al., 2015; Norström et al., 2020)</w:t>
+      </w:r>
+      <w:r>
+        <w:fldChar w:fldCharType="end"/>
+      </w:r>
+      <w:r>
+        <w:t xml:space="preserve">. Although these approaches are increasingly used in conservation </w:t>
+      </w:r>
+      <w:r>
+        <w:fldChar w:fldCharType="begin" w:fldLock="1"/>
+      </w:r>
+      <w:r>
+        <w:instrText>ADDIN paperpile_citation &lt;clusterId&gt;C532P628E399J993&lt;/clusterId&gt;&lt;metadata&gt;&lt;citation&gt;&lt;id&gt;ad7a70c1-e9fd-4391-b93a-27ae037ce1bf&lt;/id&gt;&lt;/citation&gt;&lt;/metadata&gt;&lt;data&gt;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&lt;/data&gt; \* MERGEFORMAT</w:instrText>
+      </w:r>
+      <w:r>
+        <w:fldChar w:fldCharType="separate"/>
+      </w:r>
+      <w:r>
+        <w:rPr>
+          <w:noProof/>
+        </w:rPr>
+        <w:t>(Rosemartin et al., 2023)</w:t>
+      </w:r>
+      <w:r>
+        <w:fldChar w:fldCharType="end"/>
+      </w:r>
+      <w:r>
+        <w:t xml:space="preserve">, there are relatively few explicit evaluations of their effectiveness. Future research should prioritise testing interventions using quasi-experimental counterfactual approaches, comparative case studies of different interventions, and evaluations of organisational change over time. Doing this would facilitate a shift from advocating for the importance of evidence-based conservation to identifying how scientific evidence can be effectively incorporated into conservation decision making </w:t>
+      </w:r>
+      <w:r>
+        <w:fldChar w:fldCharType="begin" w:fldLock="1"/>
+      </w:r>
+      <w:r>
+        <w:instrText>ADDIN paperpile_citation &lt;clusterId&gt;Q454E514A294Y625&lt;/clusterId&gt;&lt;metadata&gt;&lt;citation&gt;&lt;id&gt;c1894123-d136-404d-92f9-32d79d4acef3&lt;/id&gt;&lt;/citation&gt;&lt;/metadata&gt;&lt;data&gt;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&lt;/data&gt; \* MERGEFORMAT</w:instrText>
+      </w:r>
+      <w:r>
+        <w:fldChar w:fldCharType="separate"/>
+      </w:r>
+      <w:r>
+        <w:rPr>
+          <w:noProof/>
+        </w:rPr>
+        <w:t>(Taylor et al., 2026)</w:t>
+      </w:r>
+      <w:r>
+        <w:fldChar w:fldCharType="end"/>
+      </w:r>
+      <w:r>
+        <w:t>.</w:t>
+      </w:r>
+    </w:p>
+    <w:p>
+      <w:pPr>
+        <w:spacing w:line="480" w:lineRule="auto"/>
+      </w:pPr>
+    </w:p>
+    <w:p>
+      <w:pPr>
+        <w:spacing w:line="480" w:lineRule="auto"/>
+      </w:pPr>
+      <w:r>
         <w:lastRenderedPageBreak/>
-        <w:t>2020)</w:t>
+        <w:t xml:space="preserve">For researchers, our findings highlight the importance of engaging with practitioners, policymakers, and other relevant stakeholder groups early on to help shape research questions and methods, to ensure relevance, as well as providing feedback on how evidence can be communicated most effectively. </w:t>
+      </w:r>
+      <w:r>
+        <w:t>E</w:t>
+      </w:r>
+      <w:r>
+        <w:t xml:space="preserve">ven when these </w:t>
+      </w:r>
+      <w:r>
+        <w:t xml:space="preserve">relationships </w:t>
+      </w:r>
+      <w:r>
+        <w:t xml:space="preserve">do not exist, </w:t>
+      </w:r>
+      <w:r>
+        <w:t xml:space="preserve">conservation </w:t>
+      </w:r>
+      <w:r>
+        <w:t xml:space="preserve">researchers </w:t>
+      </w:r>
+      <w:r>
+        <w:t>can</w:t>
+      </w:r>
+      <w:r>
+        <w:t xml:space="preserve"> increase the practical impact of their work by translating their research into forms that more accessible, such as policy briefs</w:t>
+      </w:r>
+      <w:r>
+        <w:t xml:space="preserve">, </w:t>
+      </w:r>
+      <w:r>
+        <w:t xml:space="preserve">which have been shown to </w:t>
+      </w:r>
+      <w:r>
+        <w:t xml:space="preserve">help </w:t>
+      </w:r>
+      <w:r>
+        <w:t>overco</w:t>
+      </w:r>
+      <w:r>
+        <w:t>me</w:t>
+      </w:r>
+      <w:r>
+        <w:t xml:space="preserve"> communication barriers </w:t>
+      </w:r>
+      <w:r>
+        <w:fldChar w:fldCharType="begin" w:fldLock="1"/>
+      </w:r>
+      <w:r>
+        <w:instrText>ADDIN paperpile_citation &lt;clusterId&gt;W173K439Z721D444&lt;/clusterId&gt;&lt;metadata&gt;&lt;citation&gt;&lt;id&gt;1d18e1f7-d9aa-41c9-a5c4-9a3cba9fbed9&lt;/id&gt;&lt;/citation&gt;&lt;citation&gt;&lt;id&gt;65610291-0566-4f90-b633-c1d660310ce2&lt;/id&gt;&lt;prefix&gt;see&lt;/prefix&gt;&lt;suffix&gt;for guidance on producing policy briefs&lt;/suffix&gt;&lt;/citation&gt;&lt;/metadata&gt;&lt;data&gt;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&lt;/data&gt; \* MERGEFORMAT</w:instrText>
+      </w:r>
+      <w:r>
+        <w:fldChar w:fldCharType="separate"/>
+      </w:r>
+      <w:r>
+        <w:rPr>
+          <w:noProof/>
+        </w:rPr>
+        <w:t>(Arnautu &amp; Dagenais, 2021; see Balian et al., 2016 for guidance on producing policy briefs)</w:t>
       </w:r>
       <w:r>
         <w:fldChar w:fldCharType="end"/>
       </w:r>
       <w:r>
-        <w:t xml:space="preserve">. Although these approaches are increasingly used in conservation </w:t>
+        <w:t>.</w:t>
+      </w:r>
+    </w:p>
+    <w:p>
+      <w:pPr>
+        <w:spacing w:line="480" w:lineRule="auto"/>
+      </w:pPr>
+    </w:p>
+    <w:p>
+      <w:pPr>
+        <w:spacing w:line="480" w:lineRule="auto"/>
+      </w:pPr>
+      <w:r>
+        <w:t>For practitioners and policymakers, our findings reinforce the value of sustained relationships and collaboration with researchers throughout the decision-making process.</w:t>
+      </w:r>
+      <w:r>
+        <w:t xml:space="preserve"> As </w:t>
+      </w:r>
+      <w:r>
+        <w:t>with</w:t>
+      </w:r>
+      <w:r>
+        <w:t xml:space="preserve"> researchers, </w:t>
+      </w:r>
+      <w:r>
+        <w:t>w</w:t>
+      </w:r>
+      <w:r>
+        <w:t>e recommend that decision-makers and researchers engage early when defining management, policy, and research questions, clearly articulate priority knowledge needs, and invest in mechanisms that facilitate dialogue and interpretation of evidence</w:t>
+      </w:r>
+      <w:r>
+        <w:t>, such as knowledge-brokering, embedded scientists, and long-term researcher-practitioner partnerships</w:t>
+      </w:r>
+      <w:r>
+        <w:t xml:space="preserve">. However, our synthesis also underscores that expectations around evidence-informed practice must be realistic given the chronic under-resourcing of conservation organisations </w:t>
       </w:r>
       <w:r>
         <w:fldChar w:fldCharType="begin" w:fldLock="1"/>
       </w:r>
       <w:r>
-        <w:instrText>ADDIN paperpile_citation &lt;clusterId&gt;C532P628E399J993&lt;/clusterId&gt;&lt;metadata&gt;&lt;citation&gt;&lt;id&gt;ad7a70c1-e9fd-4391-b93a-27ae037ce1bf&lt;/id&gt;&lt;/citation&gt;&lt;/metadata&gt;&lt;data&gt;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&lt;/data&gt; \* MERGEFORMAT</w:instrText>
+        <w:instrText>ADDIN paperpile_citation &lt;clusterId&gt;J581X548T238Q652&lt;/clusterId&gt;&lt;metadata&gt;&lt;citation&gt;&lt;id&gt;537c06cf-6f90-451b-a9c5-1753a2aa41fa&lt;/id&gt;&lt;/citation&gt;&lt;citation&gt;&lt;id&gt;ec2b919e-908d-4a6c-9b29-046cd3493041&lt;/id&gt;&lt;/citation&gt;&lt;/metadata&gt;&lt;data&gt;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&lt;/data&gt; \* MERGEFORMAT</w:instrText>
       </w:r>
       <w:r>
         <w:fldChar w:fldCharType="separate"/>
@@ -7110,19 +7850,19 @@
         <w:rPr>
           <w:noProof/>
         </w:rPr>
-        <w:t>(Rosemartin et al., 2023)</w:t>
+        <w:t>(Guénard et al., 2025; Waldron et al., 2013)</w:t>
       </w:r>
       <w:r>
         <w:fldChar w:fldCharType="end"/>
       </w:r>
       <w:r>
-        <w:t xml:space="preserve">, there are relatively few explicit evaluations of their effectiveness. Future research should prioritise testing interventions using quasi-experimental counterfactual approaches, comparative case studies of different interventions, and evaluations of organisational change over time. Doing this would facilitate a shift from advocating for the importance of evidence-based conservation to identifying how scientific evidence can be effectively incorporated into conservation decision making </w:t>
+        <w:t xml:space="preserve">. Given this context, efforts to improve evidence use should be prioritised based on the potential consequences of incorrect decisions and the degree of uncertainty associated with them </w:t>
       </w:r>
       <w:r>
         <w:fldChar w:fldCharType="begin" w:fldLock="1"/>
       </w:r>
       <w:r>
-        <w:instrText>ADDIN paperpile_citation &lt;clusterId&gt;Q454E514A294Y625&lt;/clusterId&gt;&lt;metadata&gt;&lt;citation&gt;&lt;id&gt;c1894123-d136-404d-92f9-32d79d4acef3&lt;/id&gt;&lt;/citation&gt;&lt;/metadata&gt;&lt;data&gt;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&lt;/data&gt; \* MERGEFORMAT</w:instrText>
+        <w:instrText>ADDIN paperpile_citation &lt;clusterId&gt;S261G241C632Z322&lt;/clusterId&gt;&lt;metadata&gt;&lt;citation&gt;&lt;id&gt;c1894123-d136-404d-92f9-32d79d4acef3&lt;/id&gt;&lt;/citation&gt;&lt;/metadata&gt;&lt;data&gt;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&lt;/data&gt; \* MERGEFORMAT</w:instrText>
       </w:r>
       <w:r>
         <w:fldChar w:fldCharType="separate"/>
@@ -7137,6 +7877,57 @@
         <w:fldChar w:fldCharType="end"/>
       </w:r>
       <w:r>
+        <w:t xml:space="preserve">. Where risks and uncertainty are relatively low, </w:t>
+      </w:r>
+      <w:r>
+        <w:t xml:space="preserve">a lack of </w:t>
+      </w:r>
+      <w:r>
+        <w:t xml:space="preserve">investment in evidence use may be justified. In contrast, where decisions are associated with high uncertainty or potentially large conservation or social consequences, greater investment in improving evidence use is likely to be beneficial </w:t>
+      </w:r>
+      <w:r>
+        <w:fldChar w:fldCharType="begin" w:fldLock="1"/>
+      </w:r>
+      <w:r>
+        <w:instrText>ADDIN paperpile_citation &lt;clusterId&gt;K864X922M312K926&lt;/clusterId&gt;&lt;metadata&gt;&lt;citation&gt;&lt;id&gt;c1894123-d136-404d-92f9-32d79d4acef3&lt;/id&gt;&lt;/citation&gt;&lt;/metadata&gt;&lt;data&gt;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&lt;/data&gt; \* MERGEFORMAT</w:instrText>
+      </w:r>
+      <w:r>
+        <w:fldChar w:fldCharType="separate"/>
+      </w:r>
+      <w:r>
+        <w:rPr>
+          <w:noProof/>
+        </w:rPr>
+        <w:t>(Taylor et al., 2026)</w:t>
+      </w:r>
+      <w:r>
+        <w:fldChar w:fldCharType="end"/>
+      </w:r>
+      <w:r>
+        <w:t>. There are also clear opportunities for AI to remove barriers to accessing evidence (e.g. time and cost) - although these come with risks of their own</w:t>
+      </w:r>
+      <w:r>
+        <w:t xml:space="preserve"> </w:t>
+      </w:r>
+      <w:r>
+        <w:fldChar w:fldCharType="begin" w:fldLock="1"/>
+      </w:r>
+      <w:r>
+        <w:instrText>ADDIN paperpile_citation &lt;clusterId&gt;U612I962X443B164&lt;/clusterId&gt;&lt;metadata&gt;&lt;citation&gt;&lt;id&gt;5ebaf973-8c42-475b-993f-b6bdf6732576&lt;/id&gt;&lt;/citation&gt;&lt;citation&gt;&lt;id&gt;86b16398-23ea-40e1-84ef-6a80373c3dfa&lt;/id&gt;&lt;/citation&gt;&lt;/metadata&gt;&lt;data&gt;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&lt;/data&gt; \* MERGEFORMAT</w:instrText>
+      </w:r>
+      <w:r>
+        <w:fldChar w:fldCharType="separate"/>
+      </w:r>
+      <w:r>
+        <w:rPr>
+          <w:noProof/>
+        </w:rPr>
+        <w:t>(Ammar et al., 2026; Iyer et al., 2025)</w:t>
+      </w:r>
+      <w:r>
+        <w:fldChar w:fldCharType="end"/>
+      </w:r>
+      <w:r>
         <w:t>.</w:t>
       </w:r>
     </w:p>
@@ -7150,213 +7941,7 @@
         <w:spacing w:line="480" w:lineRule="auto"/>
       </w:pPr>
       <w:r>
-        <w:t xml:space="preserve">For researchers, our findings highlight the importance of engaging with practitioners, policymakers, and other relevant stakeholder groups early on to help shape research questions and methods, to ensure relevance, as well as providing feedback on how evidence can be communicated most effectively. </w:t>
-      </w:r>
-      <w:r>
-        <w:t>E</w:t>
-      </w:r>
-      <w:r>
-        <w:t xml:space="preserve">ven when these </w:t>
-      </w:r>
-      <w:r>
-        <w:t xml:space="preserve">relationships </w:t>
-      </w:r>
-      <w:r>
-        <w:t xml:space="preserve">do not exist, </w:t>
-      </w:r>
-      <w:r>
-        <w:t xml:space="preserve">conservation </w:t>
-      </w:r>
-      <w:r>
-        <w:t xml:space="preserve">researchers </w:t>
-      </w:r>
-      <w:r>
-        <w:t>can</w:t>
-      </w:r>
-      <w:r>
-        <w:t xml:space="preserve"> increase the practical impact of their work by translating their research into forms that more accessible, such as policy briefs</w:t>
-      </w:r>
-      <w:r>
-        <w:t xml:space="preserve">, </w:t>
-      </w:r>
-      <w:r>
-        <w:t xml:space="preserve">which have been shown to </w:t>
-      </w:r>
-      <w:r>
-        <w:t xml:space="preserve">help </w:t>
-      </w:r>
-      <w:r>
-        <w:t>overco</w:t>
-      </w:r>
-      <w:r>
-        <w:t>me</w:t>
-      </w:r>
-      <w:r>
-        <w:t xml:space="preserve"> communication barriers </w:t>
-      </w:r>
-      <w:r>
-        <w:fldChar w:fldCharType="begin" w:fldLock="1"/>
-      </w:r>
-      <w:r>
-        <w:instrText>ADDIN paperpile_citation &lt;clusterId&gt;W173K439Z721D444&lt;/clusterId&gt;&lt;metadata&gt;&lt;citation&gt;&lt;id&gt;1d18e1f7-d9aa-41c9-a5c4-9a3cba9fbed9&lt;/id&gt;&lt;/citation&gt;&lt;citation&gt;&lt;id&gt;65610291-0566-4f90-b633-c1d660310ce2&lt;/id&gt;&lt;prefix&gt;see&lt;/prefix&gt;&lt;suffix&gt;for guidance on producing policy briefs&lt;/suffix&gt;&lt;/citation&gt;&lt;/metadata&gt;&lt;data&gt;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&lt;/data&gt; \* MERGEFORMAT</w:instrText>
-      </w:r>
-      <w:r>
-        <w:fldChar w:fldCharType="separate"/>
-      </w:r>
-      <w:r>
-        <w:rPr>
-          <w:noProof/>
-        </w:rPr>
-        <w:t>(Arnautu &amp; Dagenais, 2021; see Balian et al., 2016 for guidance on producing policy briefs)</w:t>
-      </w:r>
-      <w:r>
-        <w:fldChar w:fldCharType="end"/>
-      </w:r>
-      <w:r>
-        <w:t>.</w:t>
-      </w:r>
-    </w:p>
-    <w:p>
-      <w:pPr>
-        <w:spacing w:line="480" w:lineRule="auto"/>
-      </w:pPr>
-    </w:p>
-    <w:p>
-      <w:pPr>
-        <w:spacing w:line="480" w:lineRule="auto"/>
-      </w:pPr>
-      <w:r>
-        <w:t>For practitioners and policymakers, our findings reinforce the value of sustained relationships and collaboration with researchers throughout the decision-making process.</w:t>
-      </w:r>
-      <w:r>
-        <w:t xml:space="preserve"> As </w:t>
-      </w:r>
-      <w:r>
-        <w:t>with</w:t>
-      </w:r>
-      <w:r>
-        <w:t xml:space="preserve"> researchers, </w:t>
-      </w:r>
-      <w:r>
-        <w:t>w</w:t>
-      </w:r>
-      <w:r>
-        <w:t>e recommend that decision-makers and researchers engage early when defining management, policy, and research questions, clearly articulate priority knowledge needs, and invest in mechanisms that facilitate dialogue and interpretation of evidence</w:t>
-      </w:r>
-      <w:r>
-        <w:t>, such as knowledge-brokering, embedded scientists, and long-term researcher-practitioner partnerships</w:t>
-      </w:r>
-      <w:r>
-        <w:t xml:space="preserve">. However, our synthesis also underscores that expectations around evidence-informed practice must be realistic given the chronic under-resourcing of conservation organisations </w:t>
-      </w:r>
-      <w:r>
-        <w:fldChar w:fldCharType="begin" w:fldLock="1"/>
-      </w:r>
-      <w:r>
-        <w:instrText>ADDIN paperpile_citation &lt;clusterId&gt;J581X548T238Q652&lt;/clusterId&gt;&lt;metadata&gt;&lt;citation&gt;&lt;id&gt;537c06cf-6f90-451b-a9c5-1753a2aa41fa&lt;/id&gt;&lt;/citation&gt;&lt;citation&gt;&lt;id&gt;ec2b919e-908d-4a6c-9b29-046cd3493041&lt;/id&gt;&lt;/citation&gt;&lt;/metadata&gt;&lt;data&gt;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&lt;/data&gt; \* MERGEFORMAT</w:instrText>
-      </w:r>
-      <w:r>
-        <w:fldChar w:fldCharType="separate"/>
-      </w:r>
-      <w:r>
-        <w:rPr>
-          <w:noProof/>
-        </w:rPr>
-        <w:t>(Guénard et al., 2025; Waldron et al., 2013)</w:t>
-      </w:r>
-      <w:r>
-        <w:fldChar w:fldCharType="end"/>
-      </w:r>
-      <w:r>
-        <w:t xml:space="preserve">. Given this context, efforts to improve evidence use should be prioritised based on the potential consequences of incorrect decisions and the degree of uncertainty associated with them </w:t>
-      </w:r>
-      <w:r>
-        <w:fldChar w:fldCharType="begin" w:fldLock="1"/>
-      </w:r>
-      <w:r>
-        <w:instrText>ADDIN paperpile_citation &lt;clusterId&gt;S261G241C632Z322&lt;/clusterId&gt;&lt;metadata&gt;&lt;citation&gt;&lt;id&gt;c1894123-d136-404d-92f9-32d79d4acef3&lt;/id&gt;&lt;/citation&gt;&lt;/metadata&gt;&lt;data&gt;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&lt;/data&gt; \* MERGEFORMAT</w:instrText>
-      </w:r>
-      <w:r>
-        <w:fldChar w:fldCharType="separate"/>
-      </w:r>
-      <w:r>
-        <w:rPr>
-          <w:noProof/>
-        </w:rPr>
-        <w:t>(Taylor et al., 2026)</w:t>
-      </w:r>
-      <w:r>
-        <w:fldChar w:fldCharType="end"/>
-      </w:r>
-      <w:r>
-        <w:t xml:space="preserve">. Where </w:t>
-      </w:r>
-      <w:r>
         <w:lastRenderedPageBreak/>
-        <w:t xml:space="preserve">risks and uncertainty are relatively low, </w:t>
-      </w:r>
-      <w:r>
-        <w:t xml:space="preserve">a lack of </w:t>
-      </w:r>
-      <w:r>
-        <w:t xml:space="preserve">investment in evidence use may be justified. In contrast, where decisions are associated with high uncertainty or potentially large conservation or social consequences, greater investment in improving evidence use is likely to be beneficial </w:t>
-      </w:r>
-      <w:r>
-        <w:fldChar w:fldCharType="begin" w:fldLock="1"/>
-      </w:r>
-      <w:r>
-        <w:instrText>ADDIN paperpile_citation &lt;clusterId&gt;K864X922M312K926&lt;/clusterId&gt;&lt;metadata&gt;&lt;citation&gt;&lt;id&gt;c1894123-d136-404d-92f9-32d79d4acef3&lt;/id&gt;&lt;/citation&gt;&lt;/metadata&gt;&lt;data&gt;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&lt;/data&gt; \* MERGEFORMAT</w:instrText>
-      </w:r>
-      <w:r>
-        <w:fldChar w:fldCharType="separate"/>
-      </w:r>
-      <w:r>
-        <w:rPr>
-          <w:noProof/>
-        </w:rPr>
-        <w:t>(Taylor et al., 2026)</w:t>
-      </w:r>
-      <w:r>
-        <w:fldChar w:fldCharType="end"/>
-      </w:r>
-      <w:r>
-        <w:t>. There are also clear opportunities for AI to remove barriers to accessing evidence (e.g. time and cost) - although these come with risks of their own</w:t>
-      </w:r>
-      <w:r>
-        <w:t xml:space="preserve"> </w:t>
-      </w:r>
-      <w:r>
-        <w:fldChar w:fldCharType="begin" w:fldLock="1"/>
-      </w:r>
-      <w:r>
-        <w:instrText>ADDIN paperpile_citation &lt;clusterId&gt;U612I962X443B164&lt;/clusterId&gt;&lt;metadata&gt;&lt;citation&gt;&lt;id&gt;5ebaf973-8c42-475b-993f-b6bdf6732576&lt;/id&gt;&lt;/citation&gt;&lt;citation&gt;&lt;id&gt;86b16398-23ea-40e1-84ef-6a80373c3dfa&lt;/id&gt;&lt;/citation&gt;&lt;/metadata&gt;&lt;data&gt;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&lt;/data&gt; \* MERGEFORMAT</w:instrText>
-      </w:r>
-      <w:r>
-        <w:fldChar w:fldCharType="separate"/>
-      </w:r>
-      <w:r>
-        <w:rPr>
-          <w:noProof/>
-        </w:rPr>
-        <w:t>(Ammar et al., 2026; Iyer et al., 2025)</w:t>
-      </w:r>
-      <w:r>
-        <w:fldChar w:fldCharType="end"/>
-      </w:r>
-      <w:r>
-        <w:t>.</w:t>
-      </w:r>
-    </w:p>
-    <w:p>
-      <w:pPr>
-        <w:spacing w:line="480" w:lineRule="auto"/>
-      </w:pPr>
-    </w:p>
-    <w:p>
-      <w:pPr>
-        <w:spacing w:line="480" w:lineRule="auto"/>
-      </w:pPr>
-      <w:r>
         <w:t xml:space="preserve">Finally, improving evidence use requires institutional support and conducive political conditions. Recent reductions in research funding in some countries, including the massive cuts to research spending in the USA </w:t>
       </w:r>
       <w:r>
@@ -7451,18 +8036,55 @@
           <w:b/>
           <w:bCs/>
         </w:rPr>
-        <w:lastRenderedPageBreak/>
         <w:t>Data availability statement</w:t>
       </w:r>
     </w:p>
     <w:p>
       <w:pPr>
         <w:spacing w:line="480" w:lineRule="auto"/>
-        <w:rPr>
-          <w:b/>
-          <w:bCs/>
-        </w:rPr>
-      </w:pPr>
+      </w:pPr>
+      <w:r>
+        <w:t>All d</w:t>
+      </w:r>
+      <w:r>
+        <w:t xml:space="preserve">ata </w:t>
+      </w:r>
+      <w:r>
+        <w:t xml:space="preserve">and code for the study are </w:t>
+      </w:r>
+      <w:r>
+        <w:t xml:space="preserve">available </w:t>
+      </w:r>
+      <w:r>
+        <w:t xml:space="preserve">on Zenodo </w:t>
+      </w:r>
+      <w:r>
+        <w:rPr>
+          <w:noProof/>
+        </w:rPr>
+        <w:t xml:space="preserve">https://doi.org/10.5281/ZENODO.22032391 </w:t>
+      </w:r>
+      <w:r>
+        <w:fldChar w:fldCharType="begin" w:fldLock="1"/>
+      </w:r>
+      <w:r>
+        <w:instrText>ADDIN paperpile_citation &lt;clusterId&gt;V665B623X113V717&lt;/clusterId&gt;&lt;metadata&gt;&lt;citation&gt;&lt;id&gt;31c949cb-5fe4-4e57-bc5c-0524eb408dd3&lt;/id&gt;&lt;/citation&gt;&lt;/metadata&gt;&lt;data&gt;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&lt;/data&gt; \* MERGEFORMAT</w:instrText>
+      </w:r>
+      <w:r>
+        <w:fldChar w:fldCharType="separate"/>
+      </w:r>
+      <w:r>
+        <w:rPr>
+          <w:noProof/>
+        </w:rPr>
+        <w:t>(Martin et al., 2026)</w:t>
+      </w:r>
+      <w:r>
+        <w:fldChar w:fldCharType="end"/>
+      </w:r>
+      <w:r>
+        <w:t>.</w:t>
+      </w:r>
     </w:p>
     <w:p>
       <w:pPr>
@@ -7561,6 +8183,7 @@
         <w:rPr>
           <w:noProof/>
         </w:rPr>
+        <w:lastRenderedPageBreak/>
         <w:t xml:space="preserve">Amano, T., Berdejo-Espinola, V., Christie, A. P., Willott, K., Akasaka, M., Báldi, A., Berthinussen, A., Bertolino, S., Bladon, A. J., Chen, M., Choi, C.-Y., Bou Dagher Kharrat, M., de Oliveira, L. G., Farhat, P., Golivets, M., Hidalgo Aranzamendi, N., Jantke, K., Kajzer-Bonk, J., Kemahlı Aytekin, M. Ç., … Sutherland, W. J. (2021). Tapping into non-English-language science for the conservation of global biodiversity. </w:t>
       </w:r>
       <w:r>
@@ -7849,7 +8472,6 @@
         <w:rPr>
           <w:noProof/>
         </w:rPr>
-        <w:lastRenderedPageBreak/>
         <w:t xml:space="preserve">Barrett, K., &amp; Rodriguez, S. L. (2021). What sources are natural resource managers using to make decisions? </w:t>
       </w:r>
       <w:r>
@@ -7953,7 +8575,15 @@
           <w:i/>
           <w:noProof/>
         </w:rPr>
-        <w:t>What works now?: Evidence-informed policy and practice</w:t>
+        <w:t xml:space="preserve">What works now?: Evidence-informed </w:t>
+      </w:r>
+      <w:r>
+        <w:rPr>
+          <w:i/>
+          <w:noProof/>
+        </w:rPr>
+        <w:lastRenderedPageBreak/>
+        <w:t>policy and practice</w:t>
       </w:r>
       <w:r>
         <w:rPr>
@@ -8257,15 +8887,7 @@
           <w:i/>
           <w:noProof/>
         </w:rPr>
-        <w:t xml:space="preserve">Biologicals: Journal </w:t>
-      </w:r>
-      <w:r>
-        <w:rPr>
-          <w:i/>
-          <w:noProof/>
-        </w:rPr>
-        <w:lastRenderedPageBreak/>
-        <w:t>of the International Association of Biological Standardization</w:t>
+        <w:t>Biologicals: Journal of the International Association of Biological Standardization</w:t>
       </w:r>
       <w:r>
         <w:rPr>
@@ -8374,7 +8996,15 @@
           <w:i/>
           <w:noProof/>
         </w:rPr>
-        <w:t>Educational and Psychological Measurement</w:t>
+        <w:t xml:space="preserve">Educational and </w:t>
+      </w:r>
+      <w:r>
+        <w:rPr>
+          <w:i/>
+          <w:noProof/>
+        </w:rPr>
+        <w:lastRenderedPageBreak/>
+        <w:t>Psychological Measurement</w:t>
       </w:r>
       <w:r>
         <w:rPr>
@@ -8691,15 +9321,7 @@
           <w:i/>
           <w:noProof/>
         </w:rPr>
-        <w:t xml:space="preserve">Australian Journal of </w:t>
-      </w:r>
-      <w:r>
-        <w:rPr>
-          <w:i/>
-          <w:noProof/>
-        </w:rPr>
-        <w:lastRenderedPageBreak/>
-        <w:t>Management</w:t>
+        <w:t>Australian Journal of Management</w:t>
       </w:r>
       <w:r>
         <w:rPr>
@@ -8795,6 +9417,7 @@
           <w:i/>
           <w:noProof/>
         </w:rPr>
+        <w:lastRenderedPageBreak/>
         <w:t>Ocean &amp; Coastal Management</w:t>
       </w:r>
       <w:r>
@@ -9137,14 +9760,7 @@
         <w:rPr>
           <w:noProof/>
         </w:rPr>
-        <w:t>. https://CRAN.R-</w:t>
-      </w:r>
-      <w:r>
-        <w:rPr>
-          <w:noProof/>
-        </w:rPr>
-        <w:lastRenderedPageBreak/>
-        <w:t>project.org/package=lemon</w:t>
+        <w:t>. https://CRAN.R-project.org/package=lemon</w:t>
       </w:r>
     </w:p>
     <w:p>
@@ -9262,6 +9878,7 @@
         <w:rPr>
           <w:noProof/>
         </w:rPr>
+        <w:lastRenderedPageBreak/>
         <w:t xml:space="preserve">Foo, Y. Z., O’Dea, R. E., Koricheva, J., Nakagawa, S., &amp; Lagisz, M. (2021). A practical guide to question formation, systematic searching and study screening for literature reviews in ecology and evolution. </w:t>
       </w:r>
       <w:r>
@@ -9550,14 +10167,7 @@
         <w:rPr>
           <w:noProof/>
         </w:rPr>
-        <w:t xml:space="preserve">Haddaway, N. R., Macura, B., Whaley, P., &amp; Pullin, A. S. (2018). ROSES RepOrting standards for Systematic Evidence Syntheses: pro forma, flow-diagram and descriptive summary of the plan and conduct of environmental systematic reviews and systematic </w:t>
-      </w:r>
-      <w:r>
-        <w:rPr>
-          <w:noProof/>
-        </w:rPr>
-        <w:lastRenderedPageBreak/>
-        <w:t xml:space="preserve">maps. </w:t>
+        <w:t xml:space="preserve">Haddaway, N. R., Macura, B., Whaley, P., &amp; Pullin, A. S. (2018). ROSES RepOrting standards for Systematic Evidence Syntheses: pro forma, flow-diagram and descriptive summary of the plan and conduct of environmental systematic reviews and systematic maps. </w:t>
       </w:r>
       <w:r>
         <w:rPr>
@@ -9660,7 +10270,15 @@
           <w:i/>
           <w:noProof/>
         </w:rPr>
-        <w:t>Methods in Ecology and Evolution</w:t>
+        <w:t xml:space="preserve">Methods in Ecology </w:t>
+      </w:r>
+      <w:r>
+        <w:rPr>
+          <w:i/>
+          <w:noProof/>
+        </w:rPr>
+        <w:lastRenderedPageBreak/>
+        <w:t>and Evolution</w:t>
       </w:r>
       <w:r>
         <w:rPr>
@@ -10024,14 +10642,7 @@
         <w:rPr>
           <w:noProof/>
         </w:rPr>
-        <w:t xml:space="preserve">Kapoor, T., Cvitanovic, C., Klenk, K., &amp; Nguyen, V. M. (2025). Taking knowledge exchange to practice: A scoping review of practical case studies to identify enablers of success in </w:t>
-      </w:r>
-      <w:r>
-        <w:rPr>
-          <w:noProof/>
-        </w:rPr>
-        <w:lastRenderedPageBreak/>
-        <w:t xml:space="preserve">environmental management. </w:t>
+        <w:t xml:space="preserve">Kapoor, T., Cvitanovic, C., Klenk, K., &amp; Nguyen, V. M. (2025). Taking knowledge exchange to practice: A scoping review of practical case studies to identify enablers of success in environmental management. </w:t>
       </w:r>
       <w:r>
         <w:rPr>
@@ -10134,7 +10745,15 @@
           <w:i/>
           <w:noProof/>
         </w:rPr>
-        <w:t>Ocean &amp; Coastal Management</w:t>
+        <w:t xml:space="preserve">Ocean &amp; </w:t>
+      </w:r>
+      <w:r>
+        <w:rPr>
+          <w:i/>
+          <w:noProof/>
+        </w:rPr>
+        <w:lastRenderedPageBreak/>
+        <w:t>Coastal Management</w:t>
       </w:r>
       <w:r>
         <w:rPr>
@@ -10409,33 +11028,20 @@
         <w:rPr>
           <w:noProof/>
         </w:rPr>
-        <w:t xml:space="preserve">Martin, T. G., Burgman, M. A., Fidler, F., Kuhnert, P. M., Low-Choy, S., McBride, M., &amp; Mengersen, K. (2012). Eliciting expert knowledge in conservation science. </w:t>
-      </w:r>
-      <w:r>
-        <w:rPr>
-          <w:i/>
-          <w:noProof/>
-        </w:rPr>
-        <w:t>Conservation Biology: The Journal of the Society for Conservation Biology</w:t>
-      </w:r>
-      <w:r>
-        <w:rPr>
-          <w:noProof/>
-        </w:rPr>
-        <w:t xml:space="preserve">, </w:t>
-      </w:r>
-      <w:r>
-        <w:rPr>
-          <w:i/>
-          <w:noProof/>
-        </w:rPr>
-        <w:t>26</w:t>
-      </w:r>
-      <w:r>
-        <w:rPr>
-          <w:noProof/>
-        </w:rPr>
-        <w:t>(1), 29–38.</w:t>
+        <w:t xml:space="preserve">Martin, P. A., Amirmohammedi, F., Barreto, C., Berger, I., Bissessur, P., Christie, A. P., Donoso, I., Furlan, V., Grainger, M., Hartup, J., Keith, A. M., Ki, T. L. T., Luke, S. H., de Birgara, E. M., Matos, C., Moreno-Martin, A., Moser, V., Ollard, I., Oswald, A. M., … Oliver, K. (2026). </w:t>
+      </w:r>
+      <w:r>
+        <w:rPr>
+          <w:i/>
+          <w:noProof/>
+        </w:rPr>
+        <w:t>Data and code from: Factors influencing the use of scientific evidence in conservation practice and policy: insights from a systematic map</w:t>
+      </w:r>
+      <w:r>
+        <w:rPr>
+          <w:noProof/>
+        </w:rPr>
+        <w:t>. Zenodo. https://doi.org/10.5281/ZENODO.22032391</w:t>
       </w:r>
     </w:p>
     <w:p>
@@ -10457,14 +11063,14 @@
         <w:rPr>
           <w:noProof/>
         </w:rPr>
-        <w:t xml:space="preserve">McHugh, M. L. (2012). Interrater reliability: the kappa statistic. </w:t>
-      </w:r>
-      <w:r>
-        <w:rPr>
-          <w:i/>
-          <w:noProof/>
-        </w:rPr>
-        <w:t>Biochemia Medica</w:t>
+        <w:t xml:space="preserve">Martin, T. G., Burgman, M. A., Fidler, F., Kuhnert, P. M., Low-Choy, S., McBride, M., &amp; Mengersen, K. (2012). Eliciting expert knowledge in conservation science. </w:t>
+      </w:r>
+      <w:r>
+        <w:rPr>
+          <w:i/>
+          <w:noProof/>
+        </w:rPr>
+        <w:t>Conservation Biology: The Journal of the Society for Conservation Biology</w:t>
       </w:r>
       <w:r>
         <w:rPr>
@@ -10477,13 +11083,13 @@
           <w:i/>
           <w:noProof/>
         </w:rPr>
-        <w:t>22</w:t>
-      </w:r>
-      <w:r>
-        <w:rPr>
-          <w:noProof/>
-        </w:rPr>
-        <w:t>(3), 276–282.</w:t>
+        <w:t>26</w:t>
+      </w:r>
+      <w:r>
+        <w:rPr>
+          <w:noProof/>
+        </w:rPr>
+        <w:t>(1), 29–38.</w:t>
       </w:r>
     </w:p>
     <w:p>
@@ -10505,14 +11111,14 @@
         <w:rPr>
           <w:noProof/>
         </w:rPr>
-        <w:t xml:space="preserve">Miljand, M., &amp; Eckerberg, K. (2022). Using systematic reviews to inform environmental policy-making. </w:t>
-      </w:r>
-      <w:r>
-        <w:rPr>
-          <w:i/>
-          <w:noProof/>
-        </w:rPr>
-        <w:t>Evaluation</w:t>
+        <w:t xml:space="preserve">McHugh, M. L. (2012). Interrater reliability: the kappa statistic. </w:t>
+      </w:r>
+      <w:r>
+        <w:rPr>
+          <w:i/>
+          <w:noProof/>
+        </w:rPr>
+        <w:t>Biochemia Medica</w:t>
       </w:r>
       <w:r>
         <w:rPr>
@@ -10525,13 +11131,13 @@
           <w:i/>
           <w:noProof/>
         </w:rPr>
-        <w:t>28</w:t>
-      </w:r>
-      <w:r>
-        <w:rPr>
-          <w:noProof/>
-        </w:rPr>
-        <w:t>(2), 210–230.</w:t>
+        <w:t>22</w:t>
+      </w:r>
+      <w:r>
+        <w:rPr>
+          <w:noProof/>
+        </w:rPr>
+        <w:t>(3), 276–282.</w:t>
       </w:r>
     </w:p>
     <w:p>
@@ -10553,21 +11159,14 @@
         <w:rPr>
           <w:noProof/>
         </w:rPr>
-        <w:t xml:space="preserve">Moon, K., Brewer, T. D., Januchowski-Hartley, S. R., Adams, V. M., &amp; Blackman, D. A. </w:t>
-      </w:r>
-      <w:r>
-        <w:rPr>
-          <w:noProof/>
-        </w:rPr>
-        <w:lastRenderedPageBreak/>
-        <w:t xml:space="preserve">(2016). A guideline to improve qualitative social science publishing in ecology and conservation journals. </w:t>
-      </w:r>
-      <w:r>
-        <w:rPr>
-          <w:i/>
-          <w:noProof/>
-        </w:rPr>
-        <w:t>Ecology and Society: A Journal of Integrative Science for Resilience and Sustainability</w:t>
+        <w:t xml:space="preserve">Miljand, M., &amp; Eckerberg, K. (2022). Using systematic reviews to inform environmental policy-making. </w:t>
+      </w:r>
+      <w:r>
+        <w:rPr>
+          <w:i/>
+          <w:noProof/>
+        </w:rPr>
+        <w:t>Evaluation</w:t>
       </w:r>
       <w:r>
         <w:rPr>
@@ -10580,13 +11179,13 @@
           <w:i/>
           <w:noProof/>
         </w:rPr>
-        <w:t>21</w:t>
-      </w:r>
-      <w:r>
-        <w:rPr>
-          <w:noProof/>
-        </w:rPr>
-        <w:t>(3). https://www.jstor.org/stable/26269983?seq=1</w:t>
+        <w:t>28</w:t>
+      </w:r>
+      <w:r>
+        <w:rPr>
+          <w:noProof/>
+        </w:rPr>
+        <w:t>(2), 210–230.</w:t>
       </w:r>
     </w:p>
     <w:p>
@@ -10608,14 +11207,21 @@
         <w:rPr>
           <w:noProof/>
         </w:rPr>
-        <w:t xml:space="preserve">Nel, J. L., Roux, D. J., Driver, A., Hill, L., Maherry, A. C., Snaddon, K., Petersen, C. R., Smith-Adao, L. B., Van Deventer, H., &amp; Reyers, B. (2016). Knowledge co-production and boundary work to promote implementation of conservation plans: Conservation Planning for Implementation. </w:t>
-      </w:r>
-      <w:r>
-        <w:rPr>
-          <w:i/>
-          <w:noProof/>
-        </w:rPr>
-        <w:t>Conservation Biology: The Journal of the Society for Conservation Biology</w:t>
+        <w:t xml:space="preserve">Moon, K., Brewer, T. D., Januchowski-Hartley, S. R., Adams, V. M., &amp; Blackman, D. A. </w:t>
+      </w:r>
+      <w:r>
+        <w:rPr>
+          <w:noProof/>
+        </w:rPr>
+        <w:lastRenderedPageBreak/>
+        <w:t xml:space="preserve">(2016). A guideline to improve qualitative social science publishing in ecology and conservation journals. </w:t>
+      </w:r>
+      <w:r>
+        <w:rPr>
+          <w:i/>
+          <w:noProof/>
+        </w:rPr>
+        <w:t>Ecology and Society: A Journal of Integrative Science for Resilience and Sustainability</w:t>
       </w:r>
       <w:r>
         <w:rPr>
@@ -10628,13 +11234,13 @@
           <w:i/>
           <w:noProof/>
         </w:rPr>
-        <w:t>30</w:t>
-      </w:r>
-      <w:r>
-        <w:rPr>
-          <w:noProof/>
-        </w:rPr>
-        <w:t>(1), 176–188.</w:t>
+        <w:t>21</w:t>
+      </w:r>
+      <w:r>
+        <w:rPr>
+          <w:noProof/>
+        </w:rPr>
+        <w:t>(3). https://www.jstor.org/stable/26269983?seq=1</w:t>
       </w:r>
     </w:p>
     <w:p>
@@ -10656,14 +11262,14 @@
         <w:rPr>
           <w:noProof/>
         </w:rPr>
-        <w:t xml:space="preserve">Noble, M. M., &amp; Fulton, C. J. (2020). Pathways to impact for aquatic conservation science via multi-modal communication and stakeholder engagement. </w:t>
-      </w:r>
-      <w:r>
-        <w:rPr>
-          <w:i/>
-          <w:noProof/>
-        </w:rPr>
-        <w:t>Aquatic Conservation: Marine and Freshwater Ecosystems</w:t>
+        <w:t xml:space="preserve">Nel, J. L., Roux, D. J., Driver, A., Hill, L., Maherry, A. C., Snaddon, K., Petersen, C. R., Smith-Adao, L. B., Van Deventer, H., &amp; Reyers, B. (2016). Knowledge co-production and boundary work to promote implementation of conservation plans: Conservation Planning for Implementation. </w:t>
+      </w:r>
+      <w:r>
+        <w:rPr>
+          <w:i/>
+          <w:noProof/>
+        </w:rPr>
+        <w:t>Conservation Biology: The Journal of the Society for Conservation Biology</w:t>
       </w:r>
       <w:r>
         <w:rPr>
@@ -10682,7 +11288,7 @@
         <w:rPr>
           <w:noProof/>
         </w:rPr>
-        <w:t>(9), 1791–1797.</w:t>
+        <w:t>(1), 176–188.</w:t>
       </w:r>
     </w:p>
     <w:p>
@@ -10704,14 +11310,14 @@
         <w:rPr>
           <w:noProof/>
         </w:rPr>
-        <w:t xml:space="preserve">Norström, A. V., Cvitanovic, C., Löf, M. F., West, S., Wyborn, C., Balvanera, P., Bednarek, A. T., Bennett, E. M., Biggs, R., de Bremond, A., Campbell, B. M., Canadell, J. G., Carpenter, S. R., Folke, C., Fulton, E. A., Gaffney, O., Gelcich, S., Jouffray, J.-B., Leach, M., … Österblom, H. (2020). Principles for knowledge co-production in sustainability research. </w:t>
-      </w:r>
-      <w:r>
-        <w:rPr>
-          <w:i/>
-          <w:noProof/>
-        </w:rPr>
-        <w:t>Nature Sustainability</w:t>
+        <w:t xml:space="preserve">Noble, M. M., &amp; Fulton, C. J. (2020). Pathways to impact for aquatic conservation science via multi-modal communication and stakeholder engagement. </w:t>
+      </w:r>
+      <w:r>
+        <w:rPr>
+          <w:i/>
+          <w:noProof/>
+        </w:rPr>
+        <w:t>Aquatic Conservation: Marine and Freshwater Ecosystems</w:t>
       </w:r>
       <w:r>
         <w:rPr>
@@ -10724,13 +11330,13 @@
           <w:i/>
           <w:noProof/>
         </w:rPr>
-        <w:t>3</w:t>
-      </w:r>
-      <w:r>
-        <w:rPr>
-          <w:noProof/>
-        </w:rPr>
-        <w:t>(3), 182–190.</w:t>
+        <w:t>30</w:t>
+      </w:r>
+      <w:r>
+        <w:rPr>
+          <w:noProof/>
+        </w:rPr>
+        <w:t>(9), 1791–1797.</w:t>
       </w:r>
     </w:p>
     <w:p>
@@ -10752,20 +11358,33 @@
         <w:rPr>
           <w:noProof/>
         </w:rPr>
-        <w:t xml:space="preserve">Nuñez, M. A., &amp; Amano, T. (2021). Monolingual searches can limit and bias results in global literature reviews. </w:t>
-      </w:r>
-      <w:r>
-        <w:rPr>
-          <w:i/>
-          <w:noProof/>
-        </w:rPr>
-        <w:t>Nature Ecology &amp; Evolution</w:t>
-      </w:r>
-      <w:r>
-        <w:rPr>
-          <w:noProof/>
-        </w:rPr>
-        <w:t>. https://doi.org/10.1038/s41559-020-01369-w</w:t>
+        <w:t xml:space="preserve">Norström, A. V., Cvitanovic, C., Löf, M. F., West, S., Wyborn, C., Balvanera, P., Bednarek, A. T., Bennett, E. M., Biggs, R., de Bremond, A., Campbell, B. M., Canadell, J. G., Carpenter, S. R., Folke, C., Fulton, E. A., Gaffney, O., Gelcich, S., Jouffray, J.-B., Leach, M., … Österblom, H. (2020). Principles for knowledge co-production in sustainability research. </w:t>
+      </w:r>
+      <w:r>
+        <w:rPr>
+          <w:i/>
+          <w:noProof/>
+        </w:rPr>
+        <w:t>Nature Sustainability</w:t>
+      </w:r>
+      <w:r>
+        <w:rPr>
+          <w:noProof/>
+        </w:rPr>
+        <w:t xml:space="preserve">, </w:t>
+      </w:r>
+      <w:r>
+        <w:rPr>
+          <w:i/>
+          <w:noProof/>
+        </w:rPr>
+        <w:t>3</w:t>
+      </w:r>
+      <w:r>
+        <w:rPr>
+          <w:noProof/>
+        </w:rPr>
+        <w:t>(3), 182–190.</w:t>
       </w:r>
     </w:p>
     <w:p>
@@ -10787,20 +11406,20 @@
         <w:rPr>
           <w:noProof/>
         </w:rPr>
-        <w:t xml:space="preserve">Nutley, S. M., Walter, I., &amp; Davies, H. T. O. (2007). </w:t>
-      </w:r>
-      <w:r>
-        <w:rPr>
-          <w:i/>
-          <w:noProof/>
-        </w:rPr>
-        <w:t>Using evidence: How research can inform public services</w:t>
-      </w:r>
-      <w:r>
-        <w:rPr>
-          <w:noProof/>
-        </w:rPr>
-        <w:t xml:space="preserve"> (1st ed.). Policy Press.</w:t>
+        <w:t xml:space="preserve">Nuñez, M. A., &amp; Amano, T. (2021). Monolingual searches can limit and bias results in global literature reviews. </w:t>
+      </w:r>
+      <w:r>
+        <w:rPr>
+          <w:i/>
+          <w:noProof/>
+        </w:rPr>
+        <w:t>Nature Ecology &amp; Evolution</w:t>
+      </w:r>
+      <w:r>
+        <w:rPr>
+          <w:noProof/>
+        </w:rPr>
+        <w:t>. https://doi.org/10.1038/s41559-020-01369-w</w:t>
       </w:r>
     </w:p>
     <w:p>
@@ -10822,33 +11441,20 @@
         <w:rPr>
           <w:noProof/>
         </w:rPr>
-        <w:t xml:space="preserve">O’Brien, B. C., Harris, I. B., Beckman, T. J., Reed, D. A., &amp; Cook, D. A. (2014). Standards for reporting qualitative research: a synthesis of recommendations. </w:t>
-      </w:r>
-      <w:r>
-        <w:rPr>
-          <w:i/>
-          <w:noProof/>
-        </w:rPr>
-        <w:t>Academic Medicine: Journal of the Association of American Medical Colleges</w:t>
-      </w:r>
-      <w:r>
-        <w:rPr>
-          <w:noProof/>
-        </w:rPr>
-        <w:t xml:space="preserve">, </w:t>
-      </w:r>
-      <w:r>
-        <w:rPr>
-          <w:i/>
-          <w:noProof/>
-        </w:rPr>
-        <w:t>89</w:t>
-      </w:r>
-      <w:r>
-        <w:rPr>
-          <w:noProof/>
-        </w:rPr>
-        <w:t>(9), 1245–1251.</w:t>
+        <w:t xml:space="preserve">Nutley, S. M., Walter, I., &amp; Davies, H. T. O. (2007). </w:t>
+      </w:r>
+      <w:r>
+        <w:rPr>
+          <w:i/>
+          <w:noProof/>
+        </w:rPr>
+        <w:t>Using evidence: How research can inform public services</w:t>
+      </w:r>
+      <w:r>
+        <w:rPr>
+          <w:noProof/>
+        </w:rPr>
+        <w:t xml:space="preserve"> (1st ed.). Policy Press.</w:t>
       </w:r>
     </w:p>
     <w:p>
@@ -10870,14 +11476,14 @@
         <w:rPr>
           <w:noProof/>
         </w:rPr>
-        <w:t xml:space="preserve">Oliver, K., Hopkins, A., Boaz, A., Guillot-Wright, S., &amp; Cairney, P. (2022). What works to promote research-policy engagement? </w:t>
-      </w:r>
-      <w:r>
-        <w:rPr>
-          <w:i/>
-          <w:noProof/>
-        </w:rPr>
-        <w:t>Evidence &amp; Policy: A Journal of Research, Debate and Practice</w:t>
+        <w:t xml:space="preserve">O’Brien, B. C., Harris, I. B., Beckman, T. J., Reed, D. A., &amp; Cook, D. A. (2014). Standards for reporting qualitative research: a synthesis of recommendations. </w:t>
+      </w:r>
+      <w:r>
+        <w:rPr>
+          <w:i/>
+          <w:noProof/>
+        </w:rPr>
+        <w:t>Academic Medicine: Journal of the Association of American Medical Colleges</w:t>
       </w:r>
       <w:r>
         <w:rPr>
@@ -10890,13 +11496,13 @@
           <w:i/>
           <w:noProof/>
         </w:rPr>
-        <w:t>18</w:t>
-      </w:r>
-      <w:r>
-        <w:rPr>
-          <w:noProof/>
-        </w:rPr>
-        <w:t>(4), 691–713.</w:t>
+        <w:t>89</w:t>
+      </w:r>
+      <w:r>
+        <w:rPr>
+          <w:noProof/>
+        </w:rPr>
+        <w:t>(9), 1245–1251.</w:t>
       </w:r>
     </w:p>
     <w:p>
@@ -10918,27 +11524,33 @@
         <w:rPr>
           <w:noProof/>
         </w:rPr>
-        <w:t xml:space="preserve">Oliver, K., Malin, J., Akerlof, K. L., Day, E., Grant, S., McGill, E., Lorenc, T., Castellano Pleguzuel, V., Martin, P., Lam, J., Williamson, L., Mouthaan, M., Iqbal, S., Jaques, L., </w:t>
-      </w:r>
-      <w:r>
-        <w:rPr>
-          <w:noProof/>
-        </w:rPr>
-        <w:lastRenderedPageBreak/>
-        <w:t xml:space="preserve">Nyanchoka, M., Alejandre, J. C., Lane, L., Persson, E., Forde, H., … Falconer, J. (2026). What factors influence policy? An updated systematic map. </w:t>
-      </w:r>
-      <w:r>
-        <w:rPr>
-          <w:i/>
-          <w:noProof/>
-        </w:rPr>
-        <w:t>Humanities and Social Sciences Communications</w:t>
-      </w:r>
-      <w:r>
-        <w:rPr>
-          <w:noProof/>
-        </w:rPr>
-        <w:t>.</w:t>
+        <w:t xml:space="preserve">Oliver, K., Hopkins, A., Boaz, A., Guillot-Wright, S., &amp; Cairney, P. (2022). What works to promote research-policy engagement? </w:t>
+      </w:r>
+      <w:r>
+        <w:rPr>
+          <w:i/>
+          <w:noProof/>
+        </w:rPr>
+        <w:t>Evidence &amp; Policy: A Journal of Research, Debate and Practice</w:t>
+      </w:r>
+      <w:r>
+        <w:rPr>
+          <w:noProof/>
+        </w:rPr>
+        <w:t xml:space="preserve">, </w:t>
+      </w:r>
+      <w:r>
+        <w:rPr>
+          <w:i/>
+          <w:noProof/>
+        </w:rPr>
+        <w:t>18</w:t>
+      </w:r>
+      <w:r>
+        <w:rPr>
+          <w:noProof/>
+        </w:rPr>
+        <w:t>(4), 691–713.</w:t>
       </w:r>
     </w:p>
     <w:p>
@@ -10960,33 +11572,27 @@
         <w:rPr>
           <w:noProof/>
         </w:rPr>
-        <w:t xml:space="preserve">Ouzzani, M., Hammady, H., Fedorowicz, Z., &amp; Elmagarmid, A. (2016). Rayyan—a web and mobile app for systematic reviews. </w:t>
-      </w:r>
-      <w:r>
-        <w:rPr>
-          <w:i/>
-          <w:noProof/>
-        </w:rPr>
-        <w:t>Systematic Reviews</w:t>
-      </w:r>
-      <w:r>
-        <w:rPr>
-          <w:noProof/>
-        </w:rPr>
-        <w:t xml:space="preserve">, </w:t>
-      </w:r>
-      <w:r>
-        <w:rPr>
-          <w:i/>
-          <w:noProof/>
-        </w:rPr>
-        <w:t>5</w:t>
-      </w:r>
-      <w:r>
-        <w:rPr>
-          <w:noProof/>
-        </w:rPr>
-        <w:t>(1), 210.</w:t>
+        <w:t xml:space="preserve">Oliver, K., Malin, J., Akerlof, K. L., Day, E., Grant, S., McGill, E., Lorenc, T., Castellano Pleguzuel, V., Martin, P., Lam, J., Williamson, L., Mouthaan, M., Iqbal, S., Jaques, L., </w:t>
+      </w:r>
+      <w:r>
+        <w:rPr>
+          <w:noProof/>
+        </w:rPr>
+        <w:lastRenderedPageBreak/>
+        <w:t xml:space="preserve">Nyanchoka, M., Alejandre, J. C., Lane, L., Persson, E., Forde, H., … Falconer, J. (2026). What factors influence policy? An updated systematic map. </w:t>
+      </w:r>
+      <w:r>
+        <w:rPr>
+          <w:i/>
+          <w:noProof/>
+        </w:rPr>
+        <w:t>Humanities and Social Sciences Communications</w:t>
+      </w:r>
+      <w:r>
+        <w:rPr>
+          <w:noProof/>
+        </w:rPr>
+        <w:t>.</w:t>
       </w:r>
     </w:p>
     <w:p>
@@ -11008,14 +11614,14 @@
         <w:rPr>
           <w:noProof/>
         </w:rPr>
-        <w:t xml:space="preserve">Peters, C. B., Schwartz, M. W., &amp; Lubell, M. N. (2018). Identifying climate risk perceptions, information needs, and barriers to information exchange among public land managers. </w:t>
-      </w:r>
-      <w:r>
-        <w:rPr>
-          <w:i/>
-          <w:noProof/>
-        </w:rPr>
-        <w:t>The Science of the Total Environment</w:t>
+        <w:t xml:space="preserve">Ouzzani, M., Hammady, H., Fedorowicz, Z., &amp; Elmagarmid, A. (2016). Rayyan—a web and mobile app for systematic reviews. </w:t>
+      </w:r>
+      <w:r>
+        <w:rPr>
+          <w:i/>
+          <w:noProof/>
+        </w:rPr>
+        <w:t>Systematic Reviews</w:t>
       </w:r>
       <w:r>
         <w:rPr>
@@ -11028,13 +11634,13 @@
           <w:i/>
           <w:noProof/>
         </w:rPr>
-        <w:t>616–617</w:t>
-      </w:r>
-      <w:r>
-        <w:rPr>
-          <w:noProof/>
-        </w:rPr>
-        <w:t>, 245–254.</w:t>
+        <w:t>5</w:t>
+      </w:r>
+      <w:r>
+        <w:rPr>
+          <w:noProof/>
+        </w:rPr>
+        <w:t>(1), 210.</w:t>
       </w:r>
     </w:p>
     <w:p>
@@ -11056,14 +11662,14 @@
         <w:rPr>
           <w:noProof/>
         </w:rPr>
-        <w:t xml:space="preserve">Posner, S. M., &amp; Cvitanovic, C. (2019). Evaluating the impacts of boundary-spanning activities at the interface of environmental science and policy: A review of progress and future research needs. </w:t>
-      </w:r>
-      <w:r>
-        <w:rPr>
-          <w:i/>
-          <w:noProof/>
-        </w:rPr>
-        <w:t>Environmental Science &amp; Policy</w:t>
+        <w:t xml:space="preserve">Peters, C. B., Schwartz, M. W., &amp; Lubell, M. N. (2018). Identifying climate risk perceptions, information needs, and barriers to information exchange among public land managers. </w:t>
+      </w:r>
+      <w:r>
+        <w:rPr>
+          <w:i/>
+          <w:noProof/>
+        </w:rPr>
+        <w:t>The Science of the Total Environment</w:t>
       </w:r>
       <w:r>
         <w:rPr>
@@ -11076,13 +11682,13 @@
           <w:i/>
           <w:noProof/>
         </w:rPr>
-        <w:t>92</w:t>
-      </w:r>
-      <w:r>
-        <w:rPr>
-          <w:noProof/>
-        </w:rPr>
-        <w:t>, 141–151.</w:t>
+        <w:t>616–617</w:t>
+      </w:r>
+      <w:r>
+        <w:rPr>
+          <w:noProof/>
+        </w:rPr>
+        <w:t>, 245–254.</w:t>
       </w:r>
     </w:p>
     <w:p>
@@ -11104,14 +11710,14 @@
         <w:rPr>
           <w:noProof/>
         </w:rPr>
-        <w:t xml:space="preserve">Pullin, A. S., &amp; Knight, T. M. (2005). Assessing conservation management’s evidence base: A survey of management-plan compilers in the United Kingdom and Australia. </w:t>
-      </w:r>
-      <w:r>
-        <w:rPr>
-          <w:i/>
-          <w:noProof/>
-        </w:rPr>
-        <w:t>Conservation Biology</w:t>
+        <w:t xml:space="preserve">Posner, S. M., &amp; Cvitanovic, C. (2019). Evaluating the impacts of boundary-spanning activities at the interface of environmental science and policy: A review of progress and future research needs. </w:t>
+      </w:r>
+      <w:r>
+        <w:rPr>
+          <w:i/>
+          <w:noProof/>
+        </w:rPr>
+        <w:t>Environmental Science &amp; Policy</w:t>
       </w:r>
       <w:r>
         <w:rPr>
@@ -11124,13 +11730,13 @@
           <w:i/>
           <w:noProof/>
         </w:rPr>
-        <w:t>19</w:t>
-      </w:r>
-      <w:r>
-        <w:rPr>
-          <w:noProof/>
-        </w:rPr>
-        <w:t>(6), 1989–1996.</w:t>
+        <w:t>92</w:t>
+      </w:r>
+      <w:r>
+        <w:rPr>
+          <w:noProof/>
+        </w:rPr>
+        <w:t>, 141–151.</w:t>
       </w:r>
     </w:p>
     <w:p>
@@ -11152,14 +11758,14 @@
         <w:rPr>
           <w:noProof/>
         </w:rPr>
-        <w:t xml:space="preserve">Pullin, A. S., Knight, T. M., Stone, D. A., &amp; Charman, K. (2004). Do conservation managers use scientific evidence to support their decision-making? </w:t>
-      </w:r>
-      <w:r>
-        <w:rPr>
-          <w:i/>
-          <w:noProof/>
-        </w:rPr>
-        <w:t>Biological Conservation</w:t>
+        <w:t xml:space="preserve">Pullin, A. S., &amp; Knight, T. M. (2005). Assessing conservation management’s evidence base: A survey of management-plan compilers in the United Kingdom and Australia. </w:t>
+      </w:r>
+      <w:r>
+        <w:rPr>
+          <w:i/>
+          <w:noProof/>
+        </w:rPr>
+        <w:t>Conservation Biology</w:t>
       </w:r>
       <w:r>
         <w:rPr>
@@ -11172,13 +11778,13 @@
           <w:i/>
           <w:noProof/>
         </w:rPr>
-        <w:t>119</w:t>
-      </w:r>
-      <w:r>
-        <w:rPr>
-          <w:noProof/>
-        </w:rPr>
-        <w:t>(2), 245–252.</w:t>
+        <w:t>19</w:t>
+      </w:r>
+      <w:r>
+        <w:rPr>
+          <w:noProof/>
+        </w:rPr>
+        <w:t>(6), 1989–1996.</w:t>
       </w:r>
     </w:p>
     <w:p>
@@ -11200,14 +11806,14 @@
         <w:rPr>
           <w:noProof/>
         </w:rPr>
-        <w:t xml:space="preserve">Purgar, M., Klanjscek, T., &amp; Culina, A. (2022). Quantifying research waste in ecology. </w:t>
-      </w:r>
-      <w:r>
-        <w:rPr>
-          <w:i/>
-          <w:noProof/>
-        </w:rPr>
-        <w:t>Nature Ecology &amp; Evolution</w:t>
+        <w:t xml:space="preserve">Pullin, A. S., Knight, T. M., Stone, D. A., &amp; Charman, K. (2004). Do conservation managers use scientific evidence to support their decision-making? </w:t>
+      </w:r>
+      <w:r>
+        <w:rPr>
+          <w:i/>
+          <w:noProof/>
+        </w:rPr>
+        <w:t>Biological Conservation</w:t>
       </w:r>
       <w:r>
         <w:rPr>
@@ -11220,13 +11826,13 @@
           <w:i/>
           <w:noProof/>
         </w:rPr>
-        <w:t>6</w:t>
-      </w:r>
-      <w:r>
-        <w:rPr>
-          <w:noProof/>
-        </w:rPr>
-        <w:t>(9), 1390–1397.</w:t>
+        <w:t>119</w:t>
+      </w:r>
+      <w:r>
+        <w:rPr>
+          <w:noProof/>
+        </w:rPr>
+        <w:t>(2), 245–252.</w:t>
       </w:r>
     </w:p>
     <w:p>
@@ -11248,20 +11854,33 @@
         <w:rPr>
           <w:noProof/>
         </w:rPr>
-        <w:t xml:space="preserve">R Core Team. (2022). </w:t>
-      </w:r>
-      <w:r>
-        <w:rPr>
-          <w:i/>
-          <w:noProof/>
-        </w:rPr>
-        <w:t>R: A Language and Environment for Statistical Computing</w:t>
-      </w:r>
-      <w:r>
-        <w:rPr>
-          <w:noProof/>
-        </w:rPr>
-        <w:t>. R Foundation for Statistical Computing. https://www.R-project.org/</w:t>
+        <w:t xml:space="preserve">Purgar, M., Klanjscek, T., &amp; Culina, A. (2022). Quantifying research waste in ecology. </w:t>
+      </w:r>
+      <w:r>
+        <w:rPr>
+          <w:i/>
+          <w:noProof/>
+        </w:rPr>
+        <w:t>Nature Ecology &amp; Evolution</w:t>
+      </w:r>
+      <w:r>
+        <w:rPr>
+          <w:noProof/>
+        </w:rPr>
+        <w:t xml:space="preserve">, </w:t>
+      </w:r>
+      <w:r>
+        <w:rPr>
+          <w:i/>
+          <w:noProof/>
+        </w:rPr>
+        <w:t>6</w:t>
+      </w:r>
+      <w:r>
+        <w:rPr>
+          <w:noProof/>
+        </w:rPr>
+        <w:t>(9), 1390–1397.</w:t>
       </w:r>
     </w:p>
     <w:p>
@@ -11283,33 +11902,20 @@
         <w:rPr>
           <w:noProof/>
         </w:rPr>
-        <w:t xml:space="preserve">Rasmussen, L. V., Kirchhoff, C. J., &amp; Lemos, M. C. (2017). Adaptation by stealth: climate information use in the Great Lakes region across scales. </w:t>
-      </w:r>
-      <w:r>
-        <w:rPr>
-          <w:i/>
-          <w:noProof/>
-        </w:rPr>
-        <w:t>Climatic Change</w:t>
-      </w:r>
-      <w:r>
-        <w:rPr>
-          <w:noProof/>
-        </w:rPr>
-        <w:t xml:space="preserve">, </w:t>
-      </w:r>
-      <w:r>
-        <w:rPr>
-          <w:i/>
-          <w:noProof/>
-        </w:rPr>
-        <w:t>140</w:t>
-      </w:r>
-      <w:r>
-        <w:rPr>
-          <w:noProof/>
-        </w:rPr>
-        <w:t>(3–4), 451–465.</w:t>
+        <w:t xml:space="preserve">R Core Team. (2022). </w:t>
+      </w:r>
+      <w:r>
+        <w:rPr>
+          <w:i/>
+          <w:noProof/>
+        </w:rPr>
+        <w:t>R: A Language and Environment for Statistical Computing</w:t>
+      </w:r>
+      <w:r>
+        <w:rPr>
+          <w:noProof/>
+        </w:rPr>
+        <w:t>. R Foundation for Statistical Computing. https://www.R-project.org/</w:t>
       </w:r>
     </w:p>
     <w:p>
@@ -11331,14 +11937,14 @@
         <w:rPr>
           <w:noProof/>
         </w:rPr>
-        <w:t xml:space="preserve">Rose, D. C., Mukherjee, N., Simmons, B. I., Tew, E. R., Robertson, R. J., Vadrot, A. B. M., Doubleday, R., &amp; Sutherland, W. J. (2020). Policy windows for the environment: Tips for improving the uptake of scientific knowledge. </w:t>
-      </w:r>
-      <w:r>
-        <w:rPr>
-          <w:i/>
-          <w:noProof/>
-        </w:rPr>
-        <w:t>Environmental Science &amp; Policy</w:t>
+        <w:t xml:space="preserve">Rasmussen, L. V., Kirchhoff, C. J., &amp; Lemos, M. C. (2017). Adaptation by stealth: climate information use in the Great Lakes region across scales. </w:t>
+      </w:r>
+      <w:r>
+        <w:rPr>
+          <w:i/>
+          <w:noProof/>
+        </w:rPr>
+        <w:t>Climatic Change</w:t>
       </w:r>
       <w:r>
         <w:rPr>
@@ -11351,13 +11957,13 @@
           <w:i/>
           <w:noProof/>
         </w:rPr>
-        <w:t>113</w:t>
-      </w:r>
-      <w:r>
-        <w:rPr>
-          <w:noProof/>
-        </w:rPr>
-        <w:t>, 47–54.</w:t>
+        <w:t>140</w:t>
+      </w:r>
+      <w:r>
+        <w:rPr>
+          <w:noProof/>
+        </w:rPr>
+        <w:t>(3–4), 451–465.</w:t>
       </w:r>
     </w:p>
     <w:p>
@@ -11379,21 +11985,14 @@
         <w:rPr>
           <w:noProof/>
         </w:rPr>
-        <w:t xml:space="preserve">Rose, D. C., Sutherland, W. J., Amano, T., González-Varo, J. P., Robertson, R. J., </w:t>
-      </w:r>
-      <w:r>
-        <w:rPr>
-          <w:noProof/>
-        </w:rPr>
-        <w:lastRenderedPageBreak/>
-        <w:t xml:space="preserve">Simmons, B. I., Wauchope, H. S., Kovacs, E., Durán, A. P., Vadrot, A. B. M., Wu, W., Dias, M. P., Di Fonzo, M. M. I., Ivory, S., Norris, L., Nunes, M. H., Nyumba, T. O., Steiner, N., Vickery, J., &amp; Mukherjee, N. (2018). The major barriers to evidence-informed conservation policy and possible solutions. </w:t>
-      </w:r>
-      <w:r>
-        <w:rPr>
-          <w:i/>
-          <w:noProof/>
-        </w:rPr>
-        <w:t>Conservation Letters</w:t>
+        <w:t xml:space="preserve">Rose, D. C., Mukherjee, N., Simmons, B. I., Tew, E. R., Robertson, R. J., Vadrot, A. B. M., Doubleday, R., &amp; Sutherland, W. J. (2020). Policy windows for the environment: Tips for improving the uptake of scientific knowledge. </w:t>
+      </w:r>
+      <w:r>
+        <w:rPr>
+          <w:i/>
+          <w:noProof/>
+        </w:rPr>
+        <w:t>Environmental Science &amp; Policy</w:t>
       </w:r>
       <w:r>
         <w:rPr>
@@ -11406,13 +12005,13 @@
           <w:i/>
           <w:noProof/>
         </w:rPr>
-        <w:t>11</w:t>
-      </w:r>
-      <w:r>
-        <w:rPr>
-          <w:noProof/>
-        </w:rPr>
-        <w:t>(5), e12564.</w:t>
+        <w:t>113</w:t>
+      </w:r>
+      <w:r>
+        <w:rPr>
+          <w:noProof/>
+        </w:rPr>
+        <w:t>, 47–54.</w:t>
       </w:r>
     </w:p>
     <w:p>
@@ -11434,14 +12033,21 @@
         <w:rPr>
           <w:noProof/>
         </w:rPr>
-        <w:t xml:space="preserve">Rosemartin, A., Crimmins, T. M., Gerst, K. L., Posthumus, E. E., Ramirez, A. R., Wallace, C. S. A., &amp; Morelli, T. L. (2023). Lessons learned in knowledge co-production for climate-smart decision-making. </w:t>
-      </w:r>
-      <w:r>
-        <w:rPr>
-          <w:i/>
-          <w:noProof/>
-        </w:rPr>
-        <w:t>Environmental Science &amp; Policy</w:t>
+        <w:t xml:space="preserve">Rose, D. C., Sutherland, W. J., Amano, T., González-Varo, J. P., Robertson, R. J., </w:t>
+      </w:r>
+      <w:r>
+        <w:rPr>
+          <w:noProof/>
+        </w:rPr>
+        <w:lastRenderedPageBreak/>
+        <w:t xml:space="preserve">Simmons, B. I., Wauchope, H. S., Kovacs, E., Durán, A. P., Vadrot, A. B. M., Wu, W., Dias, M. P., Di Fonzo, M. M. I., Ivory, S., Norris, L., Nunes, M. H., Nyumba, T. O., Steiner, N., Vickery, J., &amp; Mukherjee, N. (2018). The major barriers to evidence-informed conservation policy and possible solutions. </w:t>
+      </w:r>
+      <w:r>
+        <w:rPr>
+          <w:i/>
+          <w:noProof/>
+        </w:rPr>
+        <w:t>Conservation Letters</w:t>
       </w:r>
       <w:r>
         <w:rPr>
@@ -11454,13 +12060,13 @@
           <w:i/>
           <w:noProof/>
         </w:rPr>
-        <w:t>141</w:t>
-      </w:r>
-      <w:r>
-        <w:rPr>
-          <w:noProof/>
-        </w:rPr>
-        <w:t>, 178–187.</w:t>
+        <w:t>11</w:t>
+      </w:r>
+      <w:r>
+        <w:rPr>
+          <w:noProof/>
+        </w:rPr>
+        <w:t>(5), e12564.</w:t>
       </w:r>
     </w:p>
     <w:p>
@@ -11482,14 +12088,14 @@
         <w:rPr>
           <w:noProof/>
         </w:rPr>
-        <w:t xml:space="preserve">Salafsky, N., Boshoven, J., Burivalova, Z., Dubois, N. S., Gomez, A., Johnson, A., Lee, A., Margoluis, R., Morrison, J., Muir, M., Pratt, S. C., Pullin, A. S., Salzer, D., Stewart, A., Sutherland, W. J., &amp; Wordley, C. F. R. (2019). Defining and using evidence in conservation practice. </w:t>
-      </w:r>
-      <w:r>
-        <w:rPr>
-          <w:i/>
-          <w:noProof/>
-        </w:rPr>
-        <w:t>Conservation Science and Practice</w:t>
+        <w:t xml:space="preserve">Rosemartin, A., Crimmins, T. M., Gerst, K. L., Posthumus, E. E., Ramirez, A. R., Wallace, C. S. A., &amp; Morelli, T. L. (2023). Lessons learned in knowledge co-production for climate-smart decision-making. </w:t>
+      </w:r>
+      <w:r>
+        <w:rPr>
+          <w:i/>
+          <w:noProof/>
+        </w:rPr>
+        <w:t>Environmental Science &amp; Policy</w:t>
       </w:r>
       <w:r>
         <w:rPr>
@@ -11502,13 +12108,13 @@
           <w:i/>
           <w:noProof/>
         </w:rPr>
-        <w:t>1</w:t>
-      </w:r>
-      <w:r>
-        <w:rPr>
-          <w:noProof/>
-        </w:rPr>
-        <w:t>(5), e27.</w:t>
+        <w:t>141</w:t>
+      </w:r>
+      <w:r>
+        <w:rPr>
+          <w:noProof/>
+        </w:rPr>
+        <w:t>, 178–187.</w:t>
       </w:r>
     </w:p>
     <w:p>
@@ -11530,14 +12136,14 @@
         <w:rPr>
           <w:noProof/>
         </w:rPr>
-        <w:t xml:space="preserve">Shanley, P., &amp; López, C. (2009). Out of the loop: Why research rarely reaches policy makers and the public and what can be done: Biological research beyond academy. </w:t>
-      </w:r>
-      <w:r>
-        <w:rPr>
-          <w:i/>
-          <w:noProof/>
-        </w:rPr>
-        <w:t>Biotropica</w:t>
+        <w:t xml:space="preserve">Salafsky, N., Boshoven, J., Burivalova, Z., Dubois, N. S., Gomez, A., Johnson, A., Lee, A., Margoluis, R., Morrison, J., Muir, M., Pratt, S. C., Pullin, A. S., Salzer, D., Stewart, A., Sutherland, W. J., &amp; Wordley, C. F. R. (2019). Defining and using evidence in conservation practice. </w:t>
+      </w:r>
+      <w:r>
+        <w:rPr>
+          <w:i/>
+          <w:noProof/>
+        </w:rPr>
+        <w:t>Conservation Science and Practice</w:t>
       </w:r>
       <w:r>
         <w:rPr>
@@ -11550,13 +12156,13 @@
           <w:i/>
           <w:noProof/>
         </w:rPr>
-        <w:t>41</w:t>
-      </w:r>
-      <w:r>
-        <w:rPr>
-          <w:noProof/>
-        </w:rPr>
-        <w:t>(5), 535–544.</w:t>
+        <w:t>1</w:t>
+      </w:r>
+      <w:r>
+        <w:rPr>
+          <w:noProof/>
+        </w:rPr>
+        <w:t>(5), e27.</w:t>
       </w:r>
     </w:p>
     <w:p>
@@ -11578,20 +12184,33 @@
         <w:rPr>
           <w:noProof/>
         </w:rPr>
-        <w:t xml:space="preserve">Smith, T., Gibbs, K., Westwood, A., Taylor, S., &amp; Walsh, K. (2017). </w:t>
-      </w:r>
-      <w:r>
-        <w:rPr>
-          <w:i/>
-          <w:noProof/>
-        </w:rPr>
-        <w:t>Oversight at risk: The state of government science in British Columbia, an assessment of research capacity, communication and independence in British Columbia provincial ministries and departments</w:t>
-      </w:r>
-      <w:r>
-        <w:rPr>
-          <w:noProof/>
-        </w:rPr>
-        <w:t>. Evidence for Democray.</w:t>
+        <w:t xml:space="preserve">Shanley, P., &amp; López, C. (2009). Out of the loop: Why research rarely reaches policy makers and the public and what can be done: Biological research beyond academy. </w:t>
+      </w:r>
+      <w:r>
+        <w:rPr>
+          <w:i/>
+          <w:noProof/>
+        </w:rPr>
+        <w:t>Biotropica</w:t>
+      </w:r>
+      <w:r>
+        <w:rPr>
+          <w:noProof/>
+        </w:rPr>
+        <w:t xml:space="preserve">, </w:t>
+      </w:r>
+      <w:r>
+        <w:rPr>
+          <w:i/>
+          <w:noProof/>
+        </w:rPr>
+        <w:t>41</w:t>
+      </w:r>
+      <w:r>
+        <w:rPr>
+          <w:noProof/>
+        </w:rPr>
+        <w:t>(5), 535–544.</w:t>
       </w:r>
     </w:p>
     <w:p>
@@ -11613,20 +12232,20 @@
         <w:rPr>
           <w:noProof/>
         </w:rPr>
-        <w:t xml:space="preserve">South, A., Michael, S., &amp; Massicotte, P. (2024). </w:t>
-      </w:r>
-      <w:r>
-        <w:rPr>
-          <w:i/>
-          <w:noProof/>
-        </w:rPr>
-        <w:t>rnaturalearthdata: World Vector Map Data from Natural Earth Used in `rnaturalearth’</w:t>
-      </w:r>
-      <w:r>
-        <w:rPr>
-          <w:noProof/>
-        </w:rPr>
-        <w:t>. https://doi.org/10.32614/CRAN.package.rnaturalearthdata</w:t>
+        <w:t xml:space="preserve">Smith, T., Gibbs, K., Westwood, A., Taylor, S., &amp; Walsh, K. (2017). </w:t>
+      </w:r>
+      <w:r>
+        <w:rPr>
+          <w:i/>
+          <w:noProof/>
+        </w:rPr>
+        <w:t>Oversight at risk: The state of government science in British Columbia, an assessment of research capacity, communication and independence in British Columbia provincial ministries and departments</w:t>
+      </w:r>
+      <w:r>
+        <w:rPr>
+          <w:noProof/>
+        </w:rPr>
+        <w:t>. Evidence for Democray.</w:t>
       </w:r>
     </w:p>
     <w:p>
@@ -11648,20 +12267,20 @@
         <w:rPr>
           <w:noProof/>
         </w:rPr>
-        <w:t xml:space="preserve">Stanhope, J., &amp; Weinstein, P. (2022). Critical appraisal in ecology: What tools are available, and what is being used in systematic reviews? </w:t>
-      </w:r>
-      <w:r>
-        <w:rPr>
-          <w:i/>
-          <w:noProof/>
-        </w:rPr>
-        <w:t>Research Synthesis Methods</w:t>
-      </w:r>
-      <w:r>
-        <w:rPr>
-          <w:noProof/>
-        </w:rPr>
-        <w:t>. https://doi.org/10.1002/jrsm.1609</w:t>
+        <w:t xml:space="preserve">South, A., Michael, S., &amp; Massicotte, P. (2024). </w:t>
+      </w:r>
+      <w:r>
+        <w:rPr>
+          <w:i/>
+          <w:noProof/>
+        </w:rPr>
+        <w:t>rnaturalearthdata: World Vector Map Data from Natural Earth Used in `rnaturalearth’</w:t>
+      </w:r>
+      <w:r>
+        <w:rPr>
+          <w:noProof/>
+        </w:rPr>
+        <w:t>. https://doi.org/10.32614/CRAN.package.rnaturalearthdata</w:t>
       </w:r>
     </w:p>
     <w:p>
@@ -11683,33 +12302,20 @@
         <w:rPr>
           <w:noProof/>
         </w:rPr>
-        <w:t xml:space="preserve">Sunderland, T., Sunderland-Groves, J., Shanley, P., &amp; Campbell, B. (2009). Bridging the gap: How can information access and exchange between conservation biologists and field practitioners be improved for better conservation outcomes?: Bridging the gap. </w:t>
-      </w:r>
-      <w:r>
-        <w:rPr>
-          <w:i/>
-          <w:noProof/>
-        </w:rPr>
-        <w:t>Biotropica</w:t>
-      </w:r>
-      <w:r>
-        <w:rPr>
-          <w:noProof/>
-        </w:rPr>
-        <w:t xml:space="preserve">, </w:t>
-      </w:r>
-      <w:r>
-        <w:rPr>
-          <w:i/>
-          <w:noProof/>
-        </w:rPr>
-        <w:t>41</w:t>
-      </w:r>
-      <w:r>
-        <w:rPr>
-          <w:noProof/>
-        </w:rPr>
-        <w:t>(5), 549–554.</w:t>
+        <w:t xml:space="preserve">Stanhope, J., &amp; Weinstein, P. (2022). Critical appraisal in ecology: What tools are available, and what is being used in systematic reviews? </w:t>
+      </w:r>
+      <w:r>
+        <w:rPr>
+          <w:i/>
+          <w:noProof/>
+        </w:rPr>
+        <w:t>Research Synthesis Methods</w:t>
+      </w:r>
+      <w:r>
+        <w:rPr>
+          <w:noProof/>
+        </w:rPr>
+        <w:t>. https://doi.org/10.1002/jrsm.1609</w:t>
       </w:r>
     </w:p>
     <w:p>
@@ -11731,15 +12337,14 @@
         <w:rPr>
           <w:noProof/>
         </w:rPr>
-        <w:lastRenderedPageBreak/>
-        <w:t xml:space="preserve">Suskevics, M., Raadom, T., Vanem, B., Kana, S., Roasto, R., Runnel, V., &amp; Kulvik, M. (2021). Challenges and opportunities of engaging biodiversity-related citizen science data in environmental decision-making: Practitioners’ perceptions and a database analysis from Estonia. </w:t>
-      </w:r>
-      <w:r>
-        <w:rPr>
-          <w:i/>
-          <w:noProof/>
-        </w:rPr>
-        <w:t>Journal for Nature Conservation</w:t>
+        <w:t xml:space="preserve">Sunderland, T., Sunderland-Groves, J., Shanley, P., &amp; Campbell, B. (2009). Bridging the gap: How can information access and exchange between conservation biologists and field practitioners be improved for better conservation outcomes?: Bridging the gap. </w:t>
+      </w:r>
+      <w:r>
+        <w:rPr>
+          <w:i/>
+          <w:noProof/>
+        </w:rPr>
+        <w:t>Biotropica</w:t>
       </w:r>
       <w:r>
         <w:rPr>
@@ -11752,13 +12357,13 @@
           <w:i/>
           <w:noProof/>
         </w:rPr>
-        <w:t>64</w:t>
-      </w:r>
-      <w:r>
-        <w:rPr>
-          <w:noProof/>
-        </w:rPr>
-        <w:t>. https://doi.org/10.1016/j.jnc.2021.126068</w:t>
+        <w:t>41</w:t>
+      </w:r>
+      <w:r>
+        <w:rPr>
+          <w:noProof/>
+        </w:rPr>
+        <w:t>(5), 549–554.</w:t>
       </w:r>
     </w:p>
     <w:p>
@@ -11780,20 +12385,34 @@
         <w:rPr>
           <w:noProof/>
         </w:rPr>
-        <w:t xml:space="preserve">Suthaharan, S. (2016). Support vector machine. In </w:t>
-      </w:r>
-      <w:r>
-        <w:rPr>
-          <w:i/>
-          <w:noProof/>
-        </w:rPr>
-        <w:t>Integrated Series in Information Systems</w:t>
-      </w:r>
-      <w:r>
-        <w:rPr>
-          <w:noProof/>
-        </w:rPr>
-        <w:t xml:space="preserve"> (pp. 207–235). Springer US.</w:t>
+        <w:lastRenderedPageBreak/>
+        <w:t xml:space="preserve">Suskevics, M., Raadom, T., Vanem, B., Kana, S., Roasto, R., Runnel, V., &amp; Kulvik, M. (2021). Challenges and opportunities of engaging biodiversity-related citizen science data in environmental decision-making: Practitioners’ perceptions and a database analysis from Estonia. </w:t>
+      </w:r>
+      <w:r>
+        <w:rPr>
+          <w:i/>
+          <w:noProof/>
+        </w:rPr>
+        <w:t>Journal for Nature Conservation</w:t>
+      </w:r>
+      <w:r>
+        <w:rPr>
+          <w:noProof/>
+        </w:rPr>
+        <w:t xml:space="preserve">, </w:t>
+      </w:r>
+      <w:r>
+        <w:rPr>
+          <w:i/>
+          <w:noProof/>
+        </w:rPr>
+        <w:t>64</w:t>
+      </w:r>
+      <w:r>
+        <w:rPr>
+          <w:noProof/>
+        </w:rPr>
+        <w:t>. https://doi.org/10.1016/j.jnc.2021.126068</w:t>
       </w:r>
     </w:p>
     <w:p>
@@ -11815,20 +12434,20 @@
         <w:rPr>
           <w:noProof/>
         </w:rPr>
-        <w:t xml:space="preserve">Sutherland, W. J. (2022). </w:t>
-      </w:r>
-      <w:r>
-        <w:rPr>
-          <w:i/>
-          <w:noProof/>
-        </w:rPr>
-        <w:t>Transforming conservation</w:t>
-      </w:r>
-      <w:r>
-        <w:rPr>
-          <w:noProof/>
-        </w:rPr>
-        <w:t>. Open Book.</w:t>
+        <w:t xml:space="preserve">Suthaharan, S. (2016). Support vector machine. In </w:t>
+      </w:r>
+      <w:r>
+        <w:rPr>
+          <w:i/>
+          <w:noProof/>
+        </w:rPr>
+        <w:t>Integrated Series in Information Systems</w:t>
+      </w:r>
+      <w:r>
+        <w:rPr>
+          <w:noProof/>
+        </w:rPr>
+        <w:t xml:space="preserve"> (pp. 207–235). Springer US.</w:t>
       </w:r>
     </w:p>
     <w:p>
@@ -11850,33 +12469,20 @@
         <w:rPr>
           <w:noProof/>
         </w:rPr>
-        <w:t xml:space="preserve">Sutherland, W. J., Pullin, A. S., Dolman, P. M., &amp; Knight, T. M. (2004). The need for evidence-based conservation. </w:t>
-      </w:r>
-      <w:r>
-        <w:rPr>
-          <w:i/>
-          <w:noProof/>
-        </w:rPr>
-        <w:t>Trends in Ecology &amp; Evolution</w:t>
-      </w:r>
-      <w:r>
-        <w:rPr>
-          <w:noProof/>
-        </w:rPr>
-        <w:t xml:space="preserve">, </w:t>
-      </w:r>
-      <w:r>
-        <w:rPr>
-          <w:i/>
-          <w:noProof/>
-        </w:rPr>
-        <w:t>19</w:t>
-      </w:r>
-      <w:r>
-        <w:rPr>
-          <w:noProof/>
-        </w:rPr>
-        <w:t>(6), 305–308.</w:t>
+        <w:t xml:space="preserve">Sutherland, W. J. (2022). </w:t>
+      </w:r>
+      <w:r>
+        <w:rPr>
+          <w:i/>
+          <w:noProof/>
+        </w:rPr>
+        <w:t>Transforming conservation</w:t>
+      </w:r>
+      <w:r>
+        <w:rPr>
+          <w:noProof/>
+        </w:rPr>
+        <w:t>. Open Book.</w:t>
       </w:r>
     </w:p>
     <w:p>
@@ -11898,14 +12504,14 @@
         <w:rPr>
           <w:noProof/>
         </w:rPr>
-        <w:t xml:space="preserve">Sutherland, W. J., Shackelford, G., &amp; Rose, D. C. (2017). Collaborating with communities: co-production or co-assessment? </w:t>
-      </w:r>
-      <w:r>
-        <w:rPr>
-          <w:i/>
-          <w:noProof/>
-        </w:rPr>
-        <w:t>Oryx: The Journal of the Fauna Preservation Society</w:t>
+        <w:t xml:space="preserve">Sutherland, W. J., Pullin, A. S., Dolman, P. M., &amp; Knight, T. M. (2004). The need for evidence-based conservation. </w:t>
+      </w:r>
+      <w:r>
+        <w:rPr>
+          <w:i/>
+          <w:noProof/>
+        </w:rPr>
+        <w:t>Trends in Ecology &amp; Evolution</w:t>
       </w:r>
       <w:r>
         <w:rPr>
@@ -11918,13 +12524,13 @@
           <w:i/>
           <w:noProof/>
         </w:rPr>
-        <w:t>51</w:t>
-      </w:r>
-      <w:r>
-        <w:rPr>
-          <w:noProof/>
-        </w:rPr>
-        <w:t>(4), 569–570.</w:t>
+        <w:t>19</w:t>
+      </w:r>
+      <w:r>
+        <w:rPr>
+          <w:noProof/>
+        </w:rPr>
+        <w:t>(6), 305–308.</w:t>
       </w:r>
     </w:p>
     <w:p>
@@ -11946,14 +12552,14 @@
         <w:rPr>
           <w:noProof/>
         </w:rPr>
-        <w:t xml:space="preserve">Sutherland, W. J., Taylor, N. G., MacFarlane, D., Amano, T., Christie, A. P., Dicks, L. V., Lemasson, A. J., Littlewood, N. A., Martin, P. A., Ockendon, N., Petrovan, S. O., Robertson, R. J., Rocha, R., Shackelford, G. E., Smith, R. K., Tyler, E. H. M., &amp; Wordley, C. F. R. (2019). Building a tool to overcome barriers in research-implementation spaces: The Conservation Evidence database. </w:t>
-      </w:r>
-      <w:r>
-        <w:rPr>
-          <w:i/>
-          <w:noProof/>
-        </w:rPr>
-        <w:t>Biologicals: Journal of the International Association of Biological Standardization</w:t>
+        <w:t xml:space="preserve">Sutherland, W. J., Shackelford, G., &amp; Rose, D. C. (2017). Collaborating with communities: co-production or co-assessment? </w:t>
+      </w:r>
+      <w:r>
+        <w:rPr>
+          <w:i/>
+          <w:noProof/>
+        </w:rPr>
+        <w:t>Oryx: The Journal of the Fauna Preservation Society</w:t>
       </w:r>
       <w:r>
         <w:rPr>
@@ -11966,13 +12572,13 @@
           <w:i/>
           <w:noProof/>
         </w:rPr>
-        <w:t>238</w:t>
-      </w:r>
-      <w:r>
-        <w:rPr>
-          <w:noProof/>
-        </w:rPr>
-        <w:t>, 108199.</w:t>
+        <w:t>51</w:t>
+      </w:r>
+      <w:r>
+        <w:rPr>
+          <w:noProof/>
+        </w:rPr>
+        <w:t>(4), 569–570.</w:t>
       </w:r>
     </w:p>
     <w:p>
@@ -11994,14 +12600,14 @@
         <w:rPr>
           <w:noProof/>
         </w:rPr>
-        <w:t xml:space="preserve">Taft, H. R., McCoskey, D. N., Miller, J. M., Pearson, S. K., Coleman, M. A., Fletcher, N. K., Mittan, C. S., Meek, M. H., &amp; Barbosa, S. (2020). Research–management partnerships: An opportunity to integrate genetics in conservation actions. </w:t>
-      </w:r>
-      <w:r>
-        <w:rPr>
-          <w:i/>
-          <w:noProof/>
-        </w:rPr>
-        <w:t>Conservation Science and Practice</w:t>
+        <w:t xml:space="preserve">Sutherland, W. J., Taylor, N. G., MacFarlane, D., Amano, T., Christie, A. P., Dicks, L. V., Lemasson, A. J., Littlewood, N. A., Martin, P. A., Ockendon, N., Petrovan, S. O., Robertson, R. J., Rocha, R., Shackelford, G. E., Smith, R. K., Tyler, E. H. M., &amp; Wordley, C. F. R. (2019). Building a tool to overcome barriers in research-implementation spaces: The Conservation Evidence database. </w:t>
+      </w:r>
+      <w:r>
+        <w:rPr>
+          <w:i/>
+          <w:noProof/>
+        </w:rPr>
+        <w:t>Biologicals: Journal of the International Association of Biological Standardization</w:t>
       </w:r>
       <w:r>
         <w:rPr>
@@ -12014,13 +12620,13 @@
           <w:i/>
           <w:noProof/>
         </w:rPr>
-        <w:t>2</w:t>
-      </w:r>
-      <w:r>
-        <w:rPr>
-          <w:noProof/>
-        </w:rPr>
-        <w:t>(9), e218.</w:t>
+        <w:t>238</w:t>
+      </w:r>
+      <w:r>
+        <w:rPr>
+          <w:noProof/>
+        </w:rPr>
+        <w:t>, 108199.</w:t>
       </w:r>
     </w:p>
     <w:p>
@@ -12042,27 +12648,14 @@
         <w:rPr>
           <w:noProof/>
         </w:rPr>
-        <w:t>Taylor, N. G., Morgan, W. H., Sutherland, W. J., &amp; Christie, A. P. (2026). On the evidence for evidence</w:t>
-      </w:r>
-      <w:r>
-        <w:rPr>
-          <w:rFonts w:ascii="Cambria Math" w:hAnsi="Cambria Math" w:cs="Cambria Math"/>
-          <w:noProof/>
-        </w:rPr>
-        <w:t>‐</w:t>
-      </w:r>
-      <w:r>
-        <w:rPr>
-          <w:noProof/>
-        </w:rPr>
-        <w:t xml:space="preserve">based conservation. </w:t>
-      </w:r>
-      <w:r>
-        <w:rPr>
-          <w:i/>
-          <w:noProof/>
-        </w:rPr>
-        <w:t>Ecological Solutions and Evidence</w:t>
+        <w:t xml:space="preserve">Taft, H. R., McCoskey, D. N., Miller, J. M., Pearson, S. K., Coleman, M. A., Fletcher, N. K., Mittan, C. S., Meek, M. H., &amp; Barbosa, S. (2020). Research–management partnerships: An opportunity to integrate genetics in conservation actions. </w:t>
+      </w:r>
+      <w:r>
+        <w:rPr>
+          <w:i/>
+          <w:noProof/>
+        </w:rPr>
+        <w:t>Conservation Science and Practice</w:t>
       </w:r>
       <w:r>
         <w:rPr>
@@ -12075,13 +12668,13 @@
           <w:i/>
           <w:noProof/>
         </w:rPr>
-        <w:t>7</w:t>
-      </w:r>
-      <w:r>
-        <w:rPr>
-          <w:noProof/>
-        </w:rPr>
-        <w:t>(2), e70255.</w:t>
+        <w:t>2</w:t>
+      </w:r>
+      <w:r>
+        <w:rPr>
+          <w:noProof/>
+        </w:rPr>
+        <w:t>(9), e218.</w:t>
       </w:r>
     </w:p>
     <w:p>
@@ -12103,14 +12696,27 @@
         <w:rPr>
           <w:noProof/>
         </w:rPr>
-        <w:t xml:space="preserve">Tengö, M., Hill, R., Malmer, P., Raymond, C. M., Spierenburg, M., Danielsen, F., Elmqvist, T., &amp; Folke, C. (2017). Weaving knowledge systems in IPBES, CBD and beyond—lessons learned for sustainability. </w:t>
-      </w:r>
-      <w:r>
-        <w:rPr>
-          <w:i/>
-          <w:noProof/>
-        </w:rPr>
-        <w:t>Current Opinion in Environmental Sustainability</w:t>
+        <w:t>Taylor, N. G., Morgan, W. H., Sutherland, W. J., &amp; Christie, A. P. (2026). On the evidence for evidence</w:t>
+      </w:r>
+      <w:r>
+        <w:rPr>
+          <w:rFonts w:ascii="Cambria Math" w:hAnsi="Cambria Math" w:cs="Cambria Math"/>
+          <w:noProof/>
+        </w:rPr>
+        <w:t>‐</w:t>
+      </w:r>
+      <w:r>
+        <w:rPr>
+          <w:noProof/>
+        </w:rPr>
+        <w:t xml:space="preserve">based conservation. </w:t>
+      </w:r>
+      <w:r>
+        <w:rPr>
+          <w:i/>
+          <w:noProof/>
+        </w:rPr>
+        <w:t>Ecological Solutions and Evidence</w:t>
       </w:r>
       <w:r>
         <w:rPr>
@@ -12123,13 +12729,13 @@
           <w:i/>
           <w:noProof/>
         </w:rPr>
-        <w:t>26–27</w:t>
-      </w:r>
-      <w:r>
-        <w:rPr>
-          <w:noProof/>
-        </w:rPr>
-        <w:t>, 17–25.</w:t>
+        <w:t>7</w:t>
+      </w:r>
+      <w:r>
+        <w:rPr>
+          <w:noProof/>
+        </w:rPr>
+        <w:t>(2), e70255.</w:t>
       </w:r>
     </w:p>
     <w:p>
@@ -12151,21 +12757,14 @@
         <w:rPr>
           <w:noProof/>
         </w:rPr>
-        <w:t xml:space="preserve">Toomey, A. H., Knight, A. T., &amp; Barlow, J. (2017). Navigating the space between research </w:t>
-      </w:r>
-      <w:r>
-        <w:rPr>
-          <w:noProof/>
-        </w:rPr>
-        <w:lastRenderedPageBreak/>
-        <w:t xml:space="preserve">and implementation in conservation: Research-implementation spaces. </w:t>
-      </w:r>
-      <w:r>
-        <w:rPr>
-          <w:i/>
-          <w:noProof/>
-        </w:rPr>
-        <w:t>Conservation Letters</w:t>
+        <w:t xml:space="preserve">Tengö, M., Hill, R., Malmer, P., Raymond, C. M., Spierenburg, M., Danielsen, F., Elmqvist, T., &amp; Folke, C. (2017). Weaving knowledge systems in IPBES, CBD and beyond—lessons learned for sustainability. </w:t>
+      </w:r>
+      <w:r>
+        <w:rPr>
+          <w:i/>
+          <w:noProof/>
+        </w:rPr>
+        <w:t>Current Opinion in Environmental Sustainability</w:t>
       </w:r>
       <w:r>
         <w:rPr>
@@ -12178,13 +12777,13 @@
           <w:i/>
           <w:noProof/>
         </w:rPr>
-        <w:t>10</w:t>
-      </w:r>
-      <w:r>
-        <w:rPr>
-          <w:noProof/>
-        </w:rPr>
-        <w:t>(5), 619–625.</w:t>
+        <w:t>26–27</w:t>
+      </w:r>
+      <w:r>
+        <w:rPr>
+          <w:noProof/>
+        </w:rPr>
+        <w:t>, 17–25.</w:t>
       </w:r>
     </w:p>
     <w:p>
@@ -12206,14 +12805,21 @@
         <w:rPr>
           <w:noProof/>
         </w:rPr>
-        <w:t xml:space="preserve">Tversky, A., &amp; Kahneman, D. (1974). Judgment under uncertainty: Heuristics and biases: Biases in judgments reveal some heuristics of thinking under uncertainty. </w:t>
-      </w:r>
-      <w:r>
-        <w:rPr>
-          <w:i/>
-          <w:noProof/>
-        </w:rPr>
-        <w:t>Science (New York, N.Y.)</w:t>
+        <w:t xml:space="preserve">Toomey, A. H., Knight, A. T., &amp; Barlow, J. (2017). Navigating the space between research </w:t>
+      </w:r>
+      <w:r>
+        <w:rPr>
+          <w:noProof/>
+        </w:rPr>
+        <w:lastRenderedPageBreak/>
+        <w:t xml:space="preserve">and implementation in conservation: Research-implementation spaces. </w:t>
+      </w:r>
+      <w:r>
+        <w:rPr>
+          <w:i/>
+          <w:noProof/>
+        </w:rPr>
+        <w:t>Conservation Letters</w:t>
       </w:r>
       <w:r>
         <w:rPr>
@@ -12226,13 +12832,13 @@
           <w:i/>
           <w:noProof/>
         </w:rPr>
-        <w:t>185</w:t>
-      </w:r>
-      <w:r>
-        <w:rPr>
-          <w:noProof/>
-        </w:rPr>
-        <w:t>(4157), 1124–1131.</w:t>
+        <w:t>10</w:t>
+      </w:r>
+      <w:r>
+        <w:rPr>
+          <w:noProof/>
+        </w:rPr>
+        <w:t>(5), 619–625.</w:t>
       </w:r>
     </w:p>
     <w:p>
@@ -12254,14 +12860,14 @@
         <w:rPr>
           <w:noProof/>
         </w:rPr>
-        <w:t xml:space="preserve">Valizadeh, A., Moassefi, M., Nakhostin-Ansari, A., Hosseini Asl, S. H., Saghab Torbati, M., Aghajani, R., Maleki Ghorbani, Z., &amp; Faghani, S. (2022). Abstract screening using the automated tool Rayyan: results of effectiveness in three diagnostic test accuracy systematic reviews. </w:t>
-      </w:r>
-      <w:r>
-        <w:rPr>
-          <w:i/>
-          <w:noProof/>
-        </w:rPr>
-        <w:t>BMC Medical Research Methodology</w:t>
+        <w:t xml:space="preserve">Tversky, A., &amp; Kahneman, D. (1974). Judgment under uncertainty: Heuristics and biases: Biases in judgments reveal some heuristics of thinking under uncertainty. </w:t>
+      </w:r>
+      <w:r>
+        <w:rPr>
+          <w:i/>
+          <w:noProof/>
+        </w:rPr>
+        <w:t>Science (New York, N.Y.)</w:t>
       </w:r>
       <w:r>
         <w:rPr>
@@ -12274,13 +12880,13 @@
           <w:i/>
           <w:noProof/>
         </w:rPr>
-        <w:t>22</w:t>
-      </w:r>
-      <w:r>
-        <w:rPr>
-          <w:noProof/>
-        </w:rPr>
-        <w:t>(1), 160.</w:t>
+        <w:t>185</w:t>
+      </w:r>
+      <w:r>
+        <w:rPr>
+          <w:noProof/>
+        </w:rPr>
+        <w:t>(4157), 1124–1131.</w:t>
       </w:r>
     </w:p>
     <w:p>
@@ -12302,14 +12908,14 @@
         <w:rPr>
           <w:noProof/>
         </w:rPr>
-        <w:t xml:space="preserve">Virk, S., Papworth, A., &amp; Papworth, S. (2023). What should we do? An explanatory analysis of the decision-making process in biodiversity conservation. </w:t>
-      </w:r>
-      <w:r>
-        <w:rPr>
-          <w:i/>
-          <w:noProof/>
-        </w:rPr>
-        <w:t>Environmental Science &amp; Policy</w:t>
+        <w:t xml:space="preserve">Valizadeh, A., Moassefi, M., Nakhostin-Ansari, A., Hosseini Asl, S. H., Saghab Torbati, M., Aghajani, R., Maleki Ghorbani, Z., &amp; Faghani, S. (2022). Abstract screening using the automated tool Rayyan: results of effectiveness in three diagnostic test accuracy systematic reviews. </w:t>
+      </w:r>
+      <w:r>
+        <w:rPr>
+          <w:i/>
+          <w:noProof/>
+        </w:rPr>
+        <w:t>BMC Medical Research Methodology</w:t>
       </w:r>
       <w:r>
         <w:rPr>
@@ -12322,13 +12928,13 @@
           <w:i/>
           <w:noProof/>
         </w:rPr>
-        <w:t>149</w:t>
-      </w:r>
-      <w:r>
-        <w:rPr>
-          <w:noProof/>
-        </w:rPr>
-        <w:t>(103562), 103562.</w:t>
+        <w:t>22</w:t>
+      </w:r>
+      <w:r>
+        <w:rPr>
+          <w:noProof/>
+        </w:rPr>
+        <w:t>(1), 160.</w:t>
       </w:r>
     </w:p>
     <w:p>
@@ -12350,14 +12956,14 @@
         <w:rPr>
           <w:noProof/>
         </w:rPr>
-        <w:t xml:space="preserve">Waldron, A., Mooers, A. O., Miller, D. C., Nibbelink, N., Redding, D., Kuhn, T. S., Roberts, J. T., &amp; Gittleman, J. L. (2013). Targeting global conservation funding to limit immediate biodiversity declines. </w:t>
-      </w:r>
-      <w:r>
-        <w:rPr>
-          <w:i/>
-          <w:noProof/>
-        </w:rPr>
-        <w:t>Proceedings of the National Academy of Sciences of the United States of America</w:t>
+        <w:t xml:space="preserve">Virk, S., Papworth, A., &amp; Papworth, S. (2023). What should we do? An explanatory analysis of the decision-making process in biodiversity conservation. </w:t>
+      </w:r>
+      <w:r>
+        <w:rPr>
+          <w:i/>
+          <w:noProof/>
+        </w:rPr>
+        <w:t>Environmental Science &amp; Policy</w:t>
       </w:r>
       <w:r>
         <w:rPr>
@@ -12370,13 +12976,13 @@
           <w:i/>
           <w:noProof/>
         </w:rPr>
-        <w:t>110</w:t>
-      </w:r>
-      <w:r>
-        <w:rPr>
-          <w:noProof/>
-        </w:rPr>
-        <w:t>(29), 12144–12148.</w:t>
+        <w:t>149</w:t>
+      </w:r>
+      <w:r>
+        <w:rPr>
+          <w:noProof/>
+        </w:rPr>
+        <w:t>(103562), 103562.</w:t>
       </w:r>
     </w:p>
     <w:p>
@@ -12398,14 +13004,14 @@
         <w:rPr>
           <w:noProof/>
         </w:rPr>
-        <w:t xml:space="preserve">Walsh, J. C., Dicks, L. V., Raymond, C. M., &amp; Sutherland, W. J. (2019). A typology of barriers and enablers of scientific evidence use in conservation practice. </w:t>
-      </w:r>
-      <w:r>
-        <w:rPr>
-          <w:i/>
-          <w:noProof/>
-        </w:rPr>
-        <w:t>Journal of Environmental Management</w:t>
+        <w:t xml:space="preserve">Waldron, A., Mooers, A. O., Miller, D. C., Nibbelink, N., Redding, D., Kuhn, T. S., Roberts, J. T., &amp; Gittleman, J. L. (2013). Targeting global conservation funding to limit immediate biodiversity declines. </w:t>
+      </w:r>
+      <w:r>
+        <w:rPr>
+          <w:i/>
+          <w:noProof/>
+        </w:rPr>
+        <w:t>Proceedings of the National Academy of Sciences of the United States of America</w:t>
       </w:r>
       <w:r>
         <w:rPr>
@@ -12418,13 +13024,13 @@
           <w:i/>
           <w:noProof/>
         </w:rPr>
-        <w:t>250</w:t>
-      </w:r>
-      <w:r>
-        <w:rPr>
-          <w:noProof/>
-        </w:rPr>
-        <w:t>, 109481.</w:t>
+        <w:t>110</w:t>
+      </w:r>
+      <w:r>
+        <w:rPr>
+          <w:noProof/>
+        </w:rPr>
+        <w:t>(29), 12144–12148.</w:t>
       </w:r>
     </w:p>
     <w:p>
@@ -12446,14 +13052,14 @@
         <w:rPr>
           <w:noProof/>
         </w:rPr>
-        <w:t xml:space="preserve">Weiss, C. H. (1979). The Many Meanings of Research Utilization. </w:t>
-      </w:r>
-      <w:r>
-        <w:rPr>
-          <w:i/>
-          <w:noProof/>
-        </w:rPr>
-        <w:t>Public Administration Review</w:t>
+        <w:t xml:space="preserve">Walsh, J. C., Dicks, L. V., Raymond, C. M., &amp; Sutherland, W. J. (2019). A typology of barriers and enablers of scientific evidence use in conservation practice. </w:t>
+      </w:r>
+      <w:r>
+        <w:rPr>
+          <w:i/>
+          <w:noProof/>
+        </w:rPr>
+        <w:t>Journal of Environmental Management</w:t>
       </w:r>
       <w:r>
         <w:rPr>
@@ -12466,13 +13072,13 @@
           <w:i/>
           <w:noProof/>
         </w:rPr>
-        <w:t>39</w:t>
-      </w:r>
-      <w:r>
-        <w:rPr>
-          <w:noProof/>
-        </w:rPr>
-        <w:t>(5), 426–431.</w:t>
+        <w:t>250</w:t>
+      </w:r>
+      <w:r>
+        <w:rPr>
+          <w:noProof/>
+        </w:rPr>
+        <w:t>, 109481.</w:t>
       </w:r>
     </w:p>
     <w:p>
@@ -12494,27 +13100,14 @@
         <w:rPr>
           <w:noProof/>
         </w:rPr>
-        <w:t>Wheeler, H. C., Danielsen, F., Fidel, M., Hausner, V., Horstkotte, T., Johnson, N., Lee, O., Mukherjee, N., Amos, A., Ashthorn, H., Ballari, Ø., Behe, C., Breton-Honeyman, K., Retter, G.-B., Buschman, V., Jakobsen, P., Johnson, F., Lyberth, B., Parrott, J. A., … Vronski, N. (2020). The need for transformative changes in the use of Indigenous knowledge along with science for environmental decision</w:t>
-      </w:r>
-      <w:r>
-        <w:rPr>
-          <w:rFonts w:ascii="Cambria Math" w:hAnsi="Cambria Math" w:cs="Cambria Math"/>
-          <w:noProof/>
-        </w:rPr>
-        <w:t>‐</w:t>
-      </w:r>
-      <w:r>
-        <w:rPr>
-          <w:noProof/>
-        </w:rPr>
-        <w:t xml:space="preserve">making in the Arctic. </w:t>
-      </w:r>
-      <w:r>
-        <w:rPr>
-          <w:i/>
-          <w:noProof/>
-        </w:rPr>
-        <w:t>People and Nature (Hoboken, N.J.)</w:t>
+        <w:t xml:space="preserve">Weiss, C. H. (1979). The Many Meanings of Research Utilization. </w:t>
+      </w:r>
+      <w:r>
+        <w:rPr>
+          <w:i/>
+          <w:noProof/>
+        </w:rPr>
+        <w:t>Public Administration Review</w:t>
       </w:r>
       <w:r>
         <w:rPr>
@@ -12527,13 +13120,13 @@
           <w:i/>
           <w:noProof/>
         </w:rPr>
-        <w:t>2</w:t>
-      </w:r>
-      <w:r>
-        <w:rPr>
-          <w:noProof/>
-        </w:rPr>
-        <w:t>(3), 544–556.</w:t>
+        <w:t>39</w:t>
+      </w:r>
+      <w:r>
+        <w:rPr>
+          <w:noProof/>
+        </w:rPr>
+        <w:t>(5), 426–431.</w:t>
       </w:r>
     </w:p>
     <w:p>
@@ -12555,14 +13148,7 @@
         <w:rPr>
           <w:noProof/>
         </w:rPr>
-        <w:t xml:space="preserve">White, T. B., Prescott, G. W., Jobson, B., Morgan, W., Smith, R. K., Starkey, M., &amp; Sonter, L. </w:t>
-      </w:r>
-      <w:r>
-        <w:rPr>
-          <w:noProof/>
-        </w:rPr>
-        <w:lastRenderedPageBreak/>
-        <w:t>J. (2026). Evidence</w:t>
+        <w:t>Wheeler, H. C., Danielsen, F., Fidel, M., Hausner, V., Horstkotte, T., Johnson, N., Lee, O., Mukherjee, N., Amos, A., Ashthorn, H., Ballari, Ø., Behe, C., Breton-Honeyman, K., Retter, G.-B., Buschman, V., Jakobsen, P., Johnson, F., Lyberth, B., Parrott, J. A., … Vronski, N. (2020). The need for transformative changes in the use of Indigenous knowledge along with science for environmental decision</w:t>
       </w:r>
       <w:r>
         <w:rPr>
@@ -12575,14 +13161,14 @@
         <w:rPr>
           <w:noProof/>
         </w:rPr>
-        <w:t xml:space="preserve">based practice in consultancy settings is a win–win for business and nature. </w:t>
-      </w:r>
-      <w:r>
-        <w:rPr>
-          <w:i/>
-          <w:noProof/>
-        </w:rPr>
-        <w:t>Ecological Solutions and Evidence</w:t>
+        <w:t xml:space="preserve">making in the Arctic. </w:t>
+      </w:r>
+      <w:r>
+        <w:rPr>
+          <w:i/>
+          <w:noProof/>
+        </w:rPr>
+        <w:t>People and Nature (Hoboken, N.J.)</w:t>
       </w:r>
       <w:r>
         <w:rPr>
@@ -12595,13 +13181,13 @@
           <w:i/>
           <w:noProof/>
         </w:rPr>
-        <w:t>7</w:t>
-      </w:r>
-      <w:r>
-        <w:rPr>
-          <w:noProof/>
-        </w:rPr>
-        <w:t>(2), e70176.</w:t>
+        <w:t>2</w:t>
+      </w:r>
+      <w:r>
+        <w:rPr>
+          <w:noProof/>
+        </w:rPr>
+        <w:t>(3), 544–556.</w:t>
       </w:r>
     </w:p>
     <w:p>
@@ -12623,20 +13209,53 @@
         <w:rPr>
           <w:noProof/>
         </w:rPr>
-        <w:t xml:space="preserve">Wickham, H. (2016). </w:t>
-      </w:r>
-      <w:r>
-        <w:rPr>
-          <w:i/>
-          <w:noProof/>
-        </w:rPr>
-        <w:t>ggplot2: Elegant Graphics for Data Analysis</w:t>
-      </w:r>
-      <w:r>
-        <w:rPr>
-          <w:noProof/>
-        </w:rPr>
-        <w:t>. Springer-Verlag New York. https://ggplot2.tidyverse.org</w:t>
+        <w:t xml:space="preserve">White, T. B., Prescott, G. W., Jobson, B., Morgan, W., Smith, R. K., Starkey, M., &amp; Sonter, L. </w:t>
+      </w:r>
+      <w:r>
+        <w:rPr>
+          <w:noProof/>
+        </w:rPr>
+        <w:lastRenderedPageBreak/>
+        <w:t>J. (2026). Evidence</w:t>
+      </w:r>
+      <w:r>
+        <w:rPr>
+          <w:rFonts w:ascii="Cambria Math" w:hAnsi="Cambria Math" w:cs="Cambria Math"/>
+          <w:noProof/>
+        </w:rPr>
+        <w:t>‐</w:t>
+      </w:r>
+      <w:r>
+        <w:rPr>
+          <w:noProof/>
+        </w:rPr>
+        <w:t xml:space="preserve">based practice in consultancy settings is a win–win for business and nature. </w:t>
+      </w:r>
+      <w:r>
+        <w:rPr>
+          <w:i/>
+          <w:noProof/>
+        </w:rPr>
+        <w:t>Ecological Solutions and Evidence</w:t>
+      </w:r>
+      <w:r>
+        <w:rPr>
+          <w:noProof/>
+        </w:rPr>
+        <w:t xml:space="preserve">, </w:t>
+      </w:r>
+      <w:r>
+        <w:rPr>
+          <w:i/>
+          <w:noProof/>
+        </w:rPr>
+        <w:t>7</w:t>
+      </w:r>
+      <w:r>
+        <w:rPr>
+          <w:noProof/>
+        </w:rPr>
+        <w:t>(2), e70176.</w:t>
       </w:r>
     </w:p>
     <w:p>
@@ -12658,20 +13277,20 @@
         <w:rPr>
           <w:noProof/>
         </w:rPr>
-        <w:t xml:space="preserve">Wickham, H., Averick, M., Bryan, J., Chang, W., McGowan, L. D., François, R., Grolemund, G., Hayes, A., Henry, L., Hester, J., Kuhn, M., Pedersen, T. L., Miller, E., Bache, S. M., Müller, K., Ooms, J., Robinson, D., Seidel, D. P., Spinu, V., … Yutani, H. (2019). Welcome to the tidyverse. In </w:t>
-      </w:r>
-      <w:r>
-        <w:rPr>
-          <w:i/>
-          <w:noProof/>
-        </w:rPr>
-        <w:t>Journal of Open Source Software</w:t>
-      </w:r>
-      <w:r>
-        <w:rPr>
-          <w:noProof/>
-        </w:rPr>
-        <w:t xml:space="preserve"> (Vol. 4, Issue 43, p. 1686). https://doi.org/10.21105/joss.01686</w:t>
+        <w:t xml:space="preserve">Wickham, H. (2016). </w:t>
+      </w:r>
+      <w:r>
+        <w:rPr>
+          <w:i/>
+          <w:noProof/>
+        </w:rPr>
+        <w:t>ggplot2: Elegant Graphics for Data Analysis</w:t>
+      </w:r>
+      <w:r>
+        <w:rPr>
+          <w:noProof/>
+        </w:rPr>
+        <w:t>. Springer-Verlag New York. https://ggplot2.tidyverse.org</w:t>
       </w:r>
     </w:p>
     <w:p>
@@ -12693,20 +13312,20 @@
         <w:rPr>
           <w:noProof/>
         </w:rPr>
-        <w:t xml:space="preserve">Wilke, C. O. (2024). </w:t>
-      </w:r>
-      <w:r>
-        <w:rPr>
-          <w:i/>
-          <w:noProof/>
-        </w:rPr>
-        <w:t>cowplot: Streamlined Plot Theme and Plot Annotations for “ggplot2.”</w:t>
-      </w:r>
-      <w:r>
-        <w:rPr>
-          <w:noProof/>
-        </w:rPr>
-        <w:t xml:space="preserve"> https://CRAN.R-project.org/package=cowplot</w:t>
+        <w:t xml:space="preserve">Wickham, H., Averick, M., Bryan, J., Chang, W., McGowan, L. D., François, R., Grolemund, G., Hayes, A., Henry, L., Hester, J., Kuhn, M., Pedersen, T. L., Miller, E., Bache, S. M., Müller, K., Ooms, J., Robinson, D., Seidel, D. P., Spinu, V., … Yutani, H. (2019). Welcome to the tidyverse. In </w:t>
+      </w:r>
+      <w:r>
+        <w:rPr>
+          <w:i/>
+          <w:noProof/>
+        </w:rPr>
+        <w:t>Journal of Open Source Software</w:t>
+      </w:r>
+      <w:r>
+        <w:rPr>
+          <w:noProof/>
+        </w:rPr>
+        <w:t xml:space="preserve"> (Vol. 4, Issue 43, p. 1686). https://doi.org/10.21105/joss.01686</w:t>
       </w:r>
     </w:p>
     <w:p>
@@ -12728,33 +13347,20 @@
         <w:rPr>
           <w:noProof/>
         </w:rPr>
-        <w:t xml:space="preserve">Wyborn, C. (2015). Connectivity conservation: Boundary objects, science narratives and the co-production of science and practice. </w:t>
-      </w:r>
-      <w:r>
-        <w:rPr>
-          <w:i/>
-          <w:noProof/>
-        </w:rPr>
-        <w:t>Environmental Science &amp; Policy</w:t>
-      </w:r>
-      <w:r>
-        <w:rPr>
-          <w:noProof/>
-        </w:rPr>
-        <w:t xml:space="preserve">, </w:t>
-      </w:r>
-      <w:r>
-        <w:rPr>
-          <w:i/>
-          <w:noProof/>
-        </w:rPr>
-        <w:t>51</w:t>
-      </w:r>
-      <w:r>
-        <w:rPr>
-          <w:noProof/>
-        </w:rPr>
-        <w:t>, 292–303.</w:t>
+        <w:t xml:space="preserve">Wilke, C. O. (2024). </w:t>
+      </w:r>
+      <w:r>
+        <w:rPr>
+          <w:i/>
+          <w:noProof/>
+        </w:rPr>
+        <w:t>cowplot: Streamlined Plot Theme and Plot Annotations for “ggplot2.”</w:t>
+      </w:r>
+      <w:r>
+        <w:rPr>
+          <w:noProof/>
+        </w:rPr>
+        <w:t xml:space="preserve"> https://CRAN.R-project.org/package=cowplot</w:t>
       </w:r>
     </w:p>
     <w:p>
@@ -12776,14 +13382,14 @@
         <w:rPr>
           <w:noProof/>
         </w:rPr>
-        <w:t xml:space="preserve">Yocum, H. M., Sassorossi, D. M., &amp; Ray, A. J. (2022). Assessing the use of climate change information in State Wildlife Action Plans. </w:t>
-      </w:r>
-      <w:r>
-        <w:rPr>
-          <w:i/>
-          <w:noProof/>
-        </w:rPr>
-        <w:t>Conservation Science and Practice</w:t>
+        <w:t xml:space="preserve">Wyborn, C. (2015). Connectivity conservation: Boundary objects, science narratives and the co-production of science and practice. </w:t>
+      </w:r>
+      <w:r>
+        <w:rPr>
+          <w:i/>
+          <w:noProof/>
+        </w:rPr>
+        <w:t>Environmental Science &amp; Policy</w:t>
       </w:r>
       <w:r>
         <w:rPr>
@@ -12796,13 +13402,13 @@
           <w:i/>
           <w:noProof/>
         </w:rPr>
-        <w:t>4</w:t>
-      </w:r>
-      <w:r>
-        <w:rPr>
-          <w:noProof/>
-        </w:rPr>
-        <w:t>(3). https://doi.org/10.1111/csp2.608</w:t>
+        <w:t>51</w:t>
+      </w:r>
+      <w:r>
+        <w:rPr>
+          <w:noProof/>
+        </w:rPr>
+        <w:t>, 292–303.</w:t>
       </w:r>
     </w:p>
     <w:p>
@@ -12824,14 +13430,14 @@
         <w:rPr>
           <w:noProof/>
         </w:rPr>
-        <w:t xml:space="preserve">Young, J. C., Rose, D. C., Mumby, H. S., Benitez-Capistros, F., Derrick, C. J., Finch, T., Garcia, C., Home, C., Marwaha, E., Morgans, C., Parkinson, S., Shah, J., Wilson, K. A., &amp; Mukherjee, N. (2018). A methodological guide to using and reporting on interviews in conservation science research. </w:t>
-      </w:r>
-      <w:r>
-        <w:rPr>
-          <w:i/>
-          <w:noProof/>
-        </w:rPr>
-        <w:t>Methods in Ecology and Evolution</w:t>
+        <w:t xml:space="preserve">Yocum, H. M., Sassorossi, D. M., &amp; Ray, A. J. (2022). Assessing the use of climate change information in State Wildlife Action Plans. </w:t>
+      </w:r>
+      <w:r>
+        <w:rPr>
+          <w:i/>
+          <w:noProof/>
+        </w:rPr>
+        <w:t>Conservation Science and Practice</w:t>
       </w:r>
       <w:r>
         <w:rPr>
@@ -12844,13 +13450,13 @@
           <w:i/>
           <w:noProof/>
         </w:rPr>
-        <w:t>9</w:t>
-      </w:r>
-      <w:r>
-        <w:rPr>
-          <w:noProof/>
-        </w:rPr>
-        <w:t>(1), 10–19.</w:t>
+        <w:t>4</w:t>
+      </w:r>
+      <w:r>
+        <w:rPr>
+          <w:noProof/>
+        </w:rPr>
+        <w:t>(3). https://doi.org/10.1111/csp2.608</w:t>
       </w:r>
     </w:p>
     <w:p>
@@ -12864,19 +13470,22 @@
           <w:between w:val="nil"/>
         </w:pBdr>
         <w:spacing w:line="480" w:lineRule="auto"/>
-      </w:pPr>
-      <w:r>
-        <w:rPr>
-          <w:noProof/>
-        </w:rPr>
-        <w:t xml:space="preserve">Younger-Khan, S. (2026). Mapping patterns of trust in science and scientists. </w:t>
-      </w:r>
-      <w:r>
-        <w:rPr>
-          <w:i/>
-          <w:noProof/>
-        </w:rPr>
-        <w:t>Current Opinion in Psychology</w:t>
+        <w:rPr>
+          <w:noProof/>
+        </w:rPr>
+      </w:pPr>
+      <w:r>
+        <w:rPr>
+          <w:noProof/>
+        </w:rPr>
+        <w:t xml:space="preserve">Young, J. C., Rose, D. C., Mumby, H. S., Benitez-Capistros, F., Derrick, C. J., Finch, T., Garcia, C., Home, C., Marwaha, E., Morgans, C., Parkinson, S., Shah, J., Wilson, K. A., &amp; Mukherjee, N. (2018). A methodological guide to using and reporting on interviews in conservation science research. </w:t>
+      </w:r>
+      <w:r>
+        <w:rPr>
+          <w:i/>
+          <w:noProof/>
+        </w:rPr>
+        <w:t>Methods in Ecology and Evolution</w:t>
       </w:r>
       <w:r>
         <w:rPr>
@@ -12889,16 +13498,13 @@
           <w:i/>
           <w:noProof/>
         </w:rPr>
-        <w:t>67</w:t>
-      </w:r>
-      <w:r>
-        <w:rPr>
-          <w:noProof/>
-        </w:rPr>
-        <w:t>(102203), 102203.</w:t>
-      </w:r>
-      <w:r>
-        <w:fldChar w:fldCharType="end"/>
+        <w:t>9</w:t>
+      </w:r>
+      <w:r>
+        <w:rPr>
+          <w:noProof/>
+        </w:rPr>
+        <w:t>(1), 10–19.</w:t>
       </w:r>
     </w:p>
     <w:p>
@@ -12913,6 +13519,41 @@
         </w:pBdr>
         <w:spacing w:line="480" w:lineRule="auto"/>
       </w:pPr>
+      <w:r>
+        <w:rPr>
+          <w:noProof/>
+        </w:rPr>
+        <w:t xml:space="preserve">Younger-Khan, S. (2026). Mapping patterns of trust in science and scientists. </w:t>
+      </w:r>
+      <w:r>
+        <w:rPr>
+          <w:i/>
+          <w:noProof/>
+        </w:rPr>
+        <w:t>Current Opinion in Psychology</w:t>
+      </w:r>
+      <w:r>
+        <w:rPr>
+          <w:noProof/>
+        </w:rPr>
+        <w:t xml:space="preserve">, </w:t>
+      </w:r>
+      <w:r>
+        <w:rPr>
+          <w:i/>
+          <w:noProof/>
+        </w:rPr>
+        <w:t>67</w:t>
+      </w:r>
+      <w:r>
+        <w:rPr>
+          <w:noProof/>
+        </w:rPr>
+        <w:t>(102203), 102203.</w:t>
+      </w:r>
+      <w:r>
+        <w:fldChar w:fldCharType="end"/>
+      </w:r>
     </w:p>
     <w:p>
       <w:pPr>
@@ -12925,6 +13566,19 @@
           <w:between w:val="nil"/>
         </w:pBdr>
         <w:spacing w:line="480" w:lineRule="auto"/>
+      </w:pPr>
+    </w:p>
+    <w:p>
+      <w:pPr>
+        <w:widowControl w:val="0"/>
+        <w:pBdr>
+          <w:top w:val="nil"/>
+          <w:left w:val="nil"/>
+          <w:bottom w:val="nil"/>
+          <w:right w:val="nil"/>
+          <w:between w:val="nil"/>
+        </w:pBdr>
+        <w:spacing w:line="480" w:lineRule="auto"/>
         <w:rPr>
           <w:b/>
           <w:bCs/>
@@ -12943,15 +13597,7 @@
         <w:spacing w:line="480" w:lineRule="auto"/>
       </w:pPr>
       <w:r>
-        <w:t xml:space="preserve">Ainsworth, G. B., Redpath, S. M., Wilson, M., </w:t>
-      </w:r>
-      <w:proofErr w:type="spellStart"/>
-      <w:r>
-        <w:t>Wernham</w:t>
-      </w:r>
-      <w:proofErr w:type="spellEnd"/>
-      <w:r>
-        <w:t xml:space="preserve">, C., &amp; Young, J. C. (2020). Integrating scientific and local knowledge to address conservation conflicts: Towards a practical framework based on lessons learned from a Scottish case study. </w:t>
+        <w:t xml:space="preserve">Ainsworth, G. B., Redpath, S. M., Wilson, M., Wernham, C., &amp; Young, J. C. (2020). Integrating scientific and local knowledge to address conservation conflicts: Towards a practical framework based on lessons learned from a Scottish case study. </w:t>
       </w:r>
       <w:r>
         <w:rPr>
@@ -12978,15 +13624,7 @@
       </w:r>
       <w:r>
         <w:lastRenderedPageBreak/>
-        <w:t xml:space="preserve">Arias, M., </w:t>
-      </w:r>
-      <w:proofErr w:type="spellStart"/>
-      <w:r>
-        <w:t>Hinsley</w:t>
-      </w:r>
-      <w:proofErr w:type="spellEnd"/>
-      <w:r>
-        <w:t xml:space="preserve">, A., &amp; Milner-Gulland, E. J. (2021). Use of evidence for decision-making by conservation practitioners in the illegal wildlife trade. </w:t>
+        <w:t xml:space="preserve">Arias, M., Hinsley, A., &amp; Milner-Gulland, E. J. (2021). Use of evidence for decision-making by conservation practitioners in the illegal wildlife trade. </w:t>
       </w:r>
       <w:r>
         <w:rPr>
@@ -13010,87 +13648,7 @@
       </w:r>
       <w:r>
         <w:br/>
-        <w:t xml:space="preserve">Coll, M., </w:t>
-      </w:r>
-      <w:proofErr w:type="spellStart"/>
-      <w:r>
-        <w:t>Cury</w:t>
-      </w:r>
-      <w:proofErr w:type="spellEnd"/>
-      <w:r>
-        <w:t xml:space="preserve">, P., Azzurro, E., </w:t>
-      </w:r>
-      <w:proofErr w:type="spellStart"/>
-      <w:r>
-        <w:t>Bariche</w:t>
-      </w:r>
-      <w:proofErr w:type="spellEnd"/>
-      <w:r>
-        <w:t xml:space="preserve">, M., </w:t>
-      </w:r>
-      <w:proofErr w:type="spellStart"/>
-      <w:r>
-        <w:t>Bayadas</w:t>
-      </w:r>
-      <w:proofErr w:type="spellEnd"/>
-      <w:r>
-        <w:t xml:space="preserve">, G., </w:t>
-      </w:r>
-      <w:proofErr w:type="spellStart"/>
-      <w:r>
-        <w:t>Bellido</w:t>
-      </w:r>
-      <w:proofErr w:type="spellEnd"/>
-      <w:r>
-        <w:t xml:space="preserve">, J. M., </w:t>
-      </w:r>
-      <w:proofErr w:type="spellStart"/>
-      <w:r>
-        <w:t>Chaboud</w:t>
-      </w:r>
-      <w:proofErr w:type="spellEnd"/>
-      <w:r>
-        <w:t xml:space="preserve">, C., Claudet, J., El-Sayed, A.-F., </w:t>
-      </w:r>
-      <w:proofErr w:type="spellStart"/>
-      <w:r>
-        <w:t>Gascuel</w:t>
-      </w:r>
-      <w:proofErr w:type="spellEnd"/>
-      <w:r>
-        <w:t xml:space="preserve">, D., </w:t>
-      </w:r>
-      <w:proofErr w:type="spellStart"/>
-      <w:r>
-        <w:t>Knittweis</w:t>
-      </w:r>
-      <w:proofErr w:type="spellEnd"/>
-      <w:r>
-        <w:t xml:space="preserve">, L., </w:t>
-      </w:r>
-      <w:proofErr w:type="spellStart"/>
-      <w:r>
-        <w:t>Pipitone</w:t>
-      </w:r>
-      <w:proofErr w:type="spellEnd"/>
-      <w:r>
-        <w:t xml:space="preserve">, C., Samuel-Rhoads, Y., </w:t>
-      </w:r>
-      <w:proofErr w:type="spellStart"/>
-      <w:r>
-        <w:t>Taleb</w:t>
-      </w:r>
-      <w:proofErr w:type="spellEnd"/>
-      <w:r>
-        <w:t xml:space="preserve">, S., </w:t>
-      </w:r>
-      <w:proofErr w:type="spellStart"/>
-      <w:r>
-        <w:t>Tudela</w:t>
-      </w:r>
-      <w:proofErr w:type="spellEnd"/>
-      <w:r>
-        <w:t xml:space="preserve">, S., &amp; Valls, A. (2013). The scientific strategy needed to promote a regional ecosystem-based approach to fisheries in the Mediterranean and Black Seas. </w:t>
+        <w:t xml:space="preserve">Coll, M., Cury, P., Azzurro, E., Bariche, M., Bayadas, G., Bellido, J. M., Chaboud, C., Claudet, J., El-Sayed, A.-F., Gascuel, D., Knittweis, L., Pipitone, C., Samuel-Rhoads, Y., Taleb, S., Tudela, S., &amp; Valls, A. (2013). The scientific strategy needed to promote a regional ecosystem-based approach to fisheries in the Mediterranean and Black Seas. </w:t>
       </w:r>
       <w:r>
         <w:rPr>
@@ -13114,15 +13672,7 @@
       </w:r>
       <w:r>
         <w:br/>
-        <w:t xml:space="preserve">Cook, C. N., &amp; </w:t>
-      </w:r>
-      <w:proofErr w:type="spellStart"/>
-      <w:r>
-        <w:t>Sgrò</w:t>
-      </w:r>
-      <w:proofErr w:type="spellEnd"/>
-      <w:r>
-        <w:t xml:space="preserve">, C. M. (2019). Poor understanding of evolutionary theory is a barrier to effective conservation management. </w:t>
+        <w:t xml:space="preserve">Cook, C. N., &amp; Sgrò, C. M. (2019). Poor understanding of evolutionary theory is a barrier to effective conservation management. </w:t>
       </w:r>
       <w:r>
         <w:rPr>
@@ -13146,23 +13696,7 @@
       </w:r>
       <w:r>
         <w:br/>
-        <w:t xml:space="preserve">Cooke, S. J., Nguyen, V. M., Wilson, A. D. M., Donaldson, M. R., Gallagher, A. J., </w:t>
-      </w:r>
-      <w:proofErr w:type="spellStart"/>
-      <w:r>
-        <w:t>Hammerschlag</w:t>
-      </w:r>
-      <w:proofErr w:type="spellEnd"/>
-      <w:r>
-        <w:t xml:space="preserve">, N., &amp; </w:t>
-      </w:r>
-      <w:proofErr w:type="spellStart"/>
-      <w:r>
-        <w:t>Haddaway</w:t>
-      </w:r>
-      <w:proofErr w:type="spellEnd"/>
-      <w:r>
-        <w:t xml:space="preserve">, N. R. (2016). The need for speed in a crisis discipline: perspectives on peer-review duration and implications for conservation science. </w:t>
+        <w:t xml:space="preserve">Cooke, S. J., Nguyen, V. M., Wilson, A. D. M., Donaldson, M. R., Gallagher, A. J., Hammerschlag, N., &amp; Haddaway, N. R. (2016). The need for speed in a crisis discipline: perspectives on peer-review duration and implications for conservation science. </w:t>
       </w:r>
       <w:r>
         <w:rPr>
@@ -13186,46 +13720,7 @@
       </w:r>
       <w:r>
         <w:br/>
-      </w:r>
-      <w:proofErr w:type="spellStart"/>
-      <w:r>
-        <w:t>Cvitanovic</w:t>
-      </w:r>
-      <w:proofErr w:type="spellEnd"/>
-      <w:r>
-        <w:t xml:space="preserve">, C., Mackay, M., </w:t>
-      </w:r>
-      <w:proofErr w:type="spellStart"/>
-      <w:r>
-        <w:t>Shellock</w:t>
-      </w:r>
-      <w:proofErr w:type="spellEnd"/>
-      <w:r>
-        <w:t xml:space="preserve">, R. J., van </w:t>
-      </w:r>
-      <w:proofErr w:type="spellStart"/>
-      <w:r>
-        <w:t>Putten</w:t>
-      </w:r>
-      <w:proofErr w:type="spellEnd"/>
-      <w:r>
-        <w:t xml:space="preserve">, E. I., </w:t>
-      </w:r>
-      <w:proofErr w:type="spellStart"/>
-      <w:r>
-        <w:t>Karcher</w:t>
-      </w:r>
-      <w:proofErr w:type="spellEnd"/>
-      <w:r>
-        <w:t>, D. B., &amp; Dickey-</w:t>
-      </w:r>
-      <w:proofErr w:type="spellStart"/>
-      <w:r>
-        <w:t>Collas</w:t>
-      </w:r>
-      <w:proofErr w:type="spellEnd"/>
-      <w:r>
-        <w:t xml:space="preserve">, M. (2021). Understanding and evidencing a broader range of successes that can occur at the interface of marine science and policy. </w:t>
+        <w:t xml:space="preserve">Cvitanovic, C., Mackay, M., Shellock, R. J., van Putten, E. I., Karcher, D. B., &amp; Dickey-Collas, M. (2021). Understanding and evidencing a broader range of successes that can occur at the interface of marine science and policy. </w:t>
       </w:r>
       <w:r>
         <w:rPr>
@@ -13249,38 +13744,7 @@
       </w:r>
       <w:r>
         <w:br/>
-      </w:r>
-      <w:proofErr w:type="spellStart"/>
-      <w:r>
-        <w:t>Cvitanovic</w:t>
-      </w:r>
-      <w:proofErr w:type="spellEnd"/>
-      <w:r>
-        <w:t xml:space="preserve">, C., </w:t>
-      </w:r>
-      <w:proofErr w:type="spellStart"/>
-      <w:r>
-        <w:t>Shellock</w:t>
-      </w:r>
-      <w:proofErr w:type="spellEnd"/>
-      <w:r>
-        <w:t xml:space="preserve">, R. J., Mackay, M., Van, P. E. I., </w:t>
-      </w:r>
-      <w:proofErr w:type="spellStart"/>
-      <w:r>
-        <w:t>Karcher</w:t>
-      </w:r>
-      <w:proofErr w:type="spellEnd"/>
-      <w:r>
-        <w:t>, D. B., Dickey-</w:t>
-      </w:r>
-      <w:proofErr w:type="spellStart"/>
-      <w:r>
-        <w:t>Collas</w:t>
-      </w:r>
-      <w:proofErr w:type="spellEnd"/>
-      <w:r>
-        <w:t xml:space="preserve">, M., &amp; Ballesteros, M. (2021). Strategies for building and managing “trust” to enable knowledge exchange at the interface of environmental science and policy. </w:t>
+        <w:t xml:space="preserve">Cvitanovic, C., Shellock, R. J., Mackay, M., Van, P. E. I., Karcher, D. B., Dickey-Collas, M., &amp; Ballesteros, M. (2021). Strategies for building and managing “trust” to enable knowledge exchange at the interface of environmental science and policy. </w:t>
       </w:r>
       <w:r>
         <w:rPr>
@@ -13356,46 +13820,7 @@
       </w:r>
       <w:r>
         <w:br/>
-      </w:r>
-      <w:proofErr w:type="spellStart"/>
-      <w:r>
-        <w:t>Dharmawan</w:t>
-      </w:r>
-      <w:proofErr w:type="spellEnd"/>
-      <w:r>
-        <w:t xml:space="preserve">, B., </w:t>
-      </w:r>
-      <w:proofErr w:type="spellStart"/>
-      <w:r>
-        <w:t>Böcher</w:t>
-      </w:r>
-      <w:proofErr w:type="spellEnd"/>
-      <w:r>
-        <w:t xml:space="preserve">, M., &amp; </w:t>
-      </w:r>
-      <w:proofErr w:type="spellStart"/>
-      <w:r>
-        <w:t>Krott</w:t>
-      </w:r>
-      <w:proofErr w:type="spellEnd"/>
-      <w:r>
-        <w:t xml:space="preserve">, M. (2017). Endangered Mangroves in </w:t>
-      </w:r>
-      <w:proofErr w:type="spellStart"/>
-      <w:r>
-        <w:t>Segara</w:t>
-      </w:r>
-      <w:proofErr w:type="spellEnd"/>
-      <w:r>
-        <w:t xml:space="preserve"> </w:t>
-      </w:r>
-      <w:proofErr w:type="spellStart"/>
-      <w:r>
-        <w:t>Anakan</w:t>
-      </w:r>
-      <w:proofErr w:type="spellEnd"/>
-      <w:r>
-        <w:t xml:space="preserve">, Indonesia: Effective and Failed Problem-Solving Policy Advice. </w:t>
+        <w:t xml:space="preserve">Dharmawan, B., Böcher, M., &amp; Krott, M. (2017). Endangered Mangroves in Segara Anakan, Indonesia: Effective and Failed Problem-Solving Policy Advice. </w:t>
       </w:r>
       <w:r>
         <w:rPr>
@@ -13419,46 +13844,38 @@
       </w:r>
       <w:r>
         <w:br/>
-      </w:r>
-      <w:proofErr w:type="spellStart"/>
-      <w:r>
-        <w:t>Eschen</w:t>
-      </w:r>
-      <w:proofErr w:type="spellEnd"/>
-      <w:r>
-        <w:t xml:space="preserve">, R., </w:t>
-      </w:r>
-      <w:proofErr w:type="spellStart"/>
-      <w:r>
-        <w:t>Mbaabu</w:t>
-      </w:r>
-      <w:proofErr w:type="spellEnd"/>
-      <w:r>
-        <w:t xml:space="preserve">, P. R., </w:t>
-      </w:r>
-      <w:proofErr w:type="spellStart"/>
-      <w:r>
-        <w:t>Ramamonjisoa</w:t>
-      </w:r>
-      <w:proofErr w:type="spellEnd"/>
-      <w:r>
-        <w:t xml:space="preserve">, B. S., &amp; Robledo-Abad, C. (2021). Factors enhancing the level of utilisation of research knowledge on ecosystems. </w:t>
-      </w:r>
-      <w:proofErr w:type="spellStart"/>
+        <w:t xml:space="preserve">Eschen, R., Mbaabu, P. R., Ramamonjisoa, B. S., &amp; Robledo-Abad, C. (2021). Factors enhancing the level of utilisation of research knowledge on ecosystems. </w:t>
+      </w:r>
       <w:r>
         <w:rPr>
           <w:i/>
           <w:iCs/>
         </w:rPr>
-        <w:t>PloS</w:t>
-      </w:r>
-      <w:proofErr w:type="spellEnd"/>
+        <w:t>PloS One</w:t>
+      </w:r>
+      <w:r>
+        <w:t xml:space="preserve">, </w:t>
+      </w:r>
       <w:r>
         <w:rPr>
           <w:i/>
           <w:iCs/>
         </w:rPr>
-        <w:t xml:space="preserve"> One</w:t>
+        <w:t>16</w:t>
+      </w:r>
+      <w:r>
+        <w:t>(7). https://doi.org/10.1371/journal.pone.0254752</w:t>
+      </w:r>
+      <w:r>
+        <w:br/>
+        <w:t xml:space="preserve">Ferré, M., Martin-Ortega, J., Di Gregorio, M., &amp; Dallimer, M. (2022). How do information flows affect impact from environmental research?-An analysis of a science-policy network. </w:t>
+      </w:r>
+      <w:r>
+        <w:rPr>
+          <w:i/>
+          <w:iCs/>
+        </w:rPr>
+        <w:t>Journal of Environmental Management</w:t>
       </w:r>
       <w:r>
         <w:t xml:space="preserve">, </w:t>
@@ -13468,22 +13885,14 @@
           <w:i/>
           <w:iCs/>
         </w:rPr>
-        <w:t>16</w:t>
-      </w:r>
-      <w:r>
-        <w:t>(7). https://doi.org/10.1371/journal.pone.0254752</w:t>
+        <w:t>321</w:t>
+      </w:r>
+      <w:r>
+        <w:t>. https://doi.org/10.1016/j.jenvman.2022.115828</w:t>
       </w:r>
       <w:r>
         <w:br/>
-        <w:t xml:space="preserve">Ferré, M., Martin-Ortega, J., Di Gregorio, M., &amp; </w:t>
-      </w:r>
-      <w:proofErr w:type="spellStart"/>
-      <w:r>
-        <w:t>Dallimer</w:t>
-      </w:r>
-      <w:proofErr w:type="spellEnd"/>
-      <w:r>
-        <w:t xml:space="preserve">, M. (2022). How do information flows affect impact from environmental research?-An analysis of a science-policy network. </w:t>
+        <w:t xml:space="preserve">Foster, C. N., O’Loughlin, L. S., Sato, C. F., Westgate, M. J., Barton, P. S., Pierson, J. C., Balmer, J. M., Catt, G., Chapman, J., Detto, T., Hawcroft, A., Jones, G., Kavanagh, R. P., McKay, M., Marshall, D., Moseby, K. E., Perry, M., Robinson, D., Seddon, J. A., … Lindenmayer, D. B. (2019). How practitioners integrate decision triggers with existing metrics in conservation monitoring. </w:t>
       </w:r>
       <w:r>
         <w:rPr>
@@ -13500,53 +13909,21 @@
           <w:i/>
           <w:iCs/>
         </w:rPr>
-        <w:t>321</w:t>
-      </w:r>
-      <w:r>
-        <w:t>. https://doi.org/10.1016/j.jenvman.2022.115828</w:t>
+        <w:t>230</w:t>
+      </w:r>
+      <w:r>
+        <w:t>, 94–101. https://doi.org/10.1016/j.jenvman.2018.09.067</w:t>
       </w:r>
       <w:r>
         <w:br/>
-        <w:t xml:space="preserve">Foster, C. N., O’Loughlin, L. S., Sato, C. F., Westgate, M. J., Barton, P. S., Pierson, J. C., Balmer, J. M., Catt, G., Chapman, J., </w:t>
-      </w:r>
-      <w:proofErr w:type="spellStart"/>
-      <w:r>
-        <w:t>Detto</w:t>
-      </w:r>
-      <w:proofErr w:type="spellEnd"/>
-      <w:r>
-        <w:t xml:space="preserve">, T., </w:t>
-      </w:r>
-      <w:proofErr w:type="spellStart"/>
-      <w:r>
-        <w:t>Hawcroft</w:t>
-      </w:r>
-      <w:proofErr w:type="spellEnd"/>
-      <w:r>
-        <w:t xml:space="preserve">, A., Jones, G., Kavanagh, R. P., McKay, M., Marshall, D., </w:t>
-      </w:r>
-      <w:proofErr w:type="spellStart"/>
-      <w:r>
-        <w:t>Moseby</w:t>
-      </w:r>
-      <w:proofErr w:type="spellEnd"/>
-      <w:r>
-        <w:t xml:space="preserve">, K. E., Perry, M., Robinson, D., Seddon, J. A., … </w:t>
-      </w:r>
-      <w:proofErr w:type="spellStart"/>
-      <w:r>
-        <w:t>Lindenmayer</w:t>
-      </w:r>
-      <w:proofErr w:type="spellEnd"/>
-      <w:r>
-        <w:t xml:space="preserve">, D. B. (2019). How practitioners integrate decision triggers with existing metrics in conservation monitoring. </w:t>
+        <w:t xml:space="preserve">Gagné, S. A., Bryan-Scaggs, K., Boyer, R. H. W., &amp; Xiang, W. N. (2020). Conserving biodiversity takes a plan: How planners implement ecological information for biodiversity conservation. </w:t>
       </w:r>
       <w:r>
         <w:rPr>
           <w:i/>
           <w:iCs/>
         </w:rPr>
-        <w:t>Journal of Environmental Management</w:t>
+        <w:t>Ambio</w:t>
       </w:r>
       <w:r>
         <w:t xml:space="preserve">, </w:t>
@@ -13556,39 +13933,36 @@
           <w:i/>
           <w:iCs/>
         </w:rPr>
-        <w:t>230</w:t>
-      </w:r>
-      <w:r>
-        <w:t>, 94–101. https://doi.org/10.1016/j.jenvman.2018.09.067</w:t>
+        <w:t>49</w:t>
+      </w:r>
+      <w:r>
+        <w:t>(9), 1490–1505. https://doi.org/10.1007/s13280-019-01281-z</w:t>
       </w:r>
       <w:r>
         <w:br/>
-      </w:r>
-      <w:proofErr w:type="spellStart"/>
-      <w:r>
-        <w:t>Gagné</w:t>
-      </w:r>
-      <w:proofErr w:type="spellEnd"/>
-      <w:r>
-        <w:t>, S. A., Bryan-</w:t>
-      </w:r>
-      <w:proofErr w:type="spellStart"/>
-      <w:r>
-        <w:t>Scaggs</w:t>
-      </w:r>
-      <w:proofErr w:type="spellEnd"/>
-      <w:r>
-        <w:t xml:space="preserve">, K., Boyer, R. H. W., &amp; Xiang, W. N. (2020). Conserving biodiversity takes a plan: How planners implement ecological information for biodiversity conservation. </w:t>
-      </w:r>
-      <w:proofErr w:type="spellStart"/>
+        <w:t xml:space="preserve">Gardiner, N. B., Liggett, D., Gilbert, N., &amp; Cvitanovic, C. (2024). Practitioners’ perspectives on the enablers and barriers to successful Antarctic science-policy knowledge exchange. </w:t>
+      </w:r>
       <w:r>
         <w:rPr>
           <w:i/>
           <w:iCs/>
         </w:rPr>
-        <w:t>Ambio</w:t>
-      </w:r>
-      <w:proofErr w:type="spellEnd"/>
+        <w:t>Environmental Policy and Governance</w:t>
+      </w:r>
+      <w:r>
+        <w:t>. https://doi.org/10.1002/eet.2143</w:t>
+      </w:r>
+      <w:r>
+        <w:br/>
+        <w:t xml:space="preserve">Giebels, D., van Buuren, A., &amp; Edelenbos, J. (2015). Using knowledge in a complex decision-making process - Evidence and principles from the Danish Houting project’s ecosystem-based management approach. </w:t>
+      </w:r>
+      <w:r>
+        <w:rPr>
+          <w:i/>
+          <w:iCs/>
+        </w:rPr>
+        <w:t>Environmental Science &amp; Policy</w:t>
+      </w:r>
       <w:r>
         <w:t xml:space="preserve">, </w:t>
       </w:r>
@@ -13597,114 +13971,21 @@
           <w:i/>
           <w:iCs/>
         </w:rPr>
-        <w:t>49</w:t>
-      </w:r>
-      <w:r>
-        <w:t>(9), 1490–1505. https://doi.org/10.1007/s13280-019-01281-z</w:t>
+        <w:t>47</w:t>
+      </w:r>
+      <w:r>
+        <w:t>, 53–67. https://doi.org/10.1016/j.envsci.2014.10.015</w:t>
       </w:r>
       <w:r>
         <w:br/>
-        <w:t xml:space="preserve">Gardiner, N. B., Liggett, D., Gilbert, N., &amp; </w:t>
-      </w:r>
-      <w:proofErr w:type="spellStart"/>
-      <w:r>
-        <w:t>Cvitanovic</w:t>
-      </w:r>
-      <w:proofErr w:type="spellEnd"/>
-      <w:r>
-        <w:t xml:space="preserve">, C. (2024). Practitioners’ perspectives on the enablers and barriers to successful Antarctic science-policy knowledge exchange. </w:t>
+        <w:t xml:space="preserve">Giehl, E. L. H., Moretti, M., Walsh, J. C., Batalha, M. A., &amp; Cook, C. N. (2017). Scientific evidence and potential barriers in the management of Brazilian protected areas. </w:t>
       </w:r>
       <w:r>
         <w:rPr>
           <w:i/>
           <w:iCs/>
         </w:rPr>
-        <w:t>Environmental Policy and Governance</w:t>
-      </w:r>
-      <w:r>
-        <w:t>. https://doi.org/10.1002/eet.2143</w:t>
-      </w:r>
-      <w:r>
-        <w:br/>
-      </w:r>
-      <w:proofErr w:type="spellStart"/>
-      <w:r>
-        <w:t>Giebels</w:t>
-      </w:r>
-      <w:proofErr w:type="spellEnd"/>
-      <w:r>
-        <w:t xml:space="preserve">, D., van </w:t>
-      </w:r>
-      <w:proofErr w:type="spellStart"/>
-      <w:r>
-        <w:t>Buuren</w:t>
-      </w:r>
-      <w:proofErr w:type="spellEnd"/>
-      <w:r>
-        <w:t xml:space="preserve">, A., &amp; </w:t>
-      </w:r>
-      <w:proofErr w:type="spellStart"/>
-      <w:r>
-        <w:t>Edelenbos</w:t>
-      </w:r>
-      <w:proofErr w:type="spellEnd"/>
-      <w:r>
-        <w:t xml:space="preserve">, J. (2015). Using knowledge in a complex decision-making process - Evidence and principles from the Danish Houting project’s ecosystem-based management approach. </w:t>
-      </w:r>
-      <w:r>
-        <w:rPr>
-          <w:i/>
-          <w:iCs/>
-        </w:rPr>
-        <w:t>Environmental Science &amp; Policy</w:t>
-      </w:r>
-      <w:r>
-        <w:t xml:space="preserve">, </w:t>
-      </w:r>
-      <w:r>
-        <w:rPr>
-          <w:i/>
-          <w:iCs/>
-        </w:rPr>
-        <w:t>47</w:t>
-      </w:r>
-      <w:r>
-        <w:t>, 53–67. https://doi.org/10.1016/j.envsci.2014.10.015</w:t>
-      </w:r>
-      <w:r>
-        <w:br/>
-      </w:r>
-      <w:proofErr w:type="spellStart"/>
-      <w:r>
-        <w:t>Giehl</w:t>
-      </w:r>
-      <w:proofErr w:type="spellEnd"/>
-      <w:r>
-        <w:t xml:space="preserve">, E. L. H., Moretti, M., Walsh, J. C., </w:t>
-      </w:r>
-      <w:proofErr w:type="spellStart"/>
-      <w:r>
-        <w:t>Batalha</w:t>
-      </w:r>
-      <w:proofErr w:type="spellEnd"/>
-      <w:r>
-        <w:t xml:space="preserve">, M. A., &amp; Cook, C. N. (2017). Scientific evidence and potential barriers in the management of Brazilian protected areas. </w:t>
-      </w:r>
-      <w:proofErr w:type="spellStart"/>
-      <w:r>
-        <w:rPr>
-          <w:i/>
-          <w:iCs/>
-        </w:rPr>
-        <w:t>PloS</w:t>
-      </w:r>
-      <w:proofErr w:type="spellEnd"/>
-      <w:r>
-        <w:rPr>
-          <w:i/>
-          <w:iCs/>
-        </w:rPr>
-        <w:t xml:space="preserve"> One</w:t>
+        <w:t>PloS One</w:t>
       </w:r>
       <w:r>
         <w:t xml:space="preserve">, </w:t>
@@ -13722,39 +14003,7 @@
       </w:r>
       <w:r>
         <w:br/>
-        <w:t xml:space="preserve">Goggin, C. L., Barrett, T., Leys, J., </w:t>
-      </w:r>
-      <w:proofErr w:type="spellStart"/>
-      <w:r>
-        <w:t>Summerell</w:t>
-      </w:r>
-      <w:proofErr w:type="spellEnd"/>
-      <w:r>
-        <w:t xml:space="preserve">, G., </w:t>
-      </w:r>
-      <w:proofErr w:type="spellStart"/>
-      <w:r>
-        <w:t>Gorrod</w:t>
-      </w:r>
-      <w:proofErr w:type="spellEnd"/>
-      <w:r>
-        <w:t xml:space="preserve">, E., Waters, S., </w:t>
-      </w:r>
-      <w:proofErr w:type="spellStart"/>
-      <w:r>
-        <w:t>Littleboy</w:t>
-      </w:r>
-      <w:proofErr w:type="spellEnd"/>
-      <w:r>
-        <w:t xml:space="preserve">, M., Auld, T. D., </w:t>
-      </w:r>
-      <w:proofErr w:type="spellStart"/>
-      <w:r>
-        <w:t>Drielsma</w:t>
-      </w:r>
-      <w:proofErr w:type="spellEnd"/>
-      <w:r>
-        <w:t xml:space="preserve">, M. J., &amp; Jenkins, B. R. (2019). Incorporating social dimensions in planning, managing and evaluating environmental projects. </w:t>
+        <w:t xml:space="preserve">Goggin, C. L., Barrett, T., Leys, J., Summerell, G., Gorrod, E., Waters, S., Littleboy, M., Auld, T. D., Drielsma, M. J., &amp; Jenkins, B. R. (2019). Incorporating social dimensions in planning, managing and evaluating environmental projects. </w:t>
       </w:r>
       <w:r>
         <w:rPr>
@@ -13778,15 +14027,7 @@
       </w:r>
       <w:r>
         <w:br/>
-        <w:t xml:space="preserve">González, A., </w:t>
-      </w:r>
-      <w:proofErr w:type="spellStart"/>
-      <w:r>
-        <w:t>Keneghan</w:t>
-      </w:r>
-      <w:proofErr w:type="spellEnd"/>
-      <w:r>
-        <w:t xml:space="preserve">, D., Fry, J., &amp; Hochstrasser, T. (2014). Current practice in biodiversity impact assessment and prospects for developing an integrated process. </w:t>
+        <w:t xml:space="preserve">González, A., Keneghan, D., Fry, J., &amp; Hochstrasser, T. (2014). Current practice in biodiversity impact assessment and prospects for developing an integrated process. </w:t>
       </w:r>
       <w:r>
         <w:rPr>
@@ -13810,22 +14051,7 @@
       </w:r>
       <w:r>
         <w:br/>
-      </w:r>
-      <w:proofErr w:type="spellStart"/>
-      <w:r>
-        <w:t>Gootee</w:t>
-      </w:r>
-      <w:proofErr w:type="spellEnd"/>
-      <w:r>
-        <w:t xml:space="preserve">, R. S., </w:t>
-      </w:r>
-      <w:proofErr w:type="spellStart"/>
-      <w:r>
-        <w:t>Blatner</w:t>
-      </w:r>
-      <w:proofErr w:type="spellEnd"/>
-      <w:r>
-        <w:t xml:space="preserve">, K. A., Baumgartner, D. M., Carroll, M. S., &amp; Weber, E. P. (2010). Choosing What to Believe About Forests: Differences Between Professional and Non-Professional Evaluative Criteria. </w:t>
+        <w:t xml:space="preserve">Gootee, R. S., Blatner, K. A., Baumgartner, D. M., Carroll, M. S., &amp; Weber, E. P. (2010). Choosing What to Believe About Forests: Differences Between Professional and Non-Professional Evaluative Criteria. </w:t>
       </w:r>
       <w:r>
         <w:rPr>
@@ -13849,14 +14075,7 @@
       </w:r>
       <w:r>
         <w:br/>
-      </w:r>
-      <w:proofErr w:type="spellStart"/>
-      <w:r>
-        <w:t>Gossa</w:t>
-      </w:r>
-      <w:proofErr w:type="spellEnd"/>
-      <w:r>
-        <w:t xml:space="preserve">, C., Fisher, M., &amp; Milner-Gulland, E. J. (2015). The research-implementation gap: How practitioners and researchers from developing countries perceive the role of peer-reviewed literature in conservation science. </w:t>
+        <w:t xml:space="preserve">Gossa, C., Fisher, M., &amp; Milner-Gulland, E. J. (2015). The research-implementation gap: How practitioners and researchers from developing countries perceive the role of peer-reviewed literature in conservation science. </w:t>
       </w:r>
       <w:r>
         <w:rPr>
@@ -13904,39 +14123,7 @@
       </w:r>
       <w:r>
         <w:br/>
-        <w:t xml:space="preserve">Greggor, A. L., Berger-Tal, O., </w:t>
-      </w:r>
-      <w:proofErr w:type="spellStart"/>
-      <w:r>
-        <w:t>Swaisgood</w:t>
-      </w:r>
-      <w:proofErr w:type="spellEnd"/>
-      <w:r>
-        <w:t xml:space="preserve">, R. R., Cooke, S. J., </w:t>
-      </w:r>
-      <w:proofErr w:type="spellStart"/>
-      <w:r>
-        <w:t>DeVault</w:t>
-      </w:r>
-      <w:proofErr w:type="spellEnd"/>
-      <w:r>
-        <w:t>, T. L., Fernández-</w:t>
-      </w:r>
-      <w:proofErr w:type="spellStart"/>
-      <w:r>
-        <w:t>Juricic</w:t>
-      </w:r>
-      <w:proofErr w:type="spellEnd"/>
-      <w:r>
-        <w:t xml:space="preserve">, E., Gienapp, A., Hall, S., Hostetter, C., Owen, M. A., Rankin, S., Ruppert, K. A., Swaddle, J. P., &amp; Blumstein, D. T. (2021). Using Change Models to Envision Better Applications of Animal </w:t>
-      </w:r>
-      <w:proofErr w:type="spellStart"/>
-      <w:r>
-        <w:t>Behavior</w:t>
-      </w:r>
-      <w:proofErr w:type="spellEnd"/>
-      <w:r>
-        <w:t xml:space="preserve"> Research in Conservation Management and Beyond. </w:t>
+        <w:t xml:space="preserve">Greggor, A. L., Berger-Tal, O., Swaisgood, R. R., Cooke, S. J., DeVault, T. L., Fernández-Juricic, E., Gienapp, A., Hall, S., Hostetter, C., Owen, M. A., Rankin, S., Ruppert, K. A., Swaddle, J. P., &amp; Blumstein, D. T. (2021). Using Change Models to Envision Better Applications of Animal Behavior Research in Conservation Management and Beyond. </w:t>
       </w:r>
       <w:r>
         <w:rPr>
@@ -13960,38 +14147,7 @@
       </w:r>
       <w:r>
         <w:br/>
-      </w:r>
-      <w:proofErr w:type="spellStart"/>
-      <w:r>
-        <w:t>Juhola</w:t>
-      </w:r>
-      <w:proofErr w:type="spellEnd"/>
-      <w:r>
-        <w:t xml:space="preserve">, S., </w:t>
-      </w:r>
-      <w:proofErr w:type="spellStart"/>
-      <w:r>
-        <w:t>Huotari</w:t>
-      </w:r>
-      <w:proofErr w:type="spellEnd"/>
-      <w:r>
-        <w:t xml:space="preserve">, E., </w:t>
-      </w:r>
-      <w:proofErr w:type="spellStart"/>
-      <w:r>
-        <w:t>Kolehmainen</w:t>
-      </w:r>
-      <w:proofErr w:type="spellEnd"/>
-      <w:r>
-        <w:t>, L., Silfverberg, O., &amp; Korhonen-</w:t>
-      </w:r>
-      <w:proofErr w:type="spellStart"/>
-      <w:r>
-        <w:t>Kurki</w:t>
-      </w:r>
-      <w:proofErr w:type="spellEnd"/>
-      <w:r>
-        <w:t xml:space="preserve">, K. (2024). Knowledge brokering at the environmental science-policy interface - examining structure and activity. </w:t>
+        <w:t xml:space="preserve">Juhola, S., Huotari, E., Kolehmainen, L., Silfverberg, O., &amp; Korhonen-Kurki, K. (2024). Knowledge brokering at the environmental science-policy interface - examining structure and activity. </w:t>
       </w:r>
       <w:r>
         <w:rPr>
@@ -14018,15 +14174,7 @@
       </w:r>
       <w:r>
         <w:lastRenderedPageBreak/>
-        <w:t>Karam-</w:t>
-      </w:r>
-      <w:proofErr w:type="spellStart"/>
-      <w:r>
-        <w:t>Gemael</w:t>
-      </w:r>
-      <w:proofErr w:type="spellEnd"/>
-      <w:r>
-        <w:t xml:space="preserve">, M., Loyola, R., Penha, J., &amp; Izzo, T. (2018). Poor alignment of priorities between scientists and policymakers highlights the need for evidence-informed conservation in Brazil. </w:t>
+        <w:t xml:space="preserve">Karam-Gemael, M., Loyola, R., Penha, J., &amp; Izzo, T. (2018). Poor alignment of priorities between scientists and policymakers highlights the need for evidence-informed conservation in Brazil. </w:t>
       </w:r>
       <w:r>
         <w:rPr>
@@ -14050,38 +14198,7 @@
       </w:r>
       <w:r>
         <w:br/>
-      </w:r>
-      <w:proofErr w:type="spellStart"/>
-      <w:r>
-        <w:t>Karcher</w:t>
-      </w:r>
-      <w:proofErr w:type="spellEnd"/>
-      <w:r>
-        <w:t xml:space="preserve">, D. B., </w:t>
-      </w:r>
-      <w:proofErr w:type="spellStart"/>
-      <w:r>
-        <w:t>Cvitanovic</w:t>
-      </w:r>
-      <w:proofErr w:type="spellEnd"/>
-      <w:r>
-        <w:t xml:space="preserve">, C., Colvin, R. M., van </w:t>
-      </w:r>
-      <w:proofErr w:type="spellStart"/>
-      <w:r>
-        <w:t>Putten</w:t>
-      </w:r>
-      <w:proofErr w:type="spellEnd"/>
-      <w:r>
-        <w:t xml:space="preserve">, I., </w:t>
-      </w:r>
-      <w:proofErr w:type="spellStart"/>
-      <w:r>
-        <w:t>Pozza</w:t>
-      </w:r>
-      <w:proofErr w:type="spellEnd"/>
-      <w:r>
-        <w:t xml:space="preserve">, R. D., &amp; Posner, S. (2025). Key attributes for effective knowledge brokering at the interface of environmental science and management. </w:t>
+        <w:t xml:space="preserve">Karcher, D. B., Cvitanovic, C., Colvin, R. M., van Putten, I., Pozza, R. D., &amp; Posner, S. (2025). Key attributes for effective knowledge brokering at the interface of environmental science and management. </w:t>
       </w:r>
       <w:r>
         <w:rPr>
@@ -14105,22 +14222,7 @@
       </w:r>
       <w:r>
         <w:br/>
-      </w:r>
-      <w:proofErr w:type="spellStart"/>
-      <w:r>
-        <w:t>Kartez</w:t>
-      </w:r>
-      <w:proofErr w:type="spellEnd"/>
-      <w:r>
-        <w:t xml:space="preserve">, J. D., &amp; </w:t>
-      </w:r>
-      <w:proofErr w:type="spellStart"/>
-      <w:r>
-        <w:t>Casto</w:t>
-      </w:r>
-      <w:proofErr w:type="spellEnd"/>
-      <w:r>
-        <w:t xml:space="preserve">, M. P. (2008). Information Into Action Biodiversity Data Outreach and Municipal Land Conservation. </w:t>
+        <w:t xml:space="preserve">Kartez, J. D., &amp; Casto, M. P. (2008). Information Into Action Biodiversity Data Outreach and Municipal Land Conservation. </w:t>
       </w:r>
       <w:r>
         <w:rPr>
@@ -14144,15 +14246,7 @@
       </w:r>
       <w:r>
         <w:br/>
-        <w:t xml:space="preserve">Koehn, J. D., Balcombe, S. R., &amp; </w:t>
-      </w:r>
-      <w:proofErr w:type="spellStart"/>
-      <w:r>
-        <w:t>Zampatti</w:t>
-      </w:r>
-      <w:proofErr w:type="spellEnd"/>
-      <w:r>
-        <w:t xml:space="preserve">, B. P. (2019). Fish and flow management in the Murray-Darling Basin: Directions for research. </w:t>
+        <w:t xml:space="preserve">Koehn, J. D., Balcombe, S. R., &amp; Zampatti, B. P. (2019). Fish and flow management in the Murray-Darling Basin: Directions for research. </w:t>
       </w:r>
       <w:r>
         <w:rPr>
@@ -14176,23 +14270,7 @@
       </w:r>
       <w:r>
         <w:br/>
-        <w:t xml:space="preserve">Kuiper, T., Ngwenya, N., </w:t>
-      </w:r>
-      <w:proofErr w:type="spellStart"/>
-      <w:r>
-        <w:t>Kavhu</w:t>
-      </w:r>
-      <w:proofErr w:type="spellEnd"/>
-      <w:r>
-        <w:t xml:space="preserve">, B., </w:t>
-      </w:r>
-      <w:proofErr w:type="spellStart"/>
-      <w:r>
-        <w:t>Mandisodza-Chikerema</w:t>
-      </w:r>
-      <w:proofErr w:type="spellEnd"/>
-      <w:r>
-        <w:t xml:space="preserve">, R., &amp; Milner-Gulland, E. J. (2023). Making adaptive management more user friendly to encourage manager buy-in. </w:t>
+        <w:t xml:space="preserve">Kuiper, T., Ngwenya, N., Kavhu, B., Mandisodza-Chikerema, R., &amp; Milner-Gulland, E. J. (2023). Making adaptive management more user friendly to encourage manager buy-in. </w:t>
       </w:r>
       <w:r>
         <w:rPr>
@@ -14240,15 +14318,7 @@
       </w:r>
       <w:r>
         <w:br/>
-        <w:t xml:space="preserve">Lapointe, N. W. R., Tremblay, M. A., &amp; </w:t>
-      </w:r>
-      <w:proofErr w:type="spellStart"/>
-      <w:r>
-        <w:t>Barna</w:t>
-      </w:r>
-      <w:proofErr w:type="spellEnd"/>
-      <w:r>
-        <w:t xml:space="preserve">, H. (2016). Tools for Improving the Effectiveness of Academic Partnerships in Informing Conservation Practices. </w:t>
+        <w:t xml:space="preserve">Lapointe, N. W. R., Tremblay, M. A., &amp; Barna, H. (2016). Tools for Improving the Effectiveness of Academic Partnerships in Informing Conservation Practices. </w:t>
       </w:r>
       <w:r>
         <w:rPr>
@@ -14272,31 +14342,7 @@
       </w:r>
       <w:r>
         <w:br/>
-        <w:t xml:space="preserve">Lonsdale, J. A., Gill, A. B., </w:t>
-      </w:r>
-      <w:proofErr w:type="spellStart"/>
-      <w:r>
-        <w:t>Alliji</w:t>
-      </w:r>
-      <w:proofErr w:type="spellEnd"/>
-      <w:r>
-        <w:t xml:space="preserve">, K., </w:t>
-      </w:r>
-      <w:proofErr w:type="spellStart"/>
-      <w:r>
-        <w:t>Birchenough</w:t>
-      </w:r>
-      <w:proofErr w:type="spellEnd"/>
-      <w:r>
-        <w:t xml:space="preserve">, S. N. R., Blake, S., Buckley, H., Clarke, C., Clarke, S., Edmonds, N., Fonseca, L., </w:t>
-      </w:r>
-      <w:proofErr w:type="spellStart"/>
-      <w:r>
-        <w:t>Goodsir</w:t>
-      </w:r>
-      <w:proofErr w:type="spellEnd"/>
-      <w:r>
-        <w:t xml:space="preserve">, F., Griffith, A., Judd, A., Mulholland, R., Perry, J., Randall, K., &amp; Wood, D. (2022). It Is a Balancing Act: The Interface of Scientific Evidence and Policy in Support of Effective Marine Environmental Management. </w:t>
+        <w:t xml:space="preserve">Lonsdale, J. A., Gill, A. B., Alliji, K., Birchenough, S. N. R., Blake, S., Buckley, H., Clarke, C., Clarke, S., Edmonds, N., Fonseca, L., Goodsir, F., Griffith, A., Judd, A., Mulholland, R., Perry, J., Randall, K., &amp; Wood, D. (2022). It Is a Balancing Act: The Interface of Scientific Evidence and Policy in Support of Effective Marine Environmental Management. </w:t>
       </w:r>
       <w:r>
         <w:rPr>
@@ -14321,14 +14367,9 @@
       <w:r>
         <w:br/>
       </w:r>
-      <w:proofErr w:type="spellStart"/>
       <w:r>
         <w:lastRenderedPageBreak/>
-        <w:t>McConney</w:t>
-      </w:r>
-      <w:proofErr w:type="spellEnd"/>
-      <w:r>
-        <w:t xml:space="preserve">, P., Fanning, L., Mahon, R., &amp; Simmons, B. (2016). A first look at the science-policy interface for ocean governance in the Wider Caribbean Region. </w:t>
+        <w:t xml:space="preserve">McConney, P., Fanning, L., Mahon, R., &amp; Simmons, B. (2016). A first look at the science-policy interface for ocean governance in the Wider Caribbean Region. </w:t>
       </w:r>
       <w:r>
         <w:rPr>
@@ -14352,23 +14393,7 @@
       </w:r>
       <w:r>
         <w:br/>
-        <w:t xml:space="preserve">Messmer, T. A., </w:t>
-      </w:r>
-      <w:proofErr w:type="spellStart"/>
-      <w:r>
-        <w:t>Hasenyager</w:t>
-      </w:r>
-      <w:proofErr w:type="spellEnd"/>
-      <w:r>
-        <w:t xml:space="preserve">, R., </w:t>
-      </w:r>
-      <w:proofErr w:type="spellStart"/>
-      <w:r>
-        <w:t>Burruss</w:t>
-      </w:r>
-      <w:proofErr w:type="spellEnd"/>
-      <w:r>
-        <w:t xml:space="preserve">, J., &amp; Liguori, S. (2013). Stakeholder contemporary knowledge needs regarding the potential effects of tall structures on sage-grouse. </w:t>
+        <w:t xml:space="preserve">Messmer, T. A., Hasenyager, R., Burruss, J., &amp; Liguori, S. (2013). Stakeholder contemporary knowledge needs regarding the potential effects of tall structures on sage-grouse. </w:t>
       </w:r>
       <w:r>
         <w:rPr>
@@ -14416,14 +14441,7 @@
       </w:r>
       <w:r>
         <w:br/>
-      </w:r>
-      <w:proofErr w:type="spellStart"/>
-      <w:r>
-        <w:t>Neeff</w:t>
-      </w:r>
-      <w:proofErr w:type="spellEnd"/>
-      <w:r>
-        <w:t xml:space="preserve">, T., &amp; Piazza, M. (2020). How countries link forest monitoring into policy-making. </w:t>
+        <w:t xml:space="preserve">Neeff, T., &amp; Piazza, M. (2020). How countries link forest monitoring into policy-making. </w:t>
       </w:r>
       <w:r>
         <w:rPr>
@@ -14495,14 +14513,7 @@
       </w:r>
       <w:r>
         <w:br/>
-      </w:r>
-      <w:proofErr w:type="spellStart"/>
-      <w:r>
-        <w:t>Petheram</w:t>
-      </w:r>
-      <w:proofErr w:type="spellEnd"/>
-      <w:r>
-        <w:t xml:space="preserve">, L., Stacey, N., Campbell, B. M., &amp; High, C. (2012). Using visual products derived from community research to inform natural resource management policy. </w:t>
+        <w:t xml:space="preserve">Petheram, L., Stacey, N., Campbell, B. M., &amp; High, C. (2012). Using visual products derived from community research to inform natural resource management policy. </w:t>
       </w:r>
       <w:r>
         <w:rPr>
@@ -14526,14 +14537,7 @@
       </w:r>
       <w:r>
         <w:br/>
-      </w:r>
-      <w:proofErr w:type="spellStart"/>
-      <w:r>
-        <w:t>Pfaeffle</w:t>
-      </w:r>
-      <w:proofErr w:type="spellEnd"/>
-      <w:r>
-        <w:t xml:space="preserve">, T., Moore, M. A., Cravens, A. E., McEvoy, J., &amp; Bamzai-Dodson, A. (2022). Murky waters: divergent ways scientists, practitioners, and landowners evaluate beaver mimicry. </w:t>
+        <w:t xml:space="preserve">Pfaeffle, T., Moore, M. A., Cravens, A. E., McEvoy, J., &amp; Bamzai-Dodson, A. (2022). Murky waters: divergent ways scientists, practitioners, and landowners evaluate beaver mimicry. </w:t>
       </w:r>
       <w:r>
         <w:rPr>
@@ -14557,30 +14561,7 @@
       </w:r>
       <w:r>
         <w:br/>
-      </w:r>
-      <w:proofErr w:type="spellStart"/>
-      <w:r>
-        <w:t>Polejack</w:t>
-      </w:r>
-      <w:proofErr w:type="spellEnd"/>
-      <w:r>
-        <w:t xml:space="preserve">, A., Ramírez-Monsalve, P., &amp; </w:t>
-      </w:r>
-      <w:proofErr w:type="spellStart"/>
-      <w:r>
-        <w:t>Wisz</w:t>
-      </w:r>
-      <w:proofErr w:type="spellEnd"/>
-      <w:r>
-        <w:t xml:space="preserve">, M. S. (2023). What does </w:t>
-      </w:r>
-      <w:proofErr w:type="gramStart"/>
-      <w:r>
-        <w:t>integrated</w:t>
-      </w:r>
-      <w:proofErr w:type="gramEnd"/>
-      <w:r>
-        <w:t xml:space="preserve"> ecosystem assessment mean to policy-makers and scientists working in the Atlantic? Implications for ocean science diplomacy. </w:t>
+        <w:t xml:space="preserve">Polejack, A., Ramírez-Monsalve, P., &amp; Wisz, M. S. (2023). What does integrated ecosystem assessment mean to policy-makers and scientists working in the Atlantic? Implications for ocean science diplomacy. </w:t>
       </w:r>
       <w:r>
         <w:rPr>
@@ -14632,23 +14613,7 @@
       </w:r>
       <w:r>
         <w:br/>
-        <w:t xml:space="preserve">Rittenhouse, J., </w:t>
-      </w:r>
-      <w:proofErr w:type="spellStart"/>
-      <w:r>
-        <w:t>Leites</w:t>
-      </w:r>
-      <w:proofErr w:type="spellEnd"/>
-      <w:r>
-        <w:t xml:space="preserve">, L., </w:t>
-      </w:r>
-      <w:proofErr w:type="spellStart"/>
-      <w:r>
-        <w:t>Derham</w:t>
-      </w:r>
-      <w:proofErr w:type="spellEnd"/>
-      <w:r>
-        <w:t xml:space="preserve">, K., &amp; Miller, S. (2018). Insights on the use of decision-support tools to sustain forest ecosystems from a case study in Pennsylvania, USA. </w:t>
+        <w:t xml:space="preserve">Rittenhouse, J., Leites, L., Derham, K., &amp; Miller, S. (2018). Insights on the use of decision-support tools to sustain forest ecosystems from a case study in Pennsylvania, USA. </w:t>
       </w:r>
       <w:r>
         <w:rPr>
@@ -14672,22 +14637,7 @@
       </w:r>
       <w:r>
         <w:br/>
-      </w:r>
-      <w:proofErr w:type="spellStart"/>
-      <w:r>
-        <w:t>Siggery</w:t>
-      </w:r>
-      <w:proofErr w:type="spellEnd"/>
-      <w:r>
-        <w:t xml:space="preserve">, B., </w:t>
-      </w:r>
-      <w:proofErr w:type="spellStart"/>
-      <w:r>
-        <w:t>Bennion</w:t>
-      </w:r>
-      <w:proofErr w:type="spellEnd"/>
-      <w:r>
-        <w:t xml:space="preserve">, H., Morse, S., Murphy, R., &amp; Waite, M. (2023). Practitioner perspectives on the application of palaeoecology in nature conservation. </w:t>
+        <w:t xml:space="preserve">Siggery, B., Bennion, H., Morse, S., Murphy, R., &amp; Waite, M. (2023). Practitioner perspectives on the application of palaeoecology in nature conservation. </w:t>
       </w:r>
       <w:r>
         <w:rPr>
@@ -14735,190 +14685,100 @@
       </w:r>
       <w:r>
         <w:br/>
-        <w:t xml:space="preserve">Tambe, S., Rawat, G. S., Bhutia, N. T., Sherpa, P. N., </w:t>
-      </w:r>
-      <w:proofErr w:type="spellStart"/>
-      <w:r>
-        <w:t>Dhakal</w:t>
-      </w:r>
-      <w:proofErr w:type="spellEnd"/>
-      <w:r>
-        <w:t xml:space="preserve">, S., Pradhan, S., Kulkarni, H., &amp; </w:t>
-      </w:r>
-      <w:proofErr w:type="spellStart"/>
-      <w:r>
-        <w:t>Arrawatia</w:t>
-      </w:r>
-      <w:proofErr w:type="spellEnd"/>
-      <w:r>
-        <w:t xml:space="preserve">, M. L. (2020). Building sustainability in the Eastern Himalaya: linking evidence to action. </w:t>
-      </w:r>
-      <w:proofErr w:type="spellStart"/>
+        <w:t xml:space="preserve">Tambe, S., Rawat, G. S., Bhutia, N. T., Sherpa, P. N., Dhakal, S., Pradhan, S., Kulkarni, H., &amp; Arrawatia, M. L. (2020). Building sustainability in the Eastern Himalaya: linking evidence to action. </w:t>
+      </w:r>
       <w:r>
         <w:rPr>
           <w:i/>
           <w:iCs/>
           <w:lang w:val="es-ES"/>
         </w:rPr>
-        <w:t>Environment</w:t>
-      </w:r>
-      <w:proofErr w:type="spellEnd"/>
+        <w:t>Environment Development and Sustainability</w:t>
+      </w:r>
+      <w:r>
+        <w:rPr>
+          <w:lang w:val="es-ES"/>
+        </w:rPr>
+        <w:t xml:space="preserve">, </w:t>
+      </w:r>
       <w:r>
         <w:rPr>
           <w:i/>
           <w:iCs/>
           <w:lang w:val="es-ES"/>
         </w:rPr>
-        <w:t xml:space="preserve"> </w:t>
-      </w:r>
-      <w:proofErr w:type="spellStart"/>
+        <w:t>22</w:t>
+      </w:r>
+      <w:r>
+        <w:rPr>
+          <w:lang w:val="es-ES"/>
+        </w:rPr>
+        <w:t>(6), 5887–5903. https://doi.org/10.1007/s10668-019-00456-8</w:t>
+      </w:r>
+      <w:r>
+        <w:rPr>
+          <w:lang w:val="es-ES"/>
+        </w:rPr>
+        <w:br/>
+        <w:t xml:space="preserve">Valdez, J. W., Pereira, H. M., Morejón, G. F., Acosta-Muñoz, C., Bonet Garcia, F. J., Castro Vergara, L., Claros, X. R., Gill, M. J., Josse, C., Lafuente-Cartagena, I., Langstroth, R., Sheppard, S. N., Orihuela, G., Prieto-Albuja, F. J., Quillahuaman, N., Terán, M. F., Zambrana-Torrelio, C. M., Navarro, L. M., &amp; Fernandez, M. (2023). </w:t>
+      </w:r>
+      <w:r>
+        <w:t xml:space="preserve">Tailoring evidence into action: Using a co-design approach for biodiversity information in the Tropical Andes. </w:t>
+      </w:r>
       <w:r>
         <w:rPr>
           <w:i/>
           <w:iCs/>
-          <w:lang w:val="es-ES"/>
-        </w:rPr>
-        <w:t>Development</w:t>
-      </w:r>
-      <w:proofErr w:type="spellEnd"/>
+        </w:rPr>
+        <w:t>Conservation Science and Practice</w:t>
+      </w:r>
+      <w:r>
+        <w:t xml:space="preserve">, </w:t>
+      </w:r>
       <w:r>
         <w:rPr>
           <w:i/>
           <w:iCs/>
-          <w:lang w:val="es-ES"/>
-        </w:rPr>
-        <w:t xml:space="preserve"> and </w:t>
-      </w:r>
-      <w:proofErr w:type="spellStart"/>
+        </w:rPr>
+        <w:t>5</w:t>
+      </w:r>
+      <w:r>
+        <w:t>(12). https://doi.org/10.1111/csp2.13035</w:t>
+      </w:r>
+      <w:r>
+        <w:br/>
+        <w:t xml:space="preserve">Vimal, R., Gatiso, T., &amp; Mathevet, R. (2018). Monitoring in Tropical National Parks: The Power of Knowledge. </w:t>
+      </w:r>
       <w:r>
         <w:rPr>
           <w:i/>
           <w:iCs/>
-          <w:lang w:val="es-ES"/>
-        </w:rPr>
-        <w:t>Sustainability</w:t>
-      </w:r>
-      <w:proofErr w:type="spellEnd"/>
-      <w:r>
-        <w:rPr>
-          <w:lang w:val="es-ES"/>
-        </w:rPr>
+        </w:rPr>
+        <w:t>Conservation &amp; Society</w:t>
+      </w:r>
+      <w:r>
         <w:t xml:space="preserve">, </w:t>
       </w:r>
       <w:r>
         <w:rPr>
           <w:i/>
           <w:iCs/>
-          <w:lang w:val="es-ES"/>
-        </w:rPr>
-        <w:t>22</w:t>
-      </w:r>
-      <w:r>
-        <w:rPr>
-          <w:lang w:val="es-ES"/>
-        </w:rPr>
-        <w:t>(6), 5887–5903. https://doi.org/10.1007/s10668-019-00456-8</w:t>
-      </w:r>
-      <w:r>
-        <w:rPr>
-          <w:lang w:val="es-ES"/>
-        </w:rPr>
+        </w:rPr>
+        <w:t>16</w:t>
+      </w:r>
+      <w:r>
+        <w:t>(1), 76–90. https://doi.org/10.4103/cs.cs_17_12</w:t>
+      </w:r>
+      <w:r>
         <w:br/>
-        <w:t xml:space="preserve">Valdez, J. W., Pereira, H. M., Morejón, G. F., Acosta-Muñoz, C., Bonet </w:t>
-      </w:r>
-      <w:proofErr w:type="spellStart"/>
-      <w:r>
-        <w:rPr>
-          <w:lang w:val="es-ES"/>
-        </w:rPr>
-        <w:t>Garcia</w:t>
-      </w:r>
-      <w:proofErr w:type="spellEnd"/>
-      <w:r>
-        <w:rPr>
-          <w:lang w:val="es-ES"/>
-        </w:rPr>
-        <w:t xml:space="preserve">, F. J., Castro Vergara, L., Claros, X. R., Gill, M. J., </w:t>
-      </w:r>
-      <w:proofErr w:type="spellStart"/>
-      <w:r>
-        <w:rPr>
-          <w:lang w:val="es-ES"/>
-        </w:rPr>
-        <w:t>Josse</w:t>
-      </w:r>
-      <w:proofErr w:type="spellEnd"/>
-      <w:r>
-        <w:rPr>
-          <w:lang w:val="es-ES"/>
-        </w:rPr>
-        <w:t xml:space="preserve">, C., Lafuente-Cartagena, I., </w:t>
-      </w:r>
-      <w:proofErr w:type="spellStart"/>
-      <w:r>
-        <w:rPr>
-          <w:lang w:val="es-ES"/>
-        </w:rPr>
-        <w:t>Langstroth</w:t>
-      </w:r>
-      <w:proofErr w:type="spellEnd"/>
-      <w:r>
-        <w:rPr>
-          <w:lang w:val="es-ES"/>
-        </w:rPr>
-        <w:t xml:space="preserve">, R., Sheppard, S. N., Orihuela, G., Prieto-Albuja, F. J., </w:t>
-      </w:r>
-      <w:proofErr w:type="spellStart"/>
-      <w:r>
-        <w:rPr>
-          <w:lang w:val="es-ES"/>
-        </w:rPr>
-        <w:t>Quillahuaman</w:t>
-      </w:r>
-      <w:proofErr w:type="spellEnd"/>
-      <w:r>
-        <w:rPr>
-          <w:lang w:val="es-ES"/>
-        </w:rPr>
-        <w:t>, N., Terán, M. F., Zambrana-</w:t>
-      </w:r>
-      <w:proofErr w:type="spellStart"/>
-      <w:r>
-        <w:rPr>
-          <w:lang w:val="es-ES"/>
-        </w:rPr>
-        <w:t>Torrelio</w:t>
-      </w:r>
-      <w:proofErr w:type="spellEnd"/>
-      <w:r>
-        <w:rPr>
-          <w:lang w:val="es-ES"/>
-        </w:rPr>
-        <w:t xml:space="preserve">, C. M., Navarro, L. M., &amp; </w:t>
-      </w:r>
-      <w:proofErr w:type="spellStart"/>
-      <w:r>
-        <w:rPr>
-          <w:lang w:val="es-ES"/>
-        </w:rPr>
-        <w:t>Fernandez</w:t>
-      </w:r>
-      <w:proofErr w:type="spellEnd"/>
-      <w:r>
-        <w:rPr>
-          <w:lang w:val="es-ES"/>
-        </w:rPr>
-        <w:t xml:space="preserve">, M. (2023). </w:t>
-      </w:r>
-      <w:r>
-        <w:t xml:space="preserve">Tailoring evidence into action: Using a co-design approach for biodiversity information in the Tropical Andes. </w:t>
+        <w:t xml:space="preserve">Young, K. D., &amp; Van Aarde, R. J. (2011). Science and elephant management decisions in South Africa. </w:t>
       </w:r>
       <w:r>
         <w:rPr>
           <w:i/>
           <w:iCs/>
         </w:rPr>
-        <w:t>Conservation Science and Practice</w:t>
+        <w:t>Biological Conservation</w:t>
       </w:r>
       <w:r>
         <w:t xml:space="preserve">, </w:t>
@@ -14928,109 +14788,14 @@
           <w:i/>
           <w:iCs/>
         </w:rPr>
-        <w:t>5</w:t>
-      </w:r>
-      <w:r>
-        <w:t>(12). https://doi.org/10.1111/csp2.13035</w:t>
+        <w:t>144</w:t>
+      </w:r>
+      <w:r>
+        <w:t>(2), 876–885. https://doi.org/10.1016/j.biocon.2010.11.023</w:t>
       </w:r>
       <w:r>
         <w:br/>
-        <w:t xml:space="preserve">Vimal, R., </w:t>
-      </w:r>
-      <w:proofErr w:type="spellStart"/>
-      <w:r>
-        <w:t>Gatiso</w:t>
-      </w:r>
-      <w:proofErr w:type="spellEnd"/>
-      <w:r>
-        <w:t xml:space="preserve">, T., &amp; </w:t>
-      </w:r>
-      <w:proofErr w:type="spellStart"/>
-      <w:r>
-        <w:t>Mathevet</w:t>
-      </w:r>
-      <w:proofErr w:type="spellEnd"/>
-      <w:r>
-        <w:t xml:space="preserve">, R. (2018). Monitoring in Tropical National Parks: The Power of Knowledge. </w:t>
-      </w:r>
-      <w:r>
-        <w:rPr>
-          <w:i/>
-          <w:iCs/>
-        </w:rPr>
-        <w:t>Conservation &amp; Society</w:t>
-      </w:r>
-      <w:r>
-        <w:t xml:space="preserve">, </w:t>
-      </w:r>
-      <w:r>
-        <w:rPr>
-          <w:i/>
-          <w:iCs/>
-        </w:rPr>
-        <w:t>16</w:t>
-      </w:r>
-      <w:r>
-        <w:t>(1), 76–90. https://doi.org/10.4103/cs.cs_17_12</w:t>
-      </w:r>
-      <w:r>
-        <w:br/>
-        <w:t xml:space="preserve">Young, K. D., &amp; Van </w:t>
-      </w:r>
-      <w:proofErr w:type="spellStart"/>
-      <w:r>
-        <w:t>Aarde</w:t>
-      </w:r>
-      <w:proofErr w:type="spellEnd"/>
-      <w:r>
-        <w:t xml:space="preserve">, R. J. (2011). Science and elephant management decisions in South Africa. </w:t>
-      </w:r>
-      <w:r>
-        <w:rPr>
-          <w:i/>
-          <w:iCs/>
-        </w:rPr>
-        <w:t>Biological Conservation</w:t>
-      </w:r>
-      <w:r>
-        <w:t xml:space="preserve">, </w:t>
-      </w:r>
-      <w:r>
-        <w:rPr>
-          <w:i/>
-          <w:iCs/>
-        </w:rPr>
-        <w:t>144</w:t>
-      </w:r>
-      <w:r>
-        <w:t>(2), 876–885. https://doi.org/10.1016/j.biocon.2010.11.023</w:t>
-      </w:r>
-      <w:r>
-        <w:br/>
-      </w:r>
-      <w:proofErr w:type="spellStart"/>
-      <w:r>
-        <w:t>Zavaleta</w:t>
-      </w:r>
-      <w:proofErr w:type="spellEnd"/>
-      <w:r>
-        <w:t xml:space="preserve">, E., Miller, D. C., </w:t>
-      </w:r>
-      <w:proofErr w:type="spellStart"/>
-      <w:r>
-        <w:t>Salafsky</w:t>
-      </w:r>
-      <w:proofErr w:type="spellEnd"/>
-      <w:r>
-        <w:t xml:space="preserve">, N., Fleishman, E., Webster, M., Gold, B., Hulse, D., Rowen, M., Tabor, G., &amp; </w:t>
-      </w:r>
-      <w:proofErr w:type="spellStart"/>
-      <w:r>
-        <w:t>Vanderryn</w:t>
-      </w:r>
-      <w:proofErr w:type="spellEnd"/>
-      <w:r>
-        <w:t xml:space="preserve">, J. (2008). Enhancing the engagement of U.S. private </w:t>
+        <w:t xml:space="preserve">Zavaleta, E., Miller, D. C., Salafsky, N., Fleishman, E., Webster, M., Gold, B., Hulse, D., Rowen, M., Tabor, G., &amp; Vanderryn, J. (2008). Enhancing the engagement of U.S. private </w:t>
       </w:r>
       <w:r>
         <w:lastRenderedPageBreak/>
@@ -15145,6 +14910,345 @@
 <file path=word/numbering.xml><?xml version="1.0" encoding="utf-8"?>
 <w:numbering xmlns:wpc="http://schemas.microsoft.com/office/word/2010/wordprocessingCanvas" xmlns:cx="http://schemas.microsoft.com/office/drawing/2014/chartex" xmlns:cx1="http://schemas.microsoft.com/office/drawing/2015/9/8/chartex" xmlns:cx2="http://schemas.microsoft.com/office/drawing/2015/10/21/chartex" xmlns:cx3="http://schemas.microsoft.com/office/drawing/2016/5/9/chartex" xmlns:cx4="http://schemas.microsoft.com/office/drawing/2016/5/10/chartex" xmlns:cx5="http://schemas.microsoft.com/office/drawing/2016/5/11/chartex" xmlns:cx6="http://schemas.microsoft.com/office/drawing/2016/5/12/chartex" xmlns:cx7="http://schemas.microsoft.com/office/drawing/2016/5/13/chartex" xmlns:cx8="http://schemas.microsoft.com/office/drawing/2016/5/14/chartex" xmlns:mc="http://schemas.openxmlformats.org/markup-compatibility/2006" xmlns:aink="http://schemas.microsoft.com/office/drawing/2016/ink" xmlns:am3d="http://schemas.microsoft.com/office/drawing/2017/model3d" xmlns:o="urn:schemas-microsoft-com:office:office" xmlns:oel="http://schemas.microsoft.com/office/2019/extlst" xmlns:r="http://schemas.openxmlformats.org/officeDocument/2006/relationships" xmlns:m="http://schemas.openxmlformats.org/officeDocument/2006/math" xmlns:v="urn:schemas-microsoft-com:vml" xmlns:wp14="http://schemas.microsoft.com/office/word/2010/wordprocessingDrawing" xmlns:wp="http://schemas.openxmlformats.org/drawingml/2006/wordprocessingDrawing" xmlns:w10="urn:schemas-microsoft-com:office:word" xmlns:w="http://schemas.openxmlformats.org/wordprocessingml/2006/main" xmlns:w14="http://schemas.microsoft.com/office/word/2010/wordml" xmlns:w15="http://schemas.microsoft.com/office/word/2012/wordml" xmlns:w16cex="http://schemas.microsoft.com/office/word/2018/wordml/cex" xmlns:w16cid="http://schemas.microsoft.com/office/word/2016/wordml/cid" xmlns:w16="http://schemas.microsoft.com/office/word/2018/wordml" xmlns:w16sdtdh="http://schemas.microsoft.com/office/word/2020/wordml/sdtdatahash" xmlns:w16se="http://schemas.microsoft.com/office/word/2015/wordml/symex" xmlns:wpg="http://schemas.microsoft.com/office/word/2010/wordprocessingGroup" xmlns:wpi="http://schemas.microsoft.com/office/word/2010/wordprocessingInk" xmlns:wne="http://schemas.microsoft.com/office/word/2006/wordml" xmlns:wps="http://schemas.microsoft.com/office/word/2010/wordprocessingShape" mc:Ignorable="w14 w15 w16se w16cid w16 w16cex w16sdtdh wp14">
   <w:abstractNum w:abstractNumId="0" w15:restartNumberingAfterBreak="0">
+    <w:nsid w:val="38D90D40"/>
+    <w:multiLevelType w:val="multilevel"/>
+    <w:tmpl w:val="1994BECE"/>
+    <w:lvl w:ilvl="0">
+      <w:start w:val="1"/>
+      <w:numFmt w:val="decimal"/>
+      <w:lvlText w:val="%1."/>
+      <w:lvlJc w:val="left"/>
+      <w:pPr>
+        <w:tabs>
+          <w:tab w:val="num" w:pos="720"/>
+        </w:tabs>
+        <w:ind w:left="720" w:hanging="360"/>
+      </w:pPr>
+    </w:lvl>
+    <w:lvl w:ilvl="1" w:tentative="1">
+      <w:start w:val="1"/>
+      <w:numFmt w:val="decimal"/>
+      <w:lvlText w:val="%2."/>
+      <w:lvlJc w:val="left"/>
+      <w:pPr>
+        <w:tabs>
+          <w:tab w:val="num" w:pos="1440"/>
+        </w:tabs>
+        <w:ind w:left="1440" w:hanging="360"/>
+      </w:pPr>
+    </w:lvl>
+    <w:lvl w:ilvl="2" w:tentative="1">
+      <w:start w:val="1"/>
+      <w:numFmt w:val="decimal"/>
+      <w:lvlText w:val="%3."/>
+      <w:lvlJc w:val="left"/>
+      <w:pPr>
+        <w:tabs>
+          <w:tab w:val="num" w:pos="2160"/>
+        </w:tabs>
+        <w:ind w:left="2160" w:hanging="360"/>
+      </w:pPr>
+    </w:lvl>
+    <w:lvl w:ilvl="3" w:tentative="1">
+      <w:start w:val="1"/>
+      <w:numFmt w:val="decimal"/>
+      <w:lvlText w:val="%4."/>
+      <w:lvlJc w:val="left"/>
+      <w:pPr>
+        <w:tabs>
+          <w:tab w:val="num" w:pos="2880"/>
+        </w:tabs>
+        <w:ind w:left="2880" w:hanging="360"/>
+      </w:pPr>
+    </w:lvl>
+    <w:lvl w:ilvl="4" w:tentative="1">
+      <w:start w:val="1"/>
+      <w:numFmt w:val="decimal"/>
+      <w:lvlText w:val="%5."/>
+      <w:lvlJc w:val="left"/>
+      <w:pPr>
+        <w:tabs>
+          <w:tab w:val="num" w:pos="3600"/>
+        </w:tabs>
+        <w:ind w:left="3600" w:hanging="360"/>
+      </w:pPr>
+    </w:lvl>
+    <w:lvl w:ilvl="5" w:tentative="1">
+      <w:start w:val="1"/>
+      <w:numFmt w:val="decimal"/>
+      <w:lvlText w:val="%6."/>
+      <w:lvlJc w:val="left"/>
+      <w:pPr>
+        <w:tabs>
+          <w:tab w:val="num" w:pos="4320"/>
+        </w:tabs>
+        <w:ind w:left="4320" w:hanging="360"/>
+      </w:pPr>
+    </w:lvl>
+    <w:lvl w:ilvl="6" w:tentative="1">
+      <w:start w:val="1"/>
+      <w:numFmt w:val="decimal"/>
+      <w:lvlText w:val="%7."/>
+      <w:lvlJc w:val="left"/>
+      <w:pPr>
+        <w:tabs>
+          <w:tab w:val="num" w:pos="5040"/>
+        </w:tabs>
+        <w:ind w:left="5040" w:hanging="360"/>
+      </w:pPr>
+    </w:lvl>
+    <w:lvl w:ilvl="7" w:tentative="1">
+      <w:start w:val="1"/>
+      <w:numFmt w:val="decimal"/>
+      <w:lvlText w:val="%8."/>
+      <w:lvlJc w:val="left"/>
+      <w:pPr>
+        <w:tabs>
+          <w:tab w:val="num" w:pos="5760"/>
+        </w:tabs>
+        <w:ind w:left="5760" w:hanging="360"/>
+      </w:pPr>
+    </w:lvl>
+    <w:lvl w:ilvl="8" w:tentative="1">
+      <w:start w:val="1"/>
+      <w:numFmt w:val="decimal"/>
+      <w:lvlText w:val="%9."/>
+      <w:lvlJc w:val="left"/>
+      <w:pPr>
+        <w:tabs>
+          <w:tab w:val="num" w:pos="6480"/>
+        </w:tabs>
+        <w:ind w:left="6480" w:hanging="360"/>
+      </w:pPr>
+    </w:lvl>
+  </w:abstractNum>
+  <w:abstractNum w:abstractNumId="1" w15:restartNumberingAfterBreak="0">
+    <w:nsid w:val="476A00D6"/>
+    <w:multiLevelType w:val="multilevel"/>
+    <w:tmpl w:val="A2B0ADB4"/>
+    <w:lvl w:ilvl="0">
+      <w:start w:val="1"/>
+      <w:numFmt w:val="decimal"/>
+      <w:lvlText w:val="%1."/>
+      <w:lvlJc w:val="left"/>
+      <w:pPr>
+        <w:tabs>
+          <w:tab w:val="num" w:pos="720"/>
+        </w:tabs>
+        <w:ind w:left="720" w:hanging="360"/>
+      </w:pPr>
+    </w:lvl>
+    <w:lvl w:ilvl="1" w:tentative="1">
+      <w:start w:val="1"/>
+      <w:numFmt w:val="decimal"/>
+      <w:lvlText w:val="%2."/>
+      <w:lvlJc w:val="left"/>
+      <w:pPr>
+        <w:tabs>
+          <w:tab w:val="num" w:pos="1440"/>
+        </w:tabs>
+        <w:ind w:left="1440" w:hanging="360"/>
+      </w:pPr>
+    </w:lvl>
+    <w:lvl w:ilvl="2" w:tentative="1">
+      <w:start w:val="1"/>
+      <w:numFmt w:val="decimal"/>
+      <w:lvlText w:val="%3."/>
+      <w:lvlJc w:val="left"/>
+      <w:pPr>
+        <w:tabs>
+          <w:tab w:val="num" w:pos="2160"/>
+        </w:tabs>
+        <w:ind w:left="2160" w:hanging="360"/>
+      </w:pPr>
+    </w:lvl>
+    <w:lvl w:ilvl="3" w:tentative="1">
+      <w:start w:val="1"/>
+      <w:numFmt w:val="decimal"/>
+      <w:lvlText w:val="%4."/>
+      <w:lvlJc w:val="left"/>
+      <w:pPr>
+        <w:tabs>
+          <w:tab w:val="num" w:pos="2880"/>
+        </w:tabs>
+        <w:ind w:left="2880" w:hanging="360"/>
+      </w:pPr>
+    </w:lvl>
+    <w:lvl w:ilvl="4" w:tentative="1">
+      <w:start w:val="1"/>
+      <w:numFmt w:val="decimal"/>
+      <w:lvlText w:val="%5."/>
+      <w:lvlJc w:val="left"/>
+      <w:pPr>
+        <w:tabs>
+          <w:tab w:val="num" w:pos="3600"/>
+        </w:tabs>
+        <w:ind w:left="3600" w:hanging="360"/>
+      </w:pPr>
+    </w:lvl>
+    <w:lvl w:ilvl="5" w:tentative="1">
+      <w:start w:val="1"/>
+      <w:numFmt w:val="decimal"/>
+      <w:lvlText w:val="%6."/>
+      <w:lvlJc w:val="left"/>
+      <w:pPr>
+        <w:tabs>
+          <w:tab w:val="num" w:pos="4320"/>
+        </w:tabs>
+        <w:ind w:left="4320" w:hanging="360"/>
+      </w:pPr>
+    </w:lvl>
+    <w:lvl w:ilvl="6" w:tentative="1">
+      <w:start w:val="1"/>
+      <w:numFmt w:val="decimal"/>
+      <w:lvlText w:val="%7."/>
+      <w:lvlJc w:val="left"/>
+      <w:pPr>
+        <w:tabs>
+          <w:tab w:val="num" w:pos="5040"/>
+        </w:tabs>
+        <w:ind w:left="5040" w:hanging="360"/>
+      </w:pPr>
+    </w:lvl>
+    <w:lvl w:ilvl="7" w:tentative="1">
+      <w:start w:val="1"/>
+      <w:numFmt w:val="decimal"/>
+      <w:lvlText w:val="%8."/>
+      <w:lvlJc w:val="left"/>
+      <w:pPr>
+        <w:tabs>
+          <w:tab w:val="num" w:pos="5760"/>
+        </w:tabs>
+        <w:ind w:left="5760" w:hanging="360"/>
+      </w:pPr>
+    </w:lvl>
+    <w:lvl w:ilvl="8" w:tentative="1">
+      <w:start w:val="1"/>
+      <w:numFmt w:val="decimal"/>
+      <w:lvlText w:val="%9."/>
+      <w:lvlJc w:val="left"/>
+      <w:pPr>
+        <w:tabs>
+          <w:tab w:val="num" w:pos="6480"/>
+        </w:tabs>
+        <w:ind w:left="6480" w:hanging="360"/>
+      </w:pPr>
+    </w:lvl>
+  </w:abstractNum>
+  <w:abstractNum w:abstractNumId="2" w15:restartNumberingAfterBreak="0">
+    <w:nsid w:val="4E8E6AFC"/>
+    <w:multiLevelType w:val="multilevel"/>
+    <w:tmpl w:val="22F6B530"/>
+    <w:lvl w:ilvl="0">
+      <w:start w:val="1"/>
+      <w:numFmt w:val="decimal"/>
+      <w:lvlText w:val="%1."/>
+      <w:lvlJc w:val="left"/>
+      <w:pPr>
+        <w:tabs>
+          <w:tab w:val="num" w:pos="720"/>
+        </w:tabs>
+        <w:ind w:left="720" w:hanging="360"/>
+      </w:pPr>
+    </w:lvl>
+    <w:lvl w:ilvl="1" w:tentative="1">
+      <w:start w:val="1"/>
+      <w:numFmt w:val="decimal"/>
+      <w:lvlText w:val="%2."/>
+      <w:lvlJc w:val="left"/>
+      <w:pPr>
+        <w:tabs>
+          <w:tab w:val="num" w:pos="1440"/>
+        </w:tabs>
+        <w:ind w:left="1440" w:hanging="360"/>
+      </w:pPr>
+    </w:lvl>
+    <w:lvl w:ilvl="2" w:tentative="1">
+      <w:start w:val="1"/>
+      <w:numFmt w:val="decimal"/>
+      <w:lvlText w:val="%3."/>
+      <w:lvlJc w:val="left"/>
+      <w:pPr>
+        <w:tabs>
+          <w:tab w:val="num" w:pos="2160"/>
+        </w:tabs>
+        <w:ind w:left="2160" w:hanging="360"/>
+      </w:pPr>
+    </w:lvl>
+    <w:lvl w:ilvl="3" w:tentative="1">
+      <w:start w:val="1"/>
+      <w:numFmt w:val="decimal"/>
+      <w:lvlText w:val="%4."/>
+      <w:lvlJc w:val="left"/>
+      <w:pPr>
+        <w:tabs>
+          <w:tab w:val="num" w:pos="2880"/>
+        </w:tabs>
+        <w:ind w:left="2880" w:hanging="360"/>
+      </w:pPr>
+    </w:lvl>
+    <w:lvl w:ilvl="4" w:tentative="1">
+      <w:start w:val="1"/>
+      <w:numFmt w:val="decimal"/>
+      <w:lvlText w:val="%5."/>
+      <w:lvlJc w:val="left"/>
+      <w:pPr>
+        <w:tabs>
+          <w:tab w:val="num" w:pos="3600"/>
+        </w:tabs>
+        <w:ind w:left="3600" w:hanging="360"/>
+      </w:pPr>
+    </w:lvl>
+    <w:lvl w:ilvl="5" w:tentative="1">
+      <w:start w:val="1"/>
+      <w:numFmt w:val="decimal"/>
+      <w:lvlText w:val="%6."/>
+      <w:lvlJc w:val="left"/>
+      <w:pPr>
+        <w:tabs>
+          <w:tab w:val="num" w:pos="4320"/>
+        </w:tabs>
+        <w:ind w:left="4320" w:hanging="360"/>
+      </w:pPr>
+    </w:lvl>
+    <w:lvl w:ilvl="6" w:tentative="1">
+      <w:start w:val="1"/>
+      <w:numFmt w:val="decimal"/>
+      <w:lvlText w:val="%7."/>
+      <w:lvlJc w:val="left"/>
+      <w:pPr>
+        <w:tabs>
+          <w:tab w:val="num" w:pos="5040"/>
+        </w:tabs>
+        <w:ind w:left="5040" w:hanging="360"/>
+      </w:pPr>
+    </w:lvl>
+    <w:lvl w:ilvl="7" w:tentative="1">
+      <w:start w:val="1"/>
+      <w:numFmt w:val="decimal"/>
+      <w:lvlText w:val="%8."/>
+      <w:lvlJc w:val="left"/>
+      <w:pPr>
+        <w:tabs>
+          <w:tab w:val="num" w:pos="5760"/>
+        </w:tabs>
+        <w:ind w:left="5760" w:hanging="360"/>
+      </w:pPr>
+    </w:lvl>
+    <w:lvl w:ilvl="8" w:tentative="1">
+      <w:start w:val="1"/>
+      <w:numFmt w:val="decimal"/>
+      <w:lvlText w:val="%9."/>
+      <w:lvlJc w:val="left"/>
+      <w:pPr>
+        <w:tabs>
+          <w:tab w:val="num" w:pos="6480"/>
+        </w:tabs>
+        <w:ind w:left="6480" w:hanging="360"/>
+      </w:pPr>
+    </w:lvl>
+  </w:abstractNum>
+  <w:abstractNum w:abstractNumId="3" w15:restartNumberingAfterBreak="0">
     <w:nsid w:val="546578D2"/>
     <w:multiLevelType w:val="multilevel"/>
     <w:tmpl w:val="D79C328A"/>
@@ -15257,7 +15361,7 @@
       </w:rPr>
     </w:lvl>
   </w:abstractNum>
-  <w:abstractNum w:abstractNumId="1" w15:restartNumberingAfterBreak="0">
+  <w:abstractNum w:abstractNumId="4" w15:restartNumberingAfterBreak="0">
     <w:nsid w:val="7294679E"/>
     <w:multiLevelType w:val="multilevel"/>
     <w:tmpl w:val="D8FCEFAA"/>
@@ -15371,10 +15475,19 @@
     </w:lvl>
   </w:abstractNum>
   <w:num w:numId="1" w16cid:durableId="1147480184">
+    <w:abstractNumId w:val="3"/>
+  </w:num>
+  <w:num w:numId="2" w16cid:durableId="802386039">
+    <w:abstractNumId w:val="4"/>
+  </w:num>
+  <w:num w:numId="3" w16cid:durableId="1324240298">
     <w:abstractNumId w:val="0"/>
   </w:num>
-  <w:num w:numId="2" w16cid:durableId="802386039">
+  <w:num w:numId="4" w16cid:durableId="690644673">
     <w:abstractNumId w:val="1"/>
+  </w:num>
+  <w:num w:numId="5" w16cid:durableId="915629111">
+    <w:abstractNumId w:val="2"/>
   </w:num>
 </w:numbering>
 </file>
@@ -15895,6 +16008,7 @@
   <w:style w:type="character" w:default="1" w:styleId="DefaultParagraphFont">
     <w:name w:val="Default Paragraph Font"/>
     <w:uiPriority w:val="1"/>
+    <w:semiHidden/>
     <w:unhideWhenUsed/>
   </w:style>
   <w:style w:type="table" w:default="1" w:styleId="TableNormal">
@@ -16077,6 +16191,29 @@
     <w:pPr>
       <w:spacing w:line="240" w:lineRule="auto"/>
     </w:pPr>
+  </w:style>
+  <w:style w:type="character" w:styleId="Hyperlink">
+    <w:name w:val="Hyperlink"/>
+    <w:basedOn w:val="DefaultParagraphFont"/>
+    <w:uiPriority w:val="99"/>
+    <w:unhideWhenUsed/>
+    <w:rsid w:val="00D74ED3"/>
+    <w:rPr>
+      <w:color w:val="0000FF" w:themeColor="hyperlink"/>
+      <w:u w:val="single"/>
+    </w:rPr>
+  </w:style>
+  <w:style w:type="character" w:styleId="UnresolvedMention">
+    <w:name w:val="Unresolved Mention"/>
+    <w:basedOn w:val="DefaultParagraphFont"/>
+    <w:uiPriority w:val="99"/>
+    <w:semiHidden/>
+    <w:unhideWhenUsed/>
+    <w:rsid w:val="00D74ED3"/>
+    <w:rPr>
+      <w:color w:val="605E5C"/>
+      <w:shd w:val="clear" w:color="auto" w:fill="E1DFDD"/>
+    </w:rPr>
   </w:style>
 </w:styles>
 </file>
